--- a/docs/GateBreak_Complete_Publication_Privacy_and_Full_Policy_Form.docx
+++ b/docs/GateBreak_Complete_Publication_Privacy_and_Full_Policy_Form.docx
@@ -12,7 +12,7 @@
           <w:b/>
           <w:sz w:val="32"/>
         </w:rPr>
-        <w:t>GateBreak Complete Publication, Privacy, and Full Policy Acceptance Form</w:t>
+        <w:t>GateBreakOpen Complete Publication, Privacy, and Full Policy Acceptance Form</w:t>
       </w:r>
     </w:p>
     <w:p>
@@ -24,7 +24,7 @@
           <w:i/>
           <w:sz w:val="19"/>
         </w:rPr>
-        <w:t>Single mandatory form for submission, publication authorization, privacy/data processing, declarations, and complete GateBreak policy acceptance</w:t>
+        <w:t>Single mandatory form for submission, publication authorization, privacy/data processing, declarations, and complete GateBreakOpen policy acceptance</w:t>
       </w:r>
     </w:p>
     <w:p>
@@ -36,7 +36,7 @@
           <w:b/>
           <w:sz w:val="19"/>
         </w:rPr>
-        <w:t>Platform: GateBreak - Free Minds, Open Pages</w:t>
+        <w:t>Platform: GateBreakOpen - Free Minds, Open Pages</w:t>
       </w:r>
     </w:p>
     <w:p>
@@ -48,7 +48,7 @@
           <w:b/>
           <w:sz w:val="19"/>
         </w:rPr>
-        <w:t>Contact email: fbogalli86@gmail.com</w:t>
+        <w:t>Contact email: submission@gatebreakopen.org</w:t>
       </w:r>
     </w:p>
     <w:p>
@@ -60,7 +60,7 @@
         <w:rPr>
           <w:sz w:val="19"/>
         </w:rPr>
-        <w:t>Purpose of this document: this form collects the author's authorization, declarations, privacy consent, and full acceptance of GateBreak policies. The complete policy text is included before the signature section so that authors sign after reading the full policy framework.</w:t>
+        <w:t>Purpose of this document: this form collects the author's authorization, declarations, privacy consent, and full acceptance of GateBreakOpen policies. The complete policy text is included before the signature section so that authors sign after reading the full policy framework.</w:t>
       </w:r>
     </w:p>
     <w:p>
@@ -945,7 +945,7 @@
         <w:rPr>
           <w:sz w:val="19"/>
         </w:rPr>
-        <w:t>By signing this form, the author authorizes GateBreak to consider the submitted work for online publication according to the complete policies included in this document.</w:t>
+        <w:t>By signing this form, the author authorizes GateBreakOpen to consider the submitted work for online publication according to the complete policies included in this document.</w:t>
       </w:r>
     </w:p>
     <w:p>
@@ -962,7 +962,7 @@
         <w:rPr>
           <w:sz w:val="19"/>
         </w:rPr>
-        <w:t>I authorize GateBreak to process the submitted work for editorial, formal, technical, and policy-compliance purposes.</w:t>
+        <w:t>I authorize GateBreakOpen to process the submitted work for editorial, formal, technical, and policy-compliance purposes.</w:t>
       </w:r>
     </w:p>
     <w:p>
@@ -979,7 +979,7 @@
         <w:rPr>
           <w:sz w:val="19"/>
         </w:rPr>
-        <w:t>I authorize GateBreak to publish the submitted work online if it is considered eligible under GateBreak policies.</w:t>
+        <w:t>I authorize GateBreakOpen to publish the submitted work online if it is considered eligible under GateBreakOpen policies.</w:t>
       </w:r>
     </w:p>
     <w:p>
@@ -996,7 +996,7 @@
         <w:rPr>
           <w:sz w:val="19"/>
         </w:rPr>
-        <w:t>I authorize GateBreak to display the article title, author name(s), affiliation or independent status, ORCID if provided, abstract, keywords, article type, area, publication date, license, and GateBreak identifier.</w:t>
+        <w:t>I authorize GateBreakOpen to display the article title, author name(s), affiliation or independent status, ORCID if provided, abstract, keywords, article type, area, publication date, license, and GateBreakOpen identifier.</w:t>
       </w:r>
     </w:p>
     <w:p>
@@ -1013,7 +1013,7 @@
         <w:rPr>
           <w:sz w:val="19"/>
         </w:rPr>
-        <w:t>I authorize GateBreak to share the article link and article-related metadata on GateBreak pages and communication channels.</w:t>
+        <w:t>I authorize GateBreakOpen to share the article link and article-related metadata on GateBreakOpen pages and communication channels.</w:t>
       </w:r>
     </w:p>
     <w:p>
@@ -1030,7 +1030,7 @@
         <w:rPr>
           <w:sz w:val="19"/>
         </w:rPr>
-        <w:t>I understand that GateBreak is online-only and does not provide print publication.</w:t>
+        <w:t>I understand that GateBreakOpen is online-only and does not provide print publication.</w:t>
       </w:r>
     </w:p>
     <w:p>
@@ -1047,7 +1047,7 @@
         <w:rPr>
           <w:sz w:val="19"/>
         </w:rPr>
-        <w:t>I understand that publication on GateBreak does not mean scientific validation, peer review, academic certification, or institutional endorsement.</w:t>
+        <w:t>I understand that publication on GateBreakOpen does not mean scientific validation, peer review, academic certification, or institutional endorsement.</w:t>
       </w:r>
     </w:p>
     <w:p>
@@ -1077,7 +1077,7 @@
         <w:rPr>
           <w:sz w:val="19"/>
         </w:rPr>
-        <w:t>GateBreak may process the personal data necessary for submission, correspondence, publication, documentation, policy compliance, publication records, reporting, correction, suspension, and removal management.</w:t>
+        <w:t>GateBreakOpen may process the personal data necessary for submission, correspondence, publication, documentation, policy compliance, publication records, reporting, correction, suspension, and removal management.</w:t>
       </w:r>
     </w:p>
     <w:p>
@@ -1185,7 +1185,7 @@
         <w:rPr>
           <w:sz w:val="19"/>
         </w:rPr>
-        <w:t>publication metadata and GateBreak internal identifiers or ARKs</w:t>
+        <w:t>publication metadata and GateBreakOpen internal identifiers or ARKs</w:t>
       </w:r>
     </w:p>
     <w:p>
@@ -1328,7 +1328,7 @@
         <w:rPr>
           <w:sz w:val="19"/>
         </w:rPr>
-        <w:t>I authorize GateBreak to process my personal data for the purposes described above.</w:t>
+        <w:t>I authorize GateBreakOpen to process my personal data for the purposes described above.</w:t>
       </w:r>
     </w:p>
     <w:p>
@@ -1345,7 +1345,7 @@
         <w:rPr>
           <w:sz w:val="19"/>
         </w:rPr>
-        <w:t>I authorize GateBreak to publish author and article metadata necessary for online publication.</w:t>
+        <w:t>I authorize GateBreakOpen to publish author and article metadata necessary for online publication.</w:t>
       </w:r>
     </w:p>
     <w:p>
@@ -1362,7 +1362,7 @@
         <w:rPr>
           <w:sz w:val="19"/>
         </w:rPr>
-        <w:t>I understand that I may contact GateBreak at fbogalli86@gmail.com for privacy-related requests.</w:t>
+        <w:t>I understand that I may contact GateBreakOpen at submission@gatebreakopen.org for privacy-related requests.</w:t>
       </w:r>
     </w:p>
     <w:p>
@@ -1400,7 +1400,7 @@
         <w:rPr>
           <w:sz w:val="19"/>
         </w:rPr>
-        <w:t>The author remains fully responsible for the submitted work. GateBreak does not assume responsibility for the accuracy, originality, legality, completeness, scientific validity, interpretation, references, citations, tables, figures, or conclusions of the submitted work.</w:t>
+        <w:t>The author remains fully responsible for the submitted work. GateBreakOpen does not assume responsibility for the accuracy, originality, legality, completeness, scientific validity, interpretation, references, citations, tables, figures, or conclusions of the submitted work.</w:t>
       </w:r>
     </w:p>
     <w:p>
@@ -1434,7 +1434,7 @@
         <w:rPr>
           <w:sz w:val="19"/>
         </w:rPr>
-        <w:t>I confirm that I have the right to submit the work to GateBreak.</w:t>
+        <w:t>I confirm that I have the right to submit the work to GateBreakOpen.</w:t>
       </w:r>
     </w:p>
     <w:p>
@@ -1519,7 +1519,7 @@
         <w:rPr>
           <w:sz w:val="19"/>
         </w:rPr>
-        <w:t>I understand that GateBreak may reject, suspend, correct, or remove the work if serious issues are detected or reported.</w:t>
+        <w:t>I understand that GateBreakOpen may reject, suspend, correct, or remove the work if serious issues are detected or reported.</w:t>
       </w:r>
     </w:p>
     <w:p>
@@ -1540,7 +1540,7 @@
         <w:rPr>
           <w:sz w:val="19"/>
         </w:rPr>
-        <w:t>GateBreak does not accept primary research involving humans or animals. GateBreak accepts secondary, conceptual, theoretical, methodological, educational, reflective, literature-based, non-interventional, and non-primary works.</w:t>
+        <w:t>GateBreakOpen does not accept primary research involving humans or animals. GateBreakOpen accepts secondary, conceptual, theoretical, methodological, educational, reflective, literature-based, non-interventional, and non-primary works.</w:t>
       </w:r>
     </w:p>
     <w:p>
@@ -1782,7 +1782,7 @@
         <w:rPr>
           <w:sz w:val="19"/>
         </w:rPr>
-        <w:t>References must be listed at the end of the paper and must also be cited within the text. GateBreak may manage conversion or formatting but does not assume responsibility for the correctness, existence, completeness, or interpretation of references.</w:t>
+        <w:t>References must be listed at the end of the paper and must also be cited within the text. GateBreakOpen may manage conversion or formatting but does not assume responsibility for the correctness, existence, completeness, or interpretation of references.</w:t>
       </w:r>
     </w:p>
     <w:p>
@@ -1833,7 +1833,7 @@
         <w:rPr>
           <w:sz w:val="19"/>
         </w:rPr>
-        <w:t>I understand that GateBreak may correct or standardize reference format but does not replace my responsibility for the accuracy of references.</w:t>
+        <w:t>I understand that GateBreakOpen may correct or standardize reference format but does not replace my responsibility for the accuracy of references.</w:t>
       </w:r>
     </w:p>
     <w:p>
@@ -1850,7 +1850,7 @@
         <w:rPr>
           <w:sz w:val="19"/>
         </w:rPr>
-        <w:t>I understand that GateBreak does not guarantee that every reference is real, correctly interpreted, sufficient, or scientifically appropriate.</w:t>
+        <w:t>I understand that GateBreakOpen does not guarantee that every reference is real, correctly interpreted, sufficient, or scientifically appropriate.</w:t>
       </w:r>
     </w:p>
     <w:p>
@@ -1871,7 +1871,7 @@
         <w:rPr>
           <w:sz w:val="19"/>
         </w:rPr>
-        <w:t>Tables and figures must be clearly numbered and described. GateBreak may insert tables and figures into the final article layout, but the author remains responsible for accuracy and legality.</w:t>
+        <w:t>Tables and figures must be clearly numbered and described. GateBreakOpen may insert tables and figures into the final article layout, but the author remains responsible for accuracy and legality.</w:t>
       </w:r>
     </w:p>
     <w:p>
@@ -2071,7 +2071,7 @@
         <w:rPr>
           <w:sz w:val="19"/>
         </w:rPr>
-        <w:t>GateBreak does not accept unlawful, discriminatory, defamatory, extremist, violent, exploitative, abusive, or unsafe content. GateBreak may reject, suspend, remove, preserve for documentation, or report content when serious legal, ethical, safety, or policy concerns exist.</w:t>
+        <w:t>GateBreakOpen does not accept unlawful, discriminatory, defamatory, extremist, violent, exploitative, abusive, or unsafe content. GateBreakOpen may reject, suspend, remove, preserve for documentation, or report content when serious legal, ethical, safety, or policy concerns exist.</w:t>
       </w:r>
     </w:p>
     <w:p>
@@ -2254,7 +2254,7 @@
         <w:rPr>
           <w:sz w:val="19"/>
         </w:rPr>
-        <w:t>I understand that GateBreak may reject or remove content even after publication if serious issues are identified.</w:t>
+        <w:t>I understand that GateBreakOpen may reject or remove content even after publication if serious issues are identified.</w:t>
       </w:r>
     </w:p>
     <w:p>
@@ -2263,7 +2263,7 @@
         <w:spacing w:before="200" w:after="80"/>
       </w:pPr>
       <w:r>
-        <w:t>PART J - COMPLETE GATEBREAK POLICY TEXT</w:t>
+        <w:t>PART J - COMPLETE GATEBREAKOPEN POLICY TEXT</w:t>
       </w:r>
     </w:p>
     <w:p>
@@ -2275,7 +2275,7 @@
         <w:rPr>
           <w:sz w:val="19"/>
         </w:rPr>
-        <w:t>This Part J is the complete GateBreak policy text that must be read before signing. The author signs only after this complete policy section and therefore accepts the entire framework below, not only the short declarations above.</w:t>
+        <w:t>This Part J is the complete GateBreakOpen policy text that must be read before signing. The author signs only after this complete policy section and therefore accepts the entire framework below, not only the short declarations above.</w:t>
       </w:r>
     </w:p>
     <w:p>
@@ -2284,7 +2284,7 @@
         <w:spacing w:before="140" w:after="40"/>
       </w:pPr>
       <w:r>
-        <w:t>J1. Identity and Nature of GateBreak</w:t>
+        <w:t>J1. Identity and Nature of GateBreakOpen</w:t>
       </w:r>
     </w:p>
     <w:p>
@@ -2296,7 +2296,7 @@
         <w:rPr>
           <w:sz w:val="19"/>
         </w:rPr>
-        <w:t>GateBreak is an independent, zero-cost, online-only publishing platform with the tagline Free Minds, Open Pages.</w:t>
+        <w:t>GateBreakOpen is an independent, zero-cost, online-only publishing platform with the tagline Free Minds, Open Pages.</w:t>
       </w:r>
     </w:p>
     <w:p>
@@ -2308,7 +2308,7 @@
         <w:rPr>
           <w:sz w:val="19"/>
         </w:rPr>
-        <w:t>GateBreak is intended as an open publication space for secondary, conceptual, theoretical, methodological, educational, reflective, literature-based, non-interventional, and non-primary works.</w:t>
+        <w:t>GateBreakOpen is intended as an open publication space for secondary, conceptual, theoretical, methodological, educational, reflective, literature-based, non-interventional, and non-primary works.</w:t>
       </w:r>
     </w:p>
     <w:p>
@@ -2320,7 +2320,7 @@
         <w:rPr>
           <w:sz w:val="19"/>
         </w:rPr>
-        <w:t>GateBreak is not a university, research institution, journal society, indexing agency, ethics committee, clinical authority, certifying body, publisher of peer-reviewed scientific validation, or regulatory authority.</w:t>
+        <w:t>GateBreakOpen is not a university, research institution, journal society, indexing agency, ethics committee, clinical authority, certifying body, publisher of peer-reviewed scientific validation, or regulatory authority.</w:t>
       </w:r>
     </w:p>
     <w:p>
@@ -2332,7 +2332,7 @@
         <w:rPr>
           <w:sz w:val="19"/>
         </w:rPr>
-        <w:t>GateBreak may use chatbot-workflows, software tools, formatting tools, and AI-assisted workflows to support site development, document preparation, article layout, and basic editorial operations. These tools do not replace author responsibility.</w:t>
+        <w:t>GateBreakOpen may use chatbot-workflows, software tools, formatting tools, and AI-assisted workflows to support site development, document preparation, article layout, and basic editorial operations. These tools do not replace author responsibility.</w:t>
       </w:r>
     </w:p>
     <w:p>
@@ -2353,7 +2353,7 @@
         <w:rPr>
           <w:sz w:val="19"/>
         </w:rPr>
-        <w:t>GateBreak is online-only. It does not provide print publication or physical distribution.</w:t>
+        <w:t>GateBreakOpen is online-only. It does not provide print publication or physical distribution.</w:t>
       </w:r>
     </w:p>
     <w:p>
@@ -2365,7 +2365,7 @@
         <w:rPr>
           <w:sz w:val="19"/>
         </w:rPr>
-        <w:t>GateBreak does not charge authors for submission, consideration, basic editorial QA, formatting, publication, archiving, or article visibility on the GateBreak website.</w:t>
+        <w:t>GateBreakOpen does not charge authors for submission, consideration, basic editorial QA, formatting, publication, archiving, or article visibility on the GateBreakOpen website.</w:t>
       </w:r>
     </w:p>
     <w:p>
@@ -2377,7 +2377,7 @@
         <w:rPr>
           <w:sz w:val="19"/>
         </w:rPr>
-        <w:t>GateBreak does not sell priority, fast-track publication, editorial influence, favorable visibility, citation placement, peer review, or acceptance decisions.</w:t>
+        <w:t>GateBreakOpen does not sell priority, fast-track publication, editorial influence, favorable visibility, citation placement, peer review, or acceptance decisions.</w:t>
       </w:r>
     </w:p>
     <w:p>
@@ -2398,7 +2398,7 @@
         <w:rPr>
           <w:sz w:val="19"/>
         </w:rPr>
-        <w:t>GateBreak may consider theses and dissertations, monographs, books, book chapters, point-of-view articles, open letters, notes, narrative literature reviews, traditional literature reviews, systematic reviews, scoping reviews, umbrella reviews, rapid reviews, integrative reviews, critical reviews, mapping reviews, realist reviews, meta-reviews, methodological reviews, theoretical reviews, conceptual reviews, evidence reviews, state-of-the-art reviews, bibliometric reviews, scientometric analyses, citation analyses, meta-analyses based on published aggregate data, secondary analyses of public anonymized non-sensitive datasets, theoretical articles, conceptual papers, new theoretical/conceptual proposals, methodological papers, opinion articles, perspective articles, commentaries, essays, editorial-style contributions, educational articles, technical notes, policy analyses, book reviews, article reviews, historical analyses, philosophical analyses, professional reflections, evidence summaries, and research protocols without active data collection.</w:t>
+        <w:t>GateBreakOpen may consider theses and dissertations, monographs, books, book chapters, point-of-view articles, open letters, notes, narrative literature reviews, traditional literature reviews, systematic reviews, scoping reviews, umbrella reviews, rapid reviews, integrative reviews, critical reviews, mapping reviews, realist reviews, meta-reviews, methodological reviews, theoretical reviews, conceptual reviews, evidence reviews, state-of-the-art reviews, bibliometric reviews, scientometric analyses, citation analyses, meta-analyses based on published aggregate data, secondary analyses of public anonymized non-sensitive datasets, theoretical articles, conceptual papers, new theoretical/conceptual proposals, methodological papers, opinion articles, perspective articles, commentaries, essays, editorial-style contributions, educational articles, technical notes, policy analyses, book reviews, article reviews, historical analyses, philosophical analyses, professional reflections, evidence summaries, and research protocols without active data collection.</w:t>
       </w:r>
     </w:p>
     <w:p>
@@ -2410,7 +2410,7 @@
         <w:rPr>
           <w:sz w:val="19"/>
         </w:rPr>
-        <w:t>GateBreak may accept interdisciplinary works across health, medicine, healthcare, nursing, psychology, education, social sciences, economics, law, ethics, philosophy, history, communication, information science, data science, artificial intelligence, computer science, engineering, environmental studies, architecture, humanities, linguistics, religious studies in non-proselytizing scholarly form, political science, security studies, open science, and related areas.</w:t>
+        <w:t>GateBreakOpen may accept interdisciplinary works across health, medicine, healthcare, nursing, psychology, education, social sciences, economics, law, ethics, philosophy, history, communication, information science, data science, artificial intelligence, computer science, engineering, environmental studies, architecture, humanities, linguistics, religious studies in non-proselytizing scholarly form, political science, security studies, open science, and related areas.</w:t>
       </w:r>
     </w:p>
     <w:p>
@@ -2422,7 +2422,7 @@
         <w:rPr>
           <w:sz w:val="19"/>
         </w:rPr>
-        <w:t>Eligibility is always subject to GateBreak policies, legal limits, ethical limits, and the non-primary research rule.</w:t>
+        <w:t>Eligibility is always subject to GateBreakOpen policies, legal limits, ethical limits, and the non-primary research rule.</w:t>
       </w:r>
     </w:p>
     <w:p>
@@ -2443,7 +2443,7 @@
         <w:rPr>
           <w:sz w:val="19"/>
         </w:rPr>
-        <w:t>GateBreak does not accept primary human research or primary animal research.</w:t>
+        <w:t>GateBreakOpen does not accept primary human research or primary animal research.</w:t>
       </w:r>
     </w:p>
     <w:p>
@@ -2455,7 +2455,7 @@
         <w:rPr>
           <w:sz w:val="19"/>
         </w:rPr>
-        <w:t>GateBreak does not accept active recruitment, intervention, experimentation, clinical trial activity, survey administration, interviews, focus groups, patient data collection, identifiable private data collection, animal experimentation, or direct data collection from human or animal subjects.</w:t>
+        <w:t>GateBreakOpen does not accept active recruitment, intervention, experimentation, clinical trial activity, survey administration, interviews, focus groups, patient data collection, identifiable private data collection, animal experimentation, or direct data collection from human or animal subjects.</w:t>
       </w:r>
     </w:p>
     <w:p>
@@ -2488,7 +2488,7 @@
         <w:rPr>
           <w:sz w:val="19"/>
         </w:rPr>
-        <w:t>Submissions are sent by email to fbogalli86@gmail.com unless GateBreak later publishes a different official submission method.</w:t>
+        <w:t>Submissions are sent by email to submission@gatebreakopen.org unless GateBreakOpen later publishes a different official submission method.</w:t>
       </w:r>
     </w:p>
     <w:p>
@@ -2512,7 +2512,7 @@
         <w:rPr>
           <w:sz w:val="19"/>
         </w:rPr>
-        <w:t>GateBreak may request missing files, clarification, corrections, format changes, declarations, reference clarification, table or figure clarification, or policy confirmations before publication.</w:t>
+        <w:t>GateBreakOpen may request missing files, clarification, corrections, format changes, declarations, reference clarification, table or figure clarification, or policy confirmations before publication.</w:t>
       </w:r>
     </w:p>
     <w:p>
@@ -2557,7 +2557,7 @@
         <w:rPr>
           <w:sz w:val="19"/>
         </w:rPr>
-        <w:t>GateBreak may correspond with the submitting or corresponding author for administrative, technical, editorial QA, reporting, correction, or removal purposes.</w:t>
+        <w:t>GateBreakOpen may correspond with the submitting or corresponding author for administrative, technical, editorial QA, reporting, correction, or removal purposes.</w:t>
       </w:r>
     </w:p>
     <w:p>
@@ -2569,7 +2569,7 @@
         <w:rPr>
           <w:sz w:val="19"/>
         </w:rPr>
-        <w:t>GateBreak may refuse or suspend submissions where identity, authorship, authorization, or rights are unclear.</w:t>
+        <w:t>GateBreakOpen may refuse or suspend submissions where identity, authorship, authorization, or rights are unclear.</w:t>
       </w:r>
     </w:p>
     <w:p>
@@ -2602,7 +2602,7 @@
         <w:rPr>
           <w:sz w:val="19"/>
         </w:rPr>
-        <w:t>GateBreak publication does not transfer responsibility from the author to GateBreak.</w:t>
+        <w:t>GateBreakOpen publication does not transfer responsibility from the author to GateBreakOpen.</w:t>
       </w:r>
     </w:p>
     <w:p>
@@ -2647,7 +2647,7 @@
         <w:rPr>
           <w:sz w:val="19"/>
         </w:rPr>
-        <w:t>GateBreak does not charge Article Processing Charges.</w:t>
+        <w:t>GateBreakOpen does not charge Article Processing Charges.</w:t>
       </w:r>
     </w:p>
     <w:p>
@@ -2659,7 +2659,7 @@
         <w:rPr>
           <w:sz w:val="19"/>
         </w:rPr>
-        <w:t>Authors do not pay for submission, consideration, basic editorial QA, formatting, publication, archiving, visibility, correction handling, or standard GateBreak publication operations.</w:t>
+        <w:t>Authors do not pay for submission, consideration, basic editorial QA, formatting, publication, archiving, visibility, correction handling, or standard GateBreakOpen publication operations.</w:t>
       </w:r>
     </w:p>
     <w:p>
@@ -2692,7 +2692,7 @@
         <w:rPr>
           <w:sz w:val="19"/>
         </w:rPr>
-        <w:t>GateBreak does not use publication, editorial handling, formatting, citation checks, visibility, or communication to manipulate authors, references, citations, conclusions, or scholarly positions.</w:t>
+        <w:t>GateBreakOpen does not use publication, editorial handling, formatting, citation checks, visibility, or communication to manipulate authors, references, citations, conclusions, or scholarly positions.</w:t>
       </w:r>
     </w:p>
     <w:p>
@@ -2704,7 +2704,7 @@
         <w:rPr>
           <w:sz w:val="19"/>
         </w:rPr>
-        <w:t>GateBreak does not impose references, does not require citation of GateBreak, does not require citation of specific authors, does not request citation manipulation, and does not use acceptance as a tool for reference insertion.</w:t>
+        <w:t>GateBreakOpen does not impose references, does not require citation of GateBreakOpen, does not require citation of specific authors, does not request citation manipulation, and does not use acceptance as a tool for reference insertion.</w:t>
       </w:r>
     </w:p>
     <w:p>
@@ -2716,7 +2716,7 @@
         <w:rPr>
           <w:sz w:val="19"/>
         </w:rPr>
-        <w:t>GateBreak may ask authors to correct incomplete, inconsistent, unverifiable, or malformed references, but this is a formal and bibliographic correction, not citation manipulation.</w:t>
+        <w:t>GateBreakOpen may ask authors to correct incomplete, inconsistent, unverifiable, or malformed references, but this is a formal and bibliographic correction, not citation manipulation.</w:t>
       </w:r>
     </w:p>
     <w:p>
@@ -2749,7 +2749,7 @@
         <w:rPr>
           <w:sz w:val="19"/>
         </w:rPr>
-        <w:t>GateBreak does not provide preferential treatment to authors, institutions, organizations, companies, groups, sponsors, funders, ideologies, external interests, or personal connections.</w:t>
+        <w:t>GateBreakOpen does not provide preferential treatment to authors, institutions, organizations, companies, groups, sponsors, funders, ideologies, external interests, or personal connections.</w:t>
       </w:r>
     </w:p>
     <w:p>
@@ -2761,7 +2761,7 @@
         <w:rPr>
           <w:sz w:val="19"/>
         </w:rPr>
-        <w:t>GateBreak does not offer paid priority, sponsored acceptance, editorial favoritism, institutional favoritism, ideological favoritism, or third-party advantage.</w:t>
+        <w:t>GateBreakOpen does not offer paid priority, sponsored acceptance, editorial favoritism, institutional favoritism, ideological favoritism, or third-party advantage.</w:t>
       </w:r>
     </w:p>
     <w:p>
@@ -2773,7 +2773,7 @@
         <w:rPr>
           <w:sz w:val="19"/>
         </w:rPr>
-        <w:t>GateBreak may process submissions according to practical availability, completeness of files, clarity of materials, policy compliance, and technical readiness, but this must not be interpreted as favoritism.</w:t>
+        <w:t>GateBreakOpen may process submissions according to practical availability, completeness of files, clarity of materials, policy compliance, and technical readiness, but this must not be interpreted as favoritism.</w:t>
       </w:r>
     </w:p>
     <w:p>
@@ -2806,7 +2806,7 @@
         <w:rPr>
           <w:sz w:val="19"/>
         </w:rPr>
-        <w:t>GateBreak does not perform peer review. This choice is intentional.</w:t>
+        <w:t>GateBreakOpen does not perform peer review. This choice is intentional.</w:t>
       </w:r>
     </w:p>
     <w:p>
@@ -2818,7 +2818,7 @@
         <w:rPr>
           <w:sz w:val="19"/>
         </w:rPr>
-        <w:t>GateBreak does not want to influence, redirect, weaken, reshape, or approve the author's ideas, intellectual position, conclusions, theoretical proposal, conceptual framework, or scholarly argument through peer-review judgment.</w:t>
+        <w:t>GateBreakOpen does not want to influence, redirect, weaken, reshape, or approve the author's ideas, intellectual position, conclusions, theoretical proposal, conceptual framework, or scholarly argument through peer-review judgment.</w:t>
       </w:r>
     </w:p>
     <w:p>
@@ -2830,7 +2830,7 @@
         <w:rPr>
           <w:sz w:val="19"/>
         </w:rPr>
-        <w:t>Publication on GateBreak must not be presented as peer-reviewed publication, expert validation, scientific certification, methodological approval, academic endorsement, or institutional approval.</w:t>
+        <w:t>Publication on GateBreakOpen must not be presented as peer-reviewed publication, expert validation, scientific certification, methodological approval, academic endorsement, or institutional approval.</w:t>
       </w:r>
     </w:p>
     <w:p>
@@ -2842,7 +2842,7 @@
         <w:rPr>
           <w:sz w:val="19"/>
         </w:rPr>
-        <w:t>Any reader, evaluator, institution, or third party must understand that GateBreak publication is not equivalent to peer-reviewed publication.</w:t>
+        <w:t>Any reader, evaluator, institution, or third party must understand that GateBreakOpen publication is not equivalent to peer-reviewed publication.</w:t>
       </w:r>
     </w:p>
     <w:p>
@@ -2863,7 +2863,7 @@
         <w:rPr>
           <w:sz w:val="19"/>
         </w:rPr>
-        <w:t>GateBreak may perform checklist-based editorial QA concerning form, format, layout, headings, reference formatting, table and figure numbering, file organization, declarations, author information, policy compliance, language clarity, and technical publication readiness.</w:t>
+        <w:t>GateBreakOpen may perform checklist-based editorial QA concerning form, format, layout, headings, reference formatting, table and figure numbering, file organization, declarations, author information, policy compliance, language clarity, and technical publication readiness.</w:t>
       </w:r>
     </w:p>
     <w:p>
@@ -2887,7 +2887,7 @@
         <w:rPr>
           <w:sz w:val="19"/>
         </w:rPr>
-        <w:t>GateBreak may request corrections for missing sections, incomplete author data, missing declarations, unclear references, inconsistent tables or figures, formatting problems, policy conflicts, or legal/ethical concerns.</w:t>
+        <w:t>GateBreakOpen may request corrections for missing sections, incomplete author data, missing declarations, unclear references, inconsistent tables or figures, formatting problems, policy conflicts, or legal/ethical concerns.</w:t>
       </w:r>
     </w:p>
     <w:p>
@@ -2899,7 +2899,7 @@
         <w:rPr>
           <w:sz w:val="19"/>
         </w:rPr>
-        <w:t>GateBreak may decline to publish material that cannot be brought into basic formal, legal, ethical, technical, or policy compliance.</w:t>
+        <w:t>GateBreakOpen may decline to publish material that cannot be brought into basic formal, legal, ethical, technical, or policy compliance.</w:t>
       </w:r>
     </w:p>
     <w:p>
@@ -2920,7 +2920,7 @@
         <w:rPr>
           <w:sz w:val="19"/>
         </w:rPr>
-        <w:t>GateBreak may receive voluntary and unpaid support from contributors for reference checks, guideline checklist checks, language checks, formatting consistency, file organization, declaration checks, table and figure checks, and basic editorial QA.</w:t>
+        <w:t>GateBreakOpen may receive voluntary and unpaid support from contributors for reference checks, guideline checklist checks, language checks, formatting consistency, file organization, declaration checks, table and figure checks, and basic editorial QA.</w:t>
       </w:r>
     </w:p>
     <w:p>
@@ -2956,7 +2956,7 @@
         <w:rPr>
           <w:sz w:val="19"/>
         </w:rPr>
-        <w:t>GateBreak may stop using support from any contributor when conduct, reliability, confidentiality, impartiality, or policy compliance is inadequate.</w:t>
+        <w:t>GateBreakOpen may stop using support from any contributor when conduct, reliability, confidentiality, impartiality, or policy compliance is inadequate.</w:t>
       </w:r>
     </w:p>
     <w:p>
@@ -2977,7 +2977,7 @@
         <w:rPr>
           <w:sz w:val="19"/>
         </w:rPr>
-        <w:t>GateBreak may use AI-assisted workflows and chatbot-workflows for drafting support, formatting support, code support, site support, document organization, language support, and operational assistance.</w:t>
+        <w:t>GateBreakOpen may use AI-assisted workflows and chatbot-workflows for drafting support, formatting support, code support, site support, document organization, language support, and operational assistance.</w:t>
       </w:r>
     </w:p>
     <w:p>
@@ -3013,7 +3013,7 @@
         <w:rPr>
           <w:sz w:val="19"/>
         </w:rPr>
-        <w:t>GateBreak may request clarification of AI use and may reject or remove content where AI use creates serious accuracy, fabrication, plagiarism, copyright, privacy, legal, or ethical concerns.</w:t>
+        <w:t>GateBreakOpen may request clarification of AI use and may reject or remove content where AI use creates serious accuracy, fabrication, plagiarism, copyright, privacy, legal, or ethical concerns.</w:t>
       </w:r>
     </w:p>
     <w:p>
@@ -3046,7 +3046,7 @@
         <w:rPr>
           <w:sz w:val="19"/>
         </w:rPr>
-        <w:t>GateBreak may check reference formatting, consistency, completeness, and obvious problems, but does not guarantee that every reference is real, sufficient, correctly interpreted, or scientifically appropriate.</w:t>
+        <w:t>GateBreakOpen may check reference formatting, consistency, completeness, and obvious problems, but does not guarantee that every reference is real, sufficient, correctly interpreted, or scientifically appropriate.</w:t>
       </w:r>
     </w:p>
     <w:p>
@@ -3058,7 +3058,7 @@
         <w:rPr>
           <w:sz w:val="19"/>
         </w:rPr>
-        <w:t>GateBreak does not engage in citation manipulation and does not require citation of GateBreak, its founder, its contributors, or any specific third party as a condition of publication.</w:t>
+        <w:t>GateBreakOpen does not engage in citation manipulation and does not require citation of GateBreakOpen, its founder, its contributors, or any specific third party as a condition of publication.</w:t>
       </w:r>
     </w:p>
     <w:p>
@@ -3103,7 +3103,7 @@
         <w:rPr>
           <w:sz w:val="19"/>
         </w:rPr>
-        <w:t>GateBreak may adjust layout, sizing, placement, numbering consistency, and basic caption formatting, but does not assume responsibility for the content or scientific meaning of visuals.</w:t>
+        <w:t>GateBreakOpen may adjust layout, sizing, placement, numbering consistency, and basic caption formatting, but does not assume responsibility for the content or scientific meaning of visuals.</w:t>
       </w:r>
     </w:p>
     <w:p>
@@ -3115,7 +3115,7 @@
         <w:rPr>
           <w:sz w:val="19"/>
         </w:rPr>
-        <w:t>GateBreak may reject or remove visual materials that are unlawful, misleading, unlicensed, privacy-invasive, discriminatory, unsafe, or inconsistent with policy.</w:t>
+        <w:t>GateBreakOpen may reject or remove visual materials that are unlawful, misleading, unlicensed, privacy-invasive, discriminatory, unsafe, or inconsistent with policy.</w:t>
       </w:r>
     </w:p>
     <w:p>
@@ -3136,7 +3136,7 @@
         <w:rPr>
           <w:sz w:val="19"/>
         </w:rPr>
-        <w:t>Unless otherwise stated on the publication page, GateBreak uses the Creative Commons Attribution-NonCommercial-NoDerivatives 4.0 International license.</w:t>
+        <w:t>Unless otherwise stated on the publication page, GateBreakOpen uses the Creative Commons Attribution-NonCommercial-NoDerivatives 4.0 International license.</w:t>
       </w:r>
     </w:p>
     <w:p>
@@ -3172,7 +3172,7 @@
         <w:rPr>
           <w:sz w:val="19"/>
         </w:rPr>
-        <w:t>GateBreak may display license information on the article page, PDF, archive, and metadata.</w:t>
+        <w:t>GateBreakOpen may display license information on the article page, PDF, archive, and metadata.</w:t>
       </w:r>
     </w:p>
     <w:p>
@@ -3193,7 +3193,7 @@
         <w:rPr>
           <w:sz w:val="19"/>
         </w:rPr>
-        <w:t>GateBreak does not assign DOI identifiers.</w:t>
+        <w:t>GateBreakOpen does not assign DOI identifiers.</w:t>
       </w:r>
     </w:p>
     <w:p>
@@ -3205,7 +3205,7 @@
         <w:rPr>
           <w:sz w:val="19"/>
         </w:rPr>
-        <w:t>GateBreak may assign an ARK or internal GateBreak identifier to published works when technically and organizationally available.</w:t>
+        <w:t>GateBreakOpen may assign an ARK or internal GateBreakOpen identifier to published works when technically and organizationally available.</w:t>
       </w:r>
     </w:p>
     <w:p>
@@ -3217,7 +3217,7 @@
         <w:rPr>
           <w:sz w:val="19"/>
         </w:rPr>
-        <w:t>GateBreak ARKs or identifiers are intended to support transparent article identification, archive organization, and stable landing pages.</w:t>
+        <w:t>GateBreakOpen ARKs or identifiers are intended to support transparent article identification, archive organization, and stable landing pages.</w:t>
       </w:r>
     </w:p>
     <w:p>
@@ -3229,7 +3229,7 @@
         <w:rPr>
           <w:sz w:val="19"/>
         </w:rPr>
-        <w:t>If a file is corrected, replaced, suspended, or removed, GateBreak may keep a landing page or record notice where possible for transparency and persistence.</w:t>
+        <w:t>If a file is corrected, replaced, suspended, or removed, GateBreakOpen may keep a landing page or record notice where possible for transparency and persistence.</w:t>
       </w:r>
     </w:p>
     <w:p>
@@ -3241,7 +3241,7 @@
         <w:rPr>
           <w:sz w:val="19"/>
         </w:rPr>
-        <w:t>GateBreak does not guarantee that identifiers will provide the same functions, indexing status, or recognition as DOI identifiers.</w:t>
+        <w:t>GateBreakOpen does not guarantee that identifiers will provide the same functions, indexing status, or recognition as DOI identifiers.</w:t>
       </w:r>
     </w:p>
     <w:p>
@@ -3262,7 +3262,7 @@
         <w:rPr>
           <w:sz w:val="19"/>
         </w:rPr>
-        <w:t>GateBreak may publish eligible content after formal, technical, legal, ethical, and policy checks.</w:t>
+        <w:t>GateBreakOpen may publish eligible content after formal, technical, legal, ethical, and policy checks.</w:t>
       </w:r>
     </w:p>
     <w:p>
@@ -3274,7 +3274,7 @@
         <w:rPr>
           <w:sz w:val="19"/>
         </w:rPr>
-        <w:t>GateBreak may request correction before or after publication.</w:t>
+        <w:t>GateBreakOpen may request correction before or after publication.</w:t>
       </w:r>
     </w:p>
     <w:p>
@@ -3286,7 +3286,7 @@
         <w:rPr>
           <w:sz w:val="19"/>
         </w:rPr>
-        <w:t>GateBreak may add notices, corrections, updates, editorial notes, suspension notices, or removal notices when appropriate.</w:t>
+        <w:t>GateBreakOpen may add notices, corrections, updates, editorial notes, suspension notices, or removal notices when appropriate.</w:t>
       </w:r>
     </w:p>
     <w:p>
@@ -3298,7 +3298,7 @@
         <w:rPr>
           <w:sz w:val="19"/>
         </w:rPr>
-        <w:t>GateBreak may suspend access, remove files, or decline publication if serious issues are detected, including copyright infringement, privacy violations, plagiarism, fabricated or manipulated material, unlawful content, prohibited content, unclear authorship, deceptive submission, or policy violations.</w:t>
+        <w:t>GateBreakOpen may suspend access, remove files, or decline publication if serious issues are detected, including copyright infringement, privacy violations, plagiarism, fabricated or manipulated material, unlawful content, prohibited content, unclear authorship, deceptive submission, or policy violations.</w:t>
       </w:r>
     </w:p>
     <w:p>
@@ -3331,7 +3331,7 @@
         <w:rPr>
           <w:sz w:val="19"/>
         </w:rPr>
-        <w:t>Reports and removal requests should be sent to fbogalli86@gmail.com with the subject line GateBreak Report / Removal Request.</w:t>
+        <w:t>Reports and removal requests should be sent to submission@gatebreakopen.org with the subject line GateBreakOpen Report / Removal Request.</w:t>
       </w:r>
     </w:p>
     <w:p>
@@ -3355,7 +3355,7 @@
         <w:rPr>
           <w:sz w:val="19"/>
         </w:rPr>
-        <w:t>GateBreak may review the report, contact the author, request clarification, temporarily suspend access, add a notice, request correction, remove content, preserve records, or reject abusive, unfounded, unclear, or bad-faith reports.</w:t>
+        <w:t>GateBreakOpen may review the report, contact the author, request clarification, temporarily suspend access, add a notice, request correction, remove content, preserve records, or reject abusive, unfounded, unclear, or bad-faith reports.</w:t>
       </w:r>
     </w:p>
     <w:p>
@@ -3367,7 +3367,7 @@
         <w:rPr>
           <w:sz w:val="19"/>
         </w:rPr>
-        <w:t>GateBreak may prioritize reports involving copyright, privacy, child safety, serious unlawful content, defamation, fabricated data, dangerous content, terrorism-related content, extremist propaganda, discrimination, or other serious harm.</w:t>
+        <w:t>GateBreakOpen may prioritize reports involving copyright, privacy, child safety, serious unlawful content, defamation, fabricated data, dangerous content, terrorism-related content, extremist propaganda, discrimination, or other serious harm.</w:t>
       </w:r>
     </w:p>
     <w:p>
@@ -3388,7 +3388,7 @@
         <w:rPr>
           <w:sz w:val="19"/>
         </w:rPr>
-        <w:t>GateBreak does not accept unlawful, discriminatory, defamatory, extremist, violent, exploitative, abusive, or unsafe content.</w:t>
+        <w:t>GateBreakOpen does not accept unlawful, discriminatory, defamatory, extremist, violent, exploitative, abusive, or unsafe content.</w:t>
       </w:r>
     </w:p>
     <w:p>
@@ -3400,7 +3400,7 @@
         <w:rPr>
           <w:sz w:val="19"/>
         </w:rPr>
-        <w:t>GateBreak may reject, suspend, remove, preserve evidence of, or report content involving racism, discrimination, denigration, religious proselytism, pedophilia, child sexual abuse material, terrorism-related content, incitement to violence, extremist propaganda, unlawful instructions, privacy violations, doxxing, copyright infringement, fabricated identity, fraudulent claims, or intentionally deceptive submission materials.</w:t>
+        <w:t>GateBreakOpen may reject, suspend, remove, preserve evidence of, or report content involving racism, discrimination, denigration, religious proselytism, pedophilia, child sexual abuse material, terrorism-related content, incitement to violence, extremist propaganda, unlawful instructions, privacy violations, doxxing, copyright infringement, fabricated identity, fraudulent claims, or intentionally deceptive submission materials.</w:t>
       </w:r>
     </w:p>
     <w:p>
@@ -3412,7 +3412,7 @@
         <w:rPr>
           <w:sz w:val="19"/>
         </w:rPr>
-        <w:t>GateBreak may act before or after publication if serious content concerns are detected.</w:t>
+        <w:t>GateBreakOpen may act before or after publication if serious content concerns are detected.</w:t>
       </w:r>
     </w:p>
     <w:p>
@@ -3433,7 +3433,7 @@
         <w:rPr>
           <w:sz w:val="19"/>
         </w:rPr>
-        <w:t>GateBreak processes only the personal data necessary for submission, correspondence, publication, documentation, policy acceptance, article metadata, reporting, correction, suspension, removal, and archive management.</w:t>
+        <w:t>GateBreakOpen processes only the personal data necessary for submission, correspondence, publication, documentation, policy acceptance, article metadata, reporting, correction, suspension, removal, and archive management.</w:t>
       </w:r>
     </w:p>
     <w:p>
@@ -3457,7 +3457,7 @@
         <w:rPr>
           <w:sz w:val="19"/>
         </w:rPr>
-        <w:t>Authors may contact GateBreak for privacy-related requests at fbogalli86@gmail.com.</w:t>
+        <w:t>Authors may contact GateBreakOpen for privacy-related requests at submission@gatebreakopen.org.</w:t>
       </w:r>
     </w:p>
     <w:p>
@@ -3490,7 +3490,7 @@
         <w:rPr>
           <w:sz w:val="19"/>
         </w:rPr>
-        <w:t>GateBreak may maintain public pages for Home, Submission, Type of Articles, Areas, Archives, Policies, Contacts, Reports, NO DOI, No APC, No Manipulation, No Favoritism, and No Peer Review.</w:t>
+        <w:t>GateBreakOpen may maintain public pages for Home, Submission, Type of Articles, Areas, Archives, Policies, Contacts, Reports, NO DOI, No APC, No Manipulation, No Favoritism, and No Peer Review.</w:t>
       </w:r>
     </w:p>
     <w:p>
@@ -3502,7 +3502,7 @@
         <w:rPr>
           <w:sz w:val="19"/>
         </w:rPr>
-        <w:t>GateBreak archives may list published works with metadata, identifiers, publication dates, article types, areas, and PDF or landing-page links.</w:t>
+        <w:t>GateBreakOpen archives may list published works with metadata, identifiers, publication dates, article types, areas, and PDF or landing-page links.</w:t>
       </w:r>
     </w:p>
     <w:p>
@@ -3514,7 +3514,7 @@
         <w:rPr>
           <w:sz w:val="19"/>
         </w:rPr>
-        <w:t>GateBreak may be hosted with GitHub Pages or another technical hosting provider. Hosting does not imply endorsement, sponsorship, editorial involvement, peer review, or responsibility by the hosting provider.</w:t>
+        <w:t>GateBreakOpen may be hosted with GitHub Pages or another technical hosting provider. Hosting does not imply endorsement, sponsorship, editorial involvement, peer review, or responsibility by the hosting provider.</w:t>
       </w:r>
     </w:p>
     <w:p>
@@ -3526,7 +3526,7 @@
         <w:rPr>
           <w:sz w:val="19"/>
         </w:rPr>
-        <w:t>GateBreak may modify its website structure, archive display, forms, templates, and procedures over time while preserving the essential policy commitments stated in this form.</w:t>
+        <w:t>GateBreakOpen may modify its website structure, archive display, forms, templates, and procedures over time while preserving the essential policy commitments stated in this form.</w:t>
       </w:r>
     </w:p>
     <w:p>
@@ -3547,7 +3547,7 @@
         <w:rPr>
           <w:sz w:val="19"/>
         </w:rPr>
-        <w:t>GateBreak does not guarantee indexing, DOI assignment, citation count, academic recognition, institutional acceptance, search-engine ranking, repository inclusion, database inclusion, impact metrics, career value, or legal/academic acceptance by third parties.</w:t>
+        <w:t>GateBreakOpen does not guarantee indexing, DOI assignment, citation count, academic recognition, institutional acceptance, search-engine ranking, repository inclusion, database inclusion, impact metrics, career value, or legal/academic acceptance by third parties.</w:t>
       </w:r>
     </w:p>
     <w:p>
@@ -3559,7 +3559,7 @@
         <w:rPr>
           <w:sz w:val="19"/>
         </w:rPr>
-        <w:t>GateBreak provides an independent online publication space but gives no warranty of accuracy, scientific validity, methodological quality, legal fitness, fitness for a particular purpose, uninterrupted availability, permanent hosting, or permanent discoverability.</w:t>
+        <w:t>GateBreakOpen provides an independent online publication space but gives no warranty of accuracy, scientific validity, methodological quality, legal fitness, fitness for a particular purpose, uninterrupted availability, permanent hosting, or permanent discoverability.</w:t>
       </w:r>
     </w:p>
     <w:p>
@@ -3571,7 +3571,7 @@
         <w:rPr>
           <w:sz w:val="19"/>
         </w:rPr>
-        <w:t>Readers, authors, institutions, and third parties must evaluate GateBreak publications independently and must not treat publication as peer-reviewed validation.</w:t>
+        <w:t>Readers, authors, institutions, and third parties must evaluate GateBreakOpen publications independently and must not treat publication as peer-reviewed validation.</w:t>
       </w:r>
     </w:p>
     <w:p>
@@ -3592,7 +3592,7 @@
         <w:rPr>
           <w:sz w:val="19"/>
         </w:rPr>
-        <w:t>GateBreak policies, forms, templates, and website pages may be updated to improve clarity, legal/ethical safeguards, technical quality, transparency, or operational consistency.</w:t>
+        <w:t>GateBreakOpen policies, forms, templates, and website pages may be updated to improve clarity, legal/ethical safeguards, technical quality, transparency, or operational consistency.</w:t>
       </w:r>
     </w:p>
     <w:p>
@@ -3604,7 +3604,7 @@
         <w:rPr>
           <w:sz w:val="19"/>
         </w:rPr>
-        <w:t>For each submission, the author accepts the policy text contained in the form signed for that submission and any later corrections or safety/legal actions needed under GateBreak policies.</w:t>
+        <w:t>For each submission, the author accepts the policy text contained in the form signed for that submission and any later corrections or safety/legal actions needed under GateBreakOpen policies.</w:t>
       </w:r>
     </w:p>
     <w:p>
@@ -3643,7 +3643,7 @@
           <w:i/>
           <w:sz w:val="18"/>
         </w:rPr>
-        <w:t>This section reproduces the complete policy text currently displayed on the GateBreak POLICIES page. It is included before the final acceptance and signature sections so that the author signs after the complete policy text has been provided inside this form.</w:t>
+        <w:t>This section reproduces the complete policy text currently displayed on the GateBreakOpen POLICIES page. It is included before the final acceptance and signature sections so that the author signs after the complete policy text has been provided inside this form.</w:t>
       </w:r>
     </w:p>
     <w:p>
@@ -3655,7 +3655,7 @@
           <w:b/>
           <w:sz w:val="24"/>
         </w:rPr>
-        <w:t>Website Policies - GateBreak Publication Disclaimer</w:t>
+        <w:t>Website Policies - GateBreakOpen Publication Disclaimer</w:t>
       </w:r>
     </w:p>
     <w:p>
@@ -3666,7 +3666,7 @@
         <w:rPr>
           <w:sz w:val="17"/>
         </w:rPr>
-        <w:t>Nature and Purpose of GateBreak: GateBreak was created as an alternative, zero-cost, online-only publishing circuit open to authors both affiliated and not affiliated with academic institutions, research centers, universities, public organizations, private organizations, or other formal bodies. GateBreak exists exclusively as a digital and online platform. It does not publish, distribute, sell, archive, or circulate printed issues, printed volumes, printed journals, printed books, or any other physical publication format. All materials published through GateBreak are made available only in digital form, through online pages, downloadable files, electronic archives, and related web-based resources. GateBreak is not a peer-reviewed journal and does not perform scientific validation, academic certification, methodological approval, or endorsement of published content.</w:t>
+        <w:t>Nature and Purpose of GateBreakOpen: GateBreakOpen was created as an alternative, zero-cost, online-only publishing circuit open to authors both affiliated and not affiliated with academic institutions, research centers, universities, public organizations, private organizations, or other formal bodies. GateBreakOpen exists exclusively as a digital and online platform. It does not publish, distribute, sell, archive, or circulate printed issues, printed volumes, printed journals, printed books, or any other physical publication format. All materials published through GateBreakOpen are made available only in digital form, through online pages, downloadable files, electronic archives, and related web-based resources. GateBreakOpen is not a peer-reviewed journal and does not perform scientific validation, academic certification, methodological approval, or endorsement of published content.</w:t>
       </w:r>
     </w:p>
     <w:p>
@@ -3677,7 +3677,7 @@
         <w:rPr>
           <w:sz w:val="17"/>
         </w:rPr>
-        <w:t>Articles published on GateBreak are not subject to formal anonymous peer review, evaluation by independent external reviewers, or scientific verification by an editorial board, unless this is expressly stated for specific initiatives, collections, or sections. GateBreak is an AI-assisted and chatbot-workflow-assisted online publishing platform. Artificial intelligence tools, chatbot-based workflows, and digital editorial systems may be used to support basic editorial organization, language review, formatting assistance, reference checking, metadata preparation, consistency checks, and identification of possible formal or bibliographic issues. The use of AI-assisted tools and chatbot workflows does not constitute scientific validation, peer review, methodological audit, factual certification, legal verification, clinical verification, statistical verification, or professional endorsement. Scope of Accepted Content: GateBreak does not accept primary research involving direct testing, experimentation, intervention, observation, or data collection on human participants or animals.</w:t>
+        <w:t>Articles published on GateBreakOpen are not subject to formal anonymous peer review, evaluation by independent external reviewers, or scientific verification by an editorial board, unless this is expressly stated for specific initiatives, collections, or sections. GateBreakOpen is an AI-assisted and chatbot-workflow-assisted online publishing platform. Artificial intelligence tools, chatbot-based workflows, and digital editorial systems may be used to support basic editorial organization, language review, formatting assistance, reference checking, metadata preparation, consistency checks, and identification of possible formal or bibliographic issues. The use of AI-assisted tools and chatbot workflows does not constitute scientific validation, peer review, methodological audit, factual certification, legal verification, clinical verification, statistical verification, or professional endorsement. Scope of Accepted Content: GateBreakOpen does not accept primary research involving direct testing, experimentation, intervention, observation, or data collection on human participants or animals.</w:t>
       </w:r>
     </w:p>
     <w:p>
@@ -3688,7 +3688,7 @@
         <w:rPr>
           <w:sz w:val="17"/>
         </w:rPr>
-        <w:t>GateBreak accepts only secondary research, conceptual work, commentary, theses and dissertations adapted for publication, monographs, books, book chapters, POV articles, open letters, notes, and non-interventional scholarly contributions that do not involve direct testing, experimentation, intervention, or primary data collection from humans or animals.</w:t>
+        <w:t>GateBreakOpen accepts only secondary research, conceptual work, commentary, theses and dissertations adapted for publication, monographs, books, book chapters, POV articles, open letters, notes, and non-interventional scholarly contributions that do not involve direct testing, experimentation, intervention, or primary data collection from humans or animals.</w:t>
       </w:r>
     </w:p>
     <w:p>
@@ -3710,7 +3710,7 @@
         <w:rPr>
           <w:sz w:val="17"/>
         </w:rPr>
-        <w:t>Prohibited Content and Conduct: GateBreak does not accept content that promotes, supports, normalizes, justifies, or disseminates racism, racial hatred, ethnic hatred, xenophobia, discrimination, denigration, harassment, humiliation, defamation, personal attacks, hate speech, extremist propaganda, terrorism, support for terrorist organizations, incitement to violence, threats, intimidation, violent radicalization, unlawful conduct, or harm against individuals, groups, communities, institutions, or protected categories. GateBreak does not accept content intended to promote, impose, recruit for, proselytize, or disseminate religious, ideological, political, extremist, sectarian, or dogmatic beliefs or activities. Discussion, analysis, criticism, historical examination, sociological examination, philosophical examination, educational discussion, or literature-based study of religion, ideology, politics, or social movements may be considered only when presented in a non-proselytizing, non-inciting, non-denigrating, lawful, scholarly, and critical manner.</w:t>
+        <w:t>Prohibited Content and Conduct: GateBreakOpen does not accept content that promotes, supports, normalizes, justifies, or disseminates racism, racial hatred, ethnic hatred, xenophobia, discrimination, denigration, harassment, humiliation, defamation, personal attacks, hate speech, extremist propaganda, terrorism, support for terrorist organizations, incitement to violence, threats, intimidation, violent radicalization, unlawful conduct, or harm against individuals, groups, communities, institutions, or protected categories. GateBreakOpen does not accept content intended to promote, impose, recruit for, proselytize, or disseminate religious, ideological, political, extremist, sectarian, or dogmatic beliefs or activities. Discussion, analysis, criticism, historical examination, sociological examination, philosophical examination, educational discussion, or literature-based study of religion, ideology, politics, or social movements may be considered only when presented in a non-proselytizing, non-inciting, non-denigrating, lawful, scholarly, and critical manner.</w:t>
       </w:r>
     </w:p>
     <w:p>
@@ -3721,7 +3721,7 @@
         <w:rPr>
           <w:sz w:val="17"/>
         </w:rPr>
-        <w:t>GateBreak reserves the right to reject, suspend, remove, or request modification of any article or material that appears to contain racist, discriminatory, defamatory, hateful, extremist, terrorist-related, violent, proselytizing, unlawful, abusive, misleading, manipulative, unethical, or otherwise non-compliant content. Author Responsibility: Each article published on GateBreak remains under the full, exclusive, and direct responsibility of its author or authors. Authors are responsible for the truthfulness, accuracy, completeness, originality, legality, and correctness of the submitted content, including data, sources, methods, results, interpretations, conclusions, opinions, images, tables, figures, citations, and bibliographic references. Publication on GateBreak does not imply that the platform shares, approves, certifies, guarantees, validates, or endorses the statements, data, interpretations, conclusions, or opinions expressed by authors.</w:t>
+        <w:t>GateBreakOpen reserves the right to reject, suspend, remove, or request modification of any article or material that appears to contain racist, discriminatory, defamatory, hateful, extremist, terrorist-related, violent, proselytizing, unlawful, abusive, misleading, manipulative, unethical, or otherwise non-compliant content. Author Responsibility: Each article published on GateBreakOpen remains under the full, exclusive, and direct responsibility of its author or authors. Authors are responsible for the truthfulness, accuracy, completeness, originality, legality, and correctness of the submitted content, including data, sources, methods, results, interpretations, conclusions, opinions, images, tables, figures, citations, and bibliographic references. Publication on GateBreakOpen does not imply that the platform shares, approves, certifies, guarantees, validates, or endorses the statements, data, interpretations, conclusions, or opinions expressed by authors.</w:t>
       </w:r>
     </w:p>
     <w:p>
@@ -3732,7 +3732,7 @@
         <w:rPr>
           <w:sz w:val="17"/>
         </w:rPr>
-        <w:t>GateBreak is not responsible for the conduct of authors before, during, or after publication, including misconduct, false statements, omissions, ethical violations, undeclared conflicts of interest, copyright violations, misuse of data, manipulation of results, plagiarism, content duplication, misappropriation of third-party material, or dissemination of inaccurate, incomplete, misleading, or unverifiable information. Copyright, Third-Party Rights, and Permissions: Authors are solely responsible for ensuring that submitted materials do not infringe copyright, licenses, trademarks, privacy rights, database rights, confidentiality obligations, contractual obligations, or any other third-party rights. By submitting a manuscript, authors confirm that they have the legal right to submit, publish, and distribute all content included in the article, including text, figures, tables, images, graphs, datasets, screenshots, quotations, adapted material, translated material, and any other third-party content.</w:t>
+        <w:t>GateBreakOpen is not responsible for the conduct of authors before, during, or after publication, including misconduct, false statements, omissions, ethical violations, undeclared conflicts of interest, copyright violations, misuse of data, manipulation of results, plagiarism, content duplication, misappropriation of third-party material, or dissemination of inaccurate, incomplete, misleading, or unverifiable information. Copyright, Third-Party Rights, and Permissions: Authors are solely responsible for ensuring that submitted materials do not infringe copyright, licenses, trademarks, privacy rights, database rights, confidentiality obligations, contractual obligations, or any other third-party rights. By submitting a manuscript, authors confirm that they have the legal right to submit, publish, and distribute all content included in the article, including text, figures, tables, images, graphs, datasets, screenshots, quotations, adapted material, translated material, and any other third-party content.</w:t>
       </w:r>
     </w:p>
     <w:p>
@@ -3743,7 +3743,7 @@
         <w:rPr>
           <w:sz w:val="17"/>
         </w:rPr>
-        <w:t>GateBreak is not responsible for copyright infringement, unauthorized reuse, licensing violations, or intellectual property disputes arising from author-submitted content. Ethics, Consent, and Privacy: Authors are responsible for obtaining all required ethical approvals, permissions, informed consent, institutional authorizations, and privacy-compliance documentation where applicable. Authors must not submit personal, sensitive, confidential, clinical, legal, financial, biometric, genetic, psychological, educational, or otherwise identifiable information unless they have the legal right and documented consent to disclose it. GateBreak does not request, publish, or create author badges, professional photographs, or Curriculum Vitae as part of the standard submission and publication process. Use of AI by Authors: Authors are responsible for declaring any substantial use of AI tools, chatbot systems, automated writing tools, language models, reference-generation tools, data-analysis tools, image-generation tools, or other automated systems in the preparation of their manuscript.</w:t>
+        <w:t>GateBreakOpen is not responsible for copyright infringement, unauthorized reuse, licensing violations, or intellectual property disputes arising from author-submitted content. Ethics, Consent, and Privacy: Authors are responsible for obtaining all required ethical approvals, permissions, informed consent, institutional authorizations, and privacy-compliance documentation where applicable. Authors must not submit personal, sensitive, confidential, clinical, legal, financial, biometric, genetic, psychological, educational, or otherwise identifiable information unless they have the legal right and documented consent to disclose it. GateBreakOpen does not request, publish, or create author badges, professional photographs, or Curriculum Vitae as part of the standard submission and publication process. Use of AI by Authors: Authors are responsible for declaring any substantial use of AI tools, chatbot systems, automated writing tools, language models, reference-generation tools, data-analysis tools, image-generation tools, or other automated systems in the preparation of their manuscript.</w:t>
       </w:r>
     </w:p>
     <w:p>
@@ -3754,7 +3754,7 @@
         <w:rPr>
           <w:sz w:val="17"/>
         </w:rPr>
-        <w:t>Authors remain fully responsible for all AI-generated, AI-assisted, AI-edited, or AI-suggested content included in their submission. The use of AI tools does not reduce or transfer author responsibility. Reference Checking Disclaimer: Reference checking performed by GateBreak, even when supported by digital tools, artificial intelligence systems, or chatbot workflows, is limited in nature and does not guarantee that all sources are real, complete, updated, correctly interpreted, relevant, or sufficient to support the claims made in the article. Authors remain fully responsible for the existence, accuracy, and proper use of every source, citation, bibliographic detail, link, DOI, PMID, URL, ISBN, ISSN, archive record, dataset, legal document, report, or other information included in their work.</w:t>
+        <w:t>Authors remain fully responsible for all AI-generated, AI-assisted, AI-edited, or AI-suggested content included in their submission. The use of AI tools does not reduce or transfer author responsibility. Reference Checking Disclaimer: Reference checking performed by GateBreakOpen, even when supported by digital tools, artificial intelligence systems, or chatbot workflows, is limited in nature and does not guarantee that all sources are real, complete, updated, correctly interpreted, relevant, or sufficient to support the claims made in the article. Authors remain fully responsible for the existence, accuracy, and proper use of every source, citation, bibliographic detail, link, DOI, PMID, URL, ISBN, ISSN, archive record, dataset, legal document, report, or other information included in their work.</w:t>
       </w:r>
     </w:p>
     <w:p>
@@ -3765,7 +3765,7 @@
         <w:rPr>
           <w:sz w:val="17"/>
         </w:rPr>
-        <w:t>Social Network and Digital Article Sharing: By submitting and signing the required authorization form, the author authorizes GateBreak to share, promote, and disseminate the published article on social networks and digital channels, including Instagram, LinkedIn, X, Facebook, and other online platforms or communication channels. GateBreak may share the article title, article link, article metadata, abstract excerpts, keywords, author name or author names, and publication-related information for online communication and dissemination of the published article. This authorization concerns dissemination of the published article and related article information. GateBreak does not request, publish, or create author badges, professional photographs, or Curriculum Vitae as part of the standard publication process. No Professional Advice: Content published on GateBreak is provided for informational, cultural, professional, educational, academic, or discussion purposes only.</w:t>
+        <w:t>Social Network and Digital Article Sharing: By submitting and signing the required authorization form, the author authorizes GateBreakOpen to share, promote, and disseminate the published article on social networks and digital channels, including Instagram, LinkedIn, X, Facebook, and other online platforms or communication channels. GateBreakOpen may share the article title, article link, article metadata, abstract excerpts, keywords, author name or author names, and publication-related information for online communication and dissemination of the published article. This authorization concerns dissemination of the published article and related article information. GateBreakOpen does not request, publish, or create author badges, professional photographs, or Curriculum Vitae as part of the standard publication process. No Professional Advice: Content published on GateBreakOpen is provided for informational, cultural, professional, educational, academic, or discussion purposes only.</w:t>
       </w:r>
     </w:p>
     <w:p>
@@ -3776,7 +3776,7 @@
         <w:rPr>
           <w:sz w:val="17"/>
         </w:rPr>
-        <w:t>It does not constitute medical, legal, financial, psychological, clinical, technical, or professional advice, unless such responsibility is expressly assumed by the author under applicable law. Readers are encouraged to critically evaluate each article, independently verify sources, consider the limitations declared by authors, and avoid using published content as the sole basis for scientific, clinical, legal, financial, professional, or personal decisions. No Obligation to Publish: Submission to GateBreak does not create any right to publication. GateBreak reserves the right to reject, suspend, delay, decline, remove, or refuse any contribution at its sole discretion. Limitation of Liability: GateBreak disclaims all liability for damages, losses, consequences, claims, disputes, incorrect decisions, reputational harm, professional harm, economic harm, legal harm, or any other harm arising directly or indirectly from the publication, consultation, interpretation, dissemination, citation, application, or misuse of content published by authors.</w:t>
+        <w:t>It does not constitute medical, legal, financial, psychological, clinical, technical, or professional advice, unless such responsibility is expressly assumed by the author under applicable law. Readers are encouraged to critically evaluate each article, independently verify sources, consider the limitations declared by authors, and avoid using published content as the sole basis for scientific, clinical, legal, financial, professional, or personal decisions. No Obligation to Publish: Submission to GateBreakOpen does not create any right to publication. GateBreakOpen reserves the right to reject, suspend, delay, decline, remove, or refuse any contribution at its sole discretion. Limitation of Liability: GateBreakOpen disclaims all liability for damages, losses, consequences, claims, disputes, incorrect decisions, reputational harm, professional harm, economic harm, legal harm, or any other harm arising directly or indirectly from the publication, consultation, interpretation, dissemination, citation, application, or misuse of content published by authors.</w:t>
       </w:r>
     </w:p>
     <w:p>
@@ -3787,7 +3787,7 @@
         <w:rPr>
           <w:sz w:val="17"/>
         </w:rPr>
-        <w:t>Acceptance and online publication of an article on GateBreak do not transfer to the platform any legal, scientific, ethical, methodological, or professional responsibility for the content. Such responsibility remains entirely with the author or authors. No APC, No Manipulation, and No Favoritism: GateBreak is a totally independent project, without economic, financial, structural, institutional, commercial, corporate, political, religious, or organizational support from third parties. GateBreak is totally free for authors and does not charge Article Processing Charges, submission fees, publication fees, editorial handling fees, formatting fees, archiving fees, or social-sharing fees. GateBreak applies the Creative Commons Attribution-NonCommercial-NoDerivatives 4.0 International license where indicated as CC BY-NC-ND 4.0, allowing sharing with attribution, for non-commercial purposes, and without distributing derivative or modified versions.</w:t>
+        <w:t>Acceptance and online publication of an article on GateBreakOpen do not transfer to the platform any legal, scientific, ethical, methodological, or professional responsibility for the content. Such responsibility remains entirely with the author or authors. No APC, No Manipulation, and No Favoritism: GateBreakOpen is a totally independent project, without economic, financial, structural, institutional, commercial, corporate, political, religious, or organizational support from third parties. GateBreakOpen is totally free for authors and does not charge Article Processing Charges, submission fees, publication fees, editorial handling fees, formatting fees, archiving fees, or social-sharing fees. GateBreakOpen applies the Creative Commons Attribution-NonCommercial-NoDerivatives 4.0 International license where indicated as CC BY-NC-ND 4.0, allowing sharing with attribution, for non-commercial purposes, and without distributing derivative or modified versions.</w:t>
       </w:r>
     </w:p>
     <w:p>
@@ -3798,7 +3798,7 @@
         <w:rPr>
           <w:sz w:val="17"/>
         </w:rPr>
-        <w:t>GateBreak will never require authors to insert articles by other authors into the references, will not use publication to promote citation favoritism, and will not request ad-hoc manuscript modifications to favor third parties, institutions, authors, groups, companies, organizations, ideologies, or external interests. References, Tables, and Figures: GateBreak may convert the author's reference list into the required standard format, but the author must provide a complete reference list and ensure that all references are already cited within the text. Tables and figures must be submitted separately from the main text file, clearly numbered, indicated in the text, and accompanied by a description of what each table or figure represents. GateBreak may insert tables and figures in numerical order before the References section, but the author remains fully responsible for their accuracy, originality, legality, copyright compliance, and correct interpretation.</w:t>
+        <w:t>GateBreakOpen will never require authors to insert articles by other authors into the references, will not use publication to promote citation favoritism, and will not request ad-hoc manuscript modifications to favor third parties, institutions, authors, groups, companies, organizations, ideologies, or external interests. References, Tables, and Figures: GateBreakOpen may convert the author's reference list into the required standard format, but the author must provide a complete reference list and ensure that all references are already cited within the text. Tables and figures must be submitted separately from the main text file, clearly numbered, indicated in the text, and accompanied by a description of what each table or figure represents. GateBreakOpen may insert tables and figures in numerical order before the References section, but the author remains fully responsible for their accuracy, originality, legality, copyright compliance, and correct interpretation.</w:t>
       </w:r>
     </w:p>
     <w:p>
@@ -3809,7 +3809,7 @@
         <w:rPr>
           <w:sz w:val="17"/>
         </w:rPr>
-        <w:t>No Manipulation means that GateBreak will not impose forced references, citation manipulation, artificial visibility, or ad-hoc content changes designed to manipulate the author's work or benefit third parties. No Favoritism means that GateBreak does not provide preferential treatment to authors, institutions, sponsors, funders, companies, organizations, ideologies, or external interests. No Peer Review: GateBreak does not perform peer review. GateBreak may perform checklist-based quality assurance related to form, format, language, references, editorial guidelines, declarations, tables, figures, file organization, and basic consistency. These checks do not constitute scientific validation, methodological approval, academic certification, expert endorsement, peer-review reports, reviewer recommendations, or judgment on the author's independent ideas, interpretations, conclusions, theoretical position, or intellectual perspective.</w:t>
+        <w:t>No Manipulation means that GateBreakOpen will not impose forced references, citation manipulation, artificial visibility, or ad-hoc content changes designed to manipulate the author's work or benefit third parties. No Favoritism means that GateBreakOpen does not provide preferential treatment to authors, institutions, sponsors, funders, companies, organizations, ideologies, or external interests. No Peer Review: GateBreakOpen does not perform peer review. GateBreakOpen may perform checklist-based quality assurance related to form, format, language, references, editorial guidelines, declarations, tables, figures, file organization, and basic consistency. These checks do not constitute scientific validation, methodological approval, academic certification, expert endorsement, peer-review reports, reviewer recommendations, or judgment on the author's independent ideas, interpretations, conclusions, theoretical position, or intellectual perspective.</w:t>
       </w:r>
     </w:p>
     <w:p>
@@ -3820,7 +3820,7 @@
         <w:rPr>
           <w:sz w:val="17"/>
         </w:rPr>
-        <w:t>Support Contributors: GateBreak may receive voluntary and unpaid support for reference checks, guideline checklist checks, language checks, formatting consistency, and basic editorial QA. Such support does not constitute peer review, scientific validation, methodological approval, academic certification, editorial endorsement, acceptance recommendation, rejection recommendation, or judgment on the author's independent ideas, interpretations, conclusions, theoretical position, or intellectual perspective.</w:t>
+        <w:t>Support Contributors: GateBreakOpen may receive voluntary and unpaid support for reference checks, guideline checklist checks, language checks, formatting consistency, and basic editorial QA. Such support does not constitute peer review, scientific validation, methodological approval, academic certification, editorial endorsement, acceptance recommendation, rejection recommendation, or judgment on the author's independent ideas, interpretations, conclusions, theoretical position, or intellectual perspective.</w:t>
       </w:r>
     </w:p>
     <w:p>
@@ -3843,7 +3843,7 @@
         <w:rPr>
           <w:sz w:val="17"/>
         </w:rPr>
-        <w:t>GateBreak does not assign DOI identifiers. GateBreak assigns ARK identifiers to eligible publications, using a stable, chronological, and non-reusable identifier structure. ARK identifiers are used to support persistence without implying peer review, scientific validation, academic certification, or DOI-based journal status.</w:t>
+        <w:t>GateBreakOpen does not assign DOI identifiers. GateBreakOpen assigns ARK identifiers to eligible publications, using a stable, chronological, and non-reusable identifier structure. ARK identifiers are used to support persistence without implying peer review, scientific validation, academic certification, or DOI-based journal status.</w:t>
       </w:r>
     </w:p>
     <w:p>
@@ -3885,7 +3885,7 @@
         <w:rPr>
           <w:sz w:val="19"/>
         </w:rPr>
-        <w:t>I have read and understood the complete GateBreak policy included in Part J of this form.</w:t>
+        <w:t>I have read and understood the complete GateBreakOpen policy included in Part J of this form.</w:t>
       </w:r>
     </w:p>
     <w:p>
@@ -3902,7 +3902,7 @@
         <w:rPr>
           <w:sz w:val="19"/>
         </w:rPr>
-        <w:t>I accept GateBreak's online-only and zero-cost model.</w:t>
+        <w:t>I accept GateBreakOpen's online-only and zero-cost model.</w:t>
       </w:r>
     </w:p>
     <w:p>
@@ -3919,7 +3919,7 @@
         <w:rPr>
           <w:sz w:val="19"/>
         </w:rPr>
-        <w:t>I accept GateBreak's No APC policy.</w:t>
+        <w:t>I accept GateBreakOpen's No APC policy.</w:t>
       </w:r>
     </w:p>
     <w:p>
@@ -3936,7 +3936,7 @@
         <w:rPr>
           <w:sz w:val="19"/>
         </w:rPr>
-        <w:t>I accept GateBreak's No Manipulation policy.</w:t>
+        <w:t>I accept GateBreakOpen's No Manipulation policy.</w:t>
       </w:r>
     </w:p>
     <w:p>
@@ -3953,7 +3953,7 @@
         <w:rPr>
           <w:sz w:val="19"/>
         </w:rPr>
-        <w:t>I accept GateBreak's No Favoritism policy.</w:t>
+        <w:t>I accept GateBreakOpen's No Favoritism policy.</w:t>
       </w:r>
     </w:p>
     <w:p>
@@ -3970,7 +3970,7 @@
         <w:rPr>
           <w:sz w:val="19"/>
         </w:rPr>
-        <w:t>I understand and accept that GateBreak does not perform peer review.</w:t>
+        <w:t>I understand and accept that GateBreakOpen does not perform peer review.</w:t>
       </w:r>
     </w:p>
     <w:p>
@@ -3987,7 +3987,7 @@
         <w:rPr>
           <w:sz w:val="19"/>
         </w:rPr>
-        <w:t>I understand and accept that GateBreak may perform only formal, language, reference, guideline, policy, and format QA.</w:t>
+        <w:t>I understand and accept that GateBreakOpen may perform only formal, language, reference, guideline, policy, and format QA.</w:t>
       </w:r>
     </w:p>
     <w:p>
@@ -4004,7 +4004,7 @@
         <w:rPr>
           <w:sz w:val="19"/>
         </w:rPr>
-        <w:t>I accept GateBreak's author responsibility rules.</w:t>
+        <w:t>I accept GateBreakOpen's author responsibility rules.</w:t>
       </w:r>
     </w:p>
     <w:p>
@@ -4021,7 +4021,7 @@
         <w:rPr>
           <w:sz w:val="19"/>
         </w:rPr>
-        <w:t>I accept GateBreak's privacy and personal data processing conditions.</w:t>
+        <w:t>I accept GateBreakOpen's privacy and personal data processing conditions.</w:t>
       </w:r>
     </w:p>
     <w:p>
@@ -4038,7 +4038,7 @@
         <w:rPr>
           <w:sz w:val="19"/>
         </w:rPr>
-        <w:t>I accept GateBreak's prohibited content rules.</w:t>
+        <w:t>I accept GateBreakOpen's prohibited content rules.</w:t>
       </w:r>
     </w:p>
     <w:p>
@@ -4055,7 +4055,7 @@
         <w:rPr>
           <w:sz w:val="19"/>
         </w:rPr>
-        <w:t>I accept GateBreak's reporting, correction, suspension, and removal policy.</w:t>
+        <w:t>I accept GateBreakOpen's reporting, correction, suspension, and removal policy.</w:t>
       </w:r>
     </w:p>
     <w:p>
@@ -4072,7 +4072,7 @@
         <w:rPr>
           <w:sz w:val="19"/>
         </w:rPr>
-        <w:t>I accept GateBreak's NO DOI / ARK or internal identifier policy.</w:t>
+        <w:t>I accept GateBreakOpen's NO DOI / ARK or internal identifier policy.</w:t>
       </w:r>
     </w:p>
     <w:p>
@@ -4293,7 +4293,7 @@
         <w:rPr>
           <w:sz w:val="19"/>
         </w:rPr>
-        <w:t>I specifically accept the complete GateBreak policy text contained in Part J.</w:t>
+        <w:t>I specifically accept the complete GateBreakOpen policy text contained in Part J.</w:t>
       </w:r>
     </w:p>
     <w:p>
@@ -4310,7 +4310,7 @@
         <w:rPr>
           <w:sz w:val="19"/>
         </w:rPr>
-        <w:t>I understand that GateBreak publication is not peer-reviewed, not scientifically validated, and not an endorsement of the work.</w:t>
+        <w:t>I understand that GateBreakOpen publication is not peer-reviewed, not scientifically validated, and not an endorsement of the work.</w:t>
       </w:r>
     </w:p>
     <w:p>
@@ -4327,7 +4327,7 @@
         <w:rPr>
           <w:sz w:val="19"/>
         </w:rPr>
-        <w:t>I understand that GateBreak may reject, correct, suspend, remove, or add notices to content according to the complete policies above.</w:t>
+        <w:t>I understand that GateBreakOpen may reject, correct, suspend, remove, or add notices to content according to the complete policies above.</w:t>
       </w:r>
     </w:p>
     <w:tbl>
@@ -4459,7 +4459,7 @@
           <w:b/>
           <w:i w:val="0"/>
         </w:rPr>
-        <w:t>PART M - SPECIFIC AUTHOR RESPONSIBILITY AND GATEBREAK NON-LIABILITY SIGNATURE</w:t>
+        <w:t>PART M - SPECIFIC AUTHOR RESPONSIBILITY AND GATEBREAKOPEN NON-LIABILITY SIGNATURE</w:t>
       </w:r>
     </w:p>
     <w:p>
@@ -4469,7 +4469,7 @@
           <w:i w:val="0"/>
           <w:sz w:val="20"/>
         </w:rPr>
-        <w:t>This section is a specific, separate, dated and signed acceptance point. By signing below, the author confirms that responsibility for the submitted and published content remains with the author and is not transferred to GateBreak.</w:t>
+        <w:t>This section is a specific, separate, dated and signed acceptance point. By signing below, the author confirms that responsibility for the submitted and published content remains with the author and is not transferred to GateBreakOpen.</w:t>
       </w:r>
     </w:p>
     <w:p>
@@ -4481,7 +4481,7 @@
           <w:b/>
           <w:i w:val="0"/>
         </w:rPr>
-        <w:t>Author Responsibility and GateBreak Non-Liability</w:t>
+        <w:t>Author Responsibility and GateBreakOpen Non-Liability</w:t>
       </w:r>
     </w:p>
     <w:p>
@@ -4509,7 +4509,7 @@
         <w:t xml:space="preserve">☐ </w:t>
       </w:r>
       <w:r>
-        <w:t>I understand and accept that GateBreak is an online-only, zero-cost, AI-assisted, non-peer-reviewed publishing platform.</w:t>
+        <w:t>I understand and accept that GateBreakOpen is an online-only, zero-cost, AI-assisted, non-peer-reviewed publishing platform.</w:t>
       </w:r>
     </w:p>
     <w:p>
@@ -4523,7 +4523,7 @@
         <w:t xml:space="preserve">☐ </w:t>
       </w:r>
       <w:r>
-        <w:t>I understand that GateBreak does not perform peer review, does not provide scientific validation, does not certify the truthfulness or correctness of the content, and does not assume responsibility for the author’s statements, interpretations, conclusions, opinions, data, references, or materials.</w:t>
+        <w:t>I understand that GateBreakOpen does not perform peer review, does not provide scientific validation, does not certify the truthfulness or correctness of the content, and does not assume responsibility for the author’s statements, interpretations, conclusions, opinions, data, references, or materials.</w:t>
       </w:r>
     </w:p>
     <w:p>
@@ -4537,7 +4537,7 @@
         <w:t xml:space="preserve">☐ </w:t>
       </w:r>
       <w:r>
-        <w:t>I understand that publication on GateBreak does not imply endorsement, approval, recommendation, legal validation, ethical approval, academic certification, medical validation, professional validation, institutional support, or guarantee by GateBreak.</w:t>
+        <w:t>I understand that publication on GateBreakOpen does not imply endorsement, approval, recommendation, legal validation, ethical approval, academic certification, medical validation, professional validation, institutional support, or guarantee by GateBreakOpen.</w:t>
       </w:r>
     </w:p>
     <w:p>
@@ -4551,7 +4551,7 @@
         <w:t xml:space="preserve">☐ </w:t>
       </w:r>
       <w:r>
-        <w:t>I accept that GateBreak may perform only formal, language, reference, guideline, policy, layout, metadata, and basic consistency checks, and that these checks do not transfer any responsibility from the author to GateBreak.</w:t>
+        <w:t>I accept that GateBreakOpen may perform only formal, language, reference, guideline, policy, layout, metadata, and basic consistency checks, and that these checks do not transfer any responsibility from the author to GateBreakOpen.</w:t>
       </w:r>
     </w:p>
     <w:p>
@@ -4565,7 +4565,7 @@
         <w:t xml:space="preserve">☐ </w:t>
       </w:r>
       <w:r>
-        <w:t>I agree to hold GateBreak harmless, to the maximum extent permitted by applicable law, from claims, disputes, damages, requests, complaints, or liabilities arising from the content I submit or publish.</w:t>
+        <w:t>I agree to hold GateBreakOpen harmless, to the maximum extent permitted by applicable law, from claims, disputes, damages, requests, complaints, or liabilities arising from the content I submit or publish.</w:t>
       </w:r>
     </w:p>
     <w:p>
@@ -4577,7 +4577,7 @@
           <w:b/>
           <w:i w:val="0"/>
         </w:rPr>
-        <w:t>Specific Signature for Author Responsibility and GateBreak Non-Liability</w:t>
+        <w:t>Specific Signature for Author Responsibility and GateBreakOpen Non-Liability</w:t>
       </w:r>
     </w:p>
     <w:tbl>
@@ -4742,7 +4742,7 @@
       <w:rPr>
         <w:sz w:val="16"/>
       </w:rPr>
-      <w:t>GateBreak - Free Minds, Open Pages | Complete Publication, Privacy, and Full Policy Acceptance Form</w:t>
+      <w:t>GateBreakOpen - Free Minds, Open Pages | Complete Publication, Privacy, and Full Policy Acceptance Form</w:t>
     </w:r>
   </w:p>
 </w:ftr>

--- a/docs/GateBreak_Complete_Publication_Privacy_and_Full_Policy_Form.docx
+++ b/docs/GateBreak_Complete_Publication_Privacy_and_Full_Policy_Form.docx
@@ -8,11 +8,13 @@
       </w:pPr>
       <w:r>
         <w:rPr>
-          <w:rFonts w:ascii="Arial" w:hAnsi="Arial"/>
           <w:b/>
-          <w:sz w:val="32"/>
+          <w:color w:val="C96A00"/>
+          <w:sz w:val="36"/>
         </w:rPr>
-        <w:t>GateBreakOpen Complete Publication, Privacy, and Full Policy Acceptance Form</w:t>
+        <w:t>GateBreakOpen Complete Publication, Privacy,</w:t>
+        <w:br/>
+        <w:t>and Full Policy Acceptance Form</w:t>
       </w:r>
     </w:p>
     <w:p>
@@ -21,10 +23,10 @@
       </w:pPr>
       <w:r>
         <w:rPr>
-          <w:i/>
-          <w:sz w:val="19"/>
+          <w:b/>
+          <w:sz w:val="20"/>
         </w:rPr>
-        <w:t>Single mandatory form for submission, publication authorization, privacy/data processing, declarations, and complete GateBreakOpen policy acceptance</w:t>
+        <w:t>Mandatory signable form for submission, publication authorization, privacy/data processing, declarations, and full policy acceptance</w:t>
       </w:r>
     </w:p>
     <w:p>
@@ -34,50 +36,41 @@
       <w:r>
         <w:rPr>
           <w:b/>
-          <w:sz w:val="19"/>
         </w:rPr>
-        <w:t>Platform: GateBreakOpen - Free Minds, Open Pages</w:t>
+        <w:t xml:space="preserve">Platform: </w:t>
+      </w:r>
+      <w:r>
+        <w:t xml:space="preserve">GateBreakOpen - Free Minds, Open Pages | </w:t>
+      </w:r>
+      <w:r>
+        <w:rPr>
+          <w:b/>
+        </w:rPr>
+        <w:t xml:space="preserve">Contact email: </w:t>
+      </w:r>
+      <w:r>
+        <w:t>submission@gatebreakopen.org</w:t>
       </w:r>
     </w:p>
     <w:p>
-      <w:pPr>
-        <w:jc w:val="center"/>
-      </w:pPr>
+      <w:r>
+        <w:t>Purpose of this document: this form collects the author authorization, declarations, privacy consent, and full acceptance of GateBreakOpen policies. The complete policy text is included before the final signature sections so that the author signs only after reading the full policy framework.</w:t>
+      </w:r>
+    </w:p>
+    <w:p>
+      <w:pPr>
+        <w:pStyle w:val="Heading1"/>
+      </w:pPr>
+      <w:r>
+        <w:t>PART A - AUTHOR AND SUBMISSION DATA</w:t>
+      </w:r>
+    </w:p>
+    <w:p>
       <w:r>
         <w:rPr>
           <w:b/>
-          <w:sz w:val="19"/>
+          <w:color w:val="C96A00"/>
         </w:rPr>
-        <w:t>Contact email: submission@gatebreakopen.org</w:t>
-      </w:r>
-    </w:p>
-    <w:p>
-      <w:pPr>
-        <w:pStyle w:val="BodyText"/>
-        <w:spacing w:after="60" w:line="245" w:lineRule="auto"/>
-      </w:pPr>
-      <w:r>
-        <w:rPr>
-          <w:sz w:val="19"/>
-        </w:rPr>
-        <w:t>Purpose of this document: this form collects the author's authorization, declarations, privacy consent, and full acceptance of GateBreakOpen policies. The complete policy text is included before the signature section so that authors sign after reading the full policy framework.</w:t>
-      </w:r>
-    </w:p>
-    <w:p>
-      <w:pPr>
-        <w:pStyle w:val="Heading1"/>
-        <w:spacing w:before="200" w:after="80"/>
-      </w:pPr>
-      <w:r>
-        <w:t>PART A - AUTHOR AND SUBMISSION DATA</w:t>
-      </w:r>
-    </w:p>
-    <w:p>
-      <w:pPr>
-        <w:pStyle w:val="Heading2"/>
-        <w:spacing w:before="140" w:after="40"/>
-      </w:pPr>
-      <w:r>
         <w:t>A1. First Author and Corresponding Author</w:t>
       </w:r>
     </w:p>
@@ -96,15 +89,13 @@
         <w:tc>
           <w:tcPr>
             <w:tcW w:type="dxa" w:w="5184"/>
+            <w:shd w:fill="FFF2E0"/>
             <w:vAlign w:val="center"/>
-            <w:shd w:fill="EFEFEF"/>
           </w:tcPr>
           <w:p>
-            <w:r/>
             <w:r>
               <w:rPr>
                 <w:b/>
-                <w:sz w:val="18"/>
               </w:rPr>
               <w:t>Name and surname</w:t>
             </w:r>
@@ -116,12 +107,8 @@
             <w:vAlign w:val="center"/>
           </w:tcPr>
           <w:p>
-            <w:r/>
             <w:r>
-              <w:rPr>
-                <w:b w:val="0"/>
-                <w:sz w:val="18"/>
-              </w:rPr>
+              <w:br/>
             </w:r>
           </w:p>
         </w:tc>
@@ -130,15 +117,13 @@
         <w:tc>
           <w:tcPr>
             <w:tcW w:type="dxa" w:w="5184"/>
+            <w:shd w:fill="FFF2E0"/>
             <w:vAlign w:val="center"/>
-            <w:shd w:fill="EFEFEF"/>
           </w:tcPr>
           <w:p>
-            <w:r/>
             <w:r>
               <w:rPr>
                 <w:b/>
-                <w:sz w:val="18"/>
               </w:rPr>
               <w:t>Email address</w:t>
             </w:r>
@@ -150,12 +135,8 @@
             <w:vAlign w:val="center"/>
           </w:tcPr>
           <w:p>
-            <w:r/>
             <w:r>
-              <w:rPr>
-                <w:b w:val="0"/>
-                <w:sz w:val="18"/>
-              </w:rPr>
+              <w:br/>
             </w:r>
           </w:p>
         </w:tc>
@@ -164,15 +145,13 @@
         <w:tc>
           <w:tcPr>
             <w:tcW w:type="dxa" w:w="5184"/>
+            <w:shd w:fill="FFF2E0"/>
             <w:vAlign w:val="center"/>
-            <w:shd w:fill="EFEFEF"/>
           </w:tcPr>
           <w:p>
-            <w:r/>
             <w:r>
               <w:rPr>
                 <w:b/>
-                <w:sz w:val="18"/>
               </w:rPr>
               <w:t>Affiliation or independent status</w:t>
             </w:r>
@@ -184,12 +163,8 @@
             <w:vAlign w:val="center"/>
           </w:tcPr>
           <w:p>
-            <w:r/>
             <w:r>
-              <w:rPr>
-                <w:b w:val="0"/>
-                <w:sz w:val="18"/>
-              </w:rPr>
+              <w:br/>
             </w:r>
           </w:p>
         </w:tc>
@@ -198,15 +173,13 @@
         <w:tc>
           <w:tcPr>
             <w:tcW w:type="dxa" w:w="5184"/>
+            <w:shd w:fill="FFF2E0"/>
             <w:vAlign w:val="center"/>
-            <w:shd w:fill="EFEFEF"/>
           </w:tcPr>
           <w:p>
-            <w:r/>
             <w:r>
               <w:rPr>
                 <w:b/>
-                <w:sz w:val="18"/>
               </w:rPr>
               <w:t>Country</w:t>
             </w:r>
@@ -218,12 +191,8 @@
             <w:vAlign w:val="center"/>
           </w:tcPr>
           <w:p>
-            <w:r/>
             <w:r>
-              <w:rPr>
-                <w:b w:val="0"/>
-                <w:sz w:val="18"/>
-              </w:rPr>
+              <w:br/>
             </w:r>
           </w:p>
         </w:tc>
@@ -232,15 +201,13 @@
         <w:tc>
           <w:tcPr>
             <w:tcW w:type="dxa" w:w="5184"/>
+            <w:shd w:fill="FFF2E0"/>
             <w:vAlign w:val="center"/>
-            <w:shd w:fill="EFEFEF"/>
           </w:tcPr>
           <w:p>
-            <w:r/>
             <w:r>
               <w:rPr>
                 <w:b/>
-                <w:sz w:val="18"/>
               </w:rPr>
               <w:t>ORCID, if available</w:t>
             </w:r>
@@ -252,12 +219,8 @@
             <w:vAlign w:val="center"/>
           </w:tcPr>
           <w:p>
-            <w:r/>
             <w:r>
-              <w:rPr>
-                <w:b w:val="0"/>
-                <w:sz w:val="18"/>
-              </w:rPr>
+              <w:br/>
             </w:r>
           </w:p>
         </w:tc>
@@ -266,15 +229,13 @@
         <w:tc>
           <w:tcPr>
             <w:tcW w:type="dxa" w:w="5184"/>
+            <w:shd w:fill="FFF2E0"/>
             <w:vAlign w:val="center"/>
-            <w:shd w:fill="EFEFEF"/>
           </w:tcPr>
           <w:p>
-            <w:r/>
             <w:r>
               <w:rPr>
                 <w:b/>
-                <w:sz w:val="18"/>
               </w:rPr>
               <w:t>Last academic qualification</w:t>
             </w:r>
@@ -286,12 +247,8 @@
             <w:vAlign w:val="center"/>
           </w:tcPr>
           <w:p>
-            <w:r/>
             <w:r>
-              <w:rPr>
-                <w:b w:val="0"/>
-                <w:sz w:val="18"/>
-              </w:rPr>
+              <w:br/>
             </w:r>
           </w:p>
         </w:tc>
@@ -300,15 +257,13 @@
         <w:tc>
           <w:tcPr>
             <w:tcW w:type="dxa" w:w="5184"/>
+            <w:shd w:fill="FFF2E0"/>
             <w:vAlign w:val="center"/>
-            <w:shd w:fill="EFEFEF"/>
           </w:tcPr>
           <w:p>
-            <w:r/>
             <w:r>
               <w:rPr>
                 <w:b/>
-                <w:sz w:val="18"/>
               </w:rPr>
               <w:t>Institution certifying the last qualification</w:t>
             </w:r>
@@ -320,108 +275,45 @@
             <w:vAlign w:val="center"/>
           </w:tcPr>
           <w:p>
-            <w:r/>
             <w:r>
-              <w:rPr>
-                <w:b w:val="0"/>
-                <w:sz w:val="18"/>
-              </w:rPr>
+              <w:br/>
             </w:r>
           </w:p>
         </w:tc>
       </w:tr>
     </w:tbl>
+    <w:p/>
     <w:p>
-      <w:pPr>
-        <w:pStyle w:val="Heading2"/>
-        <w:spacing w:before="140" w:after="40"/>
-      </w:pPr>
-      <w:r>
-        <w:t>A2. Co-authors</w:t>
+      <w:r>
+        <w:t>A2. Co-authors: list all co-authors. If there are no co-authors, write: Not applicable.</w:t>
       </w:r>
     </w:p>
     <w:p>
-      <w:pPr>
-        <w:pStyle w:val="BodyText"/>
-        <w:spacing w:after="60" w:line="245" w:lineRule="auto"/>
-      </w:pPr>
-      <w:r>
-        <w:rPr>
-          <w:sz w:val="19"/>
-        </w:rPr>
-        <w:t>List all co-authors. If there are no co-authors, write: Not applicable.</w:t>
+      <w:r>
+        <w:t>Co-author 1: _______________________________________________________________________________________________</w:t>
       </w:r>
     </w:p>
     <w:p>
-      <w:pPr>
-        <w:pStyle w:val="BodyText"/>
-      </w:pPr>
+      <w:r>
+        <w:t>Co-author 2: _______________________________________________________________________________________________</w:t>
+      </w:r>
+    </w:p>
+    <w:p>
+      <w:r>
+        <w:t>Co-author 3: _______________________________________________________________________________________________</w:t>
+      </w:r>
+    </w:p>
+    <w:p>
+      <w:r>
+        <w:t>Co-author 4: _______________________________________________________________________________________________</w:t>
+      </w:r>
+    </w:p>
+    <w:p>
       <w:r>
         <w:rPr>
           <w:b/>
+          <w:color w:val="C96A00"/>
         </w:rPr>
-        <w:t>Co-author 1:</w:t>
-      </w:r>
-    </w:p>
-    <w:p>
-      <w:r>
-        <w:t>_______________________________________________________________________________________________</w:t>
-      </w:r>
-    </w:p>
-    <w:p>
-      <w:pPr>
-        <w:pStyle w:val="BodyText"/>
-      </w:pPr>
-      <w:r>
-        <w:rPr>
-          <w:b/>
-        </w:rPr>
-        <w:t>Co-author 2:</w:t>
-      </w:r>
-    </w:p>
-    <w:p>
-      <w:r>
-        <w:t>_______________________________________________________________________________________________</w:t>
-      </w:r>
-    </w:p>
-    <w:p>
-      <w:pPr>
-        <w:pStyle w:val="BodyText"/>
-      </w:pPr>
-      <w:r>
-        <w:rPr>
-          <w:b/>
-        </w:rPr>
-        <w:t>Co-author 3:</w:t>
-      </w:r>
-    </w:p>
-    <w:p>
-      <w:r>
-        <w:t>_______________________________________________________________________________________________</w:t>
-      </w:r>
-    </w:p>
-    <w:p>
-      <w:pPr>
-        <w:pStyle w:val="BodyText"/>
-      </w:pPr>
-      <w:r>
-        <w:rPr>
-          <w:b/>
-        </w:rPr>
-        <w:t>Co-author 4:</w:t>
-      </w:r>
-    </w:p>
-    <w:p>
-      <w:r>
-        <w:t>_______________________________________________________________________________________________</w:t>
-      </w:r>
-    </w:p>
-    <w:p>
-      <w:pPr>
-        <w:pStyle w:val="Heading2"/>
-        <w:spacing w:before="140" w:after="40"/>
-      </w:pPr>
-      <w:r>
         <w:t>A3. Article or Work Metadata</w:t>
       </w:r>
     </w:p>
@@ -440,15 +332,13 @@
         <w:tc>
           <w:tcPr>
             <w:tcW w:type="dxa" w:w="5184"/>
+            <w:shd w:fill="FFF2E0"/>
             <w:vAlign w:val="center"/>
-            <w:shd w:fill="EFEFEF"/>
           </w:tcPr>
           <w:p>
-            <w:r/>
             <w:r>
               <w:rPr>
                 <w:b/>
-                <w:sz w:val="18"/>
               </w:rPr>
               <w:t>Full title</w:t>
             </w:r>
@@ -460,12 +350,8 @@
             <w:vAlign w:val="center"/>
           </w:tcPr>
           <w:p>
-            <w:r/>
             <w:r>
-              <w:rPr>
-                <w:b w:val="0"/>
-                <w:sz w:val="18"/>
-              </w:rPr>
+              <w:br/>
             </w:r>
           </w:p>
         </w:tc>
@@ -474,15 +360,13 @@
         <w:tc>
           <w:tcPr>
             <w:tcW w:type="dxa" w:w="5184"/>
+            <w:shd w:fill="FFF2E0"/>
             <w:vAlign w:val="center"/>
-            <w:shd w:fill="EFEFEF"/>
           </w:tcPr>
           <w:p>
-            <w:r/>
             <w:r>
               <w:rPr>
                 <w:b/>
-                <w:sz w:val="18"/>
               </w:rPr>
               <w:t>Subtitle, if any</w:t>
             </w:r>
@@ -494,12 +378,8 @@
             <w:vAlign w:val="center"/>
           </w:tcPr>
           <w:p>
-            <w:r/>
             <w:r>
-              <w:rPr>
-                <w:b w:val="0"/>
-                <w:sz w:val="18"/>
-              </w:rPr>
+              <w:br/>
             </w:r>
           </w:p>
         </w:tc>
@@ -508,15 +388,13 @@
         <w:tc>
           <w:tcPr>
             <w:tcW w:type="dxa" w:w="5184"/>
+            <w:shd w:fill="FFF2E0"/>
             <w:vAlign w:val="center"/>
-            <w:shd w:fill="EFEFEF"/>
           </w:tcPr>
           <w:p>
-            <w:r/>
             <w:r>
               <w:rPr>
                 <w:b/>
-                <w:sz w:val="18"/>
               </w:rPr>
               <w:t>Article type</w:t>
             </w:r>
@@ -528,12 +406,7 @@
             <w:vAlign w:val="center"/>
           </w:tcPr>
           <w:p>
-            <w:r/>
             <w:r>
-              <w:rPr>
-                <w:b w:val="0"/>
-                <w:sz w:val="18"/>
-              </w:rPr>
               <w:t>Example: systematic review, scoping review, conceptual paper, new theoretical/conceptual proposal, open letter, note, monograph, thesis, book chapter, etc.</w:t>
             </w:r>
           </w:p>
@@ -543,15 +416,13 @@
         <w:tc>
           <w:tcPr>
             <w:tcW w:type="dxa" w:w="5184"/>
+            <w:shd w:fill="FFF2E0"/>
             <w:vAlign w:val="center"/>
-            <w:shd w:fill="EFEFEF"/>
           </w:tcPr>
           <w:p>
-            <w:r/>
             <w:r>
               <w:rPr>
                 <w:b/>
-                <w:sz w:val="18"/>
               </w:rPr>
               <w:t>Area</w:t>
             </w:r>
@@ -563,12 +434,7 @@
             <w:vAlign w:val="center"/>
           </w:tcPr>
           <w:p>
-            <w:r/>
             <w:r>
-              <w:rPr>
-                <w:b w:val="0"/>
-                <w:sz w:val="18"/>
-              </w:rPr>
               <w:t>Example: healthcare, education, social sciences, data science, philosophy, humanities, interdisciplinary studies, etc.</w:t>
             </w:r>
           </w:p>
@@ -578,15 +444,13 @@
         <w:tc>
           <w:tcPr>
             <w:tcW w:type="dxa" w:w="5184"/>
+            <w:shd w:fill="FFF2E0"/>
             <w:vAlign w:val="center"/>
-            <w:shd w:fill="EFEFEF"/>
           </w:tcPr>
           <w:p>
-            <w:r/>
             <w:r>
               <w:rPr>
                 <w:b/>
-                <w:sz w:val="18"/>
               </w:rPr>
               <w:t>Keywords</w:t>
             </w:r>
@@ -598,12 +462,8 @@
             <w:vAlign w:val="center"/>
           </w:tcPr>
           <w:p>
-            <w:r/>
             <w:r>
-              <w:rPr>
-                <w:b w:val="0"/>
-                <w:sz w:val="18"/>
-              </w:rPr>
+              <w:br/>
             </w:r>
           </w:p>
         </w:tc>
@@ -612,15 +472,13 @@
         <w:tc>
           <w:tcPr>
             <w:tcW w:type="dxa" w:w="5184"/>
+            <w:shd w:fill="FFF2E0"/>
             <w:vAlign w:val="center"/>
-            <w:shd w:fill="EFEFEF"/>
           </w:tcPr>
           <w:p>
-            <w:r/>
             <w:r>
               <w:rPr>
                 <w:b/>
-                <w:sz w:val="18"/>
               </w:rPr>
               <w:t>Abstract included?</w:t>
             </w:r>
@@ -632,12 +490,7 @@
             <w:vAlign w:val="center"/>
           </w:tcPr>
           <w:p>
-            <w:r/>
             <w:r>
-              <w:rPr>
-                <w:b w:val="0"/>
-                <w:sz w:val="18"/>
-              </w:rPr>
               <w:t>Yes / No</w:t>
             </w:r>
           </w:p>
@@ -647,15 +500,13 @@
         <w:tc>
           <w:tcPr>
             <w:tcW w:type="dxa" w:w="5184"/>
+            <w:shd w:fill="FFF2E0"/>
             <w:vAlign w:val="center"/>
-            <w:shd w:fill="EFEFEF"/>
           </w:tcPr>
           <w:p>
-            <w:r/>
             <w:r>
               <w:rPr>
                 <w:b/>
-                <w:sz w:val="18"/>
               </w:rPr>
               <w:t>Tables or figures included?</w:t>
             </w:r>
@@ -667,12 +518,7 @@
             <w:vAlign w:val="center"/>
           </w:tcPr>
           <w:p>
-            <w:r/>
             <w:r>
-              <w:rPr>
-                <w:b w:val="0"/>
-                <w:sz w:val="18"/>
-              </w:rPr>
               <w:t>Yes / No</w:t>
             </w:r>
           </w:p>
@@ -682,15 +528,13 @@
         <w:tc>
           <w:tcPr>
             <w:tcW w:type="dxa" w:w="5184"/>
+            <w:shd w:fill="FFF2E0"/>
             <w:vAlign w:val="center"/>
-            <w:shd w:fill="EFEFEF"/>
           </w:tcPr>
           <w:p>
-            <w:r/>
             <w:r>
               <w:rPr>
                 <w:b/>
-                <w:sz w:val="18"/>
               </w:rPr>
               <w:t>Supplementary material included?</w:t>
             </w:r>
@@ -702,22 +546,45 @@
             <w:vAlign w:val="center"/>
           </w:tcPr>
           <w:p>
-            <w:r/>
+            <w:r>
+              <w:t>Yes / No</w:t>
+            </w:r>
+          </w:p>
+        </w:tc>
+      </w:tr>
+      <w:tr>
+        <w:tc>
+          <w:tcPr>
+            <w:tcW w:type="dxa" w:w="5184"/>
+            <w:shd w:fill="FFF2E0"/>
+            <w:vAlign w:val="center"/>
+          </w:tcPr>
+          <w:p>
             <w:r>
               <w:rPr>
-                <w:b w:val="0"/>
-                <w:sz w:val="18"/>
+                <w:b/>
               </w:rPr>
+              <w:t>English-language manuscript?</w:t>
+            </w:r>
+          </w:p>
+        </w:tc>
+        <w:tc>
+          <w:tcPr>
+            <w:tcW w:type="dxa" w:w="5184"/>
+            <w:vAlign w:val="center"/>
+          </w:tcPr>
+          <w:p>
+            <w:r>
               <w:t>Yes / No</w:t>
             </w:r>
           </w:p>
         </w:tc>
       </w:tr>
     </w:tbl>
+    <w:p/>
     <w:p>
       <w:pPr>
         <w:pStyle w:val="Heading2"/>
-        <w:spacing w:before="140" w:after="40"/>
       </w:pPr>
       <w:r>
         <w:t>A4. Author Checklist Before Submission</w:t>
@@ -725,3384 +592,1865 @@
     </w:p>
     <w:p>
       <w:pPr>
-        <w:pStyle w:val="BodyText"/>
-      </w:pPr>
-      <w:r>
-        <w:rPr>
-          <w:sz w:val="20"/>
-        </w:rPr>
-        <w:t xml:space="preserve">☐ </w:t>
-      </w:r>
-      <w:r>
-        <w:rPr>
-          <w:sz w:val="19"/>
-        </w:rPr>
-        <w:t>The article file is included.</w:t>
-      </w:r>
-    </w:p>
-    <w:p>
-      <w:pPr>
-        <w:pStyle w:val="BodyText"/>
-      </w:pPr>
-      <w:r>
-        <w:rPr>
-          <w:sz w:val="20"/>
-        </w:rPr>
-        <w:t xml:space="preserve">☐ </w:t>
-      </w:r>
-      <w:r>
-        <w:rPr>
-          <w:sz w:val="19"/>
-        </w:rPr>
-        <w:t>This complete form is completed, dated, and signed.</w:t>
-      </w:r>
-    </w:p>
-    <w:p>
-      <w:pPr>
-        <w:pStyle w:val="BodyText"/>
-      </w:pPr>
-      <w:r>
-        <w:rPr>
-          <w:sz w:val="20"/>
-        </w:rPr>
-        <w:t xml:space="preserve">☐ </w:t>
-      </w:r>
-      <w:r>
-        <w:rPr>
-          <w:sz w:val="19"/>
-        </w:rPr>
-        <w:t>All required personal data are included.</w:t>
-      </w:r>
-    </w:p>
-    <w:p>
-      <w:pPr>
-        <w:pStyle w:val="BodyText"/>
-      </w:pPr>
-      <w:r>
-        <w:rPr>
-          <w:sz w:val="20"/>
-        </w:rPr>
-        <w:t xml:space="preserve">☐ </w:t>
-      </w:r>
-      <w:r>
-        <w:rPr>
-          <w:sz w:val="19"/>
-        </w:rPr>
-        <w:t>The abstract is included.</w:t>
-      </w:r>
-    </w:p>
-    <w:p>
-      <w:pPr>
-        <w:pStyle w:val="BodyText"/>
-      </w:pPr>
-      <w:r>
-        <w:rPr>
-          <w:sz w:val="20"/>
-        </w:rPr>
-        <w:t xml:space="preserve">☐ </w:t>
-      </w:r>
-      <w:r>
-        <w:rPr>
-          <w:sz w:val="19"/>
-        </w:rPr>
-        <w:t>The area is selected.</w:t>
-      </w:r>
-    </w:p>
-    <w:p>
-      <w:pPr>
-        <w:pStyle w:val="BodyText"/>
-      </w:pPr>
-      <w:r>
-        <w:rPr>
-          <w:sz w:val="20"/>
-        </w:rPr>
-        <w:t xml:space="preserve">☐ </w:t>
-      </w:r>
-      <w:r>
-        <w:rPr>
-          <w:sz w:val="19"/>
-        </w:rPr>
-        <w:t>The type of contribution is selected.</w:t>
-      </w:r>
-    </w:p>
-    <w:p>
-      <w:pPr>
-        <w:pStyle w:val="BodyText"/>
-      </w:pPr>
-      <w:r>
-        <w:rPr>
-          <w:sz w:val="20"/>
-        </w:rPr>
-        <w:t xml:space="preserve">☐ </w:t>
-      </w:r>
-      <w:r>
-        <w:rPr>
-          <w:sz w:val="19"/>
-        </w:rPr>
-        <w:t>References are listed at the end of the paper.</w:t>
-      </w:r>
-    </w:p>
-    <w:p>
-      <w:pPr>
-        <w:pStyle w:val="BodyText"/>
-      </w:pPr>
-      <w:r>
-        <w:rPr>
-          <w:sz w:val="20"/>
-        </w:rPr>
-        <w:t xml:space="preserve">☐ </w:t>
-      </w:r>
-      <w:r>
-        <w:rPr>
-          <w:sz w:val="19"/>
-        </w:rPr>
-        <w:t>References are cited within the text.</w:t>
-      </w:r>
-    </w:p>
-    <w:p>
-      <w:pPr>
-        <w:pStyle w:val="BodyText"/>
-      </w:pPr>
-      <w:r>
-        <w:rPr>
-          <w:sz w:val="20"/>
-        </w:rPr>
-        <w:t xml:space="preserve">☐ </w:t>
-      </w:r>
-      <w:r>
-        <w:rPr>
-          <w:sz w:val="19"/>
-        </w:rPr>
-        <w:t>Tables and figures, if present, are submitted as separate files or clearly identified.</w:t>
-      </w:r>
-    </w:p>
-    <w:p>
-      <w:pPr>
-        <w:pStyle w:val="BodyText"/>
-      </w:pPr>
-      <w:r>
-        <w:rPr>
-          <w:sz w:val="20"/>
-        </w:rPr>
-        <w:t xml:space="preserve">☐ </w:t>
-      </w:r>
-      <w:r>
-        <w:rPr>
-          <w:sz w:val="19"/>
-        </w:rPr>
-        <w:t>Tables and figures, if present, are numbered and indicated in the text.</w:t>
-      </w:r>
-    </w:p>
-    <w:p>
-      <w:pPr>
-        <w:pStyle w:val="BodyText"/>
-      </w:pPr>
-      <w:r>
-        <w:rPr>
-          <w:sz w:val="20"/>
-        </w:rPr>
-        <w:t xml:space="preserve">☐ </w:t>
-      </w:r>
-      <w:r>
-        <w:rPr>
-          <w:sz w:val="19"/>
-        </w:rPr>
-        <w:t>All required declarations are included in the manuscript or in this form.</w:t>
-      </w:r>
-    </w:p>
-    <w:p>
-      <w:pPr>
-        <w:pStyle w:val="BodyText"/>
-      </w:pPr>
-      <w:r>
-        <w:rPr>
-          <w:sz w:val="20"/>
-        </w:rPr>
-        <w:t xml:space="preserve">☐ </w:t>
-      </w:r>
-      <w:r>
-        <w:rPr>
-          <w:sz w:val="19"/>
-        </w:rPr>
-        <w:t>The work is not primary human research and is not primary animal research.</w:t>
-      </w:r>
-    </w:p>
-    <w:p>
-      <w:pPr>
-        <w:pStyle w:val="Heading1"/>
-        <w:spacing w:before="200" w:after="80"/>
-      </w:pPr>
-      <w:r>
-        <w:t>PART B - PUBLICATION AUTHORIZATION</w:t>
-      </w:r>
-    </w:p>
-    <w:p>
-      <w:pPr>
-        <w:pStyle w:val="BodyText"/>
-        <w:spacing w:after="60" w:line="245" w:lineRule="auto"/>
-      </w:pPr>
-      <w:r>
-        <w:rPr>
-          <w:sz w:val="19"/>
-        </w:rPr>
-        <w:t>By signing this form, the author authorizes GateBreakOpen to consider the submitted work for online publication according to the complete policies included in this document.</w:t>
-      </w:r>
-    </w:p>
-    <w:p>
-      <w:pPr>
-        <w:pStyle w:val="BodyText"/>
-      </w:pPr>
-      <w:r>
-        <w:rPr>
-          <w:sz w:val="20"/>
-        </w:rPr>
-        <w:t xml:space="preserve">☐ </w:t>
-      </w:r>
-      <w:r>
-        <w:rPr>
-          <w:sz w:val="19"/>
-        </w:rPr>
-        <w:t>I authorize GateBreakOpen to process the submitted work for editorial, formal, technical, and policy-compliance purposes.</w:t>
-      </w:r>
-    </w:p>
-    <w:p>
-      <w:pPr>
-        <w:pStyle w:val="BodyText"/>
-      </w:pPr>
-      <w:r>
-        <w:rPr>
-          <w:sz w:val="20"/>
-        </w:rPr>
-        <w:t xml:space="preserve">☐ </w:t>
-      </w:r>
-      <w:r>
-        <w:rPr>
-          <w:sz w:val="19"/>
-        </w:rPr>
-        <w:t>I authorize GateBreakOpen to publish the submitted work online if it is considered eligible under GateBreakOpen policies.</w:t>
-      </w:r>
-    </w:p>
-    <w:p>
-      <w:pPr>
-        <w:pStyle w:val="BodyText"/>
-      </w:pPr>
-      <w:r>
-        <w:rPr>
-          <w:sz w:val="20"/>
-        </w:rPr>
-        <w:t xml:space="preserve">☐ </w:t>
-      </w:r>
-      <w:r>
-        <w:rPr>
-          <w:sz w:val="19"/>
-        </w:rPr>
-        <w:t>I authorize GateBreakOpen to display the article title, author name(s), affiliation or independent status, ORCID if provided, abstract, keywords, article type, area, publication date, license, and GateBreakOpen identifier.</w:t>
-      </w:r>
-    </w:p>
-    <w:p>
-      <w:pPr>
-        <w:pStyle w:val="BodyText"/>
-      </w:pPr>
-      <w:r>
-        <w:rPr>
-          <w:sz w:val="20"/>
-        </w:rPr>
-        <w:t xml:space="preserve">☐ </w:t>
-      </w:r>
-      <w:r>
-        <w:rPr>
-          <w:sz w:val="19"/>
-        </w:rPr>
-        <w:t>I authorize GateBreakOpen to share the article link and article-related metadata on GateBreakOpen pages and communication channels.</w:t>
-      </w:r>
-    </w:p>
-    <w:p>
-      <w:pPr>
-        <w:pStyle w:val="BodyText"/>
-      </w:pPr>
-      <w:r>
-        <w:rPr>
-          <w:sz w:val="20"/>
-        </w:rPr>
-        <w:t xml:space="preserve">☐ </w:t>
-      </w:r>
-      <w:r>
-        <w:rPr>
-          <w:sz w:val="19"/>
-        </w:rPr>
-        <w:t>I understand that GateBreakOpen is online-only and does not provide print publication.</w:t>
-      </w:r>
-    </w:p>
-    <w:p>
-      <w:pPr>
-        <w:pStyle w:val="BodyText"/>
-      </w:pPr>
-      <w:r>
-        <w:rPr>
-          <w:sz w:val="20"/>
-        </w:rPr>
-        <w:t xml:space="preserve">☐ </w:t>
-      </w:r>
-      <w:r>
-        <w:rPr>
-          <w:sz w:val="19"/>
-        </w:rPr>
-        <w:t>I understand that publication on GateBreakOpen does not mean scientific validation, peer review, academic certification, or institutional endorsement.</w:t>
-      </w:r>
-    </w:p>
-    <w:p>
-      <w:pPr>
-        <w:pStyle w:val="Heading1"/>
-        <w:spacing w:before="200" w:after="80"/>
-      </w:pPr>
-      <w:r>
-        <w:t>PART C - PRIVACY AND PERSONAL DATA AUTHORIZATION</w:t>
-      </w:r>
-    </w:p>
-    <w:p>
-      <w:pPr>
-        <w:pStyle w:val="Heading2"/>
-        <w:spacing w:before="140" w:after="40"/>
-      </w:pPr>
-      <w:r>
-        <w:t>C1. Personal Data Processed</w:t>
-      </w:r>
-    </w:p>
-    <w:p>
-      <w:pPr>
-        <w:pStyle w:val="BodyText"/>
-        <w:spacing w:after="60" w:line="245" w:lineRule="auto"/>
-      </w:pPr>
-      <w:r>
-        <w:rPr>
-          <w:sz w:val="19"/>
-        </w:rPr>
-        <w:t>GateBreakOpen may process the personal data necessary for submission, correspondence, publication, documentation, policy compliance, publication records, reporting, correction, suspension, and removal management.</w:t>
-      </w:r>
-    </w:p>
-    <w:p>
-      <w:pPr>
-        <w:pStyle w:val="ListBullet"/>
-        <w:spacing w:after="20"/>
-      </w:pPr>
-      <w:r>
-        <w:rPr>
-          <w:sz w:val="19"/>
-        </w:rPr>
-        <w:t>author name and surname</w:t>
-      </w:r>
-    </w:p>
-    <w:p>
-      <w:pPr>
-        <w:pStyle w:val="ListBullet"/>
-        <w:spacing w:after="20"/>
-      </w:pPr>
-      <w:r>
-        <w:rPr>
-          <w:sz w:val="19"/>
-        </w:rPr>
-        <w:t>co-author names and surnames</w:t>
-      </w:r>
-    </w:p>
-    <w:p>
-      <w:pPr>
-        <w:pStyle w:val="ListBullet"/>
-        <w:spacing w:after="20"/>
-      </w:pPr>
-      <w:r>
-        <w:rPr>
-          <w:sz w:val="19"/>
-        </w:rPr>
-        <w:t>email addresses</w:t>
-      </w:r>
-    </w:p>
-    <w:p>
-      <w:pPr>
-        <w:pStyle w:val="ListBullet"/>
-        <w:spacing w:after="20"/>
-      </w:pPr>
-      <w:r>
-        <w:rPr>
-          <w:sz w:val="19"/>
-        </w:rPr>
-        <w:t>affiliation or independent status</w:t>
-      </w:r>
-    </w:p>
-    <w:p>
-      <w:pPr>
-        <w:pStyle w:val="ListBullet"/>
-        <w:spacing w:after="20"/>
-      </w:pPr>
-      <w:r>
-        <w:rPr>
-          <w:sz w:val="19"/>
-        </w:rPr>
-        <w:t>ORCID, if provided</w:t>
-      </w:r>
-    </w:p>
-    <w:p>
-      <w:pPr>
-        <w:pStyle w:val="ListBullet"/>
-        <w:spacing w:after="20"/>
-      </w:pPr>
-      <w:r>
-        <w:rPr>
-          <w:sz w:val="19"/>
-        </w:rPr>
-        <w:t>last academic qualification and certifying institution</w:t>
-      </w:r>
-    </w:p>
-    <w:p>
-      <w:pPr>
-        <w:pStyle w:val="ListBullet"/>
-        <w:spacing w:after="20"/>
-      </w:pPr>
-      <w:r>
-        <w:rPr>
-          <w:sz w:val="19"/>
-        </w:rPr>
-        <w:t>article title, subtitle, abstract, keywords, area, and type of contribution</w:t>
-      </w:r>
-    </w:p>
-    <w:p>
-      <w:pPr>
-        <w:pStyle w:val="ListBullet"/>
-        <w:spacing w:after="20"/>
-      </w:pPr>
-      <w:r>
-        <w:rPr>
-          <w:sz w:val="19"/>
-        </w:rPr>
-        <w:t>declarations, signed forms, and correspondence</w:t>
-      </w:r>
-    </w:p>
-    <w:p>
-      <w:pPr>
-        <w:pStyle w:val="ListBullet"/>
-        <w:spacing w:after="20"/>
-      </w:pPr>
-      <w:r>
-        <w:rPr>
-          <w:sz w:val="19"/>
-        </w:rPr>
-        <w:t>publication metadata and GateBreakOpen internal identifiers or ARKs</w:t>
-      </w:r>
-    </w:p>
-    <w:p>
-      <w:pPr>
-        <w:pStyle w:val="Heading2"/>
-        <w:spacing w:before="140" w:after="40"/>
-      </w:pPr>
-      <w:r>
-        <w:t>C2. Purposes of Processing</w:t>
-      </w:r>
-    </w:p>
-    <w:p>
-      <w:pPr>
-        <w:pStyle w:val="ListBullet"/>
-        <w:spacing w:after="20"/>
-      </w:pPr>
-      <w:r>
-        <w:rPr>
-          <w:sz w:val="19"/>
-        </w:rPr>
-        <w:t>submission management</w:t>
-      </w:r>
-    </w:p>
-    <w:p>
-      <w:pPr>
-        <w:pStyle w:val="ListBullet"/>
-        <w:spacing w:after="20"/>
-      </w:pPr>
-      <w:r>
-        <w:rPr>
-          <w:sz w:val="19"/>
-        </w:rPr>
-        <w:t>author identification and correspondence</w:t>
-      </w:r>
-    </w:p>
-    <w:p>
-      <w:pPr>
-        <w:pStyle w:val="ListBullet"/>
-        <w:spacing w:after="20"/>
-      </w:pPr>
-      <w:r>
-        <w:rPr>
-          <w:sz w:val="19"/>
-        </w:rPr>
-        <w:t>publication management</w:t>
-      </w:r>
-    </w:p>
-    <w:p>
-      <w:pPr>
-        <w:pStyle w:val="ListBullet"/>
-        <w:spacing w:after="20"/>
-      </w:pPr>
-      <w:r>
-        <w:rPr>
-          <w:sz w:val="19"/>
-        </w:rPr>
-        <w:t>policy acceptance documentation</w:t>
-      </w:r>
-    </w:p>
-    <w:p>
-      <w:pPr>
-        <w:pStyle w:val="ListBullet"/>
-        <w:spacing w:after="20"/>
-      </w:pPr>
-      <w:r>
-        <w:rPr>
-          <w:sz w:val="19"/>
-        </w:rPr>
-        <w:t>privacy and authorization documentation</w:t>
-      </w:r>
-    </w:p>
-    <w:p>
-      <w:pPr>
-        <w:pStyle w:val="ListBullet"/>
-        <w:spacing w:after="20"/>
-      </w:pPr>
-      <w:r>
-        <w:rPr>
-          <w:sz w:val="19"/>
-        </w:rPr>
-        <w:t>basic editorial, formal, language, guideline, and reference QA</w:t>
-      </w:r>
-    </w:p>
-    <w:p>
-      <w:pPr>
-        <w:pStyle w:val="ListBullet"/>
-        <w:spacing w:after="20"/>
-      </w:pPr>
-      <w:r>
-        <w:rPr>
-          <w:sz w:val="19"/>
-        </w:rPr>
-        <w:t>publication page creation and archive management</w:t>
-      </w:r>
-    </w:p>
-    <w:p>
-      <w:pPr>
-        <w:pStyle w:val="ListBullet"/>
-        <w:spacing w:after="20"/>
-      </w:pPr>
-      <w:r>
-        <w:rPr>
-          <w:sz w:val="19"/>
-        </w:rPr>
-        <w:t>reporting, correction, suspension, removal, or dispute management</w:t>
-      </w:r>
-    </w:p>
-    <w:p>
-      <w:pPr>
-        <w:pStyle w:val="Heading2"/>
-        <w:spacing w:before="140" w:after="40"/>
-      </w:pPr>
-      <w:r>
-        <w:t>C3. Published Data</w:t>
-      </w:r>
-    </w:p>
-    <w:p>
-      <w:pPr>
-        <w:pStyle w:val="BodyText"/>
-        <w:spacing w:after="60" w:line="245" w:lineRule="auto"/>
-      </w:pPr>
-      <w:r>
-        <w:rPr>
-          <w:sz w:val="19"/>
-        </w:rPr>
-        <w:t>The author understands that some data may be published together with the article, including author name(s), affiliation or independent status, ORCID if provided, article title, abstract, keywords, article type, area, publication date, license, and persistent identifier or internal identifier.</w:t>
-      </w:r>
-    </w:p>
-    <w:p>
-      <w:pPr>
-        <w:pStyle w:val="BodyText"/>
-      </w:pPr>
-      <w:r>
-        <w:rPr>
-          <w:sz w:val="20"/>
-        </w:rPr>
-        <w:t xml:space="preserve">☐ </w:t>
-      </w:r>
-      <w:r>
-        <w:rPr>
-          <w:sz w:val="19"/>
-        </w:rPr>
-        <w:t>I authorize GateBreakOpen to process my personal data for the purposes described above.</w:t>
-      </w:r>
-    </w:p>
-    <w:p>
-      <w:pPr>
-        <w:pStyle w:val="BodyText"/>
-      </w:pPr>
-      <w:r>
-        <w:rPr>
-          <w:sz w:val="20"/>
-        </w:rPr>
-        <w:t xml:space="preserve">☐ </w:t>
-      </w:r>
-      <w:r>
-        <w:rPr>
-          <w:sz w:val="19"/>
-        </w:rPr>
-        <w:t>I authorize GateBreakOpen to publish author and article metadata necessary for online publication.</w:t>
-      </w:r>
-    </w:p>
-    <w:p>
-      <w:pPr>
-        <w:pStyle w:val="BodyText"/>
-      </w:pPr>
-      <w:r>
-        <w:rPr>
-          <w:sz w:val="20"/>
-        </w:rPr>
-        <w:t xml:space="preserve">☐ </w:t>
-      </w:r>
-      <w:r>
-        <w:rPr>
-          <w:sz w:val="19"/>
-        </w:rPr>
-        <w:t>I understand that I may contact GateBreakOpen at submission@gatebreakopen.org for privacy-related requests.</w:t>
-      </w:r>
-    </w:p>
-    <w:p>
-      <w:pPr>
-        <w:pStyle w:val="BodyText"/>
-      </w:pPr>
-      <w:r>
-        <w:rPr>
-          <w:sz w:val="20"/>
-        </w:rPr>
-        <w:t xml:space="preserve">☐ </w:t>
-      </w:r>
-      <w:r>
-        <w:rPr>
-          <w:sz w:val="19"/>
-        </w:rPr>
-        <w:t>I understand that removal or modification requests may require evaluation and may not always result in immediate deletion when records must be retained for documentation, legal, policy, or integrity reasons.</w:t>
-      </w:r>
-    </w:p>
-    <w:p>
-      <w:pPr>
-        <w:pStyle w:val="Heading1"/>
-        <w:spacing w:before="200" w:after="80"/>
-      </w:pPr>
-      <w:r>
-        <w:t>PART D - AUTHOR RESPONSIBILITY DECLARATION</w:t>
-      </w:r>
-    </w:p>
-    <w:p>
-      <w:pPr>
-        <w:pStyle w:val="BodyText"/>
-        <w:spacing w:after="60" w:line="245" w:lineRule="auto"/>
-      </w:pPr>
-      <w:r>
-        <w:rPr>
-          <w:sz w:val="19"/>
-        </w:rPr>
-        <w:t>The author remains fully responsible for the submitted work. GateBreakOpen does not assume responsibility for the accuracy, originality, legality, completeness, scientific validity, interpretation, references, citations, tables, figures, or conclusions of the submitted work.</w:t>
-      </w:r>
-    </w:p>
-    <w:p>
-      <w:pPr>
-        <w:pStyle w:val="BodyText"/>
-      </w:pPr>
-      <w:r>
-        <w:rPr>
-          <w:sz w:val="20"/>
-        </w:rPr>
-        <w:t xml:space="preserve">☐ </w:t>
-      </w:r>
-      <w:r>
-        <w:rPr>
-          <w:sz w:val="19"/>
-        </w:rPr>
-        <w:t>I confirm that the submitted work is original or lawfully reusable.</w:t>
-      </w:r>
-    </w:p>
-    <w:p>
-      <w:pPr>
-        <w:pStyle w:val="BodyText"/>
-      </w:pPr>
-      <w:r>
-        <w:rPr>
-          <w:sz w:val="20"/>
-        </w:rPr>
-        <w:t xml:space="preserve">☐ </w:t>
-      </w:r>
-      <w:r>
-        <w:rPr>
-          <w:sz w:val="19"/>
-        </w:rPr>
-        <w:t>I confirm that I have the right to submit the work to GateBreakOpen.</w:t>
-      </w:r>
-    </w:p>
-    <w:p>
-      <w:pPr>
-        <w:pStyle w:val="BodyText"/>
-      </w:pPr>
-      <w:r>
-        <w:rPr>
-          <w:sz w:val="20"/>
-        </w:rPr>
-        <w:t xml:space="preserve">☐ </w:t>
-      </w:r>
-      <w:r>
-        <w:rPr>
-          <w:sz w:val="19"/>
-        </w:rPr>
-        <w:t>I confirm that all co-authors, if any, have approved the submission.</w:t>
-      </w:r>
-    </w:p>
-    <w:p>
-      <w:pPr>
-        <w:pStyle w:val="BodyText"/>
-      </w:pPr>
-      <w:r>
-        <w:rPr>
-          <w:sz w:val="20"/>
-        </w:rPr>
-        <w:t xml:space="preserve">☐ </w:t>
-      </w:r>
-      <w:r>
-        <w:rPr>
-          <w:sz w:val="19"/>
-        </w:rPr>
-        <w:t>I confirm that all references, citations, quotations, figures, tables, images, screenshots, diagrams, graphs, and external materials are used lawfully and accurately.</w:t>
-      </w:r>
-    </w:p>
-    <w:p>
-      <w:pPr>
-        <w:pStyle w:val="BodyText"/>
-      </w:pPr>
-      <w:r>
-        <w:rPr>
-          <w:sz w:val="20"/>
-        </w:rPr>
-        <w:t xml:space="preserve">☐ </w:t>
-      </w:r>
-      <w:r>
-        <w:rPr>
-          <w:sz w:val="19"/>
-        </w:rPr>
-        <w:t>I confirm that I am responsible for the accuracy, relevance, existence, interpretation, and proper use of all references and cited sources.</w:t>
-      </w:r>
-    </w:p>
-    <w:p>
-      <w:pPr>
-        <w:pStyle w:val="BodyText"/>
-      </w:pPr>
-      <w:r>
-        <w:rPr>
-          <w:sz w:val="20"/>
-        </w:rPr>
-        <w:t xml:space="preserve">☐ </w:t>
-      </w:r>
-      <w:r>
-        <w:rPr>
-          <w:sz w:val="19"/>
-        </w:rPr>
-        <w:t>I confirm that the submitted work does not violate copyright, privacy, confidentiality, contractual, institutional, ethical, or legal obligations.</w:t>
-      </w:r>
-    </w:p>
-    <w:p>
-      <w:pPr>
-        <w:pStyle w:val="BodyText"/>
-      </w:pPr>
-      <w:r>
-        <w:rPr>
-          <w:sz w:val="20"/>
-        </w:rPr>
-        <w:t xml:space="preserve">☐ </w:t>
-      </w:r>
-      <w:r>
-        <w:rPr>
-          <w:sz w:val="19"/>
-        </w:rPr>
-        <w:t>I understand that GateBreakOpen may reject, suspend, correct, or remove the work if serious issues are detected or reported.</w:t>
-      </w:r>
-    </w:p>
-    <w:p>
-      <w:pPr>
-        <w:pStyle w:val="Heading1"/>
-        <w:spacing w:before="200" w:after="80"/>
-      </w:pPr>
-      <w:r>
-        <w:t>PART E - NO PRIMARY HUMAN OR ANIMAL RESEARCH</w:t>
-      </w:r>
-    </w:p>
-    <w:p>
-      <w:pPr>
-        <w:pStyle w:val="BodyText"/>
-        <w:spacing w:after="60" w:line="245" w:lineRule="auto"/>
-      </w:pPr>
-      <w:r>
-        <w:rPr>
-          <w:sz w:val="19"/>
-        </w:rPr>
-        <w:t>GateBreakOpen does not accept primary research involving humans or animals. GateBreakOpen accepts secondary, conceptual, theoretical, methodological, educational, reflective, literature-based, non-interventional, and non-primary works.</w:t>
-      </w:r>
-    </w:p>
-    <w:p>
-      <w:pPr>
-        <w:pStyle w:val="BodyText"/>
-      </w:pPr>
-      <w:r>
-        <w:rPr>
-          <w:sz w:val="20"/>
-        </w:rPr>
-        <w:t xml:space="preserve">☐ </w:t>
-      </w:r>
-      <w:r>
-        <w:rPr>
-          <w:sz w:val="19"/>
-        </w:rPr>
-        <w:t>I declare that the submitted work is not primary human research.</w:t>
-      </w:r>
-    </w:p>
-    <w:p>
-      <w:pPr>
-        <w:pStyle w:val="BodyText"/>
-      </w:pPr>
-      <w:r>
-        <w:rPr>
-          <w:sz w:val="20"/>
-        </w:rPr>
-        <w:t xml:space="preserve">☐ </w:t>
-      </w:r>
-      <w:r>
-        <w:rPr>
-          <w:sz w:val="19"/>
-        </w:rPr>
-        <w:t>I declare that the submitted work is not primary animal research.</w:t>
-      </w:r>
-    </w:p>
-    <w:p>
-      <w:pPr>
-        <w:pStyle w:val="BodyText"/>
-      </w:pPr>
-      <w:r>
-        <w:rPr>
-          <w:sz w:val="20"/>
-        </w:rPr>
-        <w:t xml:space="preserve">☐ </w:t>
-      </w:r>
-      <w:r>
-        <w:rPr>
-          <w:sz w:val="19"/>
-        </w:rPr>
-        <w:t>I declare that the submitted work does not involve active recruitment, intervention, experimentation, clinical trial activity, survey administration, interviews, focus groups, patient data collection, identifiable private data collection, animal experimentation, or direct data collection from human or animal subjects.</w:t>
-      </w:r>
-    </w:p>
-    <w:p>
-      <w:pPr>
-        <w:pStyle w:val="BodyText"/>
-      </w:pPr>
-      <w:r>
-        <w:rPr>
-          <w:sz w:val="20"/>
-        </w:rPr>
-        <w:t xml:space="preserve">☐ </w:t>
-      </w:r>
-      <w:r>
-        <w:rPr>
-          <w:sz w:val="19"/>
-        </w:rPr>
-        <w:t>If the work discusses published studies, public data, or literature, I confirm that it is used only in a secondary, non-interventional, and lawful manner.</w:t>
-      </w:r>
-    </w:p>
-    <w:p>
-      <w:pPr>
-        <w:pStyle w:val="Heading1"/>
-        <w:spacing w:before="200" w:after="80"/>
-      </w:pPr>
-      <w:r>
-        <w:t>PART F - AI USE DECLARATION</w:t>
-      </w:r>
-    </w:p>
-    <w:p>
-      <w:pPr>
-        <w:pStyle w:val="BodyText"/>
-        <w:spacing w:after="60" w:line="245" w:lineRule="auto"/>
-      </w:pPr>
-      <w:r>
-        <w:rPr>
-          <w:sz w:val="19"/>
-        </w:rPr>
-        <w:t>Authors must declare whether artificial intelligence tools, chatbots, chatbot-workflows, grammar tools, translation tools, coding assistants, summarization tools, or other AI-assisted systems were used in the preparation of the work.</w:t>
-      </w:r>
-    </w:p>
-    <w:p>
-      <w:pPr>
-        <w:pStyle w:val="BodyText"/>
-      </w:pPr>
-      <w:r>
-        <w:rPr>
-          <w:sz w:val="20"/>
-        </w:rPr>
-        <w:t xml:space="preserve">☐ </w:t>
-      </w:r>
-      <w:r>
-        <w:rPr>
-          <w:sz w:val="19"/>
-        </w:rPr>
-        <w:t>No AI tool was used.</w:t>
-      </w:r>
-    </w:p>
-    <w:p>
-      <w:pPr>
-        <w:pStyle w:val="BodyText"/>
-      </w:pPr>
-      <w:r>
-        <w:rPr>
-          <w:sz w:val="20"/>
-        </w:rPr>
-        <w:t xml:space="preserve">☐ </w:t>
-      </w:r>
-      <w:r>
-        <w:rPr>
-          <w:sz w:val="19"/>
-        </w:rPr>
-        <w:t>AI tools were used for language improvement only.</w:t>
-      </w:r>
-    </w:p>
-    <w:p>
-      <w:pPr>
-        <w:pStyle w:val="BodyText"/>
-      </w:pPr>
-      <w:r>
-        <w:rPr>
-          <w:sz w:val="20"/>
-        </w:rPr>
-        <w:t xml:space="preserve">☐ </w:t>
-      </w:r>
-      <w:r>
-        <w:rPr>
-          <w:sz w:val="19"/>
-        </w:rPr>
-        <w:t>AI tools were used for translation support.</w:t>
-      </w:r>
-    </w:p>
-    <w:p>
-      <w:pPr>
-        <w:pStyle w:val="BodyText"/>
-      </w:pPr>
-      <w:r>
-        <w:rPr>
-          <w:sz w:val="20"/>
-        </w:rPr>
-        <w:t xml:space="preserve">☐ </w:t>
-      </w:r>
-      <w:r>
-        <w:rPr>
-          <w:sz w:val="19"/>
-        </w:rPr>
-        <w:t>AI tools were used for structure, formatting, summarization, coding, or editorial assistance.</w:t>
-      </w:r>
-    </w:p>
-    <w:p>
-      <w:pPr>
-        <w:pStyle w:val="BodyText"/>
-      </w:pPr>
-      <w:r>
-        <w:rPr>
-          <w:sz w:val="20"/>
-        </w:rPr>
-        <w:t xml:space="preserve">☐ </w:t>
-      </w:r>
-      <w:r>
-        <w:rPr>
-          <w:sz w:val="19"/>
-        </w:rPr>
-        <w:t>AI tools were used in another way described below.</w:t>
-      </w:r>
-    </w:p>
-    <w:p>
-      <w:pPr>
-        <w:pStyle w:val="BodyText"/>
+        <w:ind w:left="173"/>
       </w:pPr>
       <w:r>
         <w:rPr>
           <w:b/>
         </w:rPr>
-        <w:t>Description of AI use, if applicable:</w:t>
+        <w:t xml:space="preserve">☐ </w:t>
+      </w:r>
+      <w:r>
+        <w:t>The article file is included.</w:t>
       </w:r>
     </w:p>
     <w:p>
-      <w:r>
-        <w:t>_______________________________________________________________________________________________</w:t>
+      <w:pPr>
+        <w:ind w:left="173"/>
+      </w:pPr>
+      <w:r>
+        <w:rPr>
+          <w:b/>
+        </w:rPr>
+        <w:t xml:space="preserve">☐ </w:t>
+      </w:r>
+      <w:r>
+        <w:t>This complete form is completed, dated, and signed.</w:t>
       </w:r>
     </w:p>
     <w:p>
-      <w:r>
-        <w:t>_______________________________________________________________________________________________</w:t>
+      <w:pPr>
+        <w:ind w:left="173"/>
+      </w:pPr>
+      <w:r>
+        <w:rPr>
+          <w:b/>
+        </w:rPr>
+        <w:t xml:space="preserve">☐ </w:t>
+      </w:r>
+      <w:r>
+        <w:t>The manuscript is in English or an English version is provided.</w:t>
       </w:r>
     </w:p>
     <w:p>
-      <w:r>
-        <w:t>_______________________________________________________________________________________________</w:t>
+      <w:pPr>
+        <w:ind w:left="173"/>
+      </w:pPr>
+      <w:r>
+        <w:rPr>
+          <w:b/>
+        </w:rPr>
+        <w:t xml:space="preserve">☐ </w:t>
+      </w:r>
+      <w:r>
+        <w:t>All required personal data are included.</w:t>
       </w:r>
     </w:p>
     <w:p>
       <w:pPr>
-        <w:pStyle w:val="BodyText"/>
-        <w:spacing w:after="60" w:line="245" w:lineRule="auto"/>
+        <w:ind w:left="173"/>
       </w:pPr>
       <w:r>
         <w:rPr>
-          <w:sz w:val="19"/>
+          <w:b/>
         </w:rPr>
-        <w:t>The author remains responsible for all final content, including AI-assisted text, citations, references, statements, interpretations, tables, figures, and conclusions.</w:t>
+        <w:t xml:space="preserve">☐ </w:t>
+      </w:r>
+      <w:r>
+        <w:t>The abstract or short summary is included where applicable.</w:t>
       </w:r>
     </w:p>
     <w:p>
       <w:pPr>
-        <w:pStyle w:val="Heading1"/>
-        <w:spacing w:before="200" w:after="80"/>
-      </w:pPr>
-      <w:r>
-        <w:t>PART G - REFERENCES, TABLES, FIGURES, AND VISUAL MATERIALS</w:t>
+        <w:ind w:left="173"/>
+      </w:pPr>
+      <w:r>
+        <w:rPr>
+          <w:b/>
+        </w:rPr>
+        <w:t xml:space="preserve">☐ </w:t>
+      </w:r>
+      <w:r>
+        <w:t>The area is selected.</w:t>
       </w:r>
     </w:p>
     <w:p>
       <w:pPr>
-        <w:pStyle w:val="Heading2"/>
-        <w:spacing w:before="140" w:after="40"/>
-      </w:pPr>
-      <w:r>
-        <w:t>G1. References</w:t>
+        <w:ind w:left="173"/>
+      </w:pPr>
+      <w:r>
+        <w:rPr>
+          <w:b/>
+        </w:rPr>
+        <w:t xml:space="preserve">☐ </w:t>
+      </w:r>
+      <w:r>
+        <w:t>The type of contribution is selected.</w:t>
       </w:r>
     </w:p>
     <w:p>
       <w:pPr>
-        <w:pStyle w:val="BodyText"/>
-        <w:spacing w:after="60" w:line="245" w:lineRule="auto"/>
+        <w:ind w:left="173"/>
       </w:pPr>
       <w:r>
         <w:rPr>
-          <w:sz w:val="19"/>
+          <w:b/>
         </w:rPr>
-        <w:t>References must be listed at the end of the paper and must also be cited within the text. GateBreakOpen may manage conversion or formatting but does not assume responsibility for the correctness, existence, completeness, or interpretation of references.</w:t>
+        <w:t xml:space="preserve">☐ </w:t>
+      </w:r>
+      <w:r>
+        <w:t>References are listed at the end of the paper where sources are cited.</w:t>
       </w:r>
     </w:p>
     <w:p>
       <w:pPr>
-        <w:pStyle w:val="BodyText"/>
+        <w:ind w:left="173"/>
       </w:pPr>
       <w:r>
         <w:rPr>
-          <w:sz w:val="20"/>
+          <w:b/>
         </w:rPr>
         <w:t xml:space="preserve">☐ </w:t>
       </w:r>
       <w:r>
-        <w:rPr>
-          <w:sz w:val="19"/>
-        </w:rPr>
-        <w:t>I confirm that references are listed at the end of the paper.</w:t>
+        <w:t>References are cited within the text where sources are cited.</w:t>
       </w:r>
     </w:p>
     <w:p>
       <w:pPr>
-        <w:pStyle w:val="BodyText"/>
+        <w:ind w:left="173"/>
       </w:pPr>
       <w:r>
         <w:rPr>
-          <w:sz w:val="20"/>
+          <w:b/>
         </w:rPr>
         <w:t xml:space="preserve">☐ </w:t>
       </w:r>
       <w:r>
-        <w:rPr>
-          <w:sz w:val="19"/>
-        </w:rPr>
-        <w:t>I confirm that references are cited within the text.</w:t>
+        <w:t>Tables and figures, if present, are submitted as separate files or clearly identified.</w:t>
       </w:r>
     </w:p>
     <w:p>
       <w:pPr>
-        <w:pStyle w:val="BodyText"/>
+        <w:ind w:left="173"/>
       </w:pPr>
       <w:r>
         <w:rPr>
-          <w:sz w:val="20"/>
+          <w:b/>
         </w:rPr>
         <w:t xml:space="preserve">☐ </w:t>
       </w:r>
       <w:r>
-        <w:rPr>
-          <w:sz w:val="19"/>
-        </w:rPr>
-        <w:t>I understand that GateBreakOpen may correct or standardize reference format but does not replace my responsibility for the accuracy of references.</w:t>
+        <w:t>Tables and figures, if present, are numbered and indicated in the text.</w:t>
       </w:r>
     </w:p>
     <w:p>
       <w:pPr>
-        <w:pStyle w:val="BodyText"/>
+        <w:ind w:left="173"/>
       </w:pPr>
       <w:r>
         <w:rPr>
-          <w:sz w:val="20"/>
+          <w:b/>
         </w:rPr>
         <w:t xml:space="preserve">☐ </w:t>
       </w:r>
       <w:r>
-        <w:rPr>
-          <w:sz w:val="19"/>
-        </w:rPr>
-        <w:t>I understand that GateBreakOpen does not guarantee that every reference is real, correctly interpreted, sufficient, or scientifically appropriate.</w:t>
+        <w:t>All required declarations are included in the manuscript or in this form.</w:t>
       </w:r>
     </w:p>
     <w:p>
       <w:pPr>
-        <w:pStyle w:val="Heading2"/>
-        <w:spacing w:before="140" w:after="40"/>
-      </w:pPr>
-      <w:r>
-        <w:t>G2. Tables and Figures</w:t>
+        <w:ind w:left="173"/>
+      </w:pPr>
+      <w:r>
+        <w:rPr>
+          <w:b/>
+        </w:rPr>
+        <w:t xml:space="preserve">☐ </w:t>
+      </w:r>
+      <w:r>
+        <w:t>The work is not primary human research and is not primary animal research.</w:t>
       </w:r>
     </w:p>
     <w:p>
       <w:pPr>
-        <w:pStyle w:val="BodyText"/>
-        <w:spacing w:after="60" w:line="245" w:lineRule="auto"/>
-      </w:pPr>
-      <w:r>
-        <w:rPr>
-          <w:sz w:val="19"/>
-        </w:rPr>
-        <w:t>Tables and figures must be clearly numbered and described. GateBreakOpen may insert tables and figures into the final article layout, but the author remains responsible for accuracy and legality.</w:t>
+        <w:pStyle w:val="Heading1"/>
+      </w:pPr>
+      <w:r>
+        <w:t>PART B - PUBLICATION AUTHORIZATION</w:t>
       </w:r>
     </w:p>
     <w:p>
-      <w:pPr>
-        <w:pStyle w:val="BodyText"/>
+      <w:r>
+        <w:t>By signing this form, the author authorizes GateBreakOpen to consider the submitted work for online publication according to the complete policies included in this document.</w:t>
+      </w:r>
+    </w:p>
+    <w:p>
+      <w:pPr>
+        <w:ind w:left="173"/>
       </w:pPr>
       <w:r>
         <w:rPr>
-          <w:sz w:val="20"/>
+          <w:b/>
         </w:rPr>
         <w:t xml:space="preserve">☐ </w:t>
       </w:r>
       <w:r>
-        <w:rPr>
-          <w:sz w:val="19"/>
-        </w:rPr>
-        <w:t>I confirm that tables and figures, if present, are submitted as separate files or clearly identified.</w:t>
+        <w:t>I authorize GateBreakOpen to process the submitted work for editorial, formal, technical, and policy-compliance purposes.</w:t>
       </w:r>
     </w:p>
     <w:p>
       <w:pPr>
-        <w:pStyle w:val="BodyText"/>
+        <w:ind w:left="173"/>
       </w:pPr>
       <w:r>
         <w:rPr>
-          <w:sz w:val="20"/>
+          <w:b/>
         </w:rPr>
         <w:t xml:space="preserve">☐ </w:t>
       </w:r>
       <w:r>
-        <w:rPr>
-          <w:sz w:val="19"/>
-        </w:rPr>
-        <w:t>I confirm that each table and figure is numbered clearly.</w:t>
+        <w:t>I authorize GateBreakOpen to publish the submitted work online if it is considered eligible under GateBreakOpen policies.</w:t>
       </w:r>
     </w:p>
     <w:p>
       <w:pPr>
-        <w:pStyle w:val="BodyText"/>
+        <w:ind w:left="173"/>
       </w:pPr>
       <w:r>
         <w:rPr>
-          <w:sz w:val="20"/>
+          <w:b/>
         </w:rPr>
         <w:t xml:space="preserve">☐ </w:t>
       </w:r>
       <w:r>
-        <w:rPr>
-          <w:sz w:val="19"/>
-        </w:rPr>
-        <w:t>I confirm that the manuscript indicates where each table or figure should be placed.</w:t>
+        <w:t>I authorize GateBreakOpen to display the article title, author name(s), affiliation or independent status, ORCID if provided, abstract, keywords, article type, area, publication date, license, and GateBreakOpen identifier or ARK where applicable.</w:t>
       </w:r>
     </w:p>
     <w:p>
       <w:pPr>
-        <w:pStyle w:val="BodyText"/>
+        <w:ind w:left="173"/>
       </w:pPr>
       <w:r>
         <w:rPr>
-          <w:sz w:val="20"/>
+          <w:b/>
         </w:rPr>
         <w:t xml:space="preserve">☐ </w:t>
       </w:r>
       <w:r>
-        <w:rPr>
-          <w:sz w:val="19"/>
-        </w:rPr>
-        <w:t>I confirm that each table or figure has a short description explaining what it represents.</w:t>
+        <w:t>I authorize GateBreakOpen to share the article link and article-related metadata on GateBreakOpen pages and communication channels.</w:t>
       </w:r>
     </w:p>
     <w:p>
       <w:pPr>
-        <w:pStyle w:val="BodyText"/>
+        <w:ind w:left="173"/>
       </w:pPr>
       <w:r>
         <w:rPr>
-          <w:sz w:val="20"/>
+          <w:b/>
         </w:rPr>
         <w:t xml:space="preserve">☐ </w:t>
       </w:r>
       <w:r>
-        <w:rPr>
-          <w:sz w:val="19"/>
-        </w:rPr>
-        <w:t>I confirm that I am responsible for the accuracy, originality, legality, copyright compliance, and interpretation of all tables and figures.</w:t>
+        <w:t>I understand that GateBreakOpen is online-only and does not provide print publication.</w:t>
       </w:r>
     </w:p>
     <w:p>
       <w:pPr>
-        <w:pStyle w:val="Heading1"/>
-        <w:spacing w:before="200" w:after="80"/>
-      </w:pPr>
-      <w:r>
-        <w:t>PART H - CONFLICTS, FUNDING, DATA, ETHICS, AND CONSENT</w:t>
+        <w:ind w:left="173"/>
+      </w:pPr>
+      <w:r>
+        <w:rPr>
+          <w:b/>
+        </w:rPr>
+        <w:t xml:space="preserve">☐ </w:t>
+      </w:r>
+      <w:r>
+        <w:t>I understand that publication on GateBreakOpen does not mean scientific validation, peer review, academic certification, professional approval, clinical validation, legal authorization, or institutional endorsement.</w:t>
       </w:r>
     </w:p>
     <w:p>
       <w:pPr>
-        <w:pStyle w:val="BodyText"/>
+        <w:pStyle w:val="Heading1"/>
+      </w:pPr>
+      <w:r>
+        <w:t>PART C - PRIVACY AND PERSONAL DATA AUTHORIZATION</w:t>
+      </w:r>
+    </w:p>
+    <w:p>
+      <w:r>
+        <w:t>GateBreakOpen may process the personal data necessary for submission, correspondence, publication, documentation, policy compliance, publication records, reporting, correction, suspension, removal management, and dispute management.</w:t>
+      </w:r>
+    </w:p>
+    <w:p>
+      <w:r>
+        <w:t>Personal data may include author names, co-author names, email addresses, affiliation or independent status, ORCID if provided, qualification data if provided, article metadata, declarations, signed forms, correspondence, publication metadata, and internal identifiers or ARKs.</w:t>
+      </w:r>
+    </w:p>
+    <w:p>
+      <w:pPr>
+        <w:ind w:left="173"/>
       </w:pPr>
       <w:r>
         <w:rPr>
-          <w:sz w:val="20"/>
+          <w:b/>
         </w:rPr>
         <w:t xml:space="preserve">☐ </w:t>
       </w:r>
       <w:r>
-        <w:rPr>
-          <w:sz w:val="19"/>
-        </w:rPr>
-        <w:t>I have declared all conflicts of interest, or I declare that no conflict of interest exists.</w:t>
+        <w:t>I authorize GateBreakOpen to process my personal data for the purposes described in this form and in the complete policy text.</w:t>
       </w:r>
     </w:p>
     <w:p>
       <w:pPr>
-        <w:pStyle w:val="BodyText"/>
+        <w:ind w:left="173"/>
       </w:pPr>
       <w:r>
         <w:rPr>
-          <w:sz w:val="20"/>
+          <w:b/>
         </w:rPr>
         <w:t xml:space="preserve">☐ </w:t>
       </w:r>
       <w:r>
-        <w:rPr>
-          <w:sz w:val="19"/>
-        </w:rPr>
-        <w:t>I have declared all funding, or I declare that no funding was received.</w:t>
+        <w:t>I authorize GateBreakOpen to publish author and article metadata necessary for online publication.</w:t>
       </w:r>
     </w:p>
     <w:p>
       <w:pPr>
-        <w:pStyle w:val="BodyText"/>
+        <w:ind w:left="173"/>
       </w:pPr>
       <w:r>
         <w:rPr>
-          <w:sz w:val="20"/>
+          <w:b/>
         </w:rPr>
         <w:t xml:space="preserve">☐ </w:t>
       </w:r>
       <w:r>
-        <w:rPr>
-          <w:sz w:val="19"/>
-        </w:rPr>
-        <w:t>I have included a data availability statement where applicable.</w:t>
+        <w:t>I understand that I may contact GateBreakOpen at submission@gatebreakopen.org for privacy-related requests.</w:t>
       </w:r>
     </w:p>
     <w:p>
       <w:pPr>
-        <w:pStyle w:val="BodyText"/>
+        <w:ind w:left="173"/>
       </w:pPr>
       <w:r>
         <w:rPr>
-          <w:sz w:val="20"/>
+          <w:b/>
         </w:rPr>
         <w:t xml:space="preserve">☐ </w:t>
       </w:r>
       <w:r>
-        <w:rPr>
-          <w:sz w:val="19"/>
-        </w:rPr>
-        <w:t>I have included ethics and consent statements where applicable.</w:t>
+        <w:t>I understand that removal or modification requests may require evaluation and may not always result in immediate deletion when records must be retained for documentation, legal, policy, archival, authorship, integrity, or dispute-management reasons.</w:t>
       </w:r>
     </w:p>
     <w:p>
       <w:pPr>
-        <w:pStyle w:val="BodyText"/>
+        <w:pStyle w:val="Heading1"/>
+      </w:pPr>
+      <w:r>
+        <w:t>PART D - AUTHOR RESPONSIBILITY, COPYRIGHT, AND THIRD-PARTY MATERIAL DECLARATION</w:t>
+      </w:r>
+    </w:p>
+    <w:p>
+      <w:r>
+        <w:t>The author remains fully responsible for the submitted work. GateBreakOpen does not assume responsibility for the accuracy, originality, legality, completeness, scientific validity, interpretation, references, citations, tables, figures, or conclusions of the submitted work.</w:t>
+      </w:r>
+    </w:p>
+    <w:p>
+      <w:pPr>
+        <w:ind w:left="173"/>
       </w:pPr>
       <w:r>
         <w:rPr>
-          <w:sz w:val="20"/>
+          <w:b/>
         </w:rPr>
         <w:t xml:space="preserve">☐ </w:t>
       </w:r>
       <w:r>
-        <w:rPr>
-          <w:sz w:val="19"/>
-        </w:rPr>
-        <w:t>I declare that ethics approval and consent are not applicable when the work is secondary, literature-based, conceptual, theoretical, methodological, educational, reflective, or otherwise non-primary and non-interventional.</w:t>
+        <w:t>I confirm that the submitted work is original or lawfully reusable.</w:t>
       </w:r>
     </w:p>
     <w:p>
       <w:pPr>
-        <w:pStyle w:val="Heading1"/>
-        <w:spacing w:before="200" w:after="80"/>
-      </w:pPr>
-      <w:r>
-        <w:t>PART I - PROHIBITED CONTENT AND LEGAL/ETHICAL CONDUCT</w:t>
+        <w:ind w:left="173"/>
+      </w:pPr>
+      <w:r>
+        <w:rPr>
+          <w:b/>
+        </w:rPr>
+        <w:t xml:space="preserve">☐ </w:t>
+      </w:r>
+      <w:r>
+        <w:t>I confirm that I have the right to submit the work to GateBreakOpen.</w:t>
       </w:r>
     </w:p>
     <w:p>
       <w:pPr>
-        <w:pStyle w:val="BodyText"/>
-        <w:spacing w:after="60" w:line="245" w:lineRule="auto"/>
+        <w:ind w:left="173"/>
       </w:pPr>
       <w:r>
         <w:rPr>
-          <w:sz w:val="19"/>
+          <w:b/>
         </w:rPr>
-        <w:t>GateBreakOpen does not accept unlawful, discriminatory, defamatory, extremist, violent, exploitative, abusive, or unsafe content. GateBreakOpen may reject, suspend, remove, preserve for documentation, or report content when serious legal, ethical, safety, or policy concerns exist.</w:t>
+        <w:t xml:space="preserve">☐ </w:t>
+      </w:r>
+      <w:r>
+        <w:t>I confirm that all co-authors, if any, have approved the submission.</w:t>
       </w:r>
     </w:p>
     <w:p>
       <w:pPr>
-        <w:pStyle w:val="BodyText"/>
-        <w:spacing w:after="60" w:line="245" w:lineRule="auto"/>
+        <w:ind w:left="173"/>
       </w:pPr>
       <w:r>
         <w:rPr>
-          <w:sz w:val="19"/>
+          <w:b/>
         </w:rPr>
-        <w:t>Prohibited or unacceptable content includes, without limitation:</w:t>
+        <w:t xml:space="preserve">☐ </w:t>
+      </w:r>
+      <w:r>
+        <w:t>I confirm that all references, citations, quotations, figures, tables, images, screenshots, diagrams, graphs, and external materials are used lawfully and accurately.</w:t>
       </w:r>
     </w:p>
     <w:p>
       <w:pPr>
-        <w:pStyle w:val="ListBullet"/>
-        <w:spacing w:after="20"/>
+        <w:ind w:left="173"/>
       </w:pPr>
       <w:r>
         <w:rPr>
-          <w:sz w:val="19"/>
+          <w:b/>
         </w:rPr>
-        <w:t>racism, racial hatred, or racial denigration</w:t>
+        <w:t xml:space="preserve">☐ </w:t>
+      </w:r>
+      <w:r>
+        <w:t>I confirm that all text, tables, figures, images, graphs, screenshots, diagrams, translations, adapted materials, datasets, appendices, and supplementary materials are original, lawfully reused, licensed, in the public domain, properly cited, or used with documented permission.</w:t>
       </w:r>
     </w:p>
     <w:p>
       <w:pPr>
-        <w:pStyle w:val="ListBullet"/>
-        <w:spacing w:after="20"/>
+        <w:ind w:left="173"/>
       </w:pPr>
       <w:r>
         <w:rPr>
-          <w:sz w:val="19"/>
+          <w:b/>
         </w:rPr>
-        <w:t>discrimination, hate speech, or dehumanizing content</w:t>
+        <w:t xml:space="preserve">☐ </w:t>
+      </w:r>
+      <w:r>
+        <w:t>I confirm that I can provide permission, license, source information, or proof of lawful use for any third-party material if requested by GateBreakOpen.</w:t>
       </w:r>
     </w:p>
     <w:p>
       <w:pPr>
-        <w:pStyle w:val="ListBullet"/>
-        <w:spacing w:after="20"/>
+        <w:ind w:left="173"/>
       </w:pPr>
       <w:r>
         <w:rPr>
-          <w:sz w:val="19"/>
+          <w:b/>
         </w:rPr>
-        <w:t>defamation, targeted harassment, or unlawful reputational harm</w:t>
+        <w:t xml:space="preserve">☐ </w:t>
+      </w:r>
+      <w:r>
+        <w:t>I accept full responsibility for any copyright claim, licensing dispute, image-rights dispute, quotation dispute, translation dispute, database-rights dispute, trademark dispute, confidentiality dispute, or third-party rights complaint arising from my submitted or published content.</w:t>
       </w:r>
     </w:p>
     <w:p>
       <w:pPr>
-        <w:pStyle w:val="ListBullet"/>
-        <w:spacing w:after="20"/>
+        <w:ind w:left="173"/>
       </w:pPr>
       <w:r>
         <w:rPr>
-          <w:sz w:val="19"/>
+          <w:b/>
         </w:rPr>
-        <w:t>religious proselytism or extremist ideological propaganda</w:t>
+        <w:t xml:space="preserve">☐ </w:t>
+      </w:r>
+      <w:r>
+        <w:t>I confirm that I am responsible for the accuracy, relevance, existence, interpretation, and proper use of all references and cited sources.</w:t>
       </w:r>
     </w:p>
     <w:p>
       <w:pPr>
-        <w:pStyle w:val="ListBullet"/>
-        <w:spacing w:after="20"/>
+        <w:ind w:left="173"/>
       </w:pPr>
       <w:r>
         <w:rPr>
-          <w:sz w:val="19"/>
+          <w:b/>
         </w:rPr>
-        <w:t>pedophilia, child sexual abuse material, or content that sexualizes minors</w:t>
+        <w:t xml:space="preserve">☐ </w:t>
+      </w:r>
+      <w:r>
+        <w:t>I confirm that the submitted work does not violate copyright, privacy, confidentiality, contractual, institutional, ethical, or legal obligations.</w:t>
       </w:r>
     </w:p>
     <w:p>
       <w:pPr>
-        <w:pStyle w:val="ListBullet"/>
-        <w:spacing w:after="20"/>
+        <w:ind w:left="173"/>
       </w:pPr>
       <w:r>
         <w:rPr>
-          <w:sz w:val="19"/>
+          <w:b/>
         </w:rPr>
-        <w:t>terrorism-related content, support for terrorism, incitement to violence, or extremist propaganda</w:t>
+        <w:t xml:space="preserve">☐ </w:t>
+      </w:r>
+      <w:r>
+        <w:t>I understand that GateBreakOpen may reject, suspend, correct, restrict, withdraw, or remove the work if serious issues are detected or reported.</w:t>
       </w:r>
     </w:p>
     <w:p>
       <w:pPr>
-        <w:pStyle w:val="ListBullet"/>
-        <w:spacing w:after="20"/>
-      </w:pPr>
-      <w:r>
-        <w:rPr>
-          <w:sz w:val="19"/>
-        </w:rPr>
-        <w:t>instructions for unlawful violence, abuse, exploitation, or serious harm</w:t>
+        <w:pStyle w:val="Heading1"/>
+      </w:pPr>
+      <w:r>
+        <w:t>PART E - NO PRIMARY HUMAN OR ANIMAL RESEARCH</w:t>
       </w:r>
     </w:p>
     <w:p>
-      <w:pPr>
-        <w:pStyle w:val="ListBullet"/>
-        <w:spacing w:after="20"/>
-      </w:pPr>
-      <w:r>
-        <w:rPr>
-          <w:sz w:val="19"/>
-        </w:rPr>
-        <w:t>privacy violations, doxxing, or unauthorized identifiable sensitive personal data</w:t>
+      <w:r>
+        <w:t>GateBreakOpen does not accept primary research involving humans or animals. GateBreakOpen accepts secondary, conceptual, theoretical, methodological, educational, reflective, literature-based, non-interventional, and non-primary works.</w:t>
       </w:r>
     </w:p>
     <w:p>
       <w:pPr>
-        <w:pStyle w:val="ListBullet"/>
-        <w:spacing w:after="20"/>
+        <w:ind w:left="173"/>
       </w:pPr>
       <w:r>
         <w:rPr>
-          <w:sz w:val="19"/>
+          <w:b/>
         </w:rPr>
-        <w:t>copyright-infringing or unlawfully reused material</w:t>
+        <w:t xml:space="preserve">☐ </w:t>
+      </w:r>
+      <w:r>
+        <w:t>I declare that the submitted work is not primary human research.</w:t>
       </w:r>
     </w:p>
     <w:p>
       <w:pPr>
-        <w:pStyle w:val="ListBullet"/>
-        <w:spacing w:after="20"/>
+        <w:ind w:left="173"/>
       </w:pPr>
       <w:r>
         <w:rPr>
-          <w:sz w:val="19"/>
+          <w:b/>
         </w:rPr>
-        <w:t>fabricated identity, fraudulent claims, or intentionally deceptive submission materials</w:t>
+        <w:t xml:space="preserve">☐ </w:t>
+      </w:r>
+      <w:r>
+        <w:t>I declare that the submitted work is not primary animal research.</w:t>
       </w:r>
     </w:p>
     <w:p>
       <w:pPr>
-        <w:pStyle w:val="BodyText"/>
+        <w:ind w:left="173"/>
       </w:pPr>
       <w:r>
         <w:rPr>
-          <w:sz w:val="20"/>
+          <w:b/>
         </w:rPr>
         <w:t xml:space="preserve">☐ </w:t>
       </w:r>
       <w:r>
-        <w:rPr>
-          <w:sz w:val="19"/>
-        </w:rPr>
-        <w:t>I confirm that the submitted work does not contain prohibited or unlawful content.</w:t>
+        <w:t>I declare that the submitted work does not involve active recruitment, intervention, experimentation, clinical trial activity, survey administration, interviews, focus groups, patient data collection, identifiable private data collection, animal experimentation, or direct data collection from human or animal subjects.</w:t>
       </w:r>
     </w:p>
     <w:p>
       <w:pPr>
-        <w:pStyle w:val="BodyText"/>
+        <w:ind w:left="173"/>
       </w:pPr>
       <w:r>
         <w:rPr>
-          <w:sz w:val="20"/>
+          <w:b/>
         </w:rPr>
         <w:t xml:space="preserve">☐ </w:t>
       </w:r>
       <w:r>
-        <w:rPr>
-          <w:sz w:val="19"/>
-        </w:rPr>
-        <w:t>I understand that racism, discrimination, denigration, religious proselytism, pedophilia, child sexual abuse material, terrorism-related content, incitement to violence, extremist propaganda, unlawful content, or other serious policy violations may lead to rejection, suspension, removal, preservation of records, or reporting when appropriate.</w:t>
+        <w:t>If the work discusses published studies, public data, or literature, I confirm that it is used only in a secondary, non-interventional, and lawful manner.</w:t>
       </w:r>
     </w:p>
     <w:p>
       <w:pPr>
-        <w:pStyle w:val="BodyText"/>
+        <w:pStyle w:val="Heading1"/>
+      </w:pPr>
+      <w:r>
+        <w:t>PART F - AI USE AND AI VERIFICATION DECLARATION</w:t>
+      </w:r>
+    </w:p>
+    <w:p>
+      <w:r>
+        <w:t>Authors must declare whether artificial intelligence tools, chatbots, chatbot-workflows, grammar tools, translation tools, coding assistants, summarization tools, or other AI-assisted systems were used in the preparation of the work.</w:t>
+      </w:r>
+    </w:p>
+    <w:p>
+      <w:pPr>
+        <w:ind w:left="173"/>
       </w:pPr>
       <w:r>
         <w:rPr>
-          <w:sz w:val="20"/>
+          <w:b/>
         </w:rPr>
         <w:t xml:space="preserve">☐ </w:t>
       </w:r>
       <w:r>
-        <w:rPr>
-          <w:sz w:val="19"/>
-        </w:rPr>
-        <w:t>I understand that GateBreakOpen may reject or remove content even after publication if serious issues are identified.</w:t>
+        <w:t>No AI tool was used.</w:t>
       </w:r>
     </w:p>
     <w:p>
       <w:pPr>
-        <w:pStyle w:val="Heading1"/>
-        <w:spacing w:before="200" w:after="80"/>
-      </w:pPr>
-      <w:r>
-        <w:t>PART J - COMPLETE GATEBREAKOPEN POLICY TEXT</w:t>
+        <w:ind w:left="173"/>
+      </w:pPr>
+      <w:r>
+        <w:rPr>
+          <w:b/>
+        </w:rPr>
+        <w:t xml:space="preserve">☐ </w:t>
+      </w:r>
+      <w:r>
+        <w:t>AI tools were used for language improvement only.</w:t>
       </w:r>
     </w:p>
     <w:p>
       <w:pPr>
-        <w:pStyle w:val="BodyText"/>
-        <w:spacing w:after="60" w:line="245" w:lineRule="auto"/>
+        <w:ind w:left="173"/>
       </w:pPr>
       <w:r>
         <w:rPr>
-          <w:sz w:val="19"/>
+          <w:b/>
         </w:rPr>
-        <w:t>This Part J is the complete GateBreakOpen policy text that must be read before signing. The author signs only after this complete policy section and therefore accepts the entire framework below, not only the short declarations above.</w:t>
+        <w:t xml:space="preserve">☐ </w:t>
+      </w:r>
+      <w:r>
+        <w:t>AI tools were used for translation support.</w:t>
       </w:r>
     </w:p>
     <w:p>
       <w:pPr>
-        <w:pStyle w:val="Heading2"/>
-        <w:spacing w:before="140" w:after="40"/>
-      </w:pPr>
-      <w:r>
-        <w:t>J1. Identity and Nature of GateBreakOpen</w:t>
+        <w:ind w:left="173"/>
+      </w:pPr>
+      <w:r>
+        <w:rPr>
+          <w:b/>
+        </w:rPr>
+        <w:t xml:space="preserve">☐ </w:t>
+      </w:r>
+      <w:r>
+        <w:t>AI tools were used for structure, formatting, summarization, coding, or editorial assistance.</w:t>
       </w:r>
     </w:p>
     <w:p>
       <w:pPr>
-        <w:pStyle w:val="BodyText"/>
-        <w:spacing w:after="60" w:line="245" w:lineRule="auto"/>
+        <w:ind w:left="173"/>
       </w:pPr>
       <w:r>
         <w:rPr>
-          <w:sz w:val="19"/>
+          <w:b/>
         </w:rPr>
-        <w:t>GateBreakOpen is an independent, zero-cost, online-only publishing platform with the tagline Free Minds, Open Pages.</w:t>
+        <w:t xml:space="preserve">☐ </w:t>
+      </w:r>
+      <w:r>
+        <w:t>AI tools were used in another way described below.</w:t>
       </w:r>
     </w:p>
     <w:p>
-      <w:pPr>
-        <w:pStyle w:val="BodyText"/>
-        <w:spacing w:after="60" w:line="245" w:lineRule="auto"/>
-      </w:pPr>
-      <w:r>
-        <w:rPr>
-          <w:sz w:val="19"/>
-        </w:rPr>
-        <w:t>GateBreakOpen is intended as an open publication space for secondary, conceptual, theoretical, methodological, educational, reflective, literature-based, non-interventional, and non-primary works.</w:t>
+      <w:r>
+        <w:t>Description of AI use, if applicable:</w:t>
       </w:r>
     </w:p>
     <w:p>
-      <w:pPr>
-        <w:pStyle w:val="BodyText"/>
-        <w:spacing w:after="60" w:line="245" w:lineRule="auto"/>
-      </w:pPr>
-      <w:r>
-        <w:rPr>
-          <w:sz w:val="19"/>
-        </w:rPr>
-        <w:t>GateBreakOpen is not a university, research institution, journal society, indexing agency, ethics committee, clinical authority, certifying body, publisher of peer-reviewed scientific validation, or regulatory authority.</w:t>
+      <w:r>
+        <w:t>_______________________________________________________________________________________________</w:t>
       </w:r>
     </w:p>
     <w:p>
-      <w:pPr>
-        <w:pStyle w:val="BodyText"/>
-        <w:spacing w:after="60" w:line="245" w:lineRule="auto"/>
-      </w:pPr>
-      <w:r>
-        <w:rPr>
-          <w:sz w:val="19"/>
-        </w:rPr>
-        <w:t>GateBreakOpen may use chatbot-workflows, software tools, formatting tools, and AI-assisted workflows to support site development, document preparation, article layout, and basic editorial operations. These tools do not replace author responsibility.</w:t>
+      <w:r>
+        <w:t>_______________________________________________________________________________________________</w:t>
       </w:r>
     </w:p>
     <w:p>
       <w:pPr>
-        <w:pStyle w:val="Heading2"/>
-        <w:spacing w:before="140" w:after="40"/>
-      </w:pPr>
-      <w:r>
-        <w:t>J2. Online-Only and Zero-Cost Model</w:t>
+        <w:ind w:left="173"/>
+      </w:pPr>
+      <w:r>
+        <w:rPr>
+          <w:b/>
+        </w:rPr>
+        <w:t xml:space="preserve">☐ </w:t>
+      </w:r>
+      <w:r>
+        <w:t>I confirm that all AI-generated, AI-assisted, translated, edited, summarized, coded, formatted, or reformulated content has been personally reviewed, verified, and approved by me.</w:t>
       </w:r>
     </w:p>
     <w:p>
       <w:pPr>
-        <w:pStyle w:val="BodyText"/>
-        <w:spacing w:after="60" w:line="245" w:lineRule="auto"/>
+        <w:ind w:left="173"/>
       </w:pPr>
       <w:r>
         <w:rPr>
-          <w:sz w:val="19"/>
+          <w:b/>
         </w:rPr>
-        <w:t>GateBreakOpen is online-only. It does not provide print publication or physical distribution.</w:t>
+        <w:t xml:space="preserve">☐ </w:t>
+      </w:r>
+      <w:r>
+        <w:t>I confirm that no fabricated references, fabricated DOI, fabricated PMID, fabricated URLs, fabricated authors, fabricated journals, fabricated quotations, fabricated data, fabricated findings, fabricated legal sources, fabricated clinical claims, or misleading AI-generated statements are knowingly included in the submission.</w:t>
       </w:r>
     </w:p>
     <w:p>
       <w:pPr>
-        <w:pStyle w:val="BodyText"/>
-        <w:spacing w:after="60" w:line="245" w:lineRule="auto"/>
+        <w:ind w:left="173"/>
       </w:pPr>
       <w:r>
         <w:rPr>
-          <w:sz w:val="19"/>
+          <w:b/>
         </w:rPr>
-        <w:t>GateBreakOpen does not charge authors for submission, consideration, basic editorial QA, formatting, publication, archiving, or article visibility on the GateBreakOpen website.</w:t>
+        <w:t xml:space="preserve">☐ </w:t>
+      </w:r>
+      <w:r>
+        <w:t>I confirm that every reference cited in the manuscript has been checked by me for existence, relevance, accuracy, and consistency with the statement it supports.</w:t>
       </w:r>
     </w:p>
     <w:p>
       <w:pPr>
-        <w:pStyle w:val="BodyText"/>
-        <w:spacing w:after="60" w:line="245" w:lineRule="auto"/>
+        <w:ind w:left="173"/>
       </w:pPr>
       <w:r>
         <w:rPr>
-          <w:sz w:val="19"/>
+          <w:b/>
         </w:rPr>
-        <w:t>GateBreakOpen does not sell priority, fast-track publication, editorial influence, favorable visibility, citation placement, peer review, or acceptance decisions.</w:t>
+        <w:t xml:space="preserve">☐ </w:t>
+      </w:r>
+      <w:r>
+        <w:t>I understand that use of AI does not reduce my responsibility and does not transfer responsibility to GateBreakOpen.</w:t>
       </w:r>
     </w:p>
     <w:p>
       <w:pPr>
-        <w:pStyle w:val="Heading2"/>
-        <w:spacing w:before="140" w:after="40"/>
-      </w:pPr>
-      <w:r>
-        <w:t>J3. Scope of Accepted Contributions</w:t>
+        <w:ind w:left="173"/>
+      </w:pPr>
+      <w:r>
+        <w:rPr>
+          <w:b/>
+        </w:rPr>
+        <w:t xml:space="preserve">☐ </w:t>
+      </w:r>
+      <w:r>
+        <w:t>I accept that GateBreakOpen may reject, suspend, correct, restrict, withdraw, remove, or add notices to content if AI-generated errors, hallucinated references, unverifiable claims, false bibliographic details, fabricated data, misleading summaries, or inaccurate AI-assisted material are detected or reported.</w:t>
       </w:r>
     </w:p>
     <w:p>
       <w:pPr>
-        <w:pStyle w:val="BodyText"/>
-        <w:spacing w:after="60" w:line="245" w:lineRule="auto"/>
-      </w:pPr>
-      <w:r>
-        <w:rPr>
-          <w:sz w:val="19"/>
-        </w:rPr>
-        <w:t>GateBreakOpen may consider theses and dissertations, monographs, books, book chapters, point-of-view articles, open letters, notes, narrative literature reviews, traditional literature reviews, systematic reviews, scoping reviews, umbrella reviews, rapid reviews, integrative reviews, critical reviews, mapping reviews, realist reviews, meta-reviews, methodological reviews, theoretical reviews, conceptual reviews, evidence reviews, state-of-the-art reviews, bibliometric reviews, scientometric analyses, citation analyses, meta-analyses based on published aggregate data, secondary analyses of public anonymized non-sensitive datasets, theoretical articles, conceptual papers, new theoretical/conceptual proposals, methodological papers, opinion articles, perspective articles, commentaries, essays, editorial-style contributions, educational articles, technical notes, policy analyses, book reviews, article reviews, historical analyses, philosophical analyses, professional reflections, evidence summaries, and research protocols without active data collection.</w:t>
+        <w:pStyle w:val="Heading1"/>
+      </w:pPr>
+      <w:r>
+        <w:t>PART G - REFERENCES, TABLES, FIGURES, AND VISUAL MATERIALS</w:t>
       </w:r>
     </w:p>
     <w:p>
-      <w:pPr>
-        <w:pStyle w:val="BodyText"/>
-        <w:spacing w:after="60" w:line="245" w:lineRule="auto"/>
-      </w:pPr>
-      <w:r>
-        <w:rPr>
-          <w:sz w:val="19"/>
-        </w:rPr>
-        <w:t>GateBreakOpen may accept interdisciplinary works across health, medicine, healthcare, nursing, psychology, education, social sciences, economics, law, ethics, philosophy, history, communication, information science, data science, artificial intelligence, computer science, engineering, environmental studies, architecture, humanities, linguistics, religious studies in non-proselytizing scholarly form, political science, security studies, open science, and related areas.</w:t>
+      <w:r>
+        <w:t>GateBreakOpen may manage conversion or formatting but does not assume responsibility for the correctness, existence, completeness, legality, or interpretation of references, tables, figures, or visual materials.</w:t>
       </w:r>
     </w:p>
     <w:p>
       <w:pPr>
-        <w:pStyle w:val="BodyText"/>
-        <w:spacing w:after="60" w:line="245" w:lineRule="auto"/>
+        <w:ind w:left="173"/>
       </w:pPr>
       <w:r>
         <w:rPr>
-          <w:sz w:val="19"/>
+          <w:b/>
         </w:rPr>
-        <w:t>Eligibility is always subject to GateBreakOpen policies, legal limits, ethical limits, and the non-primary research rule.</w:t>
+        <w:t xml:space="preserve">☐ </w:t>
+      </w:r>
+      <w:r>
+        <w:t>I confirm that references are listed at the end of the paper where sources are cited.</w:t>
       </w:r>
     </w:p>
     <w:p>
       <w:pPr>
-        <w:pStyle w:val="Heading2"/>
-        <w:spacing w:before="140" w:after="40"/>
-      </w:pPr>
-      <w:r>
-        <w:t>J4. Excluded Primary Human or Animal Research</w:t>
+        <w:ind w:left="173"/>
+      </w:pPr>
+      <w:r>
+        <w:rPr>
+          <w:b/>
+        </w:rPr>
+        <w:t xml:space="preserve">☐ </w:t>
+      </w:r>
+      <w:r>
+        <w:t>I confirm that references are cited within the text where sources are cited.</w:t>
       </w:r>
     </w:p>
     <w:p>
       <w:pPr>
-        <w:pStyle w:val="BodyText"/>
-        <w:spacing w:after="60" w:line="245" w:lineRule="auto"/>
+        <w:ind w:left="173"/>
       </w:pPr>
       <w:r>
         <w:rPr>
-          <w:sz w:val="19"/>
+          <w:b/>
         </w:rPr>
-        <w:t>GateBreakOpen does not accept primary human research or primary animal research.</w:t>
+        <w:t xml:space="preserve">☐ </w:t>
+      </w:r>
+      <w:r>
+        <w:t>I understand that GateBreakOpen may correct or standardize reference format but does not replace my responsibility for the accuracy of references.</w:t>
       </w:r>
     </w:p>
     <w:p>
       <w:pPr>
-        <w:pStyle w:val="BodyText"/>
-        <w:spacing w:after="60" w:line="245" w:lineRule="auto"/>
+        <w:ind w:left="173"/>
       </w:pPr>
       <w:r>
         <w:rPr>
-          <w:sz w:val="19"/>
+          <w:b/>
         </w:rPr>
-        <w:t>GateBreakOpen does not accept active recruitment, intervention, experimentation, clinical trial activity, survey administration, interviews, focus groups, patient data collection, identifiable private data collection, animal experimentation, or direct data collection from human or animal subjects.</w:t>
+        <w:t xml:space="preserve">☐ </w:t>
+      </w:r>
+      <w:r>
+        <w:t>I understand that GateBreakOpen does not guarantee that every reference is real, correctly interpreted, sufficient, or scientifically appropriate.</w:t>
       </w:r>
     </w:p>
     <w:p>
       <w:pPr>
-        <w:pStyle w:val="BodyText"/>
-        <w:spacing w:after="60" w:line="245" w:lineRule="auto"/>
+        <w:ind w:left="173"/>
       </w:pPr>
       <w:r>
         <w:rPr>
-          <w:sz w:val="19"/>
+          <w:b/>
         </w:rPr>
-        <w:t>Works based on literature, published studies, public data, anonymized non-sensitive datasets, conceptual analysis, methodological analysis, theory, education, historical analysis, philosophical analysis, or reflection may be considered when they remain non-primary and non-interventional.</w:t>
+        <w:t xml:space="preserve">☐ </w:t>
+      </w:r>
+      <w:r>
+        <w:t>I confirm that tables and figures, if present, are submitted as separate files or clearly identified.</w:t>
       </w:r>
     </w:p>
     <w:p>
       <w:pPr>
-        <w:pStyle w:val="Heading2"/>
-        <w:spacing w:before="140" w:after="40"/>
-      </w:pPr>
-      <w:r>
-        <w:t>J5. Submission Procedure</w:t>
+        <w:ind w:left="173"/>
+      </w:pPr>
+      <w:r>
+        <w:rPr>
+          <w:b/>
+        </w:rPr>
+        <w:t xml:space="preserve">☐ </w:t>
+      </w:r>
+      <w:r>
+        <w:t>I confirm that each table and figure is numbered clearly.</w:t>
       </w:r>
     </w:p>
     <w:p>
       <w:pPr>
-        <w:pStyle w:val="BodyText"/>
-        <w:spacing w:after="60" w:line="245" w:lineRule="auto"/>
+        <w:ind w:left="173"/>
       </w:pPr>
       <w:r>
         <w:rPr>
-          <w:sz w:val="19"/>
+          <w:b/>
         </w:rPr>
-        <w:t>Submissions are sent by email to submission@gatebreakopen.org unless GateBreakOpen later publishes a different official submission method.</w:t>
+        <w:t xml:space="preserve">☐ </w:t>
+      </w:r>
+      <w:r>
+        <w:t>I confirm that the manuscript indicates where each table or figure should be placed.</w:t>
       </w:r>
     </w:p>
     <w:p>
       <w:pPr>
-        <w:pStyle w:val="BodyText"/>
-        <w:spacing w:after="60" w:line="245" w:lineRule="auto"/>
+        <w:ind w:left="173"/>
       </w:pPr>
       <w:r>
         <w:rPr>
-          <w:sz w:val="19"/>
+          <w:b/>
         </w:rPr>
-        <w:t>Authors should include the manuscript, the completed and signed publication/privacy/full policy form, and any tables, figures, appendices, declarations, or supplementary materials required for evaluation and formatting.</w:t>
+        <w:t xml:space="preserve">☐ </w:t>
+      </w:r>
+      <w:r>
+        <w:t>I confirm that each table or figure has a short description explaining what it represents.</w:t>
       </w:r>
     </w:p>
     <w:p>
       <w:pPr>
-        <w:pStyle w:val="BodyText"/>
-        <w:spacing w:after="60" w:line="245" w:lineRule="auto"/>
+        <w:ind w:left="173"/>
       </w:pPr>
       <w:r>
         <w:rPr>
-          <w:sz w:val="19"/>
+          <w:b/>
         </w:rPr>
-        <w:t>GateBreakOpen may request missing files, clarification, corrections, format changes, declarations, reference clarification, table or figure clarification, or policy confirmations before publication.</w:t>
+        <w:t xml:space="preserve">☐ </w:t>
+      </w:r>
+      <w:r>
+        <w:t>I confirm that I am responsible for the accuracy, originality, legality, copyright compliance, and interpretation of all tables and figures.</w:t>
       </w:r>
     </w:p>
     <w:p>
       <w:pPr>
-        <w:pStyle w:val="Heading2"/>
-        <w:spacing w:before="140" w:after="40"/>
-      </w:pPr>
-      <w:r>
-        <w:t>J6. Author Identity, Authorship, and Correspondence</w:t>
+        <w:pStyle w:val="Heading1"/>
+      </w:pPr>
+      <w:r>
+        <w:t>PART H - CONFLICTS, FUNDING, DATA, ETHICS, AND CONSENT</w:t>
       </w:r>
     </w:p>
     <w:p>
-      <w:pPr>
-        <w:pStyle w:val="BodyText"/>
-        <w:spacing w:after="60" w:line="245" w:lineRule="auto"/>
-      </w:pPr>
-      <w:r>
-        <w:rPr>
-          <w:sz w:val="19"/>
-        </w:rPr>
-        <w:t>The submitting author is responsible for providing accurate author and co-author information.</w:t>
+      <w:r>
+        <w:t>The following declarations must be completed where applicable.</w:t>
       </w:r>
     </w:p>
     <w:p>
       <w:pPr>
-        <w:pStyle w:val="BodyText"/>
-        <w:spacing w:after="60" w:line="245" w:lineRule="auto"/>
+        <w:ind w:left="173"/>
       </w:pPr>
       <w:r>
         <w:rPr>
-          <w:sz w:val="19"/>
+          <w:b/>
         </w:rPr>
-        <w:t>The corresponding author confirms that all co-authors, if any, have approved submission and publication.</w:t>
+        <w:t xml:space="preserve">☐ </w:t>
+      </w:r>
+      <w:r>
+        <w:t>I have declared all conflicts of interest, or I declare that no conflict of interest exists.</w:t>
       </w:r>
     </w:p>
     <w:p>
       <w:pPr>
-        <w:pStyle w:val="BodyText"/>
-        <w:spacing w:after="60" w:line="245" w:lineRule="auto"/>
+        <w:ind w:left="173"/>
       </w:pPr>
       <w:r>
         <w:rPr>
-          <w:sz w:val="19"/>
+          <w:b/>
         </w:rPr>
-        <w:t>GateBreakOpen may correspond with the submitting or corresponding author for administrative, technical, editorial QA, reporting, correction, or removal purposes.</w:t>
+        <w:t xml:space="preserve">☐ </w:t>
+      </w:r>
+      <w:r>
+        <w:t>I have declared all funding, or I declare that no funding was received.</w:t>
       </w:r>
     </w:p>
     <w:p>
       <w:pPr>
-        <w:pStyle w:val="BodyText"/>
-        <w:spacing w:after="60" w:line="245" w:lineRule="auto"/>
+        <w:ind w:left="173"/>
       </w:pPr>
       <w:r>
         <w:rPr>
-          <w:sz w:val="19"/>
+          <w:b/>
         </w:rPr>
-        <w:t>GateBreakOpen may refuse or suspend submissions where identity, authorship, authorization, or rights are unclear.</w:t>
+        <w:t xml:space="preserve">☐ </w:t>
+      </w:r>
+      <w:r>
+        <w:t>I have included a data availability statement where applicable.</w:t>
       </w:r>
     </w:p>
     <w:p>
       <w:pPr>
-        <w:pStyle w:val="Heading2"/>
-        <w:spacing w:before="140" w:after="40"/>
-      </w:pPr>
-      <w:r>
-        <w:t>J7. Author Responsibility</w:t>
+        <w:ind w:left="173"/>
+      </w:pPr>
+      <w:r>
+        <w:rPr>
+          <w:b/>
+        </w:rPr>
+        <w:t xml:space="preserve">☐ </w:t>
+      </w:r>
+      <w:r>
+        <w:t>I have included ethics and consent statements where applicable.</w:t>
       </w:r>
     </w:p>
     <w:p>
       <w:pPr>
-        <w:pStyle w:val="BodyText"/>
-        <w:spacing w:after="60" w:line="245" w:lineRule="auto"/>
+        <w:ind w:left="173"/>
       </w:pPr>
       <w:r>
         <w:rPr>
-          <w:sz w:val="19"/>
+          <w:b/>
         </w:rPr>
-        <w:t>Authors retain full responsibility for the content, originality, legality, accuracy, completeness, interpretation, claims, references, quotations, tables, figures, images, data statements, conflicts, ethics statements, funding statements, and conclusions of their works.</w:t>
+        <w:t xml:space="preserve">☐ </w:t>
+      </w:r>
+      <w:r>
+        <w:t>I declare that ethics approval and consent are not applicable when the work is secondary, literature-based, conceptual, theoretical, methodological, educational, reflective, or otherwise non-primary and non-interventional.</w:t>
       </w:r>
     </w:p>
     <w:p>
       <w:pPr>
-        <w:pStyle w:val="BodyText"/>
-        <w:spacing w:after="60" w:line="245" w:lineRule="auto"/>
-      </w:pPr>
-      <w:r>
-        <w:rPr>
-          <w:sz w:val="19"/>
-        </w:rPr>
-        <w:t>GateBreakOpen publication does not transfer responsibility from the author to GateBreakOpen.</w:t>
+        <w:pStyle w:val="Heading1"/>
+      </w:pPr>
+      <w:r>
+        <w:t>PART I - PROHIBITED CONTENT AND LEGAL/ETHICAL CONDUCT</w:t>
       </w:r>
     </w:p>
     <w:p>
-      <w:pPr>
-        <w:pStyle w:val="BodyText"/>
-        <w:spacing w:after="60" w:line="245" w:lineRule="auto"/>
-      </w:pPr>
-      <w:r>
-        <w:rPr>
-          <w:sz w:val="19"/>
-        </w:rPr>
-        <w:t>Authors must ensure that all third-party material is lawfully reused, properly cited where needed, and compatible with publication under the selected license.</w:t>
+      <w:r>
+        <w:t>GateBreakOpen does not accept unlawful, discriminatory, defamatory, extremist, violent, exploitative, abusive, unsafe, fraudulent, spam-related, or technically harmful content. GateBreakOpen may reject, suspend, remove, preserve for documentation, or report content when serious legal, ethical, safety, or policy concerns exist.</w:t>
       </w:r>
     </w:p>
     <w:p>
       <w:pPr>
-        <w:pStyle w:val="BodyText"/>
-        <w:spacing w:after="60" w:line="245" w:lineRule="auto"/>
+        <w:ind w:left="173"/>
       </w:pPr>
       <w:r>
         <w:rPr>
-          <w:sz w:val="19"/>
+          <w:b/>
         </w:rPr>
-        <w:t>Authors are responsible for correcting errors when errors are detected or reported.</w:t>
+        <w:t xml:space="preserve">☐ </w:t>
+      </w:r>
+      <w:r>
+        <w:t>I confirm that the submitted work does not contain prohibited or unlawful content.</w:t>
       </w:r>
     </w:p>
     <w:p>
       <w:pPr>
-        <w:pStyle w:val="Heading2"/>
-        <w:spacing w:before="140" w:after="40"/>
-      </w:pPr>
-      <w:r>
-        <w:t>J8. No APC Policy</w:t>
+        <w:ind w:left="173"/>
+      </w:pPr>
+      <w:r>
+        <w:rPr>
+          <w:b/>
+        </w:rPr>
+        <w:t xml:space="preserve">☐ </w:t>
+      </w:r>
+      <w:r>
+        <w:t>I understand that racism, discrimination, denigration, religious proselytism, pedophilia, child sexual abuse material, terrorism-related content, incitement to violence, extremist propaganda, unlawful content, dangerous instructions, privacy violations, malware, spam, fraud, or other serious policy violations may lead to rejection, suspension, removal, preservation of records, or reporting when appropriate.</w:t>
       </w:r>
     </w:p>
     <w:p>
       <w:pPr>
-        <w:pStyle w:val="BodyText"/>
-        <w:spacing w:after="60" w:line="245" w:lineRule="auto"/>
+        <w:ind w:left="173"/>
       </w:pPr>
       <w:r>
         <w:rPr>
-          <w:sz w:val="19"/>
+          <w:b/>
         </w:rPr>
-        <w:t>GateBreakOpen does not charge Article Processing Charges.</w:t>
+        <w:t xml:space="preserve">☐ </w:t>
+      </w:r>
+      <w:r>
+        <w:t>I understand that GateBreakOpen may reject or remove content even after publication if serious issues are identified.</w:t>
       </w:r>
     </w:p>
     <w:p>
-      <w:pPr>
-        <w:pStyle w:val="BodyText"/>
-        <w:spacing w:after="60" w:line="245" w:lineRule="auto"/>
-      </w:pPr>
-      <w:r>
-        <w:rPr>
-          <w:sz w:val="19"/>
-        </w:rPr>
-        <w:t>Authors do not pay for submission, consideration, basic editorial QA, formatting, publication, archiving, visibility, correction handling, or standard GateBreakOpen publication operations.</w:t>
+      <w:r>
+        <w:br w:type="page"/>
       </w:r>
     </w:p>
     <w:p>
       <w:pPr>
-        <w:pStyle w:val="BodyText"/>
-        <w:spacing w:after="60" w:line="245" w:lineRule="auto"/>
-      </w:pPr>
-      <w:r>
-        <w:rPr>
-          <w:sz w:val="19"/>
-        </w:rPr>
-        <w:t>The no-APC model is intended to reduce economic barriers and avoid paid advantages.</w:t>
+        <w:pStyle w:val="Heading1"/>
+      </w:pPr>
+      <w:r>
+        <w:t>PART J - COMPLETE GATEBREAKOPEN POLICY TEXT TO BE READ BEFORE SIGNING</w:t>
       </w:r>
     </w:p>
     <w:p>
-      <w:pPr>
-        <w:pStyle w:val="Heading2"/>
-        <w:spacing w:before="140" w:after="40"/>
-      </w:pPr>
-      <w:r>
-        <w:t>J9. No Manipulation Policy</w:t>
+      <w:r>
+        <w:t>This Part J reproduces the complete GateBreakOpen policy text currently used for the platform, including the strengthened legal, operational, privacy, takedown, copyright, AI verification, indemnification, indexing, safety, and communication clauses. The author signs only after this complete policy section and therefore accepts the entire framework below, not only the short declarations above.</w:t>
       </w:r>
     </w:p>
     <w:p>
       <w:pPr>
-        <w:pStyle w:val="BodyText"/>
-        <w:spacing w:after="60" w:line="245" w:lineRule="auto"/>
-      </w:pPr>
-      <w:r>
-        <w:rPr>
-          <w:sz w:val="19"/>
-        </w:rPr>
-        <w:t>GateBreakOpen does not use publication, editorial handling, formatting, citation checks, visibility, or communication to manipulate authors, references, citations, conclusions, or scholarly positions.</w:t>
+        <w:pStyle w:val="Heading2"/>
+      </w:pPr>
+      <w:r>
+        <w:t>GateBreakOpen Publication Disclaimer</w:t>
       </w:r>
     </w:p>
     <w:p>
       <w:pPr>
-        <w:pStyle w:val="BodyText"/>
-        <w:spacing w:after="60" w:line="245" w:lineRule="auto"/>
-      </w:pPr>
-      <w:r>
-        <w:rPr>
-          <w:sz w:val="19"/>
-        </w:rPr>
-        <w:t>GateBreakOpen does not impose references, does not require citation of GateBreakOpen, does not require citation of specific authors, does not request citation manipulation, and does not use acceptance as a tool for reference insertion.</w:t>
+        <w:jc w:val="both"/>
+      </w:pPr>
+      <w:r>
+        <w:t>• Nature and Purpose of GateBreakOpen: GateBreakOpen was created as an alternative, zero-cost, online-only publishing circuit open to authors both affiliated and not affiliated with academic institutions, research centers, universities, public organizations, private organizations, or other formal bodies. GateBreakOpen exists exclusively as a digital and online platform. It does not publish, distribute, sell, archive, or circulate printed issues, printed volumes, printed journals, printed books, or any other physical publication format. All materials published through GateBreakOpen are made available only in digital form, through online pages, downloadable files, electronic archives, and related web-based resources. GateBreakOpen is not a peer-reviewed journal and does not perform scientific validation, academic certification, methodological approval, or endorsement of published content. Articles published on GateBreakOpen are not subject to formal anonymous peer review, evaluation by independent external reviewers, or scientific verification by an editorial board, unless this is expressly stated for specific initiatives, collections, or sections. GateBreakOpen is an AI-assisted and chatbot-workflow-assisted online publishing platform. Artificial intelligence tools, chatbot-based workflows, and digital editorial systems may be used to support basic editorial organization, language review, formatting assistance, reference checking, metadata preparation, consistency checks, and identification of possible formal or bibliographic issues. The use of AI-assisted tools and chatbot workflows does not constitute scientific validation, peer review, methodological audit, factual certification, legal verification, clinical verification, statistical verification, or professional endorsement.</w:t>
       </w:r>
     </w:p>
     <w:p>
       <w:pPr>
-        <w:pStyle w:val="BodyText"/>
-        <w:spacing w:after="60" w:line="245" w:lineRule="auto"/>
-      </w:pPr>
-      <w:r>
-        <w:rPr>
-          <w:sz w:val="19"/>
-        </w:rPr>
-        <w:t>GateBreakOpen may ask authors to correct incomplete, inconsistent, unverifiable, or malformed references, but this is a formal and bibliographic correction, not citation manipulation.</w:t>
+        <w:jc w:val="both"/>
+      </w:pPr>
+      <w:r>
+        <w:t>• Scope of Accepted Content: GateBreakOpen does not accept primary research involving direct testing, experimentation, intervention, observation, or data collection on human participants or animals. GateBreakOpen accepts only secondary research, conceptual work, commentary, theses and dissertations adapted for publication, monographs, books, book chapters, POV articles, open letters, notes, and non-interventional scholarly contributions that do not involve direct testing, experimentation, intervention, or primary data collection from humans or animals. Secondary research may include narrative literature reviews, traditional literature reviews, systematic reviews, scoping reviews, umbrella reviews, rapid reviews, integrative reviews, critical reviews, mapping reviews, realist reviews, meta-reviews, methodological reviews, theoretical reviews, conceptual reviews, evidence reviews, state-of-the-art reviews, bibliometric reviews, scientometric analyses, citation analyses, meta-analyses based exclusively on already published aggregate data, theoretical articles, conceptual papers, methodological papers, opinion articles, perspective articles, commentary articles, essays, editorial-style contributions, educational articles, technical notes, policy analyses, book reviews, article reviews, historical analyses, philosophical analyses, professional reflections, and evidence summaries.</w:t>
       </w:r>
     </w:p>
     <w:p>
       <w:pPr>
-        <w:pStyle w:val="BodyText"/>
-        <w:spacing w:after="60" w:line="245" w:lineRule="auto"/>
-      </w:pPr>
-      <w:r>
-        <w:rPr>
-          <w:sz w:val="19"/>
-        </w:rPr>
-        <w:t>Authors remain free and responsible for their intellectual position, argument, conclusions, and reference choices within legal, ethical, and scholarly integrity limits.</w:t>
+        <w:jc w:val="both"/>
+      </w:pPr>
+      <w:r>
+        <w:t>• Prohibited Content and Conduct: GateBreakOpen does not accept content that promotes, supports, normalizes, justifies, or disseminates racism, racial hatred, ethnic hatred, xenophobia, discrimination, denigration, harassment, humiliation, defamation, personal attacks, hate speech, extremist propaganda, terrorism, support for terrorist organizations, incitement to violence, threats, intimidation, violent radicalization, unlawful conduct, or harm against individuals, groups, communities, institutions, or protected categories. GateBreakOpen does not accept content intended to promote, impose, recruit for, proselytize, or disseminate religious, ideological, political, extremist, sectarian, or dogmatic beliefs or activities. Discussion, analysis, criticism, historical examination, sociological examination, philosophical examination, educational discussion, or literature-based study of religion, ideology, politics, or social movements may be considered only when presented in a non-proselytizing, non-inciting, non-denigrating, lawful, scholarly, and critical manner. GateBreakOpen reserves the right to reject, suspend, remove, or request modification of any article or material that appears to contain racist, discriminatory, defamatory, hateful, extremist, terrorist-related, violent, proselytizing, unlawful, abusive, misleading, manipulative, unethical, or otherwise non-compliant content.</w:t>
       </w:r>
     </w:p>
     <w:p>
       <w:pPr>
-        <w:pStyle w:val="Heading2"/>
-        <w:spacing w:before="140" w:after="40"/>
-      </w:pPr>
-      <w:r>
-        <w:t>J10. No Favoritism Policy</w:t>
+        <w:jc w:val="both"/>
+      </w:pPr>
+      <w:r>
+        <w:t>• Author Responsibility: Each article published on GateBreakOpen remains under the full, exclusive, and direct responsibility of its author or authors. Authors are responsible for the truthfulness, accuracy, completeness, originality, legality, and correctness of the submitted content, including data, sources, methods, results, interpretations, conclusions, opinions, images, tables, figures, citations, and bibliographic references. Publication on GateBreakOpen does not imply that the platform shares, approves, certifies, guarantees, validates, or endorses the statements, data, interpretations, conclusions, or opinions expressed by authors. GateBreakOpen is not responsible for the conduct of authors before, during, or after publication, including misconduct, false statements, omissions, ethical violations, undeclared conflicts of interest, copyright violations, misuse of data, manipulation of results, plagiarism, content duplication, misappropriation of third-party material, or dissemination of inaccurate, incomplete, misleading, or unverifiable information.</w:t>
       </w:r>
     </w:p>
     <w:p>
       <w:pPr>
-        <w:pStyle w:val="BodyText"/>
-        <w:spacing w:after="60" w:line="245" w:lineRule="auto"/>
-      </w:pPr>
-      <w:r>
-        <w:rPr>
-          <w:sz w:val="19"/>
-        </w:rPr>
-        <w:t>GateBreakOpen does not provide preferential treatment to authors, institutions, organizations, companies, groups, sponsors, funders, ideologies, external interests, or personal connections.</w:t>
+        <w:jc w:val="both"/>
+      </w:pPr>
+      <w:r>
+        <w:t>• Author Ownership and Later Publication: Authors are considered the owners and managers of their own content and remain fully responsible for it. GateBreakOpen does not claim exclusive rights over works published on the platform. Therefore, authors are authorized to submit, reuse, adapt, republish, or publish their content later in other peer-reviewed or non-peer-reviewed journals, platforms, books, repositories, or editorial contexts without any mandatory formal request for permission from GateBreakOpen. Authors remain responsible for verifying the editorial, copyright, preprint, and prior-publication policies of any external journal, publisher, or platform to which they may later submit their work.</w:t>
       </w:r>
     </w:p>
     <w:p>
       <w:pPr>
-        <w:pStyle w:val="BodyText"/>
-        <w:spacing w:after="60" w:line="245" w:lineRule="auto"/>
-      </w:pPr>
-      <w:r>
-        <w:rPr>
-          <w:sz w:val="19"/>
-        </w:rPr>
-        <w:t>GateBreakOpen does not offer paid priority, sponsored acceptance, editorial favoritism, institutional favoritism, ideological favoritism, or third-party advantage.</w:t>
+        <w:jc w:val="both"/>
+      </w:pPr>
+      <w:r>
+        <w:t>• Copyright, Third-Party Rights, and Permissions: Authors are solely responsible for ensuring that submitted materials do not infringe copyright, licenses, trademarks, privacy rights, database rights, confidentiality obligations, contractual obligations, or any other third-party rights. By submitting a manuscript, authors confirm that they have the legal right to submit, publish, and distribute all content included in the article, including text, figures, tables, images, graphs, datasets, screenshots, quotations, adapted material, translated material, and any other third-party content. GateBreakOpen is not responsible for copyright infringement, unauthorized reuse, licensing violations, or intellectual property disputes arising from author-submitted content.</w:t>
       </w:r>
     </w:p>
     <w:p>
       <w:pPr>
-        <w:pStyle w:val="BodyText"/>
-        <w:spacing w:after="60" w:line="245" w:lineRule="auto"/>
-      </w:pPr>
-      <w:r>
-        <w:rPr>
-          <w:sz w:val="19"/>
-        </w:rPr>
-        <w:t>GateBreakOpen may process submissions according to practical availability, completeness of files, clarity of materials, policy compliance, and technical readiness, but this must not be interpreted as favoritism.</w:t>
+        <w:jc w:val="both"/>
+      </w:pPr>
+      <w:r>
+        <w:t>• Ethics, Consent, and Privacy: Authors are responsible for obtaining all required ethical approvals, permissions, informed consent, institutional authorizations, and privacy-compliance documentation where applicable. Authors must not submit personal, sensitive, confidential, clinical, legal, financial, biometric, genetic, psychological, educational, or otherwise identifiable information unless they have the legal right and documented consent to disclose it. GateBreakOpen does not request, publish, or create author badges, professional photographs, or Curriculum Vitae as part of the standard submission and publication process.</w:t>
       </w:r>
     </w:p>
     <w:p>
       <w:pPr>
-        <w:pStyle w:val="Heading2"/>
-        <w:spacing w:before="140" w:after="40"/>
-      </w:pPr>
-      <w:r>
-        <w:t>J11. No Peer Review Policy</w:t>
+        <w:jc w:val="both"/>
+      </w:pPr>
+      <w:r>
+        <w:t>• Use of AI by Authors: Authors are responsible for declaring any substantial use of AI tools, chatbot systems, automated writing tools, language models, reference-generation tools, data-analysis tools, image-generation tools, or other automated systems in the preparation of their manuscript. Authors remain fully responsible for all AI-generated, AI-assisted, AI-edited, or AI-suggested content included in their submission. The use of AI tools does not reduce or transfer author responsibility.</w:t>
       </w:r>
     </w:p>
     <w:p>
       <w:pPr>
-        <w:pStyle w:val="BodyText"/>
-        <w:spacing w:after="60" w:line="245" w:lineRule="auto"/>
-      </w:pPr>
-      <w:r>
-        <w:rPr>
-          <w:sz w:val="19"/>
-        </w:rPr>
-        <w:t>Peer review is a scholarly evaluation process in which external experts usually assess scientific validity, methodology, interpretation, originality, contribution, and suitability for publication.</w:t>
+        <w:jc w:val="both"/>
+      </w:pPr>
+      <w:r>
+        <w:t>• Reference Checking Disclaimer: Reference checking performed by GateBreakOpen, even when supported by digital tools, artificial intelligence systems, or chatbot workflows, is limited in nature and does not guarantee that all sources are real, complete, updated, correctly interpreted, relevant, or sufficient to support the claims made in the article. Authors remain fully responsible for the existence, accuracy, and proper use of every source, citation, bibliographic detail, link, DOI, PMID, URL, ISBN, ISSN, archive record, dataset, legal document, report, or other information included in their work.</w:t>
       </w:r>
     </w:p>
     <w:p>
       <w:pPr>
-        <w:pStyle w:val="BodyText"/>
-        <w:spacing w:after="60" w:line="245" w:lineRule="auto"/>
-      </w:pPr>
-      <w:r>
-        <w:rPr>
-          <w:sz w:val="19"/>
-        </w:rPr>
-        <w:t>GateBreakOpen does not perform peer review. This choice is intentional.</w:t>
+        <w:jc w:val="both"/>
+      </w:pPr>
+      <w:r>
+        <w:t>• Social Network and Digital Article Sharing: By submitting and signing the required authorization form, the author authorizes GateBreakOpen to share, promote, and disseminate the published article on social networks and digital channels, including Instagram, LinkedIn, X, Facebook, and other online platforms or communication channels. GateBreakOpen may share the article title, article link, article metadata, abstract excerpts, keywords, author name or author names, and publication-related information for online communication and dissemination of the published article. This authorization concerns dissemination of the published article and related article information. GateBreakOpen does not request, publish, or create author badges, professional photographs, or Curriculum Vitae as part of the standard publication process.</w:t>
       </w:r>
     </w:p>
     <w:p>
       <w:pPr>
-        <w:pStyle w:val="BodyText"/>
-        <w:spacing w:after="60" w:line="245" w:lineRule="auto"/>
-      </w:pPr>
-      <w:r>
-        <w:rPr>
-          <w:sz w:val="19"/>
-        </w:rPr>
-        <w:t>GateBreakOpen does not want to influence, redirect, weaken, reshape, or approve the author's ideas, intellectual position, conclusions, theoretical proposal, conceptual framework, or scholarly argument through peer-review judgment.</w:t>
+        <w:jc w:val="both"/>
+      </w:pPr>
+      <w:r>
+        <w:t>• No Professional Advice: Content published on GateBreakOpen is provided for informational, cultural, professional, educational, academic, or discussion purposes only. It does not constitute medical, legal, financial, psychological, clinical, technical, or professional advice, unless such responsibility is expressly assumed by the author under applicable law. Readers are encouraged to critically evaluate each article, independently verify sources, consider the limitations declared by authors, and avoid using published content as the sole basis for scientific, clinical, legal, financial, professional, or personal decisions.</w:t>
       </w:r>
     </w:p>
     <w:p>
       <w:pPr>
-        <w:pStyle w:val="BodyText"/>
-        <w:spacing w:after="60" w:line="245" w:lineRule="auto"/>
-      </w:pPr>
-      <w:r>
-        <w:rPr>
-          <w:sz w:val="19"/>
-        </w:rPr>
-        <w:t>Publication on GateBreakOpen must not be presented as peer-reviewed publication, expert validation, scientific certification, methodological approval, academic endorsement, or institutional approval.</w:t>
+        <w:jc w:val="both"/>
+      </w:pPr>
+      <w:r>
+        <w:t>• No Obligation to Publish: Submission to GateBreakOpen does not create any right to publication. GateBreakOpen reserves the right to reject, suspend, delay, decline, remove, or refuse any contribution at its sole discretion.</w:t>
       </w:r>
     </w:p>
     <w:p>
       <w:pPr>
-        <w:pStyle w:val="BodyText"/>
-        <w:spacing w:after="60" w:line="245" w:lineRule="auto"/>
-      </w:pPr>
-      <w:r>
-        <w:rPr>
-          <w:sz w:val="19"/>
-        </w:rPr>
-        <w:t>Any reader, evaluator, institution, or third party must understand that GateBreakOpen publication is not equivalent to peer-reviewed publication.</w:t>
+        <w:jc w:val="both"/>
+      </w:pPr>
+      <w:r>
+        <w:t>• Limitation of Liability: GateBreakOpen disclaims all liability for damages, losses, consequences, claims, disputes, incorrect decisions, reputational harm, professional harm, economic harm, legal harm, or any other harm arising directly or indirectly from the publication, consultation, interpretation, dissemination, citation, application, or misuse of content published by authors. Acceptance and online publication of an article on GateBreakOpen do not transfer to the platform any legal, scientific, ethical, methodological, or professional responsibility for the content. Such responsibility remains entirely with the author or authors.</w:t>
       </w:r>
     </w:p>
     <w:p>
       <w:pPr>
-        <w:pStyle w:val="Heading2"/>
-        <w:spacing w:before="140" w:after="40"/>
-      </w:pPr>
-      <w:r>
-        <w:t>J12. Editorial QA Policy</w:t>
+        <w:jc w:val="both"/>
+      </w:pPr>
+      <w:r>
+        <w:t>• No APC, No Manipulation, and No Favoritism: GateBreakOpen is a totally independent project, without economic, financial, structural, institutional, commercial, corporate, political, religious, or organizational support from third parties. GateBreakOpen is totally free for authors and does not charge Article Processing Charges, submission fees, publication fees, editorial handling fees, formatting fees, archiving fees, or social-sharing fees. GateBreakOpen applies the Creative Commons Attribution-NonCommercial-NoDerivatives 4.0 International license where indicated as CC BY-NC-ND 4.0, allowing sharing with attribution, for non-commercial purposes, and without distributing derivative or modified versions. GateBreakOpen will never require authors to insert articles by other authors into the references, will not use publication to promote citation favoritism, and will not request ad-hoc manuscript modifications to favor third parties, institutions, authors, groups, companies, organizations, ideologies, or external interests.</w:t>
       </w:r>
     </w:p>
     <w:p>
       <w:pPr>
-        <w:pStyle w:val="BodyText"/>
-        <w:spacing w:after="60" w:line="245" w:lineRule="auto"/>
-      </w:pPr>
-      <w:r>
-        <w:rPr>
-          <w:sz w:val="19"/>
-        </w:rPr>
-        <w:t>GateBreakOpen may perform checklist-based editorial QA concerning form, format, layout, headings, reference formatting, table and figure numbering, file organization, declarations, author information, policy compliance, language clarity, and technical publication readiness.</w:t>
+        <w:jc w:val="both"/>
+      </w:pPr>
+      <w:r>
+        <w:t>• References, Tables, and Figures: GateBreakOpen may convert the author's reference list into the required standard format, but the author must provide a complete reference list and ensure that all references are already cited within the text. Tables and figures must be submitted separately from the main text file, clearly numbered, indicated in the text, and accompanied by a description of what each table or figure represents. GateBreakOpen may insert tables and figures in numerical order before the References section, but the author remains fully responsible for their accuracy, originality, legality, copyright compliance, and correct interpretation. No Manipulation means that GateBreakOpen will not impose forced references, citation manipulation, artificial visibility, or ad-hoc content changes designed to manipulate the author's work or benefit third parties. No Favoritism means that GateBreakOpen does not provide preferential treatment to authors, institutions, sponsors, funders, companies, organizations, ideologies, or external interests.</w:t>
       </w:r>
     </w:p>
     <w:p>
       <w:pPr>
-        <w:pStyle w:val="BodyText"/>
-        <w:spacing w:after="60" w:line="245" w:lineRule="auto"/>
-      </w:pPr>
-      <w:r>
-        <w:rPr>
-          <w:sz w:val="19"/>
-        </w:rPr>
-        <w:t>Editorial QA is not peer review, not scientific validation, not methodological approval, not acceptance recommendation by external reviewers, not endorsement, and not certification of truth.</w:t>
+        <w:jc w:val="both"/>
+      </w:pPr>
+      <w:r>
+        <w:t>• No Peer Review: GateBreakOpen does not perform peer review. GateBreakOpen may perform checklist-based quality assurance related to form, format, language, references, editorial guidelines, declarations, tables, figures, file organization, and basic consistency. These checks do not constitute scientific validation, methodological approval, academic certification, expert endorsement, peer-review reports, reviewer recommendations, or judgment on the author's independent ideas, interpretations, conclusions, theoretical position, or intellectual perspective.</w:t>
       </w:r>
     </w:p>
     <w:p>
       <w:pPr>
-        <w:pStyle w:val="BodyText"/>
-        <w:spacing w:after="60" w:line="245" w:lineRule="auto"/>
-      </w:pPr>
-      <w:r>
-        <w:rPr>
-          <w:sz w:val="19"/>
-        </w:rPr>
-        <w:t>GateBreakOpen may request corrections for missing sections, incomplete author data, missing declarations, unclear references, inconsistent tables or figures, formatting problems, policy conflicts, or legal/ethical concerns.</w:t>
+        <w:jc w:val="both"/>
+      </w:pPr>
+      <w:r>
+        <w:t>• Support Contributors: GateBreakOpen may receive voluntary and unpaid support for reference checks, guideline checklist checks, language checks, formatting consistency, and basic editorial QA. Such support does not constitute peer review, scientific validation, methodological approval, academic certification, editorial endorsement, acceptance recommendation, rejection recommendation, or judgment on the author's independent ideas, interpretations, conclusions, theoretical position, or intellectual perspective.</w:t>
       </w:r>
     </w:p>
     <w:p>
       <w:pPr>
-        <w:pStyle w:val="BodyText"/>
-        <w:spacing w:after="60" w:line="245" w:lineRule="auto"/>
-      </w:pPr>
-      <w:r>
-        <w:rPr>
-          <w:sz w:val="19"/>
-        </w:rPr>
-        <w:t>GateBreakOpen may decline to publish material that cannot be brought into basic formal, legal, ethical, technical, or policy compliance.</w:t>
+        <w:pStyle w:val="Heading2"/>
+      </w:pPr>
+      <w:r>
+        <w:t>• No DOI / ARK Identifier Policy</w:t>
       </w:r>
     </w:p>
     <w:p>
       <w:pPr>
-        <w:pStyle w:val="Heading2"/>
-        <w:spacing w:before="140" w:after="40"/>
-      </w:pPr>
-      <w:r>
-        <w:t>J13. Support Contributors Policy</w:t>
+        <w:jc w:val="both"/>
+      </w:pPr>
+      <w:r>
+        <w:t>GateBreakOpen does not assign DOI identifiers. GateBreakOpen assigns ARK identifiers to eligible publications, using a stable, chronological, and non-reusable identifier structure. ARK identifiers are used to support persistence without implying peer review, scientific validation, academic certification, or DOI-based journal status.</w:t>
       </w:r>
     </w:p>
     <w:p>
       <w:pPr>
-        <w:pStyle w:val="BodyText"/>
-        <w:spacing w:after="60" w:line="245" w:lineRule="auto"/>
-      </w:pPr>
-      <w:r>
-        <w:rPr>
-          <w:sz w:val="19"/>
-        </w:rPr>
-        <w:t>GateBreakOpen may receive voluntary and unpaid support from contributors for reference checks, guideline checklist checks, language checks, formatting consistency, file organization, declaration checks, table and figure checks, and basic editorial QA.</w:t>
+        <w:pStyle w:val="Heading2"/>
+      </w:pPr>
+      <w:r>
+        <w:t>• Corrections, Retractions, Takedown, Copyright Complaints, and Legal Notices</w:t>
       </w:r>
     </w:p>
     <w:p>
       <w:pPr>
-        <w:pStyle w:val="BodyText"/>
-        <w:spacing w:after="60" w:line="245" w:lineRule="auto"/>
-      </w:pPr>
-      <w:r>
-        <w:rPr>
-          <w:sz w:val="19"/>
-        </w:rPr>
-        <w:t>Support contributors are not peer reviewers. They do not approve, reject, validate, certify, or endorse manuscripts.</w:t>
+        <w:jc w:val="both"/>
+      </w:pPr>
+      <w:r>
+        <w:t>• Correction Policy: GateBreakOpen may correct formal, typographical, metadata, formatting, link, reference-format, or presentation errors after publication. Corrections may be made directly on the online page or through a visible correction note when the correction affects interpretation, attribution, author information, references, declarations, or other relevant publication details.</w:t>
       </w:r>
     </w:p>
     <w:p>
       <w:pPr>
-        <w:pStyle w:val="BodyText"/>
-        <w:spacing w:after="60" w:line="245" w:lineRule="auto"/>
-      </w:pPr>
-      <w:r>
-        <w:rPr>
-          <w:sz w:val="19"/>
-        </w:rPr>
-        <w:t>Support contributors must not impose references, manipulate citations, promote favoritism, alter author conclusions, or use their role for personal, institutional, ideological, financial, or third-party advantage.</w:t>
+        <w:jc w:val="both"/>
+      </w:pPr>
+      <w:r>
+        <w:t>• Retraction and Withdrawal Policy: GateBreakOpen may mark, withdraw, remove, restrict, or retract published material when the platform becomes aware of serious concerns, including but not limited to plagiarism, fabricated or unverifiable content, false statements, copyright infringement, unlawful material, defamatory content, unauthorized personal or sensitive data, ethical violations, prohibited primary human or animal research, hate speech, extremist content, incitement to violence, terrorism-related content, proselytism, or any other material that may violate GateBreakOpen policies or applicable law.</w:t>
       </w:r>
     </w:p>
     <w:p>
       <w:pPr>
-        <w:pStyle w:val="BodyText"/>
-        <w:spacing w:after="60" w:line="245" w:lineRule="auto"/>
-      </w:pPr>
-      <w:r>
-        <w:rPr>
-          <w:sz w:val="19"/>
-        </w:rPr>
-        <w:t>GateBreakOpen may stop using support from any contributor when conduct, reliability, confidentiality, impartiality, or policy compliance is inadequate.</w:t>
+        <w:jc w:val="both"/>
+      </w:pPr>
+      <w:r>
+        <w:t>• Takedown Policy: Any person, author, institution, rights holder, or concerned party may contact GateBreakOpen to request review, correction, restriction, withdrawal, or removal of published content. Requests should clearly identify the article, the contested material, the reason for the request, supporting documentation where available, and contact information for follow-up. GateBreakOpen may temporarily restrict access to disputed material while the request is reviewed.</w:t>
       </w:r>
     </w:p>
     <w:p>
       <w:pPr>
-        <w:pStyle w:val="Heading2"/>
-        <w:spacing w:before="140" w:after="40"/>
-      </w:pPr>
-      <w:r>
-        <w:t>J14. AI Use and Chatbot-Workflow Policy</w:t>
+        <w:jc w:val="both"/>
+      </w:pPr>
+      <w:r>
+        <w:t>• Copyright Complaint Policy: Copyright owners or authorized representatives may request review or removal of content that allegedly infringes copyright, licenses, trademarks, database rights, image rights, or other intellectual-property rights. The request should identify the protected work, the allegedly infringing material, the location of the material on GateBreakOpen, proof of ownership or authorization where available, and a good-faith statement explaining the complaint. GateBreakOpen may remove, restrict, or request replacement of disputed material at its discretion.</w:t>
       </w:r>
     </w:p>
     <w:p>
       <w:pPr>
-        <w:pStyle w:val="BodyText"/>
-        <w:spacing w:after="60" w:line="245" w:lineRule="auto"/>
-      </w:pPr>
-      <w:r>
-        <w:rPr>
-          <w:sz w:val="19"/>
-        </w:rPr>
-        <w:t>GateBreakOpen may use AI-assisted workflows and chatbot-workflows for drafting support, formatting support, code support, site support, document organization, language support, and operational assistance.</w:t>
+        <w:jc w:val="both"/>
+      </w:pPr>
+      <w:r>
+        <w:t>• Complaints and Appeals: Authors or third parties may submit a reasoned complaint or appeal regarding rejection, correction, withdrawal, restriction, takedown, or publication-related decisions. GateBreakOpen may review such requests but is not obliged to reverse prior decisions. No complaint, appeal, or correspondence creates a right to publication, restoration, indexing, promotion, or continued online availability.</w:t>
       </w:r>
     </w:p>
     <w:p>
       <w:pPr>
-        <w:pStyle w:val="BodyText"/>
-        <w:spacing w:after="60" w:line="245" w:lineRule="auto"/>
-      </w:pPr>
-      <w:r>
-        <w:rPr>
-          <w:sz w:val="19"/>
-        </w:rPr>
-        <w:t>Authors must declare AI use in their own submitted works when AI tools contributed to drafting, editing, translation, structure, summarization, coding, data handling, image preparation, or other material parts of the work.</w:t>
+        <w:jc w:val="both"/>
+      </w:pPr>
+      <w:r>
+        <w:t>• Versioning Policy: GateBreakOpen may update metadata, formatting, links, references, declarations, author information, layout, or publication notes when needed. Substantive changes may be indicated through version notes, correction notes, updated files, or replacement files. Authors remain responsible for the accuracy and integrity of any revised or replaced content.</w:t>
       </w:r>
     </w:p>
     <w:p>
       <w:pPr>
-        <w:pStyle w:val="BodyText"/>
-        <w:spacing w:after="60" w:line="245" w:lineRule="auto"/>
-      </w:pPr>
-      <w:r>
-        <w:rPr>
-          <w:sz w:val="19"/>
-        </w:rPr>
-        <w:t>AI-assisted preparation does not remove author responsibility. Authors remain responsible for verifying accuracy, references, sources, originality, copyright, claims, and final wording.</w:t>
+        <w:jc w:val="both"/>
+      </w:pPr>
+      <w:r>
+        <w:t>• Archiving and Removal Policy: GateBreakOpen may keep, archive, withdraw, replace, restrict, or remove content according to editorial, ethical, legal, technical, preservation, safety, or policy-related needs. Publication on GateBreakOpen does not create a permanent or unconditional right to remain online. Withdrawn or removed content may be retained internally when necessary for documentation, legal protection, abuse prevention, record keeping, or compliance purposes.</w:t>
       </w:r>
     </w:p>
     <w:p>
       <w:pPr>
-        <w:pStyle w:val="BodyText"/>
-        <w:spacing w:after="60" w:line="245" w:lineRule="auto"/>
-      </w:pPr>
-      <w:r>
-        <w:rPr>
-          <w:sz w:val="19"/>
-        </w:rPr>
-        <w:t>GateBreakOpen may request clarification of AI use and may reject or remove content where AI use creates serious accuracy, fabrication, plagiarism, copyright, privacy, legal, or ethical concerns.</w:t>
+        <w:jc w:val="both"/>
+      </w:pPr>
+      <w:r>
+        <w:t>• Privacy and Data Protection Notice: GateBreakOpen processes only the personal data reasonably necessary for submission handling, correspondence, author identification, publication management, policy documentation, signed forms, and online dissemination of published works. Such data may include author names, email addresses, affiliation information, ORCID where provided, declarations, signatures, submission materials, correspondence, and publication metadata. Authors must not submit personal, sensitive, confidential, clinical, legal, financial, biometric, genetic, psychological, educational, or otherwise identifiable information unless they have the legal right and documented authorization to do so.</w:t>
       </w:r>
     </w:p>
     <w:p>
       <w:pPr>
-        <w:pStyle w:val="Heading2"/>
-        <w:spacing w:before="140" w:after="40"/>
-      </w:pPr>
-      <w:r>
-        <w:t>J15. References and Citation Integrity Policy</w:t>
+        <w:jc w:val="both"/>
+      </w:pPr>
+      <w:r>
+        <w:t>• Data Retention: GateBreakOpen may retain submission records, signed forms, declarations, correspondence, publication metadata, and internal documentation for as long as reasonably necessary for editorial administration, legal protection, authorship traceability, dispute management, policy compliance, and platform continuity. Authors may contact GateBreakOpen to request information about their personal data, but deletion or modification may be limited where retention is necessary for legal, archival, authorship, dispute, or documentation purposes.</w:t>
       </w:r>
     </w:p>
     <w:p>
       <w:pPr>
-        <w:pStyle w:val="BodyText"/>
-        <w:spacing w:after="60" w:line="245" w:lineRule="auto"/>
-      </w:pPr>
-      <w:r>
-        <w:rPr>
-          <w:sz w:val="19"/>
-        </w:rPr>
-        <w:t>References must be relevant, accurate, traceable where possible, and used honestly.</w:t>
+        <w:jc w:val="both"/>
+      </w:pPr>
+      <w:r>
+        <w:t>• Medical, Legal, Financial, Clinical, and Professional Disclaimer: Content published on GateBreakOpen is provided for informational, cultural, scholarly, educational, professional, or discussion purposes only. It must not be used as a substitute for medical advice, legal advice, financial advice, psychological advice, clinical judgment, technical certification, institutional approval, professional supervision, diagnosis, treatment, or decision-making by qualified professionals. Readers remain responsible for independently verifying content and seeking appropriate professional advice where needed.</w:t>
       </w:r>
     </w:p>
     <w:p>
       <w:pPr>
-        <w:pStyle w:val="BodyText"/>
-        <w:spacing w:after="60" w:line="245" w:lineRule="auto"/>
-      </w:pPr>
-      <w:r>
-        <w:rPr>
-          <w:sz w:val="19"/>
-        </w:rPr>
-        <w:t>GateBreakOpen may check reference formatting, consistency, completeness, and obvious problems, but does not guarantee that every reference is real, sufficient, correctly interpreted, or scientifically appropriate.</w:t>
+        <w:jc w:val="both"/>
+      </w:pPr>
+      <w:r>
+        <w:t>• Author Indemnification and Hold-Harmless Commitment: By submitting content to GateBreakOpen, authors accept full responsibility for their work and agree, to the maximum extent permitted by applicable law, to hold GateBreakOpen, its founder, collaborators, technical contributors, support contributors, and related workflow systems harmless from claims, disputes, damages, losses, complaints, legal requests, takedown requests, reputational harm, economic harm, professional harm, or any other consequence arising from the author’s submitted or published content, declarations, omissions, copyright status, sources, data, images, tables, figures, references, AI use, ethical conduct, or later reuse of the work.</w:t>
       </w:r>
     </w:p>
     <w:p>
       <w:pPr>
-        <w:pStyle w:val="BodyText"/>
-        <w:spacing w:after="60" w:line="245" w:lineRule="auto"/>
-      </w:pPr>
-      <w:r>
-        <w:rPr>
-          <w:sz w:val="19"/>
-        </w:rPr>
-        <w:t>GateBreakOpen does not engage in citation manipulation and does not require citation of GateBreakOpen, its founder, its contributors, or any specific third party as a condition of publication.</w:t>
+        <w:jc w:val="both"/>
+      </w:pPr>
+      <w:r>
+        <w:t>• External Publisher Policies and Later Publication: Authors remain the owners and managers of their own content. GateBreakOpen does not claim exclusive rights over works published on the platform. Authors may subsequently submit, reuse, adapt, republish, or publish their content in other peer-reviewed or non-peer-reviewed journals, platforms, books, repositories, or editorial contexts without mandatory formal permission from GateBreakOpen. However, authors remain responsible for verifying the editorial, copyright, preprint, prior-publication, licensing, and submission policies of any third-party journal, publisher, repository, or platform.</w:t>
       </w:r>
     </w:p>
     <w:p>
       <w:pPr>
-        <w:pStyle w:val="BodyText"/>
-        <w:spacing w:after="60" w:line="245" w:lineRule="auto"/>
-      </w:pPr>
-      <w:r>
-        <w:rPr>
-          <w:sz w:val="19"/>
-        </w:rPr>
-        <w:t>Authors remain responsible for source accuracy, quotation accuracy, paraphrase accuracy, and interpretation.</w:t>
+        <w:jc w:val="both"/>
+      </w:pPr>
+      <w:r>
+        <w:t>• Governing Law and Jurisdiction: Unless otherwise required by mandatory applicable law, GateBreakOpen is conceived, managed, and operated as an independent online project from Italy. Any dispute, request, complaint, or legal matter concerning GateBreakOpen, its policies, published content, author submissions, platform operation, or related documentation should be interpreted, where applicable, in accordance with Italian law and the competent Italian jurisdiction.</w:t>
       </w:r>
     </w:p>
     <w:p>
       <w:pPr>
-        <w:pStyle w:val="Heading2"/>
-        <w:spacing w:before="140" w:after="40"/>
-      </w:pPr>
-      <w:r>
-        <w:t>J16. Tables, Figures, Images, and Visual Materials Policy</w:t>
+        <w:jc w:val="both"/>
+      </w:pPr>
+      <w:r>
+        <w:t>• No Legal Guarantee: These policies are intended to clarify GateBreakOpen’s publication model, author responsibility, platform limitations, and procedural safeguards. They do not constitute legal advice and do not eliminate all legal, ethical, editorial, technical, reputational, or operational risks. GateBreakOpen may update these policies when needed to improve clarity, safety, compliance, or platform protection.</w:t>
       </w:r>
     </w:p>
     <w:p>
       <w:pPr>
-        <w:pStyle w:val="BodyText"/>
-        <w:spacing w:after="60" w:line="245" w:lineRule="auto"/>
-      </w:pPr>
-      <w:r>
-        <w:rPr>
-          <w:sz w:val="19"/>
-        </w:rPr>
-        <w:t>Authors are responsible for the accuracy, originality, legality, copyright status, permissions, captions, numbering, placement instructions, and interpretation of tables, figures, screenshots, diagrams, graphs, and images.</w:t>
+        <w:pStyle w:val="Heading2"/>
+      </w:pPr>
+      <w:r>
+        <w:t>• Additional Platform Protection Clauses</w:t>
       </w:r>
     </w:p>
     <w:p>
       <w:pPr>
-        <w:pStyle w:val="BodyText"/>
-        <w:spacing w:after="60" w:line="245" w:lineRule="auto"/>
-      </w:pPr>
-      <w:r>
-        <w:rPr>
-          <w:sz w:val="19"/>
-        </w:rPr>
-        <w:t>GateBreakOpen may adjust layout, sizing, placement, numbering consistency, and basic caption formatting, but does not assume responsibility for the content or scientific meaning of visuals.</w:t>
+        <w:jc w:val="both"/>
+      </w:pPr>
+      <w:r>
+        <w:t>• Eligibility of Authors: By submitting content to GateBreakOpen, authors confirm that they have the legal capacity, authority, and responsibility to submit, authorize, and publish the work. When a submission involves multiple authors, the corresponding author confirms that all listed authors have approved the submission, the authorship order, the declarations, the publication model, and the GateBreakOpen policies.</w:t>
       </w:r>
     </w:p>
     <w:p>
       <w:pPr>
-        <w:pStyle w:val="BodyText"/>
-        <w:spacing w:after="60" w:line="245" w:lineRule="auto"/>
-      </w:pPr>
-      <w:r>
-        <w:rPr>
-          <w:sz w:val="19"/>
-        </w:rPr>
-        <w:t>GateBreakOpen may reject or remove visual materials that are unlawful, misleading, unlicensed, privacy-invasive, discriminatory, unsafe, or inconsistent with policy.</w:t>
+        <w:jc w:val="both"/>
+      </w:pPr>
+      <w:r>
+        <w:t>• Submission Warranty: By submitting a manuscript, authors warrant that the content is lawful, original or properly attributed, non-defamatory, non-fraudulent, non-misleading, non-plagiarized, and does not infringe copyright, privacy rights, confidentiality obligations, contractual obligations, database rights, trademarks, image rights, moral rights, or any other rights of third parties. Authors also warrant that all statements, sources, citations, figures, tables, images, declarations, permissions, and acknowledgments are accurate and legally usable.</w:t>
       </w:r>
     </w:p>
     <w:p>
       <w:pPr>
-        <w:pStyle w:val="Heading2"/>
-        <w:spacing w:before="140" w:after="40"/>
-      </w:pPr>
-      <w:r>
-        <w:t>J17. License and Author Rights Policy</w:t>
+        <w:jc w:val="both"/>
+      </w:pPr>
+      <w:r>
+        <w:t>• Right to Refuse, Delay, Suspend, Restrict, or Remove: GateBreakOpen reserves the right to refuse, delay, suspend, withdraw, restrict, or remove any submission or published content at its sole discretion, without any obligation to publish, maintain online availability, provide indexing, guarantee visibility, or provide detailed justification for editorial, legal, ethical, technical, safety-related, reputational, operational, or policy-related decisions.</w:t>
       </w:r>
     </w:p>
     <w:p>
       <w:pPr>
-        <w:pStyle w:val="BodyText"/>
-        <w:spacing w:after="60" w:line="245" w:lineRule="auto"/>
-      </w:pPr>
-      <w:r>
-        <w:rPr>
-          <w:sz w:val="19"/>
-        </w:rPr>
-        <w:t>Unless otherwise stated on the publication page, GateBreakOpen uses the Creative Commons Attribution-NonCommercial-NoDerivatives 4.0 International license.</w:t>
+        <w:jc w:val="both"/>
+      </w:pPr>
+      <w:r>
+        <w:t>• No Editorial Duty to Monitor All Content: GateBreakOpen may perform formal, editorial, language, reference, checklist, policy, metadata, and basic consistency checks, including AI-assisted or chatbot-workflow-assisted checks. However, GateBreakOpen has no duty or practical ability to detect every possible error, omission, hidden infringement, fabricated source, false statement, legal violation, ethical issue, or undisclosed risk contained in an author-submitted work. The final responsibility remains with the author or authors.</w:t>
       </w:r>
     </w:p>
     <w:p>
       <w:pPr>
-        <w:pStyle w:val="BodyText"/>
-        <w:spacing w:after="60" w:line="245" w:lineRule="auto"/>
-      </w:pPr>
-      <w:r>
-        <w:rPr>
-          <w:sz w:val="19"/>
-        </w:rPr>
-        <w:t>Authors retain responsibility for their works and must ensure that all submitted materials can lawfully be published under the indicated license.</w:t>
+        <w:jc w:val="both"/>
+      </w:pPr>
+      <w:r>
+        <w:t>• Misuse of GateBreakOpen Name: Authors, readers, institutions, or third parties must not present publication on GateBreakOpen as peer review, scientific certification, academic validation, institutional endorsement, professional approval, clinical validation, legal authorization, journal indexing, impact-factor status, or official recognition by GateBreakOpen beyond the fact of online publication on the platform.</w:t>
       </w:r>
     </w:p>
     <w:p>
       <w:pPr>
-        <w:pStyle w:val="BodyText"/>
-        <w:spacing w:after="60" w:line="245" w:lineRule="auto"/>
-      </w:pPr>
-      <w:r>
-        <w:rPr>
-          <w:sz w:val="19"/>
-        </w:rPr>
-        <w:t>The license may allow sharing with attribution for non-commercial purposes without derivatives, according to the terms of CC BY-NC-ND 4.0.</w:t>
+        <w:jc w:val="both"/>
+      </w:pPr>
+      <w:r>
+        <w:t>• Indexing, Visibility, and Discoverability Disclaimer: GateBreakOpen does not guarantee indexing, ranking, discoverability, citation, search-engine visibility, Google indexing, Google Scholar indexing, database inclusion, repository inclusion, DOI assignment, PubMed inclusion, Scopus inclusion, Web of Science inclusion, bibliometric recognition, academic ranking, or any form of third-party visibility or recognition. Search engines, repositories, databases, and third-party services operate according to their own independent policies and technical systems.</w:t>
       </w:r>
     </w:p>
     <w:p>
       <w:pPr>
-        <w:pStyle w:val="BodyText"/>
-        <w:spacing w:after="60" w:line="245" w:lineRule="auto"/>
-      </w:pPr>
-      <w:r>
-        <w:rPr>
-          <w:sz w:val="19"/>
-        </w:rPr>
-        <w:t>GateBreakOpen may display license information on the article page, PDF, archive, and metadata.</w:t>
+        <w:jc w:val="both"/>
+      </w:pPr>
+      <w:r>
+        <w:t>• Third-Party Links and External Resources: GateBreakOpen may include links, references, metadata, identifiers, external pages, repositories, datasets, documents, social networks, or third-party resources. GateBreakOpen is not responsible for the availability, accuracy, safety, legality, stability, content changes, privacy practices, or technical behavior of third-party websites, platforms, services, or external resources.</w:t>
       </w:r>
     </w:p>
     <w:p>
       <w:pPr>
-        <w:pStyle w:val="Heading2"/>
-        <w:spacing w:before="140" w:after="40"/>
-      </w:pPr>
-      <w:r>
-        <w:t>J18. Identifiers, NO DOI, and ARK Policy</w:t>
+        <w:jc w:val="both"/>
+      </w:pPr>
+      <w:r>
+        <w:t>• Evidence Preservation Clause: When content is reported, disputed, withdrawn, restricted, removed, or suspected of violating policy or law, GateBreakOpen may preserve copies, metadata, communications, signed forms, submission materials, internal notes, logs, and related documentation for legal protection, abuse prevention, dispute management, record keeping, compliance, and possible communication with competent authorities where necessary.</w:t>
       </w:r>
     </w:p>
     <w:p>
       <w:pPr>
-        <w:pStyle w:val="BodyText"/>
-        <w:spacing w:after="60" w:line="245" w:lineRule="auto"/>
-      </w:pPr>
-      <w:r>
-        <w:rPr>
-          <w:sz w:val="19"/>
-        </w:rPr>
-        <w:t>GateBreakOpen does not assign DOI identifiers.</w:t>
+        <w:jc w:val="both"/>
+      </w:pPr>
+      <w:r>
+        <w:t>• Repeated Misconduct and Author Exclusion: GateBreakOpen may refuse future submissions, suspend correspondence, remove access to publication opportunities, or decline collaboration with authors or contributors who repeatedly violate policies, submit prohibited content, provide false declarations, misuse the platform, engage in abusive communication, attempt manipulation, or create legal, ethical, reputational, operational, or safety risks.</w:t>
       </w:r>
     </w:p>
     <w:p>
       <w:pPr>
-        <w:pStyle w:val="BodyText"/>
-        <w:spacing w:after="60" w:line="245" w:lineRule="auto"/>
-      </w:pPr>
-      <w:r>
-        <w:rPr>
-          <w:sz w:val="19"/>
-        </w:rPr>
-        <w:t>GateBreakOpen may assign an ARK or internal GateBreakOpen identifier to published works when technically and organizationally available.</w:t>
+        <w:jc w:val="both"/>
+      </w:pPr>
+      <w:r>
+        <w:t>• Policy Updates Without Prior Notice: GateBreakOpen may update, revise, expand, clarify, reorganize, or replace its policies, submission rules, publication model, editorial procedures, disclaimers, privacy notices, and platform conditions at any time without prior notice, when needed for clarity, compliance, operational safety, legal protection, ethical safeguards, technical maintenance, or platform development.</w:t>
       </w:r>
     </w:p>
     <w:p>
       <w:pPr>
-        <w:pStyle w:val="BodyText"/>
-        <w:spacing w:after="60" w:line="245" w:lineRule="auto"/>
-      </w:pPr>
-      <w:r>
-        <w:rPr>
-          <w:sz w:val="19"/>
-        </w:rPr>
-        <w:t>GateBreakOpen ARKs or identifiers are intended to support transparent article identification, archive organization, and stable landing pages.</w:t>
+        <w:jc w:val="both"/>
+      </w:pPr>
+      <w:r>
+        <w:t>• Severability: If any part of these policies is found to be invalid, unenforceable, unclear, or inapplicable under a specific legal context, the remaining parts shall continue to apply to the maximum extent permitted by applicable law. The invalid or unenforceable part may be interpreted, limited, or replaced in a manner that best preserves the protective purpose of the policy.</w:t>
       </w:r>
     </w:p>
     <w:p>
       <w:pPr>
-        <w:pStyle w:val="BodyText"/>
-        <w:spacing w:after="60" w:line="245" w:lineRule="auto"/>
-      </w:pPr>
-      <w:r>
-        <w:rPr>
-          <w:sz w:val="19"/>
-        </w:rPr>
-        <w:t>If a file is corrected, replaced, suspended, or removed, GateBreakOpen may keep a landing page or record notice where possible for transparency and persistence.</w:t>
+        <w:jc w:val="both"/>
+      </w:pPr>
+      <w:r>
+        <w:t>• No Waiver: Failure by GateBreakOpen to enforce any policy, condition, right, restriction, or protection in a specific case does not constitute a waiver of that policy, condition, right, restriction, or protection in the same or future cases.</w:t>
       </w:r>
     </w:p>
     <w:p>
       <w:pPr>
-        <w:pStyle w:val="BodyText"/>
-        <w:spacing w:after="60" w:line="245" w:lineRule="auto"/>
-      </w:pPr>
-      <w:r>
-        <w:rPr>
-          <w:sz w:val="19"/>
-        </w:rPr>
-        <w:t>GateBreakOpen does not guarantee that identifiers will provide the same functions, indexing status, or recognition as DOI identifiers.</w:t>
+        <w:pStyle w:val="Heading2"/>
+      </w:pPr>
+      <w:r>
+        <w:t>• Operational Safeguards and Abuse Prevention</w:t>
       </w:r>
     </w:p>
     <w:p>
       <w:pPr>
-        <w:pStyle w:val="Heading2"/>
-        <w:spacing w:before="140" w:after="40"/>
-      </w:pPr>
-      <w:r>
-        <w:t>J19. Publication, Correction, Suspension, and Removal Policy</w:t>
+        <w:jc w:val="both"/>
+      </w:pPr>
+      <w:r>
+        <w:t>• Official Communication Channel: The official contact channel for submissions, complaints, takedown requests, correction requests, copyright complaints, privacy requests, and policy-related communications is submission@gatebreakopen.org , unless GateBreakOpen later publishes a different official contact address. Communications sent to other addresses or informal channels may not be considered valid or actionable.</w:t>
       </w:r>
     </w:p>
     <w:p>
       <w:pPr>
-        <w:pStyle w:val="BodyText"/>
-        <w:spacing w:after="60" w:line="245" w:lineRule="auto"/>
-      </w:pPr>
-      <w:r>
-        <w:rPr>
-          <w:sz w:val="19"/>
-        </w:rPr>
-        <w:t>GateBreakOpen may publish eligible content after formal, technical, legal, ethical, and policy checks.</w:t>
+        <w:jc w:val="both"/>
+      </w:pPr>
+      <w:r>
+        <w:t>• Author Identity and Contact Accuracy: Authors are responsible for providing accurate names, contact details, affiliations where declared, authorship information, and corresponding-author information. GateBreakOpen may refuse, delay, suspend, or remove submissions when identity, authorship, authorization, contact information, or institutional representation appears unclear, false, unverifiable, misleading, or disputed.</w:t>
       </w:r>
     </w:p>
     <w:p>
       <w:pPr>
-        <w:pStyle w:val="BodyText"/>
-        <w:spacing w:after="60" w:line="245" w:lineRule="auto"/>
-      </w:pPr>
-      <w:r>
-        <w:rPr>
-          <w:sz w:val="19"/>
-        </w:rPr>
-        <w:t>GateBreakOpen may request correction before or after publication.</w:t>
+        <w:jc w:val="both"/>
+      </w:pPr>
+      <w:r>
+        <w:t>• File Safety and Technical Integrity: Authors must not submit files containing malware, spyware, malicious code, hidden tracking systems, corrupted content, deceptive links, unsafe macros, password-protected material that prevents inspection, or any technical element that may compromise platform safety, devices, users, contributors, or third-party systems. GateBreakOpen may reject or delete unsafe files without review.</w:t>
       </w:r>
     </w:p>
     <w:p>
       <w:pPr>
-        <w:pStyle w:val="BodyText"/>
-        <w:spacing w:after="60" w:line="245" w:lineRule="auto"/>
-      </w:pPr>
-      <w:r>
-        <w:rPr>
-          <w:sz w:val="19"/>
-        </w:rPr>
-        <w:t>GateBreakOpen may add notices, corrections, updates, editorial notes, suspension notices, or removal notices when appropriate.</w:t>
+        <w:jc w:val="both"/>
+      </w:pPr>
+      <w:r>
+        <w:t>• Prohibited Exploitative, Sexual, or Harmful Material: GateBreakOpen does not accept sexual exploitation material, child sexual abuse material, grooming-related content, non-consensual intimate content, instructions for self-harm, instructions for violence, dangerous illegal conduct, or content that may facilitate abuse, exploitation, coercion, harassment, or harm. Suspected illegal material may be preserved as evidence and reported to competent authorities where appropriate.</w:t>
       </w:r>
     </w:p>
     <w:p>
       <w:pPr>
-        <w:pStyle w:val="BodyText"/>
-        <w:spacing w:after="60" w:line="245" w:lineRule="auto"/>
-      </w:pPr>
-      <w:r>
-        <w:rPr>
-          <w:sz w:val="19"/>
-        </w:rPr>
-        <w:t>GateBreakOpen may suspend access, remove files, or decline publication if serious issues are detected, including copyright infringement, privacy violations, plagiarism, fabricated or manipulated material, unlawful content, prohibited content, unclear authorship, deceptive submission, or policy violations.</w:t>
+        <w:jc w:val="both"/>
+      </w:pPr>
+      <w:r>
+        <w:t>• Dangerous Instructions and High-Risk Content: GateBreakOpen may reject, restrict, or remove content that provides operational instructions for unlawful activity, weapons misuse, terrorism, cyber abuse, evasion of law enforcement, fraud, biological or chemical harm, unsafe medical practices, or other high-risk conduct. Scholarly discussion of sensitive topics may be considered only when it is lawful, non-operational, non-inciting, non-promotional, and presented with appropriate safeguards.</w:t>
       </w:r>
     </w:p>
     <w:p>
       <w:pPr>
-        <w:pStyle w:val="BodyText"/>
-        <w:spacing w:after="60" w:line="245" w:lineRule="auto"/>
-      </w:pPr>
-      <w:r>
-        <w:rPr>
-          <w:sz w:val="19"/>
-        </w:rPr>
-        <w:t>Removal from public access does not always require deletion of internal records when retention is needed for documentation, legal, integrity, security, or dispute-management reasons.</w:t>
+        <w:jc w:val="both"/>
+      </w:pPr>
+      <w:r>
+        <w:t>• Use of the Platform for Spam, Fraud, or Misrepresentation: GateBreakOpen must not be used for spam, deceptive promotion, fake credentials, impersonation, fraudulent authorship, false affiliation, citation schemes, artificial reputation building, academic misconduct, misleading advertising, or any attempt to create a false appearance of peer review, institutional approval, journal ranking, or scientific certification.</w:t>
       </w:r>
     </w:p>
     <w:p>
       <w:pPr>
-        <w:pStyle w:val="Heading2"/>
-        <w:spacing w:before="140" w:after="40"/>
-      </w:pPr>
-      <w:r>
-        <w:t>J20. Reports and Removal Requests Policy</w:t>
+        <w:jc w:val="both"/>
+      </w:pPr>
+      <w:r>
+        <w:t>• No Duty to Host or Preserve Abusive Submissions: GateBreakOpen is not required to store, return, archive, publish, explain, negotiate, or preserve submissions that are abusive, unsafe, unlawful, technically harmful, incomplete, misleading, outside scope, repeatedly non-compliant, or submitted in bad faith. GateBreakOpen may delete or restrict such materials when necessary for safety, legal protection, or operational continuity.</w:t>
       </w:r>
     </w:p>
     <w:p>
       <w:pPr>
-        <w:pStyle w:val="BodyText"/>
-        <w:spacing w:after="60" w:line="245" w:lineRule="auto"/>
-      </w:pPr>
-      <w:r>
-        <w:rPr>
-          <w:sz w:val="19"/>
-        </w:rPr>
-        <w:t>Reports and removal requests should be sent to submission@gatebreakopen.org with the subject line GateBreakOpen Report / Removal Request.</w:t>
+        <w:jc w:val="both"/>
+      </w:pPr>
+      <w:r>
+        <w:t>• Emergency or Authority Requests: GateBreakOpen may cooperate with competent authorities, hosting providers, domain providers, email providers, legal representatives, or technical service providers when required or reasonably necessary in relation to unlawful content, security risks, abuse reports, copyright complaints, privacy issues, threats, or other serious safety or legal concerns.</w:t>
       </w:r>
     </w:p>
     <w:p>
       <w:pPr>
-        <w:pStyle w:val="BodyText"/>
-        <w:spacing w:after="60" w:line="245" w:lineRule="auto"/>
-      </w:pPr>
-      <w:r>
-        <w:rPr>
-          <w:sz w:val="19"/>
-        </w:rPr>
-        <w:t>Reports should include the article title or link, explanation of the issue, contact email, relevant evidence, and requested action.</w:t>
+        <w:jc w:val="both"/>
+      </w:pPr>
+      <w:r>
+        <w:t>• No Partnership, Employment, Agency, or Representation: Submission to, publication on, or collaboration with GateBreakOpen does not create employment, partnership, agency, representation, institutional affiliation, editorial board membership, reviewer status, legal representation, professional endorsement, or any authority to act on behalf of GateBreakOpen.</w:t>
       </w:r>
     </w:p>
     <w:p>
       <w:pPr>
-        <w:pStyle w:val="BodyText"/>
-        <w:spacing w:after="60" w:line="245" w:lineRule="auto"/>
-      </w:pPr>
-      <w:r>
-        <w:rPr>
-          <w:sz w:val="19"/>
-        </w:rPr>
-        <w:t>GateBreakOpen may review the report, contact the author, request clarification, temporarily suspend access, add a notice, request correction, remove content, preserve records, or reject abusive, unfounded, unclear, or bad-faith reports.</w:t>
+        <w:jc w:val="both"/>
+      </w:pPr>
+      <w:r>
+        <w:t>• English-Language Publication Policy: GateBreakOpen currently publishes only English-language content. Authors are responsible for providing an English-language manuscript or an English version suitable for publication. GateBreakOpen may refuse, delay, or request revision of submissions that are not provided in English or that require language clarification before publication can be considered.</w:t>
       </w:r>
     </w:p>
     <w:p>
       <w:pPr>
-        <w:pStyle w:val="BodyText"/>
-        <w:spacing w:after="60" w:line="245" w:lineRule="auto"/>
-      </w:pPr>
-      <w:r>
-        <w:rPr>
-          <w:sz w:val="19"/>
-        </w:rPr>
-        <w:t>GateBreakOpen may prioritize reports involving copyright, privacy, child safety, serious unlawful content, defamation, fabricated data, dangerous content, terrorism-related content, extremist propaganda, discrimination, or other serious harm.</w:t>
+        <w:jc w:val="both"/>
+      </w:pPr>
+      <w:r>
+        <w:t>• Policy Interpretation: These policies should be interpreted together and in a manner that best protects transparency, author responsibility, reader safety, lawful publication, platform independence, and GateBreakOpen’s zero-cost, online-only, AI-assisted, not peer-reviewed model. Section titles are for readability and do not limit the meaning or scope of the policy text.</w:t>
       </w:r>
     </w:p>
     <w:p>
       <w:pPr>
         <w:pStyle w:val="Heading2"/>
-        <w:spacing w:before="140" w:after="40"/>
-      </w:pPr>
-      <w:r>
-        <w:t>J21. Prohibited Content Policy</w:t>
+      </w:pPr>
+      <w:r>
+        <w:t>• Specific Copyright and AI Verification Safeguards</w:t>
       </w:r>
     </w:p>
     <w:p>
       <w:pPr>
-        <w:pStyle w:val="BodyText"/>
-        <w:spacing w:after="60" w:line="245" w:lineRule="auto"/>
-      </w:pPr>
-      <w:r>
-        <w:rPr>
-          <w:sz w:val="19"/>
-        </w:rPr>
-        <w:t>GateBreakOpen does not accept unlawful, discriminatory, defamatory, extremist, violent, exploitative, abusive, or unsafe content.</w:t>
+        <w:jc w:val="both"/>
+      </w:pPr>
+      <w:r>
+        <w:t>• Copyright and Third-Party Material Declaration: Authors must ensure that all text, tables, figures, images, graphs, screenshots, diagrams, translations, adapted materials, datasets, appendices, and supplementary materials included in a submission are original, lawfully reused, licensed, in the public domain, properly cited, or used with documented permission. Authors must be able to provide permission, license, source information, or proof of lawful use for any third-party material if requested by GateBreakOpen.</w:t>
       </w:r>
     </w:p>
     <w:p>
       <w:pPr>
-        <w:pStyle w:val="BodyText"/>
-        <w:spacing w:after="60" w:line="245" w:lineRule="auto"/>
-      </w:pPr>
-      <w:r>
-        <w:rPr>
-          <w:sz w:val="19"/>
-        </w:rPr>
-        <w:t>GateBreakOpen may reject, suspend, remove, preserve evidence of, or report content involving racism, discrimination, denigration, religious proselytism, pedophilia, child sexual abuse material, terrorism-related content, incitement to violence, extremist propaganda, unlawful instructions, privacy violations, doxxing, copyright infringement, fabricated identity, fraudulent claims, or intentionally deceptive submission materials.</w:t>
+        <w:jc w:val="both"/>
+      </w:pPr>
+      <w:r>
+        <w:t>• Unclear Copyright Status: GateBreakOpen may reject, delay, suspend, restrict, remove, or request replacement of any material when copyright ownership, license status, image rights, translation rights, adaptation rights, quotation limits, reuse permissions, or lawful-use conditions are unclear, disputed, undocumented, or potentially incompatible with online publication.</w:t>
       </w:r>
     </w:p>
     <w:p>
       <w:pPr>
-        <w:pStyle w:val="BodyText"/>
-        <w:spacing w:after="60" w:line="245" w:lineRule="auto"/>
-      </w:pPr>
-      <w:r>
-        <w:rPr>
-          <w:sz w:val="19"/>
-        </w:rPr>
-        <w:t>GateBreakOpen may act before or after publication if serious content concerns are detected.</w:t>
+        <w:jc w:val="both"/>
+      </w:pPr>
+      <w:r>
+        <w:t>• Full Author Responsibility for Third-Party Rights: Authors accept full responsibility for any copyright claim, licensing dispute, image-rights dispute, quotation dispute, translation dispute, database-rights dispute, trademark dispute, confidentiality dispute, or third-party rights complaint arising from their submitted or published content.</w:t>
       </w:r>
     </w:p>
     <w:p>
       <w:pPr>
-        <w:pStyle w:val="Heading2"/>
-        <w:spacing w:before="140" w:after="40"/>
-      </w:pPr>
-      <w:r>
-        <w:t>J22. Privacy and Data Processing Policy</w:t>
+        <w:jc w:val="both"/>
+      </w:pPr>
+      <w:r>
+        <w:t>• AI-Generated or AI-Assisted Content Verification Declaration: Authors must personally review, verify, and approve all AI-generated, AI-assisted, AI-edited, AI-translated, AI-summarized, AI-coded, AI-formatted, or AI-reformulated content before submission. Use of AI tools does not reduce author responsibility and does not transfer responsibility to GateBreakOpen.</w:t>
       </w:r>
     </w:p>
     <w:p>
       <w:pPr>
-        <w:pStyle w:val="BodyText"/>
-        <w:spacing w:after="60" w:line="245" w:lineRule="auto"/>
-      </w:pPr>
-      <w:r>
-        <w:rPr>
-          <w:sz w:val="19"/>
-        </w:rPr>
-        <w:t>GateBreakOpen processes only the personal data necessary for submission, correspondence, publication, documentation, policy acceptance, article metadata, reporting, correction, suspension, removal, and archive management.</w:t>
+        <w:jc w:val="both"/>
+      </w:pPr>
+      <w:r>
+        <w:t>• No Fabricated AI Content: Authors must not knowingly include fabricated references, fabricated DOI, fabricated PMID, fabricated URLs, fabricated authors, fabricated journals, fabricated quotations, fabricated data, fabricated findings, fabricated legal sources, fabricated clinical claims, or misleading AI-generated statements. Every reference cited in the manuscript must be checked by the author for existence, relevance, accuracy, and consistency with the statement it supports.</w:t>
       </w:r>
     </w:p>
     <w:p>
       <w:pPr>
-        <w:pStyle w:val="BodyText"/>
-        <w:spacing w:after="60" w:line="245" w:lineRule="auto"/>
-      </w:pPr>
-      <w:r>
-        <w:rPr>
-          <w:sz w:val="19"/>
-        </w:rPr>
-        <w:t>Published metadata may include author name, affiliation or independent status, ORCID if provided, article title, abstract, keywords, article type, area, publication date, license, and identifier.</w:t>
+        <w:jc w:val="both"/>
+      </w:pPr>
+      <w:r>
+        <w:t>• AI Error and Hallucination Response: GateBreakOpen may reject, delay, correct, suspend, restrict, withdraw, remove, or add notices to content if AI-generated errors, hallucinated references, unverifiable claims, false bibliographic details, fabricated data, misleading summaries, or inaccurate AI-assisted material are detected or reported before or after publication.</w:t>
       </w:r>
     </w:p>
     <w:p>
       <w:pPr>
-        <w:pStyle w:val="BodyText"/>
-        <w:spacing w:after="60" w:line="245" w:lineRule="auto"/>
-      </w:pPr>
-      <w:r>
-        <w:rPr>
-          <w:sz w:val="19"/>
-        </w:rPr>
-        <w:t>Authors may contact GateBreakOpen for privacy-related requests at submission@gatebreakopen.org.</w:t>
+        <w:pStyle w:val="Heading2"/>
+      </w:pPr>
+      <w:r>
+        <w:t>• Author Responsibility and GateBreakOpen Non-Liability</w:t>
       </w:r>
     </w:p>
     <w:p>
       <w:pPr>
-        <w:pStyle w:val="BodyText"/>
-        <w:spacing w:after="60" w:line="245" w:lineRule="auto"/>
-      </w:pPr>
-      <w:r>
-        <w:rPr>
-          <w:sz w:val="19"/>
-        </w:rPr>
-        <w:t>Privacy requests may require evaluation and may be limited when retention or publication records are necessary for legal, integrity, documentation, archival, or dispute-management purposes.</w:t>
+        <w:jc w:val="both"/>
+      </w:pPr>
+      <w:r>
+        <w:t>Each author remains solely and fully responsible for the submitted and published content, including its accuracy, originality, legality, ethical compliance, references, declarations, images, tables, figures, data, permissions, and any possible consequences arising from publication.</w:t>
       </w:r>
     </w:p>
     <w:p>
       <w:pPr>
-        <w:pStyle w:val="Heading2"/>
-        <w:spacing w:before="140" w:after="40"/>
-      </w:pPr>
-      <w:r>
-        <w:t>J23. Archive and Website Policy</w:t>
+        <w:jc w:val="both"/>
+      </w:pPr>
+      <w:r>
+        <w:t>GateBreakOpen does not endorse, certify, validate, verify, approve, recommend, or assume responsibility for the scientific, legal, ethical, medical, technical, methodological, professional, or factual content of published works. Publication on GateBreakOpen does not imply legal validation, ethical approval, academic certification, medical validation, institutional support, or endorsement by GateBreakOpen.</w:t>
       </w:r>
     </w:p>
     <w:p>
       <w:pPr>
-        <w:pStyle w:val="BodyText"/>
-        <w:spacing w:after="60" w:line="245" w:lineRule="auto"/>
-      </w:pPr>
-      <w:r>
-        <w:rPr>
-          <w:sz w:val="19"/>
-        </w:rPr>
-        <w:t>GateBreakOpen may maintain public pages for Home, Submission, Type of Articles, Areas, Archives, Policies, Contacts, Reports, NO DOI, No APC, No Manipulation, No Favoritism, and No Peer Review.</w:t>
+        <w:jc w:val="both"/>
+      </w:pPr>
+      <w:r>
+        <w:t>GateBreakOpen may perform only formal, language, reference, guideline, policy, layout, metadata, and basic consistency checks. These checks do not constitute peer review, scientific validation, factual certification, legal review, ethical review, clinical review, methodological approval, or transfer of responsibility from the author to GateBreakOpen.</w:t>
       </w:r>
     </w:p>
     <w:p>
       <w:pPr>
-        <w:pStyle w:val="BodyText"/>
-        <w:spacing w:after="60" w:line="245" w:lineRule="auto"/>
-      </w:pPr>
-      <w:r>
-        <w:rPr>
-          <w:sz w:val="19"/>
-        </w:rPr>
-        <w:t>GateBreakOpen archives may list published works with metadata, identifiers, publication dates, article types, areas, and PDF or landing-page links.</w:t>
+        <w:jc w:val="both"/>
+      </w:pPr>
+      <w:r>
+        <w:t>By submitting and signing the required GateBreakOpen form, the author accepts full responsibility for the work and agrees, to the maximum extent permitted by applicable law, to hold GateBreakOpen harmless from claims, disputes, damages, complaints, requests, or liabilities arising from the content submitted or published by the author.</w:t>
       </w:r>
     </w:p>
     <w:p>
-      <w:pPr>
-        <w:pStyle w:val="BodyText"/>
-        <w:spacing w:after="60" w:line="245" w:lineRule="auto"/>
-      </w:pPr>
-      <w:r>
-        <w:rPr>
-          <w:sz w:val="19"/>
-        </w:rPr>
-        <w:t>GateBreakOpen may be hosted with GitHub Pages or another technical hosting provider. Hosting does not imply endorsement, sponsorship, editorial involvement, peer review, or responsibility by the hosting provider.</w:t>
+      <w:r>
+        <w:br w:type="page"/>
       </w:r>
     </w:p>
     <w:p>
       <w:pPr>
-        <w:pStyle w:val="BodyText"/>
-        <w:spacing w:after="60" w:line="245" w:lineRule="auto"/>
-      </w:pPr>
-      <w:r>
-        <w:rPr>
-          <w:sz w:val="19"/>
-        </w:rPr>
-        <w:t>GateBreakOpen may modify its website structure, archive display, forms, templates, and procedures over time while preserving the essential policy commitments stated in this form.</w:t>
+        <w:pStyle w:val="Heading1"/>
+      </w:pPr>
+      <w:r>
+        <w:t>PART K - AUTHOR FINAL ACCEPTANCE AFTER COMPLETE POLICY TEXT</w:t>
       </w:r>
     </w:p>
     <w:p>
-      <w:pPr>
-        <w:pStyle w:val="Heading2"/>
-        <w:spacing w:before="140" w:after="40"/>
-      </w:pPr>
-      <w:r>
-        <w:t>J24. Indexing, Recognition, and No Warranty Policy</w:t>
+      <w:r>
+        <w:t>The following checkboxes and signature appear after the complete policy text. By signing below, the author confirms that the complete policy text above has been read and accepted.</w:t>
       </w:r>
     </w:p>
     <w:p>
       <w:pPr>
-        <w:pStyle w:val="BodyText"/>
-        <w:spacing w:after="60" w:line="245" w:lineRule="auto"/>
+        <w:ind w:left="173"/>
       </w:pPr>
       <w:r>
         <w:rPr>
-          <w:sz w:val="19"/>
+          <w:b/>
         </w:rPr>
-        <w:t>GateBreakOpen does not guarantee indexing, DOI assignment, citation count, academic recognition, institutional acceptance, search-engine ranking, repository inclusion, database inclusion, impact metrics, career value, or legal/academic acceptance by third parties.</w:t>
+        <w:t xml:space="preserve">☐ </w:t>
+      </w:r>
+      <w:r>
+        <w:t>I have read and understood the complete GateBreakOpen policy included in Part J of this form.</w:t>
       </w:r>
     </w:p>
     <w:p>
       <w:pPr>
-        <w:pStyle w:val="BodyText"/>
-        <w:spacing w:after="60" w:line="245" w:lineRule="auto"/>
+        <w:ind w:left="173"/>
       </w:pPr>
       <w:r>
         <w:rPr>
-          <w:sz w:val="19"/>
+          <w:b/>
         </w:rPr>
-        <w:t>GateBreakOpen provides an independent online publication space but gives no warranty of accuracy, scientific validity, methodological quality, legal fitness, fitness for a particular purpose, uninterrupted availability, permanent hosting, or permanent discoverability.</w:t>
+        <w:t xml:space="preserve">☐ </w:t>
+      </w:r>
+      <w:r>
+        <w:t>I accept GateBreakOpen's online-only, zero-cost, AI-assisted, not peer-reviewed publication model.</w:t>
       </w:r>
     </w:p>
     <w:p>
       <w:pPr>
-        <w:pStyle w:val="BodyText"/>
-        <w:spacing w:after="60" w:line="245" w:lineRule="auto"/>
+        <w:ind w:left="173"/>
       </w:pPr>
       <w:r>
         <w:rPr>
-          <w:sz w:val="19"/>
+          <w:b/>
         </w:rPr>
-        <w:t>Readers, authors, institutions, and third parties must evaluate GateBreakOpen publications independently and must not treat publication as peer-reviewed validation.</w:t>
+        <w:t xml:space="preserve">☐ </w:t>
+      </w:r>
+      <w:r>
+        <w:t>I accept GateBreakOpen's No APC policy.</w:t>
       </w:r>
     </w:p>
     <w:p>
       <w:pPr>
-        <w:pStyle w:val="Heading2"/>
-        <w:spacing w:before="140" w:after="40"/>
-      </w:pPr>
-      <w:r>
-        <w:t>J25. Policy Updates and Continuity</w:t>
+        <w:ind w:left="173"/>
+      </w:pPr>
+      <w:r>
+        <w:rPr>
+          <w:b/>
+        </w:rPr>
+        <w:t xml:space="preserve">☐ </w:t>
+      </w:r>
+      <w:r>
+        <w:t>I accept GateBreakOpen's No Manipulation policy.</w:t>
       </w:r>
     </w:p>
     <w:p>
       <w:pPr>
-        <w:pStyle w:val="BodyText"/>
-        <w:spacing w:after="60" w:line="245" w:lineRule="auto"/>
+        <w:ind w:left="173"/>
       </w:pPr>
       <w:r>
         <w:rPr>
-          <w:sz w:val="19"/>
+          <w:b/>
         </w:rPr>
-        <w:t>GateBreakOpen policies, forms, templates, and website pages may be updated to improve clarity, legal/ethical safeguards, technical quality, transparency, or operational consistency.</w:t>
+        <w:t xml:space="preserve">☐ </w:t>
+      </w:r>
+      <w:r>
+        <w:t>I accept GateBreakOpen's No Favoritism policy.</w:t>
       </w:r>
     </w:p>
     <w:p>
       <w:pPr>
-        <w:pStyle w:val="BodyText"/>
-        <w:spacing w:after="60" w:line="245" w:lineRule="auto"/>
+        <w:ind w:left="173"/>
       </w:pPr>
       <w:r>
         <w:rPr>
-          <w:sz w:val="19"/>
+          <w:b/>
         </w:rPr>
-        <w:t>For each submission, the author accepts the policy text contained in the form signed for that submission and any later corrections or safety/legal actions needed under GateBreakOpen policies.</w:t>
+        <w:t xml:space="preserve">☐ </w:t>
+      </w:r>
+      <w:r>
+        <w:t>I understand and accept that GateBreakOpen does not perform peer review.</w:t>
       </w:r>
     </w:p>
     <w:p>
       <w:pPr>
-        <w:pStyle w:val="BodyText"/>
-        <w:spacing w:after="60" w:line="245" w:lineRule="auto"/>
+        <w:ind w:left="173"/>
       </w:pPr>
       <w:r>
         <w:rPr>
-          <w:sz w:val="19"/>
+          <w:b/>
         </w:rPr>
-        <w:t>If a conflict exists between a short website summary and the complete signed policy form, the complete signed policy form is intended to provide the fuller policy framework for that submission.</w:t>
+        <w:t xml:space="preserve">☐ </w:t>
+      </w:r>
+      <w:r>
+        <w:t>I understand and accept that GateBreakOpen may perform only formal, language, reference, guideline, policy, metadata, layout, and format QA.</w:t>
       </w:r>
     </w:p>
     <w:p>
-      <w:r>
-        <w:br w:type="page"/>
+      <w:pPr>
+        <w:ind w:left="173"/>
+      </w:pPr>
+      <w:r>
+        <w:rPr>
+          <w:b/>
+        </w:rPr>
+        <w:t xml:space="preserve">☐ </w:t>
+      </w:r>
+      <w:r>
+        <w:t>I accept GateBreakOpen's author responsibility and non-liability rules.</w:t>
       </w:r>
     </w:p>
     <w:p>
       <w:pPr>
-        <w:pStyle w:val="Heading1"/>
+        <w:ind w:left="173"/>
       </w:pPr>
       <w:r>
         <w:rPr>
           <w:b/>
-          <w:sz w:val="28"/>
         </w:rPr>
-        <w:t>PART J-BIS - FULL WEBSITE POLICIES TEXT FROM THE POLICIES PAGE</w:t>
+        <w:t xml:space="preserve">☐ </w:t>
+      </w:r>
+      <w:r>
+        <w:t>I accept GateBreakOpen's privacy and personal data processing conditions.</w:t>
       </w:r>
     </w:p>
     <w:p>
-      <w:pPr/>
+      <w:pPr>
+        <w:ind w:left="173"/>
+      </w:pPr>
       <w:r>
         <w:rPr>
-          <w:i/>
-          <w:sz w:val="18"/>
+          <w:b/>
         </w:rPr>
-        <w:t>This section reproduces the complete policy text currently displayed on the GateBreakOpen POLICIES page. It is included before the final acceptance and signature sections so that the author signs after the complete policy text has been provided inside this form.</w:t>
+        <w:t xml:space="preserve">☐ </w:t>
+      </w:r>
+      <w:r>
+        <w:t>I accept GateBreakOpen's copyright, third-party materials, and AI verification rules.</w:t>
       </w:r>
     </w:p>
     <w:p>
       <w:pPr>
-        <w:pStyle w:val="Heading2"/>
+        <w:ind w:left="173"/>
       </w:pPr>
       <w:r>
         <w:rPr>
           <w:b/>
-          <w:sz w:val="24"/>
         </w:rPr>
-        <w:t>Website Policies - GateBreakOpen Publication Disclaimer</w:t>
+        <w:t xml:space="preserve">☐ </w:t>
+      </w:r>
+      <w:r>
+        <w:t>I accept GateBreakOpen's prohibited content and operational safeguards.</w:t>
       </w:r>
     </w:p>
     <w:p>
       <w:pPr>
-        <w:spacing w:after="80" w:line="240" w:lineRule="auto"/>
+        <w:ind w:left="173"/>
       </w:pPr>
       <w:r>
         <w:rPr>
-          <w:sz w:val="17"/>
+          <w:b/>
         </w:rPr>
-        <w:t>Nature and Purpose of GateBreakOpen: GateBreakOpen was created as an alternative, zero-cost, online-only publishing circuit open to authors both affiliated and not affiliated with academic institutions, research centers, universities, public organizations, private organizations, or other formal bodies. GateBreakOpen exists exclusively as a digital and online platform. It does not publish, distribute, sell, archive, or circulate printed issues, printed volumes, printed journals, printed books, or any other physical publication format. All materials published through GateBreakOpen are made available only in digital form, through online pages, downloadable files, electronic archives, and related web-based resources. GateBreakOpen is not a peer-reviewed journal and does not perform scientific validation, academic certification, methodological approval, or endorsement of published content.</w:t>
+        <w:t xml:space="preserve">☐ </w:t>
+      </w:r>
+      <w:r>
+        <w:t>I accept GateBreakOpen's reporting, correction, retraction, takedown, copyright complaint, suspension, and removal policy.</w:t>
       </w:r>
     </w:p>
     <w:p>
       <w:pPr>
-        <w:spacing w:after="80" w:line="240" w:lineRule="auto"/>
+        <w:ind w:left="173"/>
       </w:pPr>
       <w:r>
         <w:rPr>
-          <w:sz w:val="17"/>
+          <w:b/>
         </w:rPr>
-        <w:t>Articles published on GateBreakOpen are not subject to formal anonymous peer review, evaluation by independent external reviewers, or scientific verification by an editorial board, unless this is expressly stated for specific initiatives, collections, or sections. GateBreakOpen is an AI-assisted and chatbot-workflow-assisted online publishing platform. Artificial intelligence tools, chatbot-based workflows, and digital editorial systems may be used to support basic editorial organization, language review, formatting assistance, reference checking, metadata preparation, consistency checks, and identification of possible formal or bibliographic issues. The use of AI-assisted tools and chatbot workflows does not constitute scientific validation, peer review, methodological audit, factual certification, legal verification, clinical verification, statistical verification, or professional endorsement. Scope of Accepted Content: GateBreakOpen does not accept primary research involving direct testing, experimentation, intervention, observation, or data collection on human participants or animals.</w:t>
+        <w:t xml:space="preserve">☐ </w:t>
+      </w:r>
+      <w:r>
+        <w:t>I accept GateBreakOpen's No DOI / ARK or internal identifier policy.</w:t>
       </w:r>
     </w:p>
     <w:p>
       <w:pPr>
-        <w:spacing w:after="80" w:line="240" w:lineRule="auto"/>
+        <w:ind w:left="173"/>
       </w:pPr>
       <w:r>
         <w:rPr>
-          <w:sz w:val="17"/>
+          <w:b/>
         </w:rPr>
-        <w:t>GateBreakOpen accepts only secondary research, conceptual work, commentary, theses and dissertations adapted for publication, monographs, books, book chapters, POV articles, open letters, notes, and non-interventional scholarly contributions that do not involve direct testing, experimentation, intervention, or primary data collection from humans or animals.</w:t>
+        <w:t xml:space="preserve">☐ </w:t>
+      </w:r>
+      <w:r>
+        <w:t>I accept the author indemnification and hold-harmless commitment to the maximum extent permitted by applicable law.</w:t>
       </w:r>
     </w:p>
     <w:p>
       <w:pPr>
-        <w:spacing w:after="80" w:line="240" w:lineRule="auto"/>
+        <w:ind w:left="173"/>
       </w:pPr>
       <w:r>
         <w:rPr>
-          <w:sz w:val="17"/>
+          <w:b/>
         </w:rPr>
-        <w:t>Secondary research may include narrative literature reviews, traditional literature reviews, systematic reviews, scoping reviews, umbrella reviews, rapid reviews, integrative reviews, critical reviews, mapping reviews, realist reviews, meta-reviews, methodological reviews, theoretical reviews, conceptual reviews, evidence reviews, state-of-the-art reviews, bibliometric reviews, scientometric analyses, citation analyses, meta-analyses based exclusively on already published aggregate data, theoretical articles, conceptual papers, methodological papers, opinion articles, perspective articles, commentary articles, essays, editorial-style contributions, educational articles, technical notes, policy analyses, book reviews, article reviews, historical analyses, philosophical analyses, professional reflections, and evidence summaries.</w:t>
+        <w:t xml:space="preserve">☐ </w:t>
+      </w:r>
+      <w:r>
+        <w:t>I accept the governing law and jurisdiction clause stated in the complete policy.</w:t>
       </w:r>
     </w:p>
     <w:p>
       <w:pPr>
-        <w:spacing w:after="80" w:line="240" w:lineRule="auto"/>
+        <w:ind w:left="173"/>
       </w:pPr>
       <w:r>
         <w:rPr>
-          <w:sz w:val="17"/>
+          <w:b/>
         </w:rPr>
-        <w:t>Prohibited Content and Conduct: GateBreakOpen does not accept content that promotes, supports, normalizes, justifies, or disseminates racism, racial hatred, ethnic hatred, xenophobia, discrimination, denigration, harassment, humiliation, defamation, personal attacks, hate speech, extremist propaganda, terrorism, support for terrorist organizations, incitement to violence, threats, intimidation, violent radicalization, unlawful conduct, or harm against individuals, groups, communities, institutions, or protected categories. GateBreakOpen does not accept content intended to promote, impose, recruit for, proselytize, or disseminate religious, ideological, political, extremist, sectarian, or dogmatic beliefs or activities. Discussion, analysis, criticism, historical examination, sociological examination, philosophical examination, educational discussion, or literature-based study of religion, ideology, politics, or social movements may be considered only when presented in a non-proselytizing, non-inciting, non-denigrating, lawful, scholarly, and critical manner.</w:t>
+        <w:t xml:space="preserve">☐ </w:t>
+      </w:r>
+      <w:r>
+        <w:t>I confirm that all information provided in this form is true and complete to the best of my knowledge.</w:t>
       </w:r>
     </w:p>
     <w:p>
       <w:pPr>
-        <w:spacing w:after="80" w:line="240" w:lineRule="auto"/>
-      </w:pPr>
-      <w:r>
-        <w:rPr>
-          <w:sz w:val="17"/>
-        </w:rPr>
-        <w:t>GateBreakOpen reserves the right to reject, suspend, remove, or request modification of any article or material that appears to contain racist, discriminatory, defamatory, hateful, extremist, terrorist-related, violent, proselytizing, unlawful, abusive, misleading, manipulative, unethical, or otherwise non-compliant content. Author Responsibility: Each article published on GateBreakOpen remains under the full, exclusive, and direct responsibility of its author or authors. Authors are responsible for the truthfulness, accuracy, completeness, originality, legality, and correctness of the submitted content, including data, sources, methods, results, interpretations, conclusions, opinions, images, tables, figures, citations, and bibliographic references. Publication on GateBreakOpen does not imply that the platform shares, approves, certifies, guarantees, validates, or endorses the statements, data, interpretations, conclusions, or opinions expressed by authors.</w:t>
-      </w:r>
-    </w:p>
-    <w:p>
-      <w:pPr>
-        <w:spacing w:after="80" w:line="240" w:lineRule="auto"/>
-      </w:pPr>
-      <w:r>
-        <w:rPr>
-          <w:sz w:val="17"/>
-        </w:rPr>
-        <w:t>GateBreakOpen is not responsible for the conduct of authors before, during, or after publication, including misconduct, false statements, omissions, ethical violations, undeclared conflicts of interest, copyright violations, misuse of data, manipulation of results, plagiarism, content duplication, misappropriation of third-party material, or dissemination of inaccurate, incomplete, misleading, or unverifiable information. Copyright, Third-Party Rights, and Permissions: Authors are solely responsible for ensuring that submitted materials do not infringe copyright, licenses, trademarks, privacy rights, database rights, confidentiality obligations, contractual obligations, or any other third-party rights. By submitting a manuscript, authors confirm that they have the legal right to submit, publish, and distribute all content included in the article, including text, figures, tables, images, graphs, datasets, screenshots, quotations, adapted material, translated material, and any other third-party content.</w:t>
-      </w:r>
-    </w:p>
-    <w:p>
-      <w:pPr>
-        <w:spacing w:after="80" w:line="240" w:lineRule="auto"/>
-      </w:pPr>
-      <w:r>
-        <w:rPr>
-          <w:sz w:val="17"/>
-        </w:rPr>
-        <w:t>GateBreakOpen is not responsible for copyright infringement, unauthorized reuse, licensing violations, or intellectual property disputes arising from author-submitted content. Ethics, Consent, and Privacy: Authors are responsible for obtaining all required ethical approvals, permissions, informed consent, institutional authorizations, and privacy-compliance documentation where applicable. Authors must not submit personal, sensitive, confidential, clinical, legal, financial, biometric, genetic, psychological, educational, or otherwise identifiable information unless they have the legal right and documented consent to disclose it. GateBreakOpen does not request, publish, or create author badges, professional photographs, or Curriculum Vitae as part of the standard submission and publication process. Use of AI by Authors: Authors are responsible for declaring any substantial use of AI tools, chatbot systems, automated writing tools, language models, reference-generation tools, data-analysis tools, image-generation tools, or other automated systems in the preparation of their manuscript.</w:t>
-      </w:r>
-    </w:p>
-    <w:p>
-      <w:pPr>
-        <w:spacing w:after="80" w:line="240" w:lineRule="auto"/>
-      </w:pPr>
-      <w:r>
-        <w:rPr>
-          <w:sz w:val="17"/>
-        </w:rPr>
-        <w:t>Authors remain fully responsible for all AI-generated, AI-assisted, AI-edited, or AI-suggested content included in their submission. The use of AI tools does not reduce or transfer author responsibility. Reference Checking Disclaimer: Reference checking performed by GateBreakOpen, even when supported by digital tools, artificial intelligence systems, or chatbot workflows, is limited in nature and does not guarantee that all sources are real, complete, updated, correctly interpreted, relevant, or sufficient to support the claims made in the article. Authors remain fully responsible for the existence, accuracy, and proper use of every source, citation, bibliographic detail, link, DOI, PMID, URL, ISBN, ISSN, archive record, dataset, legal document, report, or other information included in their work.</w:t>
-      </w:r>
-    </w:p>
-    <w:p>
-      <w:pPr>
-        <w:spacing w:after="80" w:line="240" w:lineRule="auto"/>
-      </w:pPr>
-      <w:r>
-        <w:rPr>
-          <w:sz w:val="17"/>
-        </w:rPr>
-        <w:t>Social Network and Digital Article Sharing: By submitting and signing the required authorization form, the author authorizes GateBreakOpen to share, promote, and disseminate the published article on social networks and digital channels, including Instagram, LinkedIn, X, Facebook, and other online platforms or communication channels. GateBreakOpen may share the article title, article link, article metadata, abstract excerpts, keywords, author name or author names, and publication-related information for online communication and dissemination of the published article. This authorization concerns dissemination of the published article and related article information. GateBreakOpen does not request, publish, or create author badges, professional photographs, or Curriculum Vitae as part of the standard publication process. No Professional Advice: Content published on GateBreakOpen is provided for informational, cultural, professional, educational, academic, or discussion purposes only.</w:t>
-      </w:r>
-    </w:p>
-    <w:p>
-      <w:pPr>
-        <w:spacing w:after="80" w:line="240" w:lineRule="auto"/>
-      </w:pPr>
-      <w:r>
-        <w:rPr>
-          <w:sz w:val="17"/>
-        </w:rPr>
-        <w:t>It does not constitute medical, legal, financial, psychological, clinical, technical, or professional advice, unless such responsibility is expressly assumed by the author under applicable law. Readers are encouraged to critically evaluate each article, independently verify sources, consider the limitations declared by authors, and avoid using published content as the sole basis for scientific, clinical, legal, financial, professional, or personal decisions. No Obligation to Publish: Submission to GateBreakOpen does not create any right to publication. GateBreakOpen reserves the right to reject, suspend, delay, decline, remove, or refuse any contribution at its sole discretion. Limitation of Liability: GateBreakOpen disclaims all liability for damages, losses, consequences, claims, disputes, incorrect decisions, reputational harm, professional harm, economic harm, legal harm, or any other harm arising directly or indirectly from the publication, consultation, interpretation, dissemination, citation, application, or misuse of content published by authors.</w:t>
-      </w:r>
-    </w:p>
-    <w:p>
-      <w:pPr>
-        <w:spacing w:after="80" w:line="240" w:lineRule="auto"/>
-      </w:pPr>
-      <w:r>
-        <w:rPr>
-          <w:sz w:val="17"/>
-        </w:rPr>
-        <w:t>Acceptance and online publication of an article on GateBreakOpen do not transfer to the platform any legal, scientific, ethical, methodological, or professional responsibility for the content. Such responsibility remains entirely with the author or authors. No APC, No Manipulation, and No Favoritism: GateBreakOpen is a totally independent project, without economic, financial, structural, institutional, commercial, corporate, political, religious, or organizational support from third parties. GateBreakOpen is totally free for authors and does not charge Article Processing Charges, submission fees, publication fees, editorial handling fees, formatting fees, archiving fees, or social-sharing fees. GateBreakOpen applies the Creative Commons Attribution-NonCommercial-NoDerivatives 4.0 International license where indicated as CC BY-NC-ND 4.0, allowing sharing with attribution, for non-commercial purposes, and without distributing derivative or modified versions.</w:t>
-      </w:r>
-    </w:p>
-    <w:p>
-      <w:pPr>
-        <w:spacing w:after="80" w:line="240" w:lineRule="auto"/>
-      </w:pPr>
-      <w:r>
-        <w:rPr>
-          <w:sz w:val="17"/>
-        </w:rPr>
-        <w:t>GateBreakOpen will never require authors to insert articles by other authors into the references, will not use publication to promote citation favoritism, and will not request ad-hoc manuscript modifications to favor third parties, institutions, authors, groups, companies, organizations, ideologies, or external interests. References, Tables, and Figures: GateBreakOpen may convert the author's reference list into the required standard format, but the author must provide a complete reference list and ensure that all references are already cited within the text. Tables and figures must be submitted separately from the main text file, clearly numbered, indicated in the text, and accompanied by a description of what each table or figure represents. GateBreakOpen may insert tables and figures in numerical order before the References section, but the author remains fully responsible for their accuracy, originality, legality, copyright compliance, and correct interpretation.</w:t>
-      </w:r>
-    </w:p>
-    <w:p>
-      <w:pPr>
-        <w:spacing w:after="80" w:line="240" w:lineRule="auto"/>
-      </w:pPr>
-      <w:r>
-        <w:rPr>
-          <w:sz w:val="17"/>
-        </w:rPr>
-        <w:t>No Manipulation means that GateBreakOpen will not impose forced references, citation manipulation, artificial visibility, or ad-hoc content changes designed to manipulate the author's work or benefit third parties. No Favoritism means that GateBreakOpen does not provide preferential treatment to authors, institutions, sponsors, funders, companies, organizations, ideologies, or external interests. No Peer Review: GateBreakOpen does not perform peer review. GateBreakOpen may perform checklist-based quality assurance related to form, format, language, references, editorial guidelines, declarations, tables, figures, file organization, and basic consistency. These checks do not constitute scientific validation, methodological approval, academic certification, expert endorsement, peer-review reports, reviewer recommendations, or judgment on the author's independent ideas, interpretations, conclusions, theoretical position, or intellectual perspective.</w:t>
-      </w:r>
-    </w:p>
-    <w:p>
-      <w:pPr>
-        <w:spacing w:after="80" w:line="240" w:lineRule="auto"/>
-      </w:pPr>
-      <w:r>
-        <w:rPr>
-          <w:sz w:val="17"/>
-        </w:rPr>
-        <w:t>Support Contributors: GateBreakOpen may receive voluntary and unpaid support for reference checks, guideline checklist checks, language checks, formatting consistency, and basic editorial QA. Such support does not constitute peer review, scientific validation, methodological approval, academic certification, editorial endorsement, acceptance recommendation, rejection recommendation, or judgment on the author's independent ideas, interpretations, conclusions, theoretical position, or intellectual perspective.</w:t>
-      </w:r>
-    </w:p>
-    <w:p>
-      <w:pPr>
         <w:pStyle w:val="Heading2"/>
       </w:pPr>
       <w:r>
-        <w:rPr>
-          <w:b/>
-          <w:sz w:val="22"/>
-        </w:rPr>
-        <w:t>No DOI / ARK Identifier Policy</w:t>
-      </w:r>
-    </w:p>
-    <w:p>
-      <w:pPr>
-        <w:spacing w:after="80" w:line="240" w:lineRule="auto"/>
-      </w:pPr>
-      <w:r>
-        <w:rPr>
-          <w:sz w:val="17"/>
-        </w:rPr>
-        <w:t>GateBreakOpen does not assign DOI identifiers. GateBreakOpen assigns ARK identifiers to eligible publications, using a stable, chronological, and non-reusable identifier structure. ARK identifiers are used to support persistence without implying peer review, scientific validation, academic certification, or DOI-based journal status.</w:t>
-      </w:r>
-    </w:p>
-    <w:p>
-      <w:pPr>
-        <w:pStyle w:val="Heading1"/>
-        <w:spacing w:before="200" w:after="80"/>
-      </w:pPr>
-      <w:r>
-        <w:rPr>
-          <w:b/>
-          <w:sz w:val="24"/>
-        </w:rPr>
-        <w:t>PART K - AUTHOR FINAL ACCEPTANCE AFTER COMPLETE POLICY TEXT</w:t>
-      </w:r>
-    </w:p>
-    <w:p>
-      <w:pPr>
-        <w:pStyle w:val="BodyText"/>
-        <w:spacing w:after="60" w:line="245" w:lineRule="auto"/>
-      </w:pPr>
-      <w:r>
-        <w:rPr>
-          <w:sz w:val="19"/>
-        </w:rPr>
-        <w:t>The following checkboxes and signature appear after the complete policy text. By signing below, the author confirms that the complete Part J policy text above has been read and accepted.</w:t>
-      </w:r>
-    </w:p>
-    <w:p>
-      <w:pPr>
-        <w:pStyle w:val="BodyText"/>
-      </w:pPr>
-      <w:r>
-        <w:rPr>
-          <w:sz w:val="20"/>
-        </w:rPr>
-        <w:t xml:space="preserve">☐ </w:t>
-      </w:r>
-      <w:r>
-        <w:rPr>
-          <w:sz w:val="19"/>
-        </w:rPr>
-        <w:t>I have read and understood the complete GateBreakOpen policy included in Part J of this form.</w:t>
-      </w:r>
-    </w:p>
-    <w:p>
-      <w:pPr>
-        <w:pStyle w:val="BodyText"/>
-      </w:pPr>
-      <w:r>
-        <w:rPr>
-          <w:sz w:val="20"/>
-        </w:rPr>
-        <w:t xml:space="preserve">☐ </w:t>
-      </w:r>
-      <w:r>
-        <w:rPr>
-          <w:sz w:val="19"/>
-        </w:rPr>
-        <w:t>I accept GateBreakOpen's online-only and zero-cost model.</w:t>
-      </w:r>
-    </w:p>
-    <w:p>
-      <w:pPr>
-        <w:pStyle w:val="BodyText"/>
-      </w:pPr>
-      <w:r>
-        <w:rPr>
-          <w:sz w:val="20"/>
-        </w:rPr>
-        <w:t xml:space="preserve">☐ </w:t>
-      </w:r>
-      <w:r>
-        <w:rPr>
-          <w:sz w:val="19"/>
-        </w:rPr>
-        <w:t>I accept GateBreakOpen's No APC policy.</w:t>
-      </w:r>
-    </w:p>
-    <w:p>
-      <w:pPr>
-        <w:pStyle w:val="BodyText"/>
-      </w:pPr>
-      <w:r>
-        <w:rPr>
-          <w:sz w:val="20"/>
-        </w:rPr>
-        <w:t xml:space="preserve">☐ </w:t>
-      </w:r>
-      <w:r>
-        <w:rPr>
-          <w:sz w:val="19"/>
-        </w:rPr>
-        <w:t>I accept GateBreakOpen's No Manipulation policy.</w:t>
-      </w:r>
-    </w:p>
-    <w:p>
-      <w:pPr>
-        <w:pStyle w:val="BodyText"/>
-      </w:pPr>
-      <w:r>
-        <w:rPr>
-          <w:sz w:val="20"/>
-        </w:rPr>
-        <w:t xml:space="preserve">☐ </w:t>
-      </w:r>
-      <w:r>
-        <w:rPr>
-          <w:sz w:val="19"/>
-        </w:rPr>
-        <w:t>I accept GateBreakOpen's No Favoritism policy.</w:t>
-      </w:r>
-    </w:p>
-    <w:p>
-      <w:pPr>
-        <w:pStyle w:val="BodyText"/>
-      </w:pPr>
-      <w:r>
-        <w:rPr>
-          <w:sz w:val="20"/>
-        </w:rPr>
-        <w:t xml:space="preserve">☐ </w:t>
-      </w:r>
-      <w:r>
-        <w:rPr>
-          <w:sz w:val="19"/>
-        </w:rPr>
-        <w:t>I understand and accept that GateBreakOpen does not perform peer review.</w:t>
-      </w:r>
-    </w:p>
-    <w:p>
-      <w:pPr>
-        <w:pStyle w:val="BodyText"/>
-      </w:pPr>
-      <w:r>
-        <w:rPr>
-          <w:sz w:val="20"/>
-        </w:rPr>
-        <w:t xml:space="preserve">☐ </w:t>
-      </w:r>
-      <w:r>
-        <w:rPr>
-          <w:sz w:val="19"/>
-        </w:rPr>
-        <w:t>I understand and accept that GateBreakOpen may perform only formal, language, reference, guideline, policy, and format QA.</w:t>
-      </w:r>
-    </w:p>
-    <w:p>
-      <w:pPr>
-        <w:pStyle w:val="BodyText"/>
-      </w:pPr>
-      <w:r>
-        <w:rPr>
-          <w:sz w:val="20"/>
-        </w:rPr>
-        <w:t xml:space="preserve">☐ </w:t>
-      </w:r>
-      <w:r>
-        <w:rPr>
-          <w:sz w:val="19"/>
-        </w:rPr>
-        <w:t>I accept GateBreakOpen's author responsibility rules.</w:t>
-      </w:r>
-    </w:p>
-    <w:p>
-      <w:pPr>
-        <w:pStyle w:val="BodyText"/>
-      </w:pPr>
-      <w:r>
-        <w:rPr>
-          <w:sz w:val="20"/>
-        </w:rPr>
-        <w:t xml:space="preserve">☐ </w:t>
-      </w:r>
-      <w:r>
-        <w:rPr>
-          <w:sz w:val="19"/>
-        </w:rPr>
-        <w:t>I accept GateBreakOpen's privacy and personal data processing conditions.</w:t>
-      </w:r>
-    </w:p>
-    <w:p>
-      <w:pPr>
-        <w:pStyle w:val="BodyText"/>
-      </w:pPr>
-      <w:r>
-        <w:rPr>
-          <w:sz w:val="20"/>
-        </w:rPr>
-        <w:t xml:space="preserve">☐ </w:t>
-      </w:r>
-      <w:r>
-        <w:rPr>
-          <w:sz w:val="19"/>
-        </w:rPr>
-        <w:t>I accept GateBreakOpen's prohibited content rules.</w:t>
-      </w:r>
-    </w:p>
-    <w:p>
-      <w:pPr>
-        <w:pStyle w:val="BodyText"/>
-      </w:pPr>
-      <w:r>
-        <w:rPr>
-          <w:sz w:val="20"/>
-        </w:rPr>
-        <w:t xml:space="preserve">☐ </w:t>
-      </w:r>
-      <w:r>
-        <w:rPr>
-          <w:sz w:val="19"/>
-        </w:rPr>
-        <w:t>I accept GateBreakOpen's reporting, correction, suspension, and removal policy.</w:t>
-      </w:r>
-    </w:p>
-    <w:p>
-      <w:pPr>
-        <w:pStyle w:val="BodyText"/>
-      </w:pPr>
-      <w:r>
-        <w:rPr>
-          <w:sz w:val="20"/>
-        </w:rPr>
-        <w:t xml:space="preserve">☐ </w:t>
-      </w:r>
-      <w:r>
-        <w:rPr>
-          <w:sz w:val="19"/>
-        </w:rPr>
-        <w:t>I accept GateBreakOpen's NO DOI / ARK or internal identifier policy.</w:t>
-      </w:r>
-    </w:p>
-    <w:p>
-      <w:pPr>
-        <w:pStyle w:val="BodyText"/>
-      </w:pPr>
-      <w:r>
-        <w:rPr>
-          <w:sz w:val="20"/>
-        </w:rPr>
-        <w:t xml:space="preserve">☐ </w:t>
-      </w:r>
-      <w:r>
-        <w:rPr>
-          <w:sz w:val="19"/>
-        </w:rPr>
-        <w:t>I confirm that all information provided in this form is true and complete to the best of my knowledge.</w:t>
-      </w:r>
-    </w:p>
-    <w:p/>
-    <w:p>
-      <w:pPr>
-        <w:pStyle w:val="Heading2"/>
-        <w:spacing w:before="140" w:after="40"/>
-      </w:pPr>
-      <w:r>
-        <w:rPr>
-          <w:b/>
-          <w:sz w:val="24"/>
-        </w:rPr>
         <w:t>AUTHOR SIGNATURE FOR PUBLICATION, PRIVACY, AND FULL POLICY ACCEPTANCE</w:t>
       </w:r>
     </w:p>
@@ -4121,15 +2469,12 @@
         <w:tc>
           <w:tcPr>
             <w:tcW w:type="dxa" w:w="5184"/>
-            <w:vAlign w:val="center"/>
-            <w:shd w:fill="EFEFEF"/>
+            <w:shd w:fill="FFF2E0"/>
           </w:tcPr>
           <w:p>
-            <w:r/>
             <w:r>
               <w:rPr>
                 <w:b/>
-                <w:sz w:val="18"/>
               </w:rPr>
               <w:t>Author full name</w:t>
             </w:r>
@@ -4138,15 +2483,10 @@
         <w:tc>
           <w:tcPr>
             <w:tcW w:type="dxa" w:w="5184"/>
-            <w:vAlign w:val="center"/>
           </w:tcPr>
           <w:p>
-            <w:r/>
             <w:r>
-              <w:rPr>
-                <w:b w:val="0"/>
-                <w:sz w:val="18"/>
-              </w:rPr>
+              <w:br/>
             </w:r>
           </w:p>
         </w:tc>
@@ -4155,15 +2495,12 @@
         <w:tc>
           <w:tcPr>
             <w:tcW w:type="dxa" w:w="5184"/>
-            <w:vAlign w:val="center"/>
-            <w:shd w:fill="EFEFEF"/>
+            <w:shd w:fill="FFF2E0"/>
           </w:tcPr>
           <w:p>
-            <w:r/>
             <w:r>
               <w:rPr>
                 <w:b/>
-                <w:sz w:val="18"/>
               </w:rPr>
               <w:t>Article title</w:t>
             </w:r>
@@ -4172,15 +2509,10 @@
         <w:tc>
           <w:tcPr>
             <w:tcW w:type="dxa" w:w="5184"/>
-            <w:vAlign w:val="center"/>
           </w:tcPr>
           <w:p>
-            <w:r/>
             <w:r>
-              <w:rPr>
-                <w:b w:val="0"/>
-                <w:sz w:val="18"/>
-              </w:rPr>
+              <w:br/>
             </w:r>
           </w:p>
         </w:tc>
@@ -4189,15 +2521,12 @@
         <w:tc>
           <w:tcPr>
             <w:tcW w:type="dxa" w:w="5184"/>
-            <w:vAlign w:val="center"/>
-            <w:shd w:fill="EFEFEF"/>
+            <w:shd w:fill="FFF2E0"/>
           </w:tcPr>
           <w:p>
-            <w:r/>
             <w:r>
               <w:rPr>
                 <w:b/>
-                <w:sz w:val="18"/>
               </w:rPr>
               <w:t>Place and date</w:t>
             </w:r>
@@ -4206,15 +2535,10 @@
         <w:tc>
           <w:tcPr>
             <w:tcW w:type="dxa" w:w="5184"/>
-            <w:vAlign w:val="center"/>
           </w:tcPr>
           <w:p>
-            <w:r/>
             <w:r>
-              <w:rPr>
-                <w:b w:val="0"/>
-                <w:sz w:val="18"/>
-              </w:rPr>
+              <w:br/>
             </w:r>
           </w:p>
         </w:tc>
@@ -4223,15 +2547,12 @@
         <w:tc>
           <w:tcPr>
             <w:tcW w:type="dxa" w:w="5184"/>
-            <w:vAlign w:val="center"/>
-            <w:shd w:fill="EFEFEF"/>
+            <w:shd w:fill="FFF2E0"/>
           </w:tcPr>
           <w:p>
-            <w:r/>
             <w:r>
               <w:rPr>
                 <w:b/>
-                <w:sz w:val="18"/>
               </w:rPr>
               <w:t>Signature</w:t>
             </w:r>
@@ -4240,94 +2561,77 @@
         <w:tc>
           <w:tcPr>
             <w:tcW w:type="dxa" w:w="5184"/>
-            <w:vAlign w:val="center"/>
           </w:tcPr>
           <w:p>
-            <w:r/>
             <w:r>
-              <w:rPr>
-                <w:b w:val="0"/>
-                <w:sz w:val="18"/>
-              </w:rPr>
+              <w:br/>
             </w:r>
           </w:p>
         </w:tc>
       </w:tr>
     </w:tbl>
+    <w:p/>
     <w:p>
       <w:pPr>
         <w:pStyle w:val="Heading1"/>
-        <w:spacing w:before="200" w:after="80"/>
+      </w:pPr>
+      <w:r>
+        <w:t>PART L - FINAL POLICY SIGNATURE</w:t>
+      </w:r>
+    </w:p>
+    <w:p>
+      <w:r>
+        <w:t>This second signature confirms that the author specifically accepts the complete policy text contained in Part J of this form before signing. This signature is intentionally placed after the complete policy section.</w:t>
+      </w:r>
+    </w:p>
+    <w:p>
+      <w:pPr>
+        <w:ind w:left="173"/>
       </w:pPr>
       <w:r>
         <w:rPr>
           <w:b/>
-          <w:sz w:val="24"/>
         </w:rPr>
-        <w:t>PART L - FINAL POLICY SIGNATURE</w:t>
+        <w:t xml:space="preserve">☐ </w:t>
+      </w:r>
+      <w:r>
+        <w:t>I specifically accept the complete GateBreakOpen policy text contained in Part J.</w:t>
       </w:r>
     </w:p>
     <w:p>
       <w:pPr>
-        <w:pStyle w:val="BodyText"/>
-        <w:spacing w:after="60" w:line="245" w:lineRule="auto"/>
+        <w:ind w:left="173"/>
       </w:pPr>
       <w:r>
         <w:rPr>
-          <w:sz w:val="19"/>
+          <w:b/>
         </w:rPr>
-        <w:t>This second signature confirms that the author specifically accepts the complete policy text contained in Part J of this form before signing. This signature is intentionally placed after the complete policy section.</w:t>
+        <w:t xml:space="preserve">☐ </w:t>
+      </w:r>
+      <w:r>
+        <w:t>I understand that GateBreakOpen publication is not peer-reviewed, not scientifically validated, and not an endorsement of the work.</w:t>
       </w:r>
     </w:p>
     <w:p>
       <w:pPr>
-        <w:pStyle w:val="BodyText"/>
+        <w:ind w:left="173"/>
       </w:pPr>
       <w:r>
         <w:rPr>
-          <w:sz w:val="20"/>
+          <w:b/>
         </w:rPr>
         <w:t xml:space="preserve">☐ </w:t>
       </w:r>
       <w:r>
-        <w:rPr>
-          <w:sz w:val="19"/>
-        </w:rPr>
-        <w:t>I specifically accept the complete GateBreakOpen policy text contained in Part J.</w:t>
+        <w:t>I understand that GateBreakOpen may reject, correct, suspend, restrict, withdraw, remove, or add notices to content according to the complete policies above.</w:t>
       </w:r>
     </w:p>
     <w:p>
       <w:pPr>
-        <w:pStyle w:val="BodyText"/>
-      </w:pPr>
-      <w:r>
-        <w:rPr>
-          <w:sz w:val="20"/>
-        </w:rPr>
-        <w:t xml:space="preserve">☐ </w:t>
-      </w:r>
-      <w:r>
-        <w:rPr>
-          <w:sz w:val="19"/>
-        </w:rPr>
-        <w:t>I understand that GateBreakOpen publication is not peer-reviewed, not scientifically validated, and not an endorsement of the work.</w:t>
-      </w:r>
-    </w:p>
-    <w:p>
-      <w:pPr>
-        <w:pStyle w:val="BodyText"/>
-      </w:pPr>
-      <w:r>
-        <w:rPr>
-          <w:sz w:val="20"/>
-        </w:rPr>
-        <w:t xml:space="preserve">☐ </w:t>
-      </w:r>
-      <w:r>
-        <w:rPr>
-          <w:sz w:val="19"/>
-        </w:rPr>
-        <w:t>I understand that GateBreakOpen may reject, correct, suspend, remove, or add notices to content according to the complete policies above.</w:t>
+        <w:pStyle w:val="Heading2"/>
+      </w:pPr>
+      <w:r>
+        <w:t>FINAL POLICY SIGNATURE</w:t>
       </w:r>
     </w:p>
     <w:tbl>
@@ -4345,15 +2649,12 @@
         <w:tc>
           <w:tcPr>
             <w:tcW w:type="dxa" w:w="5184"/>
-            <w:vAlign w:val="center"/>
-            <w:shd w:fill="EFEFEF"/>
+            <w:shd w:fill="FFF2E0"/>
           </w:tcPr>
           <w:p>
-            <w:r/>
             <w:r>
               <w:rPr>
                 <w:b/>
-                <w:sz w:val="18"/>
               </w:rPr>
               <w:t>Final policy signature - author full name</w:t>
             </w:r>
@@ -4362,15 +2663,10 @@
         <w:tc>
           <w:tcPr>
             <w:tcW w:type="dxa" w:w="5184"/>
-            <w:vAlign w:val="center"/>
           </w:tcPr>
           <w:p>
-            <w:r/>
             <w:r>
-              <w:rPr>
-                <w:b w:val="0"/>
-                <w:sz w:val="18"/>
-              </w:rPr>
+              <w:br/>
             </w:r>
           </w:p>
         </w:tc>
@@ -4379,15 +2675,12 @@
         <w:tc>
           <w:tcPr>
             <w:tcW w:type="dxa" w:w="5184"/>
-            <w:vAlign w:val="center"/>
-            <w:shd w:fill="EFEFEF"/>
+            <w:shd w:fill="FFF2E0"/>
           </w:tcPr>
           <w:p>
-            <w:r/>
             <w:r>
               <w:rPr>
                 <w:b/>
-                <w:sz w:val="18"/>
               </w:rPr>
               <w:t>Place and date</w:t>
             </w:r>
@@ -4396,15 +2689,10 @@
         <w:tc>
           <w:tcPr>
             <w:tcW w:type="dxa" w:w="5184"/>
-            <w:vAlign w:val="center"/>
           </w:tcPr>
           <w:p>
-            <w:r/>
             <w:r>
-              <w:rPr>
-                <w:b w:val="0"/>
-                <w:sz w:val="18"/>
-              </w:rPr>
+              <w:br/>
             </w:r>
           </w:p>
         </w:tc>
@@ -4413,15 +2701,12 @@
         <w:tc>
           <w:tcPr>
             <w:tcW w:type="dxa" w:w="5184"/>
-            <w:vAlign w:val="center"/>
-            <w:shd w:fill="EFEFEF"/>
+            <w:shd w:fill="FFF2E0"/>
           </w:tcPr>
           <w:p>
-            <w:r/>
             <w:r>
               <w:rPr>
                 <w:b/>
-                <w:sz w:val="18"/>
               </w:rPr>
               <w:t>Signature</w:t>
             </w:r>
@@ -4430,63 +2715,32 @@
         <w:tc>
           <w:tcPr>
             <w:tcW w:type="dxa" w:w="5184"/>
-            <w:vAlign w:val="center"/>
           </w:tcPr>
           <w:p>
-            <w:r/>
             <w:r>
-              <w:rPr>
-                <w:b w:val="0"/>
-                <w:sz w:val="18"/>
-              </w:rPr>
+              <w:br/>
             </w:r>
           </w:p>
         </w:tc>
       </w:tr>
     </w:tbl>
+    <w:p/>
     <w:p>
-      <w:r>
-        <w:br w:type="page"/>
+      <w:pPr>
+        <w:pStyle w:val="Heading1"/>
+      </w:pPr>
+      <w:r>
+        <w:t>PART M - SPECIFIC AUTHOR RESPONSIBILITY AND GATEBREAKOPEN NON-LIABILITY SIGNATURE</w:t>
       </w:r>
     </w:p>
     <w:p>
-      <w:pPr>
-        <w:pStyle w:val="Heading1"/>
-        <w:jc w:val="center"/>
-      </w:pPr>
-      <w:r>
-        <w:rPr>
-          <w:b/>
-          <w:i w:val="0"/>
-        </w:rPr>
-        <w:t>PART M - SPECIFIC AUTHOR RESPONSIBILITY AND GATEBREAKOPEN NON-LIABILITY SIGNATURE</w:t>
+      <w:r>
+        <w:t>This section is a specific, separate, dated and signed acceptance point. By signing below, the author confirms that responsibility for the submitted and published content remains with the author and is not transferred to GateBreakOpen.</w:t>
       </w:r>
     </w:p>
     <w:p>
-      <w:r>
-        <w:rPr>
-          <w:b w:val="0"/>
-          <w:i w:val="0"/>
-          <w:sz w:val="20"/>
-        </w:rPr>
-        <w:t>This section is a specific, separate, dated and signed acceptance point. By signing below, the author confirms that responsibility for the submitted and published content remains with the author and is not transferred to GateBreakOpen.</w:t>
-      </w:r>
-    </w:p>
-    <w:p>
-      <w:pPr>
-        <w:pStyle w:val="Heading2"/>
-      </w:pPr>
-      <w:r>
-        <w:rPr>
-          <w:b/>
-          <w:i w:val="0"/>
-        </w:rPr>
-        <w:t>Author Responsibility and GateBreakOpen Non-Liability</w:t>
-      </w:r>
-    </w:p>
-    <w:p>
-      <w:pPr>
-        <w:ind w:left="360"/>
+      <w:pPr>
+        <w:ind w:left="173"/>
       </w:pPr>
       <w:r>
         <w:rPr>
@@ -4500,7 +2754,7 @@
     </w:p>
     <w:p>
       <w:pPr>
-        <w:ind w:left="360"/>
+        <w:ind w:left="173"/>
       </w:pPr>
       <w:r>
         <w:rPr>
@@ -4514,7 +2768,7 @@
     </w:p>
     <w:p>
       <w:pPr>
-        <w:ind w:left="360"/>
+        <w:ind w:left="173"/>
       </w:pPr>
       <w:r>
         <w:rPr>
@@ -4528,7 +2782,7 @@
     </w:p>
     <w:p>
       <w:pPr>
-        <w:ind w:left="360"/>
+        <w:ind w:left="173"/>
       </w:pPr>
       <w:r>
         <w:rPr>
@@ -4542,7 +2796,7 @@
     </w:p>
     <w:p>
       <w:pPr>
-        <w:ind w:left="360"/>
+        <w:ind w:left="173"/>
       </w:pPr>
       <w:r>
         <w:rPr>
@@ -4556,7 +2810,7 @@
     </w:p>
     <w:p>
       <w:pPr>
-        <w:ind w:left="360"/>
+        <w:ind w:left="173"/>
       </w:pPr>
       <w:r>
         <w:rPr>
@@ -4573,11 +2827,7 @@
         <w:pStyle w:val="Heading2"/>
       </w:pPr>
       <w:r>
-        <w:rPr>
-          <w:b/>
-          <w:i w:val="0"/>
-        </w:rPr>
-        <w:t>Specific Signature for Author Responsibility and GateBreakOpen Non-Liability</w:t>
+        <w:t>SPECIFIC SIGNATURE FOR AUTHOR RESPONSIBILITY AND GATEBREAKOPEN NON-LIABILITY</w:t>
       </w:r>
     </w:p>
     <w:tbl>
@@ -4588,21 +2838,19 @@
         <w:tblLook w:firstColumn="1" w:firstRow="1" w:lastColumn="0" w:lastRow="0" w:noHBand="0" w:noVBand="1" w:val="04A0"/>
       </w:tblPr>
       <w:tblGrid>
-        <w:gridCol w:w="5112"/>
-        <w:gridCol w:w="5112"/>
+        <w:gridCol w:w="5184"/>
+        <w:gridCol w:w="5184"/>
       </w:tblGrid>
       <w:tr>
         <w:tc>
           <w:tcPr>
-            <w:tcW w:type="dxa" w:w="5112"/>
-            <w:vAlign w:val="center"/>
-            <w:shd w:fill="F2F2F2"/>
-            <w:tcW w:w="2600" w:type="dxa"/>
+            <w:tcW w:type="dxa" w:w="5184"/>
+            <w:shd w:fill="FFF2E0"/>
           </w:tcPr>
           <w:p>
             <w:r>
               <w:rPr>
-                <w:sz w:val="20"/>
+                <w:b/>
               </w:rPr>
               <w:t>Author full name</w:t>
             </w:r>
@@ -4610,15 +2858,11 @@
         </w:tc>
         <w:tc>
           <w:tcPr>
-            <w:tcW w:type="dxa" w:w="5112"/>
-            <w:vAlign w:val="center"/>
-            <w:tcW w:w="6400" w:type="dxa"/>
+            <w:tcW w:type="dxa" w:w="5184"/>
           </w:tcPr>
           <w:p>
             <w:r>
-              <w:rPr>
-                <w:sz w:val="20"/>
-              </w:rPr>
+              <w:br/>
             </w:r>
           </w:p>
         </w:tc>
@@ -4626,15 +2870,13 @@
       <w:tr>
         <w:tc>
           <w:tcPr>
-            <w:tcW w:type="dxa" w:w="5112"/>
-            <w:vAlign w:val="center"/>
-            <w:shd w:fill="F2F2F2"/>
-            <w:tcW w:w="2600" w:type="dxa"/>
+            <w:tcW w:type="dxa" w:w="5184"/>
+            <w:shd w:fill="FFF2E0"/>
           </w:tcPr>
           <w:p>
             <w:r>
               <w:rPr>
-                <w:sz w:val="20"/>
+                <w:b/>
               </w:rPr>
               <w:t>Article title</w:t>
             </w:r>
@@ -4642,15 +2884,11 @@
         </w:tc>
         <w:tc>
           <w:tcPr>
-            <w:tcW w:type="dxa" w:w="5112"/>
-            <w:vAlign w:val="center"/>
-            <w:tcW w:w="6400" w:type="dxa"/>
+            <w:tcW w:type="dxa" w:w="5184"/>
           </w:tcPr>
           <w:p>
             <w:r>
-              <w:rPr>
-                <w:sz w:val="20"/>
-              </w:rPr>
+              <w:br/>
             </w:r>
           </w:p>
         </w:tc>
@@ -4658,15 +2896,13 @@
       <w:tr>
         <w:tc>
           <w:tcPr>
-            <w:tcW w:type="dxa" w:w="5112"/>
-            <w:vAlign w:val="center"/>
-            <w:shd w:fill="F2F2F2"/>
-            <w:tcW w:w="2600" w:type="dxa"/>
+            <w:tcW w:type="dxa" w:w="5184"/>
+            <w:shd w:fill="FFF2E0"/>
           </w:tcPr>
           <w:p>
             <w:r>
               <w:rPr>
-                <w:sz w:val="20"/>
+                <w:b/>
               </w:rPr>
               <w:t>Place and date</w:t>
             </w:r>
@@ -4674,15 +2910,11 @@
         </w:tc>
         <w:tc>
           <w:tcPr>
-            <w:tcW w:type="dxa" w:w="5112"/>
-            <w:vAlign w:val="center"/>
-            <w:tcW w:w="6400" w:type="dxa"/>
+            <w:tcW w:type="dxa" w:w="5184"/>
           </w:tcPr>
           <w:p>
             <w:r>
-              <w:rPr>
-                <w:sz w:val="20"/>
-              </w:rPr>
+              <w:br/>
             </w:r>
           </w:p>
         </w:tc>
@@ -4690,15 +2922,13 @@
       <w:tr>
         <w:tc>
           <w:tcPr>
-            <w:tcW w:type="dxa" w:w="5112"/>
-            <w:vAlign w:val="center"/>
-            <w:shd w:fill="F2F2F2"/>
-            <w:tcW w:w="2600" w:type="dxa"/>
+            <w:tcW w:type="dxa" w:w="5184"/>
+            <w:shd w:fill="FFF2E0"/>
           </w:tcPr>
           <w:p>
             <w:r>
               <w:rPr>
-                <w:sz w:val="20"/>
+                <w:b/>
               </w:rPr>
               <w:t>Signature</w:t>
             </w:r>
@@ -4706,24 +2936,22 @@
         </w:tc>
         <w:tc>
           <w:tcPr>
-            <w:tcW w:type="dxa" w:w="5112"/>
-            <w:vAlign w:val="center"/>
-            <w:tcW w:w="6400" w:type="dxa"/>
+            <w:tcW w:type="dxa" w:w="5184"/>
           </w:tcPr>
           <w:p>
             <w:r>
-              <w:rPr>
-                <w:sz w:val="20"/>
-              </w:rPr>
+              <w:br/>
             </w:r>
           </w:p>
         </w:tc>
       </w:tr>
     </w:tbl>
+    <w:p/>
     <w:sectPr>
-      <w:footerReference w:type="default" r:id="rId9"/>
+      <w:headerReference w:type="default" r:id="rId9"/>
+      <w:footerReference w:type="default" r:id="rId10"/>
       <w:pgSz w:w="12240" w:h="15840"/>
-      <w:pgMar w:top="936" w:right="1008" w:bottom="936" w:left="1008" w:header="720" w:footer="720" w:gutter="0"/>
+      <w:pgMar w:top="792" w:right="936" w:bottom="792" w:left="936" w:header="720" w:footer="720" w:gutter="0"/>
       <w:cols w:space="720"/>
       <w:docGrid w:linePitch="360"/>
     </w:sectPr>
@@ -4740,12 +2968,31 @@
     </w:pPr>
     <w:r>
       <w:rPr>
+        <w:color w:val="646464"/>
+        <w:sz w:val="16"/>
+      </w:rPr>
+      <w:t>Complete form to be completed, dated, signed, and returned to submission@gatebreakopen.org</w:t>
+    </w:r>
+  </w:p>
+</w:ftr>
+</file>
+
+<file path=word/header1.xml><?xml version="1.0" encoding="utf-8"?>
+<w:hdr xmlns:m="http://schemas.openxmlformats.org/officeDocument/2006/math" xmlns:mc="http://schemas.openxmlformats.org/markup-compatibility/2006" xmlns:mo="http://schemas.microsoft.com/office/mac/office/2008/main" xmlns:mv="urn:schemas-microsoft-com:mac:vml" xmlns:o="urn:schemas-microsoft-com:office:office" xmlns:r="http://schemas.openxmlformats.org/officeDocument/2006/relationships" xmlns:v="urn:schemas-microsoft-com:vml" xmlns:w10="urn:schemas-microsoft-com:office:word" xmlns:w14="http://schemas.microsoft.com/office/word/2010/wordml" xmlns:w="http://schemas.openxmlformats.org/wordprocessingml/2006/main" xmlns:wne="http://schemas.microsoft.com/office/word/2006/wordml" xmlns:wp14="http://schemas.microsoft.com/office/word/2010/wordprocessingDrawing" xmlns:wp="http://schemas.openxmlformats.org/drawingml/2006/wordprocessingDrawing" xmlns:wpc="http://schemas.microsoft.com/office/word/2010/wordprocessingCanvas" xmlns:wpg="http://schemas.microsoft.com/office/word/2010/wordprocessingGroup" xmlns:wpi="http://schemas.microsoft.com/office/word/2010/wordprocessingInk" xmlns:wps="http://schemas.microsoft.com/office/word/2010/wordprocessingShape" mc:Ignorable="w14 wp14">
+  <w:p>
+    <w:pPr>
+      <w:pStyle w:val="Header"/>
+      <w:jc w:val="center"/>
+    </w:pPr>
+    <w:r>
+      <w:rPr>
+        <w:color w:val="646464"/>
         <w:sz w:val="16"/>
       </w:rPr>
       <w:t>GateBreakOpen - Free Minds, Open Pages | Complete Publication, Privacy, and Full Policy Acceptance Form</w:t>
     </w:r>
   </w:p>
-</w:ftr>
+</w:hdr>
 </file>
 
 <file path=word/numbering.xml><?xml version="1.0" encoding="utf-8"?>
@@ -5111,9 +3358,12 @@
     <w:name w:val="Normal"/>
     <w:qFormat/>
     <w:rsid w:val="00FC693F"/>
+    <w:pPr>
+      <w:spacing w:after="80" w:line="252" w:lineRule="auto"/>
+    </w:pPr>
     <w:rPr>
       <w:rFonts w:ascii="Arial" w:hAnsi="Arial" w:eastAsia="Arial"/>
-      <w:sz w:val="19"/>
+      <w:sz w:val="18"/>
     </w:rPr>
   </w:style>
   <w:style w:type="paragraph" w:styleId="Header">
@@ -5178,8 +3428,8 @@
       <w:rFonts w:asciiTheme="majorHAnsi" w:eastAsiaTheme="majorEastAsia" w:hAnsiTheme="majorHAnsi" w:cstheme="majorBidi" w:ascii="Arial" w:hAnsi="Arial" w:eastAsia="Arial"/>
       <w:b/>
       <w:bCs/>
-      <w:color w:val="111111"/>
-      <w:sz w:val="28"/>
+      <w:color w:val="C96A00"/>
+      <w:sz w:val="26"/>
       <w:szCs w:val="28"/>
     </w:rPr>
   </w:style>
@@ -5202,7 +3452,7 @@
       <w:rFonts w:asciiTheme="majorHAnsi" w:eastAsiaTheme="majorEastAsia" w:hAnsiTheme="majorHAnsi" w:cstheme="majorBidi" w:ascii="Arial" w:hAnsi="Arial" w:eastAsia="Arial"/>
       <w:b/>
       <w:bCs/>
-      <w:color w:val="4F81BD" w:themeColor="accent1"/>
+      <w:color w:val="C96A00"/>
       <w:sz w:val="22"/>
       <w:szCs w:val="26"/>
     </w:rPr>
@@ -5226,7 +3476,7 @@
       <w:rFonts w:asciiTheme="majorHAnsi" w:eastAsiaTheme="majorEastAsia" w:hAnsiTheme="majorHAnsi" w:cstheme="majorBidi" w:ascii="Arial" w:hAnsi="Arial" w:eastAsia="Arial"/>
       <w:b/>
       <w:bCs/>
-      <w:color w:val="4F81BD" w:themeColor="accent1"/>
+      <w:color w:val="C96A00"/>
       <w:sz w:val="20"/>
     </w:rPr>
   </w:style>
@@ -5465,11 +3715,12 @@
       <w:contextualSpacing/>
     </w:pPr>
     <w:rPr>
-      <w:rFonts w:asciiTheme="majorHAnsi" w:eastAsiaTheme="majorEastAsia" w:hAnsiTheme="majorHAnsi" w:cstheme="majorBidi"/>
-      <w:color w:val="17365D" w:themeColor="text2" w:themeShade="BF"/>
+      <w:rFonts w:asciiTheme="majorHAnsi" w:eastAsiaTheme="majorEastAsia" w:hAnsiTheme="majorHAnsi" w:cstheme="majorBidi" w:ascii="Arial" w:hAnsi="Arial" w:eastAsia="Arial"/>
+      <w:b/>
+      <w:color w:val="C96A00"/>
       <w:spacing w:val="5"/>
       <w:kern w:val="28"/>
-      <w:sz w:val="52"/>
+      <w:sz w:val="36"/>
       <w:szCs w:val="52"/>
     </w:rPr>
   </w:style>
@@ -5548,10 +3799,6 @@
     <w:pPr>
       <w:spacing w:after="120"/>
     </w:pPr>
-    <w:rPr>
-      <w:rFonts w:ascii="Arial" w:hAnsi="Arial" w:eastAsia="Arial"/>
-      <w:sz w:val="19"/>
-    </w:rPr>
   </w:style>
   <w:style w:type="character" w:customStyle="1" w:styleId="BodyTextChar">
     <w:name w:val="Body Text Char"/>

--- a/docs/GateBreak_Complete_Publication_Privacy_and_Full_Policy_Form.docx
+++ b/docs/GateBreak_Complete_Publication_Privacy_and_Full_Policy_Form.docx
@@ -9,12 +9,10 @@
       <w:r>
         <w:rPr>
           <w:b/>
-          <w:color w:val="C96A00"/>
-          <w:sz w:val="36"/>
+          <w:color w:val="FF8C00"/>
+          <w:sz w:val="34"/>
         </w:rPr>
-        <w:t>GateBreakOpen Complete Publication, Privacy,</w:t>
-        <w:br/>
-        <w:t>and Full Policy Acceptance Form</w:t>
+        <w:t>GateBreakOpen Complete Publication, Privacy, and Full Policy Acceptance Form</w:t>
       </w:r>
     </w:p>
     <w:p>
@@ -23,38 +21,52 @@
       </w:pPr>
       <w:r>
         <w:rPr>
-          <w:b/>
-          <w:sz w:val="20"/>
+          <w:i/>
+          <w:sz w:val="18"/>
         </w:rPr>
-        <w:t>Mandatory signable form for submission, publication authorization, privacy/data processing, declarations, and full policy acceptance</w:t>
+        <w:t>Single mandatory form for submission, publication authorization, privacy/data processing, declarations, and complete GateBreakOpen policy acceptance.</w:t>
       </w:r>
     </w:p>
     <w:p>
       <w:pPr>
-        <w:jc w:val="center"/>
+        <w:spacing w:after="80"/>
       </w:pPr>
       <w:r>
         <w:rPr>
           <w:b/>
         </w:rPr>
-        <w:t xml:space="preserve">Platform: </w:t>
-      </w:r>
-      <w:r>
-        <w:t xml:space="preserve">GateBreakOpen - Free Minds, Open Pages | </w:t>
-      </w:r>
+        <w:t>Platform:</w:t>
+      </w:r>
+      <w:r>
+        <w:t xml:space="preserve"> GateBreakOpen - Free Minds, Open Pages</w:t>
+      </w:r>
+    </w:p>
+    <w:p>
+      <w:pPr>
+        <w:spacing w:after="80"/>
+      </w:pPr>
       <w:r>
         <w:rPr>
           <w:b/>
         </w:rPr>
-        <w:t xml:space="preserve">Contact email: </w:t>
-      </w:r>
-      <w:r>
-        <w:t>submission@gatebreakopen.org</w:t>
+        <w:t>Contact email:</w:t>
+      </w:r>
+      <w:r>
+        <w:t xml:space="preserve"> submission@gatebreakopen.org</w:t>
       </w:r>
     </w:p>
     <w:p>
-      <w:r>
-        <w:t>Purpose of this document: this form collects the author authorization, declarations, privacy consent, and full acceptance of GateBreakOpen policies. The complete policy text is included before the final signature sections so that the author signs only after reading the full policy framework.</w:t>
+      <w:pPr>
+        <w:spacing w:after="80"/>
+      </w:pPr>
+      <w:r>
+        <w:rPr>
+          <w:b/>
+        </w:rPr>
+        <w:t>Purpose of this document:</w:t>
+      </w:r>
+      <w:r>
+        <w:t xml:space="preserve"> this form collects the author's authorization, declarations, privacy consent, and full acceptance of GateBreakOpen policies before publication can be considered.</w:t>
       </w:r>
     </w:p>
     <w:p>
@@ -62,14 +74,19 @@
         <w:pStyle w:val="Heading1"/>
       </w:pPr>
       <w:r>
+        <w:rPr>
+          <w:color w:val="FF8C00"/>
+        </w:rPr>
         <w:t>PART A - AUTHOR AND SUBMISSION DATA</w:t>
       </w:r>
     </w:p>
     <w:p>
+      <w:pPr>
+        <w:pStyle w:val="Heading2"/>
+      </w:pPr>
       <w:r>
         <w:rPr>
-          <w:b/>
-          <w:color w:val="C96A00"/>
+          <w:color w:val="232323"/>
         </w:rPr>
         <w:t>A1. First Author and Corresponding Author</w:t>
       </w:r>
@@ -82,33 +99,41 @@
         <w:tblLook w:firstColumn="1" w:firstRow="1" w:lastColumn="0" w:lastRow="0" w:noHBand="0" w:noVBand="1" w:val="04A0"/>
       </w:tblPr>
       <w:tblGrid>
-        <w:gridCol w:w="5184"/>
-        <w:gridCol w:w="5184"/>
+        <w:gridCol w:w="5083"/>
+        <w:gridCol w:w="5083"/>
       </w:tblGrid>
       <w:tr>
         <w:tc>
           <w:tcPr>
-            <w:tcW w:type="dxa" w:w="5184"/>
-            <w:shd w:fill="FFF2E0"/>
+            <w:tcW w:type="dxa" w:w="5083"/>
             <w:vAlign w:val="center"/>
+            <w:shd w:fill="F2F2F2"/>
           </w:tcPr>
           <w:p>
+            <w:r/>
             <w:r>
               <w:rPr>
+                <w:rFonts w:ascii="Arial" w:hAnsi="Arial"/>
                 <w:b/>
+                <w:sz w:val="18"/>
               </w:rPr>
-              <w:t>Name and surname</w:t>
+              <w:t>First Name</w:t>
             </w:r>
           </w:p>
         </w:tc>
         <w:tc>
           <w:tcPr>
-            <w:tcW w:type="dxa" w:w="5184"/>
+            <w:tcW w:type="dxa" w:w="5083"/>
             <w:vAlign w:val="center"/>
           </w:tcPr>
           <w:p>
+            <w:r/>
             <w:r>
-              <w:br/>
+              <w:rPr>
+                <w:rFonts w:ascii="Arial" w:hAnsi="Arial"/>
+                <w:b w:val="0"/>
+                <w:sz w:val="18"/>
+              </w:rPr>
             </w:r>
           </w:p>
         </w:tc>
@@ -116,27 +141,35 @@
       <w:tr>
         <w:tc>
           <w:tcPr>
-            <w:tcW w:type="dxa" w:w="5184"/>
-            <w:shd w:fill="FFF2E0"/>
+            <w:tcW w:type="dxa" w:w="5083"/>
             <w:vAlign w:val="center"/>
+            <w:shd w:fill="F2F2F2"/>
           </w:tcPr>
           <w:p>
+            <w:r/>
             <w:r>
               <w:rPr>
+                <w:rFonts w:ascii="Arial" w:hAnsi="Arial"/>
                 <w:b/>
+                <w:sz w:val="18"/>
               </w:rPr>
-              <w:t>Email address</w:t>
+              <w:t>Last Name</w:t>
             </w:r>
           </w:p>
         </w:tc>
         <w:tc>
           <w:tcPr>
-            <w:tcW w:type="dxa" w:w="5184"/>
+            <w:tcW w:type="dxa" w:w="5083"/>
             <w:vAlign w:val="center"/>
           </w:tcPr>
           <w:p>
+            <w:r/>
             <w:r>
-              <w:br/>
+              <w:rPr>
+                <w:rFonts w:ascii="Arial" w:hAnsi="Arial"/>
+                <w:b w:val="0"/>
+                <w:sz w:val="18"/>
+              </w:rPr>
             </w:r>
           </w:p>
         </w:tc>
@@ -144,27 +177,35 @@
       <w:tr>
         <w:tc>
           <w:tcPr>
-            <w:tcW w:type="dxa" w:w="5184"/>
-            <w:shd w:fill="FFF2E0"/>
+            <w:tcW w:type="dxa" w:w="5083"/>
             <w:vAlign w:val="center"/>
+            <w:shd w:fill="F2F2F2"/>
           </w:tcPr>
           <w:p>
+            <w:r/>
             <w:r>
               <w:rPr>
+                <w:rFonts w:ascii="Arial" w:hAnsi="Arial"/>
                 <w:b/>
+                <w:sz w:val="18"/>
               </w:rPr>
-              <w:t>Affiliation or independent status</w:t>
+              <w:t>Corresponding email to appear on the paper</w:t>
             </w:r>
           </w:p>
         </w:tc>
         <w:tc>
           <w:tcPr>
-            <w:tcW w:type="dxa" w:w="5184"/>
+            <w:tcW w:type="dxa" w:w="5083"/>
             <w:vAlign w:val="center"/>
           </w:tcPr>
           <w:p>
+            <w:r/>
             <w:r>
-              <w:br/>
+              <w:rPr>
+                <w:rFonts w:ascii="Arial" w:hAnsi="Arial"/>
+                <w:b w:val="0"/>
+                <w:sz w:val="18"/>
+              </w:rPr>
             </w:r>
           </w:p>
         </w:tc>
@@ -172,14 +213,268 @@
       <w:tr>
         <w:tc>
           <w:tcPr>
-            <w:tcW w:type="dxa" w:w="5184"/>
-            <w:shd w:fill="FFF2E0"/>
+            <w:tcW w:type="dxa" w:w="5083"/>
+            <w:vAlign w:val="center"/>
+            <w:shd w:fill="F2F2F2"/>
+          </w:tcPr>
+          <w:p>
+            <w:r/>
+            <w:r>
+              <w:rPr>
+                <w:rFonts w:ascii="Arial" w:hAnsi="Arial"/>
+                <w:b/>
+                <w:sz w:val="18"/>
+              </w:rPr>
+              <w:t>Private contact email, if different</w:t>
+            </w:r>
+          </w:p>
+        </w:tc>
+        <w:tc>
+          <w:tcPr>
+            <w:tcW w:type="dxa" w:w="5083"/>
             <w:vAlign w:val="center"/>
           </w:tcPr>
           <w:p>
+            <w:r/>
             <w:r>
               <w:rPr>
+                <w:rFonts w:ascii="Arial" w:hAnsi="Arial"/>
+                <w:b w:val="0"/>
+                <w:sz w:val="18"/>
+              </w:rPr>
+            </w:r>
+          </w:p>
+        </w:tc>
+      </w:tr>
+      <w:tr>
+        <w:tc>
+          <w:tcPr>
+            <w:tcW w:type="dxa" w:w="5083"/>
+            <w:vAlign w:val="center"/>
+            <w:shd w:fill="F2F2F2"/>
+          </w:tcPr>
+          <w:p>
+            <w:r/>
+            <w:r>
+              <w:rPr>
+                <w:sz w:val="18"/>
+              </w:rPr>
+              <w:t>ORCID (mandatory)</w:t>
+            </w:r>
+          </w:p>
+        </w:tc>
+        <w:tc>
+          <w:tcPr>
+            <w:tcW w:type="dxa" w:w="5083"/>
+            <w:vAlign w:val="center"/>
+          </w:tcPr>
+          <w:p>
+            <w:r/>
+            <w:r>
+              <w:rPr>
+                <w:rFonts w:ascii="Arial" w:hAnsi="Arial"/>
+                <w:b w:val="0"/>
+                <w:sz w:val="18"/>
+              </w:rPr>
+            </w:r>
+          </w:p>
+        </w:tc>
+      </w:tr>
+      <w:tr>
+        <w:tc>
+          <w:tcPr>
+            <w:tcW w:type="dxa" w:w="5083"/>
+            <w:vAlign w:val="center"/>
+            <w:shd w:fill="F2F2F2"/>
+          </w:tcPr>
+          <w:p>
+            <w:r/>
+            <w:r>
+              <w:rPr>
+                <w:rFonts w:ascii="Arial" w:hAnsi="Arial"/>
                 <w:b/>
+                <w:sz w:val="18"/>
+              </w:rPr>
+              <w:t>Affiliated or Independent</w:t>
+            </w:r>
+          </w:p>
+        </w:tc>
+        <w:tc>
+          <w:tcPr>
+            <w:tcW w:type="dxa" w:w="5083"/>
+            <w:vAlign w:val="center"/>
+          </w:tcPr>
+          <w:p>
+            <w:r/>
+            <w:r>
+              <w:rPr>
+                <w:rFonts w:ascii="Arial" w:hAnsi="Arial"/>
+                <w:b w:val="0"/>
+                <w:sz w:val="18"/>
+              </w:rPr>
+              <w:t>Affiliated / Independent</w:t>
+            </w:r>
+          </w:p>
+        </w:tc>
+      </w:tr>
+      <w:tr>
+        <w:tc>
+          <w:tcPr>
+            <w:tcW w:type="dxa" w:w="5083"/>
+            <w:vAlign w:val="center"/>
+            <w:shd w:fill="F2F2F2"/>
+          </w:tcPr>
+          <w:p>
+            <w:r/>
+            <w:r>
+              <w:rPr>
+                <w:rFonts w:ascii="Arial" w:hAnsi="Arial"/>
+                <w:b/>
+                <w:sz w:val="18"/>
+              </w:rPr>
+              <w:t>If affiliated, Institution or University</w:t>
+            </w:r>
+          </w:p>
+        </w:tc>
+        <w:tc>
+          <w:tcPr>
+            <w:tcW w:type="dxa" w:w="5083"/>
+            <w:vAlign w:val="center"/>
+          </w:tcPr>
+          <w:p>
+            <w:r/>
+            <w:r>
+              <w:rPr>
+                <w:rFonts w:ascii="Arial" w:hAnsi="Arial"/>
+                <w:b w:val="0"/>
+                <w:sz w:val="18"/>
+              </w:rPr>
+            </w:r>
+          </w:p>
+        </w:tc>
+      </w:tr>
+      <w:tr>
+        <w:tc>
+          <w:tcPr>
+            <w:tcW w:type="dxa" w:w="5083"/>
+            <w:vAlign w:val="center"/>
+            <w:shd w:fill="F2F2F2"/>
+          </w:tcPr>
+          <w:p>
+            <w:r/>
+            <w:r>
+              <w:rPr>
+                <w:rFonts w:ascii="Arial" w:hAnsi="Arial"/>
+                <w:b/>
+                <w:sz w:val="18"/>
+              </w:rPr>
+              <w:t>If independent, write Independent</w:t>
+            </w:r>
+          </w:p>
+        </w:tc>
+        <w:tc>
+          <w:tcPr>
+            <w:tcW w:type="dxa" w:w="5083"/>
+            <w:vAlign w:val="center"/>
+          </w:tcPr>
+          <w:p>
+            <w:r/>
+            <w:r>
+              <w:rPr>
+                <w:rFonts w:ascii="Arial" w:hAnsi="Arial"/>
+                <w:b w:val="0"/>
+                <w:sz w:val="18"/>
+              </w:rPr>
+            </w:r>
+          </w:p>
+        </w:tc>
+      </w:tr>
+      <w:tr>
+        <w:tc>
+          <w:tcPr>
+            <w:tcW w:type="dxa" w:w="5083"/>
+            <w:vAlign w:val="center"/>
+            <w:shd w:fill="F2F2F2"/>
+          </w:tcPr>
+          <w:p>
+            <w:r/>
+            <w:r>
+              <w:rPr>
+                <w:rFonts w:ascii="Arial" w:hAnsi="Arial"/>
+                <w:b/>
+                <w:sz w:val="18"/>
+              </w:rPr>
+              <w:t>Last academic qualification obtained</w:t>
+            </w:r>
+          </w:p>
+        </w:tc>
+        <w:tc>
+          <w:tcPr>
+            <w:tcW w:type="dxa" w:w="5083"/>
+            <w:vAlign w:val="center"/>
+          </w:tcPr>
+          <w:p>
+            <w:r/>
+            <w:r>
+              <w:rPr>
+                <w:rFonts w:ascii="Arial" w:hAnsi="Arial"/>
+                <w:b w:val="0"/>
+                <w:sz w:val="18"/>
+              </w:rPr>
+            </w:r>
+          </w:p>
+        </w:tc>
+      </w:tr>
+      <w:tr>
+        <w:tc>
+          <w:tcPr>
+            <w:tcW w:type="dxa" w:w="5083"/>
+            <w:vAlign w:val="center"/>
+            <w:shd w:fill="F2F2F2"/>
+          </w:tcPr>
+          <w:p>
+            <w:r/>
+            <w:r>
+              <w:rPr>
+                <w:rFonts w:ascii="Arial" w:hAnsi="Arial"/>
+                <w:b/>
+                <w:sz w:val="18"/>
+              </w:rPr>
+              <w:t>University or certifying institution</w:t>
+            </w:r>
+          </w:p>
+        </w:tc>
+        <w:tc>
+          <w:tcPr>
+            <w:tcW w:type="dxa" w:w="5083"/>
+            <w:vAlign w:val="center"/>
+          </w:tcPr>
+          <w:p>
+            <w:r/>
+            <w:r>
+              <w:rPr>
+                <w:rFonts w:ascii="Arial" w:hAnsi="Arial"/>
+                <w:b w:val="0"/>
+                <w:sz w:val="18"/>
+              </w:rPr>
+            </w:r>
+          </w:p>
+        </w:tc>
+      </w:tr>
+      <w:tr>
+        <w:tc>
+          <w:tcPr>
+            <w:tcW w:type="dxa" w:w="5083"/>
+            <w:vAlign w:val="center"/>
+            <w:shd w:fill="F2F2F2"/>
+          </w:tcPr>
+          <w:p>
+            <w:r/>
+            <w:r>
+              <w:rPr>
+                <w:rFonts w:ascii="Arial" w:hAnsi="Arial"/>
+                <w:b/>
+                <w:sz w:val="18"/>
               </w:rPr>
               <w:t>Country</w:t>
             </w:r>
@@ -187,134 +482,42 @@
         </w:tc>
         <w:tc>
           <w:tcPr>
-            <w:tcW w:type="dxa" w:w="5184"/>
+            <w:tcW w:type="dxa" w:w="5083"/>
             <w:vAlign w:val="center"/>
           </w:tcPr>
           <w:p>
-            <w:r>
-              <w:br/>
-            </w:r>
-          </w:p>
-        </w:tc>
-      </w:tr>
-      <w:tr>
-        <w:tc>
-          <w:tcPr>
-            <w:tcW w:type="dxa" w:w="5184"/>
-            <w:shd w:fill="FFF2E0"/>
-            <w:vAlign w:val="center"/>
-          </w:tcPr>
-          <w:p>
+            <w:r/>
             <w:r>
               <w:rPr>
-                <w:b/>
+                <w:rFonts w:ascii="Arial" w:hAnsi="Arial"/>
+                <w:b w:val="0"/>
+                <w:sz w:val="18"/>
               </w:rPr>
-              <w:t>ORCID, if available</w:t>
-            </w:r>
-          </w:p>
-        </w:tc>
-        <w:tc>
-          <w:tcPr>
-            <w:tcW w:type="dxa" w:w="5184"/>
-            <w:vAlign w:val="center"/>
-          </w:tcPr>
-          <w:p>
-            <w:r>
-              <w:br/>
-            </w:r>
-          </w:p>
-        </w:tc>
-      </w:tr>
-      <w:tr>
-        <w:tc>
-          <w:tcPr>
-            <w:tcW w:type="dxa" w:w="5184"/>
-            <w:shd w:fill="FFF2E0"/>
-            <w:vAlign w:val="center"/>
-          </w:tcPr>
-          <w:p>
-            <w:r>
-              <w:rPr>
-                <w:b/>
-              </w:rPr>
-              <w:t>Last academic qualification</w:t>
-            </w:r>
-          </w:p>
-        </w:tc>
-        <w:tc>
-          <w:tcPr>
-            <w:tcW w:type="dxa" w:w="5184"/>
-            <w:vAlign w:val="center"/>
-          </w:tcPr>
-          <w:p>
-            <w:r>
-              <w:br/>
-            </w:r>
-          </w:p>
-        </w:tc>
-      </w:tr>
-      <w:tr>
-        <w:tc>
-          <w:tcPr>
-            <w:tcW w:type="dxa" w:w="5184"/>
-            <w:shd w:fill="FFF2E0"/>
-            <w:vAlign w:val="center"/>
-          </w:tcPr>
-          <w:p>
-            <w:r>
-              <w:rPr>
-                <w:b/>
-              </w:rPr>
-              <w:t>Institution certifying the last qualification</w:t>
-            </w:r>
-          </w:p>
-        </w:tc>
-        <w:tc>
-          <w:tcPr>
-            <w:tcW w:type="dxa" w:w="5184"/>
-            <w:vAlign w:val="center"/>
-          </w:tcPr>
-          <w:p>
-            <w:r>
-              <w:br/>
             </w:r>
           </w:p>
         </w:tc>
       </w:tr>
     </w:tbl>
-    <w:p/>
     <w:p>
-      <w:r>
-        <w:t>A2. Co-authors: list all co-authors. If there are no co-authors, write: Not applicable.</w:t>
-      </w:r>
+      <w:r/>
     </w:p>
     <w:p>
-      <w:r>
-        <w:t>Co-author 1: _______________________________________________________________________________________________</w:t>
+      <w:pPr>
+        <w:pStyle w:val="Heading2"/>
+      </w:pPr>
+      <w:r>
+        <w:rPr>
+          <w:color w:val="232323"/>
+        </w:rPr>
+        <w:t>A2. Co-authors</w:t>
       </w:r>
     </w:p>
     <w:p>
-      <w:r>
-        <w:t>Co-author 2: _______________________________________________________________________________________________</w:t>
-      </w:r>
-    </w:p>
-    <w:p>
-      <w:r>
-        <w:t>Co-author 3: _______________________________________________________________________________________________</w:t>
-      </w:r>
-    </w:p>
-    <w:p>
-      <w:r>
-        <w:t>Co-author 4: _______________________________________________________________________________________________</w:t>
-      </w:r>
-    </w:p>
-    <w:p>
-      <w:r>
-        <w:rPr>
-          <w:b/>
-          <w:color w:val="C96A00"/>
-        </w:rPr>
-        <w:t>A3. Article or Work Metadata</w:t>
+      <w:pPr>
+        <w:spacing w:after="80"/>
+      </w:pPr>
+      <w:r>
+        <w:t>List all co-authors. If there are no co-authors, write: Not applicable.</w:t>
       </w:r>
     </w:p>
     <w:tbl>
@@ -325,33 +528,41 @@
         <w:tblLook w:firstColumn="1" w:firstRow="1" w:lastColumn="0" w:lastRow="0" w:noHBand="0" w:noVBand="1" w:val="04A0"/>
       </w:tblPr>
       <w:tblGrid>
-        <w:gridCol w:w="5184"/>
-        <w:gridCol w:w="5184"/>
+        <w:gridCol w:w="5083"/>
+        <w:gridCol w:w="5083"/>
       </w:tblGrid>
       <w:tr>
         <w:tc>
           <w:tcPr>
-            <w:tcW w:type="dxa" w:w="5184"/>
-            <w:shd w:fill="FFF2E0"/>
+            <w:tcW w:type="dxa" w:w="5083"/>
             <w:vAlign w:val="center"/>
+            <w:shd w:fill="F2F2F2"/>
           </w:tcPr>
           <w:p>
+            <w:r/>
             <w:r>
               <w:rPr>
+                <w:rFonts w:ascii="Arial" w:hAnsi="Arial"/>
                 <w:b/>
+                <w:sz w:val="18"/>
               </w:rPr>
-              <w:t>Full title</w:t>
+              <w:t>Co-author 1 - Full Name</w:t>
             </w:r>
           </w:p>
         </w:tc>
         <w:tc>
           <w:tcPr>
-            <w:tcW w:type="dxa" w:w="5184"/>
+            <w:tcW w:type="dxa" w:w="5083"/>
             <w:vAlign w:val="center"/>
           </w:tcPr>
           <w:p>
+            <w:r/>
             <w:r>
-              <w:br/>
+              <w:rPr>
+                <w:rFonts w:ascii="Arial" w:hAnsi="Arial"/>
+                <w:b w:val="0"/>
+                <w:sz w:val="18"/>
+              </w:rPr>
             </w:r>
           </w:p>
         </w:tc>
@@ -359,27 +570,35 @@
       <w:tr>
         <w:tc>
           <w:tcPr>
-            <w:tcW w:type="dxa" w:w="5184"/>
-            <w:shd w:fill="FFF2E0"/>
+            <w:tcW w:type="dxa" w:w="5083"/>
             <w:vAlign w:val="center"/>
+            <w:shd w:fill="F2F2F2"/>
           </w:tcPr>
           <w:p>
+            <w:r/>
             <w:r>
               <w:rPr>
+                <w:rFonts w:ascii="Arial" w:hAnsi="Arial"/>
                 <w:b/>
+                <w:sz w:val="18"/>
               </w:rPr>
-              <w:t>Subtitle, if any</w:t>
+              <w:t>Co-author 1 - Email</w:t>
             </w:r>
           </w:p>
         </w:tc>
         <w:tc>
           <w:tcPr>
-            <w:tcW w:type="dxa" w:w="5184"/>
+            <w:tcW w:type="dxa" w:w="5083"/>
             <w:vAlign w:val="center"/>
           </w:tcPr>
           <w:p>
+            <w:r/>
             <w:r>
-              <w:br/>
+              <w:rPr>
+                <w:rFonts w:ascii="Arial" w:hAnsi="Arial"/>
+                <w:b w:val="0"/>
+                <w:sz w:val="18"/>
+              </w:rPr>
             </w:r>
           </w:p>
         </w:tc>
@@ -387,27 +606,35 @@
       <w:tr>
         <w:tc>
           <w:tcPr>
-            <w:tcW w:type="dxa" w:w="5184"/>
-            <w:shd w:fill="FFF2E0"/>
+            <w:tcW w:type="dxa" w:w="5083"/>
             <w:vAlign w:val="center"/>
+            <w:shd w:fill="F2F2F2"/>
           </w:tcPr>
           <w:p>
+            <w:r/>
             <w:r>
               <w:rPr>
+                <w:rFonts w:ascii="Arial" w:hAnsi="Arial"/>
                 <w:b/>
+                <w:sz w:val="18"/>
               </w:rPr>
-              <w:t>Article type</w:t>
+              <w:t>Co-author 1 - ORCID, if available</w:t>
             </w:r>
           </w:p>
         </w:tc>
         <w:tc>
           <w:tcPr>
-            <w:tcW w:type="dxa" w:w="5184"/>
+            <w:tcW w:type="dxa" w:w="5083"/>
             <w:vAlign w:val="center"/>
           </w:tcPr>
           <w:p>
+            <w:r/>
             <w:r>
-              <w:t>Example: systematic review, scoping review, conceptual paper, new theoretical/conceptual proposal, open letter, note, monograph, thesis, book chapter, etc.</w:t>
+              <w:rPr>
+                <w:rFonts w:ascii="Arial" w:hAnsi="Arial"/>
+                <w:b w:val="0"/>
+                <w:sz w:val="18"/>
+              </w:rPr>
             </w:r>
           </w:p>
         </w:tc>
@@ -415,2044 +642,42 @@
       <w:tr>
         <w:tc>
           <w:tcPr>
-            <w:tcW w:type="dxa" w:w="5184"/>
-            <w:shd w:fill="FFF2E0"/>
+            <w:tcW w:type="dxa" w:w="5083"/>
             <w:vAlign w:val="center"/>
+            <w:shd w:fill="F2F2F2"/>
           </w:tcPr>
           <w:p>
+            <w:r/>
             <w:r>
               <w:rPr>
+                <w:rFonts w:ascii="Arial" w:hAnsi="Arial"/>
                 <w:b/>
+                <w:sz w:val="18"/>
               </w:rPr>
-              <w:t>Area</w:t>
+              <w:t>Co-author 1 - Affiliation or Independent</w:t>
             </w:r>
           </w:p>
         </w:tc>
         <w:tc>
           <w:tcPr>
-            <w:tcW w:type="dxa" w:w="5184"/>
+            <w:tcW w:type="dxa" w:w="5083"/>
             <w:vAlign w:val="center"/>
           </w:tcPr>
           <w:p>
-            <w:r>
-              <w:t>Example: healthcare, education, social sciences, data science, philosophy, humanities, interdisciplinary studies, etc.</w:t>
-            </w:r>
-          </w:p>
-        </w:tc>
-      </w:tr>
-      <w:tr>
-        <w:tc>
-          <w:tcPr>
-            <w:tcW w:type="dxa" w:w="5184"/>
-            <w:shd w:fill="FFF2E0"/>
-            <w:vAlign w:val="center"/>
-          </w:tcPr>
-          <w:p>
+            <w:r/>
             <w:r>
               <w:rPr>
-                <w:b/>
+                <w:rFonts w:ascii="Arial" w:hAnsi="Arial"/>
+                <w:b w:val="0"/>
+                <w:sz w:val="18"/>
               </w:rPr>
-              <w:t>Keywords</w:t>
-            </w:r>
-          </w:p>
-        </w:tc>
-        <w:tc>
-          <w:tcPr>
-            <w:tcW w:type="dxa" w:w="5184"/>
-            <w:vAlign w:val="center"/>
-          </w:tcPr>
-          <w:p>
-            <w:r>
-              <w:br/>
-            </w:r>
-          </w:p>
-        </w:tc>
-      </w:tr>
-      <w:tr>
-        <w:tc>
-          <w:tcPr>
-            <w:tcW w:type="dxa" w:w="5184"/>
-            <w:shd w:fill="FFF2E0"/>
-            <w:vAlign w:val="center"/>
-          </w:tcPr>
-          <w:p>
-            <w:r>
-              <w:rPr>
-                <w:b/>
-              </w:rPr>
-              <w:t>Abstract included?</w:t>
-            </w:r>
-          </w:p>
-        </w:tc>
-        <w:tc>
-          <w:tcPr>
-            <w:tcW w:type="dxa" w:w="5184"/>
-            <w:vAlign w:val="center"/>
-          </w:tcPr>
-          <w:p>
-            <w:r>
-              <w:t>Yes / No</w:t>
-            </w:r>
-          </w:p>
-        </w:tc>
-      </w:tr>
-      <w:tr>
-        <w:tc>
-          <w:tcPr>
-            <w:tcW w:type="dxa" w:w="5184"/>
-            <w:shd w:fill="FFF2E0"/>
-            <w:vAlign w:val="center"/>
-          </w:tcPr>
-          <w:p>
-            <w:r>
-              <w:rPr>
-                <w:b/>
-              </w:rPr>
-              <w:t>Tables or figures included?</w:t>
-            </w:r>
-          </w:p>
-        </w:tc>
-        <w:tc>
-          <w:tcPr>
-            <w:tcW w:type="dxa" w:w="5184"/>
-            <w:vAlign w:val="center"/>
-          </w:tcPr>
-          <w:p>
-            <w:r>
-              <w:t>Yes / No</w:t>
-            </w:r>
-          </w:p>
-        </w:tc>
-      </w:tr>
-      <w:tr>
-        <w:tc>
-          <w:tcPr>
-            <w:tcW w:type="dxa" w:w="5184"/>
-            <w:shd w:fill="FFF2E0"/>
-            <w:vAlign w:val="center"/>
-          </w:tcPr>
-          <w:p>
-            <w:r>
-              <w:rPr>
-                <w:b/>
-              </w:rPr>
-              <w:t>Supplementary material included?</w:t>
-            </w:r>
-          </w:p>
-        </w:tc>
-        <w:tc>
-          <w:tcPr>
-            <w:tcW w:type="dxa" w:w="5184"/>
-            <w:vAlign w:val="center"/>
-          </w:tcPr>
-          <w:p>
-            <w:r>
-              <w:t>Yes / No</w:t>
-            </w:r>
-          </w:p>
-        </w:tc>
-      </w:tr>
-      <w:tr>
-        <w:tc>
-          <w:tcPr>
-            <w:tcW w:type="dxa" w:w="5184"/>
-            <w:shd w:fill="FFF2E0"/>
-            <w:vAlign w:val="center"/>
-          </w:tcPr>
-          <w:p>
-            <w:r>
-              <w:rPr>
-                <w:b/>
-              </w:rPr>
-              <w:t>English-language manuscript?</w:t>
-            </w:r>
-          </w:p>
-        </w:tc>
-        <w:tc>
-          <w:tcPr>
-            <w:tcW w:type="dxa" w:w="5184"/>
-            <w:vAlign w:val="center"/>
-          </w:tcPr>
-          <w:p>
-            <w:r>
-              <w:t>Yes / No</w:t>
             </w:r>
           </w:p>
         </w:tc>
       </w:tr>
     </w:tbl>
-    <w:p/>
     <w:p>
-      <w:pPr>
-        <w:pStyle w:val="Heading2"/>
-      </w:pPr>
-      <w:r>
-        <w:t>A4. Author Checklist Before Submission</w:t>
-      </w:r>
-    </w:p>
-    <w:p>
-      <w:pPr>
-        <w:ind w:left="173"/>
-      </w:pPr>
-      <w:r>
-        <w:rPr>
-          <w:b/>
-        </w:rPr>
-        <w:t xml:space="preserve">☐ </w:t>
-      </w:r>
-      <w:r>
-        <w:t>The article file is included.</w:t>
-      </w:r>
-    </w:p>
-    <w:p>
-      <w:pPr>
-        <w:ind w:left="173"/>
-      </w:pPr>
-      <w:r>
-        <w:rPr>
-          <w:b/>
-        </w:rPr>
-        <w:t xml:space="preserve">☐ </w:t>
-      </w:r>
-      <w:r>
-        <w:t>This complete form is completed, dated, and signed.</w:t>
-      </w:r>
-    </w:p>
-    <w:p>
-      <w:pPr>
-        <w:ind w:left="173"/>
-      </w:pPr>
-      <w:r>
-        <w:rPr>
-          <w:b/>
-        </w:rPr>
-        <w:t xml:space="preserve">☐ </w:t>
-      </w:r>
-      <w:r>
-        <w:t>The manuscript is in English or an English version is provided.</w:t>
-      </w:r>
-    </w:p>
-    <w:p>
-      <w:pPr>
-        <w:ind w:left="173"/>
-      </w:pPr>
-      <w:r>
-        <w:rPr>
-          <w:b/>
-        </w:rPr>
-        <w:t xml:space="preserve">☐ </w:t>
-      </w:r>
-      <w:r>
-        <w:t>All required personal data are included.</w:t>
-      </w:r>
-    </w:p>
-    <w:p>
-      <w:pPr>
-        <w:ind w:left="173"/>
-      </w:pPr>
-      <w:r>
-        <w:rPr>
-          <w:b/>
-        </w:rPr>
-        <w:t xml:space="preserve">☐ </w:t>
-      </w:r>
-      <w:r>
-        <w:t>The abstract or short summary is included where applicable.</w:t>
-      </w:r>
-    </w:p>
-    <w:p>
-      <w:pPr>
-        <w:ind w:left="173"/>
-      </w:pPr>
-      <w:r>
-        <w:rPr>
-          <w:b/>
-        </w:rPr>
-        <w:t xml:space="preserve">☐ </w:t>
-      </w:r>
-      <w:r>
-        <w:t>The area is selected.</w:t>
-      </w:r>
-    </w:p>
-    <w:p>
-      <w:pPr>
-        <w:ind w:left="173"/>
-      </w:pPr>
-      <w:r>
-        <w:rPr>
-          <w:b/>
-        </w:rPr>
-        <w:t xml:space="preserve">☐ </w:t>
-      </w:r>
-      <w:r>
-        <w:t>The type of contribution is selected.</w:t>
-      </w:r>
-    </w:p>
-    <w:p>
-      <w:pPr>
-        <w:ind w:left="173"/>
-      </w:pPr>
-      <w:r>
-        <w:rPr>
-          <w:b/>
-        </w:rPr>
-        <w:t xml:space="preserve">☐ </w:t>
-      </w:r>
-      <w:r>
-        <w:t>References are listed at the end of the paper where sources are cited.</w:t>
-      </w:r>
-    </w:p>
-    <w:p>
-      <w:pPr>
-        <w:ind w:left="173"/>
-      </w:pPr>
-      <w:r>
-        <w:rPr>
-          <w:b/>
-        </w:rPr>
-        <w:t xml:space="preserve">☐ </w:t>
-      </w:r>
-      <w:r>
-        <w:t>References are cited within the text where sources are cited.</w:t>
-      </w:r>
-    </w:p>
-    <w:p>
-      <w:pPr>
-        <w:ind w:left="173"/>
-      </w:pPr>
-      <w:r>
-        <w:rPr>
-          <w:b/>
-        </w:rPr>
-        <w:t xml:space="preserve">☐ </w:t>
-      </w:r>
-      <w:r>
-        <w:t>Tables and figures, if present, are submitted as separate files or clearly identified.</w:t>
-      </w:r>
-    </w:p>
-    <w:p>
-      <w:pPr>
-        <w:ind w:left="173"/>
-      </w:pPr>
-      <w:r>
-        <w:rPr>
-          <w:b/>
-        </w:rPr>
-        <w:t xml:space="preserve">☐ </w:t>
-      </w:r>
-      <w:r>
-        <w:t>Tables and figures, if present, are numbered and indicated in the text.</w:t>
-      </w:r>
-    </w:p>
-    <w:p>
-      <w:pPr>
-        <w:ind w:left="173"/>
-      </w:pPr>
-      <w:r>
-        <w:rPr>
-          <w:b/>
-        </w:rPr>
-        <w:t xml:space="preserve">☐ </w:t>
-      </w:r>
-      <w:r>
-        <w:t>All required declarations are included in the manuscript or in this form.</w:t>
-      </w:r>
-    </w:p>
-    <w:p>
-      <w:pPr>
-        <w:ind w:left="173"/>
-      </w:pPr>
-      <w:r>
-        <w:rPr>
-          <w:b/>
-        </w:rPr>
-        <w:t xml:space="preserve">☐ </w:t>
-      </w:r>
-      <w:r>
-        <w:t>The work is not primary human research and is not primary animal research.</w:t>
-      </w:r>
-    </w:p>
-    <w:p>
-      <w:pPr>
-        <w:pStyle w:val="Heading1"/>
-      </w:pPr>
-      <w:r>
-        <w:t>PART B - PUBLICATION AUTHORIZATION</w:t>
-      </w:r>
-    </w:p>
-    <w:p>
-      <w:r>
-        <w:t>By signing this form, the author authorizes GateBreakOpen to consider the submitted work for online publication according to the complete policies included in this document.</w:t>
-      </w:r>
-    </w:p>
-    <w:p>
-      <w:pPr>
-        <w:ind w:left="173"/>
-      </w:pPr>
-      <w:r>
-        <w:rPr>
-          <w:b/>
-        </w:rPr>
-        <w:t xml:space="preserve">☐ </w:t>
-      </w:r>
-      <w:r>
-        <w:t>I authorize GateBreakOpen to process the submitted work for editorial, formal, technical, and policy-compliance purposes.</w:t>
-      </w:r>
-    </w:p>
-    <w:p>
-      <w:pPr>
-        <w:ind w:left="173"/>
-      </w:pPr>
-      <w:r>
-        <w:rPr>
-          <w:b/>
-        </w:rPr>
-        <w:t xml:space="preserve">☐ </w:t>
-      </w:r>
-      <w:r>
-        <w:t>I authorize GateBreakOpen to publish the submitted work online if it is considered eligible under GateBreakOpen policies.</w:t>
-      </w:r>
-    </w:p>
-    <w:p>
-      <w:pPr>
-        <w:ind w:left="173"/>
-      </w:pPr>
-      <w:r>
-        <w:rPr>
-          <w:b/>
-        </w:rPr>
-        <w:t xml:space="preserve">☐ </w:t>
-      </w:r>
-      <w:r>
-        <w:t>I authorize GateBreakOpen to display the article title, author name(s), affiliation or independent status, ORCID if provided, abstract, keywords, article type, area, publication date, license, and GateBreakOpen identifier or ARK where applicable.</w:t>
-      </w:r>
-    </w:p>
-    <w:p>
-      <w:pPr>
-        <w:ind w:left="173"/>
-      </w:pPr>
-      <w:r>
-        <w:rPr>
-          <w:b/>
-        </w:rPr>
-        <w:t xml:space="preserve">☐ </w:t>
-      </w:r>
-      <w:r>
-        <w:t>I authorize GateBreakOpen to share the article link and article-related metadata on GateBreakOpen pages and communication channels.</w:t>
-      </w:r>
-    </w:p>
-    <w:p>
-      <w:pPr>
-        <w:ind w:left="173"/>
-      </w:pPr>
-      <w:r>
-        <w:rPr>
-          <w:b/>
-        </w:rPr>
-        <w:t xml:space="preserve">☐ </w:t>
-      </w:r>
-      <w:r>
-        <w:t>I understand that GateBreakOpen is online-only and does not provide print publication.</w:t>
-      </w:r>
-    </w:p>
-    <w:p>
-      <w:pPr>
-        <w:ind w:left="173"/>
-      </w:pPr>
-      <w:r>
-        <w:rPr>
-          <w:b/>
-        </w:rPr>
-        <w:t xml:space="preserve">☐ </w:t>
-      </w:r>
-      <w:r>
-        <w:t>I understand that publication on GateBreakOpen does not mean scientific validation, peer review, academic certification, professional approval, clinical validation, legal authorization, or institutional endorsement.</w:t>
-      </w:r>
-    </w:p>
-    <w:p>
-      <w:pPr>
-        <w:pStyle w:val="Heading1"/>
-      </w:pPr>
-      <w:r>
-        <w:t>PART C - PRIVACY AND PERSONAL DATA AUTHORIZATION</w:t>
-      </w:r>
-    </w:p>
-    <w:p>
-      <w:r>
-        <w:t>GateBreakOpen may process the personal data necessary for submission, correspondence, publication, documentation, policy compliance, publication records, reporting, correction, suspension, removal management, and dispute management.</w:t>
-      </w:r>
-    </w:p>
-    <w:p>
-      <w:r>
-        <w:t>Personal data may include author names, co-author names, email addresses, affiliation or independent status, ORCID if provided, qualification data if provided, article metadata, declarations, signed forms, correspondence, publication metadata, and internal identifiers or ARKs.</w:t>
-      </w:r>
-    </w:p>
-    <w:p>
-      <w:pPr>
-        <w:ind w:left="173"/>
-      </w:pPr>
-      <w:r>
-        <w:rPr>
-          <w:b/>
-        </w:rPr>
-        <w:t xml:space="preserve">☐ </w:t>
-      </w:r>
-      <w:r>
-        <w:t>I authorize GateBreakOpen to process my personal data for the purposes described in this form and in the complete policy text.</w:t>
-      </w:r>
-    </w:p>
-    <w:p>
-      <w:pPr>
-        <w:ind w:left="173"/>
-      </w:pPr>
-      <w:r>
-        <w:rPr>
-          <w:b/>
-        </w:rPr>
-        <w:t xml:space="preserve">☐ </w:t>
-      </w:r>
-      <w:r>
-        <w:t>I authorize GateBreakOpen to publish author and article metadata necessary for online publication.</w:t>
-      </w:r>
-    </w:p>
-    <w:p>
-      <w:pPr>
-        <w:ind w:left="173"/>
-      </w:pPr>
-      <w:r>
-        <w:rPr>
-          <w:b/>
-        </w:rPr>
-        <w:t xml:space="preserve">☐ </w:t>
-      </w:r>
-      <w:r>
-        <w:t>I understand that I may contact GateBreakOpen at submission@gatebreakopen.org for privacy-related requests.</w:t>
-      </w:r>
-    </w:p>
-    <w:p>
-      <w:pPr>
-        <w:ind w:left="173"/>
-      </w:pPr>
-      <w:r>
-        <w:rPr>
-          <w:b/>
-        </w:rPr>
-        <w:t xml:space="preserve">☐ </w:t>
-      </w:r>
-      <w:r>
-        <w:t>I understand that removal or modification requests may require evaluation and may not always result in immediate deletion when records must be retained for documentation, legal, policy, archival, authorship, integrity, or dispute-management reasons.</w:t>
-      </w:r>
-    </w:p>
-    <w:p>
-      <w:pPr>
-        <w:pStyle w:val="Heading1"/>
-      </w:pPr>
-      <w:r>
-        <w:t>PART D - AUTHOR RESPONSIBILITY, COPYRIGHT, AND THIRD-PARTY MATERIAL DECLARATION</w:t>
-      </w:r>
-    </w:p>
-    <w:p>
-      <w:r>
-        <w:t>The author remains fully responsible for the submitted work. GateBreakOpen does not assume responsibility for the accuracy, originality, legality, completeness, scientific validity, interpretation, references, citations, tables, figures, or conclusions of the submitted work.</w:t>
-      </w:r>
-    </w:p>
-    <w:p>
-      <w:pPr>
-        <w:ind w:left="173"/>
-      </w:pPr>
-      <w:r>
-        <w:rPr>
-          <w:b/>
-        </w:rPr>
-        <w:t xml:space="preserve">☐ </w:t>
-      </w:r>
-      <w:r>
-        <w:t>I confirm that the submitted work is original or lawfully reusable.</w:t>
-      </w:r>
-    </w:p>
-    <w:p>
-      <w:pPr>
-        <w:ind w:left="173"/>
-      </w:pPr>
-      <w:r>
-        <w:rPr>
-          <w:b/>
-        </w:rPr>
-        <w:t xml:space="preserve">☐ </w:t>
-      </w:r>
-      <w:r>
-        <w:t>I confirm that I have the right to submit the work to GateBreakOpen.</w:t>
-      </w:r>
-    </w:p>
-    <w:p>
-      <w:pPr>
-        <w:ind w:left="173"/>
-      </w:pPr>
-      <w:r>
-        <w:rPr>
-          <w:b/>
-        </w:rPr>
-        <w:t xml:space="preserve">☐ </w:t>
-      </w:r>
-      <w:r>
-        <w:t>I confirm that all co-authors, if any, have approved the submission.</w:t>
-      </w:r>
-    </w:p>
-    <w:p>
-      <w:pPr>
-        <w:ind w:left="173"/>
-      </w:pPr>
-      <w:r>
-        <w:rPr>
-          <w:b/>
-        </w:rPr>
-        <w:t xml:space="preserve">☐ </w:t>
-      </w:r>
-      <w:r>
-        <w:t>I confirm that all references, citations, quotations, figures, tables, images, screenshots, diagrams, graphs, and external materials are used lawfully and accurately.</w:t>
-      </w:r>
-    </w:p>
-    <w:p>
-      <w:pPr>
-        <w:ind w:left="173"/>
-      </w:pPr>
-      <w:r>
-        <w:rPr>
-          <w:b/>
-        </w:rPr>
-        <w:t xml:space="preserve">☐ </w:t>
-      </w:r>
-      <w:r>
-        <w:t>I confirm that all text, tables, figures, images, graphs, screenshots, diagrams, translations, adapted materials, datasets, appendices, and supplementary materials are original, lawfully reused, licensed, in the public domain, properly cited, or used with documented permission.</w:t>
-      </w:r>
-    </w:p>
-    <w:p>
-      <w:pPr>
-        <w:ind w:left="173"/>
-      </w:pPr>
-      <w:r>
-        <w:rPr>
-          <w:b/>
-        </w:rPr>
-        <w:t xml:space="preserve">☐ </w:t>
-      </w:r>
-      <w:r>
-        <w:t>I confirm that I can provide permission, license, source information, or proof of lawful use for any third-party material if requested by GateBreakOpen.</w:t>
-      </w:r>
-    </w:p>
-    <w:p>
-      <w:pPr>
-        <w:ind w:left="173"/>
-      </w:pPr>
-      <w:r>
-        <w:rPr>
-          <w:b/>
-        </w:rPr>
-        <w:t xml:space="preserve">☐ </w:t>
-      </w:r>
-      <w:r>
-        <w:t>I accept full responsibility for any copyright claim, licensing dispute, image-rights dispute, quotation dispute, translation dispute, database-rights dispute, trademark dispute, confidentiality dispute, or third-party rights complaint arising from my submitted or published content.</w:t>
-      </w:r>
-    </w:p>
-    <w:p>
-      <w:pPr>
-        <w:ind w:left="173"/>
-      </w:pPr>
-      <w:r>
-        <w:rPr>
-          <w:b/>
-        </w:rPr>
-        <w:t xml:space="preserve">☐ </w:t>
-      </w:r>
-      <w:r>
-        <w:t>I confirm that I am responsible for the accuracy, relevance, existence, interpretation, and proper use of all references and cited sources.</w:t>
-      </w:r>
-    </w:p>
-    <w:p>
-      <w:pPr>
-        <w:ind w:left="173"/>
-      </w:pPr>
-      <w:r>
-        <w:rPr>
-          <w:b/>
-        </w:rPr>
-        <w:t xml:space="preserve">☐ </w:t>
-      </w:r>
-      <w:r>
-        <w:t>I confirm that the submitted work does not violate copyright, privacy, confidentiality, contractual, institutional, ethical, or legal obligations.</w:t>
-      </w:r>
-    </w:p>
-    <w:p>
-      <w:pPr>
-        <w:ind w:left="173"/>
-      </w:pPr>
-      <w:r>
-        <w:rPr>
-          <w:b/>
-        </w:rPr>
-        <w:t xml:space="preserve">☐ </w:t>
-      </w:r>
-      <w:r>
-        <w:t>I understand that GateBreakOpen may reject, suspend, correct, restrict, withdraw, or remove the work if serious issues are detected or reported.</w:t>
-      </w:r>
-    </w:p>
-    <w:p>
-      <w:pPr>
-        <w:pStyle w:val="Heading1"/>
-      </w:pPr>
-      <w:r>
-        <w:t>PART E - NO PRIMARY HUMAN OR ANIMAL RESEARCH</w:t>
-      </w:r>
-    </w:p>
-    <w:p>
-      <w:r>
-        <w:t>GateBreakOpen does not accept primary research involving humans or animals. GateBreakOpen accepts secondary, conceptual, theoretical, methodological, educational, reflective, literature-based, non-interventional, and non-primary works.</w:t>
-      </w:r>
-    </w:p>
-    <w:p>
-      <w:pPr>
-        <w:ind w:left="173"/>
-      </w:pPr>
-      <w:r>
-        <w:rPr>
-          <w:b/>
-        </w:rPr>
-        <w:t xml:space="preserve">☐ </w:t>
-      </w:r>
-      <w:r>
-        <w:t>I declare that the submitted work is not primary human research.</w:t>
-      </w:r>
-    </w:p>
-    <w:p>
-      <w:pPr>
-        <w:ind w:left="173"/>
-      </w:pPr>
-      <w:r>
-        <w:rPr>
-          <w:b/>
-        </w:rPr>
-        <w:t xml:space="preserve">☐ </w:t>
-      </w:r>
-      <w:r>
-        <w:t>I declare that the submitted work is not primary animal research.</w:t>
-      </w:r>
-    </w:p>
-    <w:p>
-      <w:pPr>
-        <w:ind w:left="173"/>
-      </w:pPr>
-      <w:r>
-        <w:rPr>
-          <w:b/>
-        </w:rPr>
-        <w:t xml:space="preserve">☐ </w:t>
-      </w:r>
-      <w:r>
-        <w:t>I declare that the submitted work does not involve active recruitment, intervention, experimentation, clinical trial activity, survey administration, interviews, focus groups, patient data collection, identifiable private data collection, animal experimentation, or direct data collection from human or animal subjects.</w:t>
-      </w:r>
-    </w:p>
-    <w:p>
-      <w:pPr>
-        <w:ind w:left="173"/>
-      </w:pPr>
-      <w:r>
-        <w:rPr>
-          <w:b/>
-        </w:rPr>
-        <w:t xml:space="preserve">☐ </w:t>
-      </w:r>
-      <w:r>
-        <w:t>If the work discusses published studies, public data, or literature, I confirm that it is used only in a secondary, non-interventional, and lawful manner.</w:t>
-      </w:r>
-    </w:p>
-    <w:p>
-      <w:pPr>
-        <w:pStyle w:val="Heading1"/>
-      </w:pPr>
-      <w:r>
-        <w:t>PART F - AI USE AND AI VERIFICATION DECLARATION</w:t>
-      </w:r>
-    </w:p>
-    <w:p>
-      <w:r>
-        <w:t>Authors must declare whether artificial intelligence tools, chatbots, chatbot-workflows, grammar tools, translation tools, coding assistants, summarization tools, or other AI-assisted systems were used in the preparation of the work.</w:t>
-      </w:r>
-    </w:p>
-    <w:p>
-      <w:pPr>
-        <w:ind w:left="173"/>
-      </w:pPr>
-      <w:r>
-        <w:rPr>
-          <w:b/>
-        </w:rPr>
-        <w:t xml:space="preserve">☐ </w:t>
-      </w:r>
-      <w:r>
-        <w:t>No AI tool was used.</w:t>
-      </w:r>
-    </w:p>
-    <w:p>
-      <w:pPr>
-        <w:ind w:left="173"/>
-      </w:pPr>
-      <w:r>
-        <w:rPr>
-          <w:b/>
-        </w:rPr>
-        <w:t xml:space="preserve">☐ </w:t>
-      </w:r>
-      <w:r>
-        <w:t>AI tools were used for language improvement only.</w:t>
-      </w:r>
-    </w:p>
-    <w:p>
-      <w:pPr>
-        <w:ind w:left="173"/>
-      </w:pPr>
-      <w:r>
-        <w:rPr>
-          <w:b/>
-        </w:rPr>
-        <w:t xml:space="preserve">☐ </w:t>
-      </w:r>
-      <w:r>
-        <w:t>AI tools were used for translation support.</w:t>
-      </w:r>
-    </w:p>
-    <w:p>
-      <w:pPr>
-        <w:ind w:left="173"/>
-      </w:pPr>
-      <w:r>
-        <w:rPr>
-          <w:b/>
-        </w:rPr>
-        <w:t xml:space="preserve">☐ </w:t>
-      </w:r>
-      <w:r>
-        <w:t>AI tools were used for structure, formatting, summarization, coding, or editorial assistance.</w:t>
-      </w:r>
-    </w:p>
-    <w:p>
-      <w:pPr>
-        <w:ind w:left="173"/>
-      </w:pPr>
-      <w:r>
-        <w:rPr>
-          <w:b/>
-        </w:rPr>
-        <w:t xml:space="preserve">☐ </w:t>
-      </w:r>
-      <w:r>
-        <w:t>AI tools were used in another way described below.</w:t>
-      </w:r>
-    </w:p>
-    <w:p>
-      <w:r>
-        <w:t>Description of AI use, if applicable:</w:t>
-      </w:r>
-    </w:p>
-    <w:p>
-      <w:r>
-        <w:t>_______________________________________________________________________________________________</w:t>
-      </w:r>
-    </w:p>
-    <w:p>
-      <w:r>
-        <w:t>_______________________________________________________________________________________________</w:t>
-      </w:r>
-    </w:p>
-    <w:p>
-      <w:pPr>
-        <w:ind w:left="173"/>
-      </w:pPr>
-      <w:r>
-        <w:rPr>
-          <w:b/>
-        </w:rPr>
-        <w:t xml:space="preserve">☐ </w:t>
-      </w:r>
-      <w:r>
-        <w:t>I confirm that all AI-generated, AI-assisted, translated, edited, summarized, coded, formatted, or reformulated content has been personally reviewed, verified, and approved by me.</w:t>
-      </w:r>
-    </w:p>
-    <w:p>
-      <w:pPr>
-        <w:ind w:left="173"/>
-      </w:pPr>
-      <w:r>
-        <w:rPr>
-          <w:b/>
-        </w:rPr>
-        <w:t xml:space="preserve">☐ </w:t>
-      </w:r>
-      <w:r>
-        <w:t>I confirm that no fabricated references, fabricated DOI, fabricated PMID, fabricated URLs, fabricated authors, fabricated journals, fabricated quotations, fabricated data, fabricated findings, fabricated legal sources, fabricated clinical claims, or misleading AI-generated statements are knowingly included in the submission.</w:t>
-      </w:r>
-    </w:p>
-    <w:p>
-      <w:pPr>
-        <w:ind w:left="173"/>
-      </w:pPr>
-      <w:r>
-        <w:rPr>
-          <w:b/>
-        </w:rPr>
-        <w:t xml:space="preserve">☐ </w:t>
-      </w:r>
-      <w:r>
-        <w:t>I confirm that every reference cited in the manuscript has been checked by me for existence, relevance, accuracy, and consistency with the statement it supports.</w:t>
-      </w:r>
-    </w:p>
-    <w:p>
-      <w:pPr>
-        <w:ind w:left="173"/>
-      </w:pPr>
-      <w:r>
-        <w:rPr>
-          <w:b/>
-        </w:rPr>
-        <w:t xml:space="preserve">☐ </w:t>
-      </w:r>
-      <w:r>
-        <w:t>I understand that use of AI does not reduce my responsibility and does not transfer responsibility to GateBreakOpen.</w:t>
-      </w:r>
-    </w:p>
-    <w:p>
-      <w:pPr>
-        <w:ind w:left="173"/>
-      </w:pPr>
-      <w:r>
-        <w:rPr>
-          <w:b/>
-        </w:rPr>
-        <w:t xml:space="preserve">☐ </w:t>
-      </w:r>
-      <w:r>
-        <w:t>I accept that GateBreakOpen may reject, suspend, correct, restrict, withdraw, remove, or add notices to content if AI-generated errors, hallucinated references, unverifiable claims, false bibliographic details, fabricated data, misleading summaries, or inaccurate AI-assisted material are detected or reported.</w:t>
-      </w:r>
-    </w:p>
-    <w:p>
-      <w:pPr>
-        <w:pStyle w:val="Heading1"/>
-      </w:pPr>
-      <w:r>
-        <w:t>PART G - REFERENCES, TABLES, FIGURES, AND VISUAL MATERIALS</w:t>
-      </w:r>
-    </w:p>
-    <w:p>
-      <w:r>
-        <w:t>GateBreakOpen may manage conversion or formatting but does not assume responsibility for the correctness, existence, completeness, legality, or interpretation of references, tables, figures, or visual materials.</w:t>
-      </w:r>
-    </w:p>
-    <w:p>
-      <w:pPr>
-        <w:ind w:left="173"/>
-      </w:pPr>
-      <w:r>
-        <w:rPr>
-          <w:b/>
-        </w:rPr>
-        <w:t xml:space="preserve">☐ </w:t>
-      </w:r>
-      <w:r>
-        <w:t>I confirm that references are listed at the end of the paper where sources are cited.</w:t>
-      </w:r>
-    </w:p>
-    <w:p>
-      <w:pPr>
-        <w:ind w:left="173"/>
-      </w:pPr>
-      <w:r>
-        <w:rPr>
-          <w:b/>
-        </w:rPr>
-        <w:t xml:space="preserve">☐ </w:t>
-      </w:r>
-      <w:r>
-        <w:t>I confirm that references are cited within the text where sources are cited.</w:t>
-      </w:r>
-    </w:p>
-    <w:p>
-      <w:pPr>
-        <w:ind w:left="173"/>
-      </w:pPr>
-      <w:r>
-        <w:rPr>
-          <w:b/>
-        </w:rPr>
-        <w:t xml:space="preserve">☐ </w:t>
-      </w:r>
-      <w:r>
-        <w:t>I understand that GateBreakOpen may correct or standardize reference format but does not replace my responsibility for the accuracy of references.</w:t>
-      </w:r>
-    </w:p>
-    <w:p>
-      <w:pPr>
-        <w:ind w:left="173"/>
-      </w:pPr>
-      <w:r>
-        <w:rPr>
-          <w:b/>
-        </w:rPr>
-        <w:t xml:space="preserve">☐ </w:t>
-      </w:r>
-      <w:r>
-        <w:t>I understand that GateBreakOpen does not guarantee that every reference is real, correctly interpreted, sufficient, or scientifically appropriate.</w:t>
-      </w:r>
-    </w:p>
-    <w:p>
-      <w:pPr>
-        <w:ind w:left="173"/>
-      </w:pPr>
-      <w:r>
-        <w:rPr>
-          <w:b/>
-        </w:rPr>
-        <w:t xml:space="preserve">☐ </w:t>
-      </w:r>
-      <w:r>
-        <w:t>I confirm that tables and figures, if present, are submitted as separate files or clearly identified.</w:t>
-      </w:r>
-    </w:p>
-    <w:p>
-      <w:pPr>
-        <w:ind w:left="173"/>
-      </w:pPr>
-      <w:r>
-        <w:rPr>
-          <w:b/>
-        </w:rPr>
-        <w:t xml:space="preserve">☐ </w:t>
-      </w:r>
-      <w:r>
-        <w:t>I confirm that each table and figure is numbered clearly.</w:t>
-      </w:r>
-    </w:p>
-    <w:p>
-      <w:pPr>
-        <w:ind w:left="173"/>
-      </w:pPr>
-      <w:r>
-        <w:rPr>
-          <w:b/>
-        </w:rPr>
-        <w:t xml:space="preserve">☐ </w:t>
-      </w:r>
-      <w:r>
-        <w:t>I confirm that the manuscript indicates where each table or figure should be placed.</w:t>
-      </w:r>
-    </w:p>
-    <w:p>
-      <w:pPr>
-        <w:ind w:left="173"/>
-      </w:pPr>
-      <w:r>
-        <w:rPr>
-          <w:b/>
-        </w:rPr>
-        <w:t xml:space="preserve">☐ </w:t>
-      </w:r>
-      <w:r>
-        <w:t>I confirm that each table or figure has a short description explaining what it represents.</w:t>
-      </w:r>
-    </w:p>
-    <w:p>
-      <w:pPr>
-        <w:ind w:left="173"/>
-      </w:pPr>
-      <w:r>
-        <w:rPr>
-          <w:b/>
-        </w:rPr>
-        <w:t xml:space="preserve">☐ </w:t>
-      </w:r>
-      <w:r>
-        <w:t>I confirm that I am responsible for the accuracy, originality, legality, copyright compliance, and interpretation of all tables and figures.</w:t>
-      </w:r>
-    </w:p>
-    <w:p>
-      <w:pPr>
-        <w:pStyle w:val="Heading1"/>
-      </w:pPr>
-      <w:r>
-        <w:t>PART H - CONFLICTS, FUNDING, DATA, ETHICS, AND CONSENT</w:t>
-      </w:r>
-    </w:p>
-    <w:p>
-      <w:r>
-        <w:t>The following declarations must be completed where applicable.</w:t>
-      </w:r>
-    </w:p>
-    <w:p>
-      <w:pPr>
-        <w:ind w:left="173"/>
-      </w:pPr>
-      <w:r>
-        <w:rPr>
-          <w:b/>
-        </w:rPr>
-        <w:t xml:space="preserve">☐ </w:t>
-      </w:r>
-      <w:r>
-        <w:t>I have declared all conflicts of interest, or I declare that no conflict of interest exists.</w:t>
-      </w:r>
-    </w:p>
-    <w:p>
-      <w:pPr>
-        <w:ind w:left="173"/>
-      </w:pPr>
-      <w:r>
-        <w:rPr>
-          <w:b/>
-        </w:rPr>
-        <w:t xml:space="preserve">☐ </w:t>
-      </w:r>
-      <w:r>
-        <w:t>I have declared all funding, or I declare that no funding was received.</w:t>
-      </w:r>
-    </w:p>
-    <w:p>
-      <w:pPr>
-        <w:ind w:left="173"/>
-      </w:pPr>
-      <w:r>
-        <w:rPr>
-          <w:b/>
-        </w:rPr>
-        <w:t xml:space="preserve">☐ </w:t>
-      </w:r>
-      <w:r>
-        <w:t>I have included a data availability statement where applicable.</w:t>
-      </w:r>
-    </w:p>
-    <w:p>
-      <w:pPr>
-        <w:ind w:left="173"/>
-      </w:pPr>
-      <w:r>
-        <w:rPr>
-          <w:b/>
-        </w:rPr>
-        <w:t xml:space="preserve">☐ </w:t>
-      </w:r>
-      <w:r>
-        <w:t>I have included ethics and consent statements where applicable.</w:t>
-      </w:r>
-    </w:p>
-    <w:p>
-      <w:pPr>
-        <w:ind w:left="173"/>
-      </w:pPr>
-      <w:r>
-        <w:rPr>
-          <w:b/>
-        </w:rPr>
-        <w:t xml:space="preserve">☐ </w:t>
-      </w:r>
-      <w:r>
-        <w:t>I declare that ethics approval and consent are not applicable when the work is secondary, literature-based, conceptual, theoretical, methodological, educational, reflective, or otherwise non-primary and non-interventional.</w:t>
-      </w:r>
-    </w:p>
-    <w:p>
-      <w:pPr>
-        <w:pStyle w:val="Heading1"/>
-      </w:pPr>
-      <w:r>
-        <w:t>PART I - PROHIBITED CONTENT AND LEGAL/ETHICAL CONDUCT</w:t>
-      </w:r>
-    </w:p>
-    <w:p>
-      <w:r>
-        <w:t>GateBreakOpen does not accept unlawful, discriminatory, defamatory, extremist, violent, exploitative, abusive, unsafe, fraudulent, spam-related, or technically harmful content. GateBreakOpen may reject, suspend, remove, preserve for documentation, or report content when serious legal, ethical, safety, or policy concerns exist.</w:t>
-      </w:r>
-    </w:p>
-    <w:p>
-      <w:pPr>
-        <w:ind w:left="173"/>
-      </w:pPr>
-      <w:r>
-        <w:rPr>
-          <w:b/>
-        </w:rPr>
-        <w:t xml:space="preserve">☐ </w:t>
-      </w:r>
-      <w:r>
-        <w:t>I confirm that the submitted work does not contain prohibited or unlawful content.</w:t>
-      </w:r>
-    </w:p>
-    <w:p>
-      <w:pPr>
-        <w:ind w:left="173"/>
-      </w:pPr>
-      <w:r>
-        <w:rPr>
-          <w:b/>
-        </w:rPr>
-        <w:t xml:space="preserve">☐ </w:t>
-      </w:r>
-      <w:r>
-        <w:t>I understand that racism, discrimination, denigration, religious proselytism, pedophilia, child sexual abuse material, terrorism-related content, incitement to violence, extremist propaganda, unlawful content, dangerous instructions, privacy violations, malware, spam, fraud, or other serious policy violations may lead to rejection, suspension, removal, preservation of records, or reporting when appropriate.</w:t>
-      </w:r>
-    </w:p>
-    <w:p>
-      <w:pPr>
-        <w:ind w:left="173"/>
-      </w:pPr>
-      <w:r>
-        <w:rPr>
-          <w:b/>
-        </w:rPr>
-        <w:t xml:space="preserve">☐ </w:t>
-      </w:r>
-      <w:r>
-        <w:t>I understand that GateBreakOpen may reject or remove content even after publication if serious issues are identified.</w:t>
-      </w:r>
-    </w:p>
-    <w:p>
-      <w:r>
-        <w:br w:type="page"/>
-      </w:r>
-    </w:p>
-    <w:p>
-      <w:pPr>
-        <w:pStyle w:val="Heading1"/>
-      </w:pPr>
-      <w:r>
-        <w:t>PART J - COMPLETE GATEBREAKOPEN POLICY TEXT TO BE READ BEFORE SIGNING</w:t>
-      </w:r>
-    </w:p>
-    <w:p>
-      <w:r>
-        <w:t>This Part J reproduces the complete GateBreakOpen policy text currently used for the platform, including the strengthened legal, operational, privacy, takedown, copyright, AI verification, indemnification, indexing, safety, and communication clauses. The author signs only after this complete policy section and therefore accepts the entire framework below, not only the short declarations above.</w:t>
-      </w:r>
-    </w:p>
-    <w:p>
-      <w:pPr>
-        <w:pStyle w:val="Heading2"/>
-      </w:pPr>
-      <w:r>
-        <w:t>GateBreakOpen Publication Disclaimer</w:t>
-      </w:r>
-    </w:p>
-    <w:p>
-      <w:pPr>
-        <w:jc w:val="both"/>
-      </w:pPr>
-      <w:r>
-        <w:t>• Nature and Purpose of GateBreakOpen: GateBreakOpen was created as an alternative, zero-cost, online-only publishing circuit open to authors both affiliated and not affiliated with academic institutions, research centers, universities, public organizations, private organizations, or other formal bodies. GateBreakOpen exists exclusively as a digital and online platform. It does not publish, distribute, sell, archive, or circulate printed issues, printed volumes, printed journals, printed books, or any other physical publication format. All materials published through GateBreakOpen are made available only in digital form, through online pages, downloadable files, electronic archives, and related web-based resources. GateBreakOpen is not a peer-reviewed journal and does not perform scientific validation, academic certification, methodological approval, or endorsement of published content. Articles published on GateBreakOpen are not subject to formal anonymous peer review, evaluation by independent external reviewers, or scientific verification by an editorial board, unless this is expressly stated for specific initiatives, collections, or sections. GateBreakOpen is an AI-assisted and chatbot-workflow-assisted online publishing platform. Artificial intelligence tools, chatbot-based workflows, and digital editorial systems may be used to support basic editorial organization, language review, formatting assistance, reference checking, metadata preparation, consistency checks, and identification of possible formal or bibliographic issues. The use of AI-assisted tools and chatbot workflows does not constitute scientific validation, peer review, methodological audit, factual certification, legal verification, clinical verification, statistical verification, or professional endorsement.</w:t>
-      </w:r>
-    </w:p>
-    <w:p>
-      <w:pPr>
-        <w:jc w:val="both"/>
-      </w:pPr>
-      <w:r>
-        <w:t>• Scope of Accepted Content: GateBreakOpen does not accept primary research involving direct testing, experimentation, intervention, observation, or data collection on human participants or animals. GateBreakOpen accepts only secondary research, conceptual work, commentary, theses and dissertations adapted for publication, monographs, books, book chapters, POV articles, open letters, notes, and non-interventional scholarly contributions that do not involve direct testing, experimentation, intervention, or primary data collection from humans or animals. Secondary research may include narrative literature reviews, traditional literature reviews, systematic reviews, scoping reviews, umbrella reviews, rapid reviews, integrative reviews, critical reviews, mapping reviews, realist reviews, meta-reviews, methodological reviews, theoretical reviews, conceptual reviews, evidence reviews, state-of-the-art reviews, bibliometric reviews, scientometric analyses, citation analyses, meta-analyses based exclusively on already published aggregate data, theoretical articles, conceptual papers, methodological papers, opinion articles, perspective articles, commentary articles, essays, editorial-style contributions, educational articles, technical notes, policy analyses, book reviews, article reviews, historical analyses, philosophical analyses, professional reflections, and evidence summaries.</w:t>
-      </w:r>
-    </w:p>
-    <w:p>
-      <w:pPr>
-        <w:jc w:val="both"/>
-      </w:pPr>
-      <w:r>
-        <w:t>• Prohibited Content and Conduct: GateBreakOpen does not accept content that promotes, supports, normalizes, justifies, or disseminates racism, racial hatred, ethnic hatred, xenophobia, discrimination, denigration, harassment, humiliation, defamation, personal attacks, hate speech, extremist propaganda, terrorism, support for terrorist organizations, incitement to violence, threats, intimidation, violent radicalization, unlawful conduct, or harm against individuals, groups, communities, institutions, or protected categories. GateBreakOpen does not accept content intended to promote, impose, recruit for, proselytize, or disseminate religious, ideological, political, extremist, sectarian, or dogmatic beliefs or activities. Discussion, analysis, criticism, historical examination, sociological examination, philosophical examination, educational discussion, or literature-based study of religion, ideology, politics, or social movements may be considered only when presented in a non-proselytizing, non-inciting, non-denigrating, lawful, scholarly, and critical manner. GateBreakOpen reserves the right to reject, suspend, remove, or request modification of any article or material that appears to contain racist, discriminatory, defamatory, hateful, extremist, terrorist-related, violent, proselytizing, unlawful, abusive, misleading, manipulative, unethical, or otherwise non-compliant content.</w:t>
-      </w:r>
-    </w:p>
-    <w:p>
-      <w:pPr>
-        <w:jc w:val="both"/>
-      </w:pPr>
-      <w:r>
-        <w:t>• Author Responsibility: Each article published on GateBreakOpen remains under the full, exclusive, and direct responsibility of its author or authors. Authors are responsible for the truthfulness, accuracy, completeness, originality, legality, and correctness of the submitted content, including data, sources, methods, results, interpretations, conclusions, opinions, images, tables, figures, citations, and bibliographic references. Publication on GateBreakOpen does not imply that the platform shares, approves, certifies, guarantees, validates, or endorses the statements, data, interpretations, conclusions, or opinions expressed by authors. GateBreakOpen is not responsible for the conduct of authors before, during, or after publication, including misconduct, false statements, omissions, ethical violations, undeclared conflicts of interest, copyright violations, misuse of data, manipulation of results, plagiarism, content duplication, misappropriation of third-party material, or dissemination of inaccurate, incomplete, misleading, or unverifiable information.</w:t>
-      </w:r>
-    </w:p>
-    <w:p>
-      <w:pPr>
-        <w:jc w:val="both"/>
-      </w:pPr>
-      <w:r>
-        <w:t>• Author Ownership and Later Publication: Authors are considered the owners and managers of their own content and remain fully responsible for it. GateBreakOpen does not claim exclusive rights over works published on the platform. Therefore, authors are authorized to submit, reuse, adapt, republish, or publish their content later in other peer-reviewed or non-peer-reviewed journals, platforms, books, repositories, or editorial contexts without any mandatory formal request for permission from GateBreakOpen. Authors remain responsible for verifying the editorial, copyright, preprint, and prior-publication policies of any external journal, publisher, or platform to which they may later submit their work.</w:t>
-      </w:r>
-    </w:p>
-    <w:p>
-      <w:pPr>
-        <w:jc w:val="both"/>
-      </w:pPr>
-      <w:r>
-        <w:t>• Copyright, Third-Party Rights, and Permissions: Authors are solely responsible for ensuring that submitted materials do not infringe copyright, licenses, trademarks, privacy rights, database rights, confidentiality obligations, contractual obligations, or any other third-party rights. By submitting a manuscript, authors confirm that they have the legal right to submit, publish, and distribute all content included in the article, including text, figures, tables, images, graphs, datasets, screenshots, quotations, adapted material, translated material, and any other third-party content. GateBreakOpen is not responsible for copyright infringement, unauthorized reuse, licensing violations, or intellectual property disputes arising from author-submitted content.</w:t>
-      </w:r>
-    </w:p>
-    <w:p>
-      <w:pPr>
-        <w:jc w:val="both"/>
-      </w:pPr>
-      <w:r>
-        <w:t>• Ethics, Consent, and Privacy: Authors are responsible for obtaining all required ethical approvals, permissions, informed consent, institutional authorizations, and privacy-compliance documentation where applicable. Authors must not submit personal, sensitive, confidential, clinical, legal, financial, biometric, genetic, psychological, educational, or otherwise identifiable information unless they have the legal right and documented consent to disclose it. GateBreakOpen does not request, publish, or create author badges, professional photographs, or Curriculum Vitae as part of the standard submission and publication process.</w:t>
-      </w:r>
-    </w:p>
-    <w:p>
-      <w:pPr>
-        <w:jc w:val="both"/>
-      </w:pPr>
-      <w:r>
-        <w:t>• Use of AI by Authors: Authors are responsible for declaring any substantial use of AI tools, chatbot systems, automated writing tools, language models, reference-generation tools, data-analysis tools, image-generation tools, or other automated systems in the preparation of their manuscript. Authors remain fully responsible for all AI-generated, AI-assisted, AI-edited, or AI-suggested content included in their submission. The use of AI tools does not reduce or transfer author responsibility.</w:t>
-      </w:r>
-    </w:p>
-    <w:p>
-      <w:pPr>
-        <w:jc w:val="both"/>
-      </w:pPr>
-      <w:r>
-        <w:t>• Reference Checking Disclaimer: Reference checking performed by GateBreakOpen, even when supported by digital tools, artificial intelligence systems, or chatbot workflows, is limited in nature and does not guarantee that all sources are real, complete, updated, correctly interpreted, relevant, or sufficient to support the claims made in the article. Authors remain fully responsible for the existence, accuracy, and proper use of every source, citation, bibliographic detail, link, DOI, PMID, URL, ISBN, ISSN, archive record, dataset, legal document, report, or other information included in their work.</w:t>
-      </w:r>
-    </w:p>
-    <w:p>
-      <w:pPr>
-        <w:jc w:val="both"/>
-      </w:pPr>
-      <w:r>
-        <w:t>• Social Network and Digital Article Sharing: By submitting and signing the required authorization form, the author authorizes GateBreakOpen to share, promote, and disseminate the published article on social networks and digital channels, including Instagram, LinkedIn, X, Facebook, and other online platforms or communication channels. GateBreakOpen may share the article title, article link, article metadata, abstract excerpts, keywords, author name or author names, and publication-related information for online communication and dissemination of the published article. This authorization concerns dissemination of the published article and related article information. GateBreakOpen does not request, publish, or create author badges, professional photographs, or Curriculum Vitae as part of the standard publication process.</w:t>
-      </w:r>
-    </w:p>
-    <w:p>
-      <w:pPr>
-        <w:jc w:val="both"/>
-      </w:pPr>
-      <w:r>
-        <w:t>• No Professional Advice: Content published on GateBreakOpen is provided for informational, cultural, professional, educational, academic, or discussion purposes only. It does not constitute medical, legal, financial, psychological, clinical, technical, or professional advice, unless such responsibility is expressly assumed by the author under applicable law. Readers are encouraged to critically evaluate each article, independently verify sources, consider the limitations declared by authors, and avoid using published content as the sole basis for scientific, clinical, legal, financial, professional, or personal decisions.</w:t>
-      </w:r>
-    </w:p>
-    <w:p>
-      <w:pPr>
-        <w:jc w:val="both"/>
-      </w:pPr>
-      <w:r>
-        <w:t>• No Obligation to Publish: Submission to GateBreakOpen does not create any right to publication. GateBreakOpen reserves the right to reject, suspend, delay, decline, remove, or refuse any contribution at its sole discretion.</w:t>
-      </w:r>
-    </w:p>
-    <w:p>
-      <w:pPr>
-        <w:jc w:val="both"/>
-      </w:pPr>
-      <w:r>
-        <w:t>• Limitation of Liability: GateBreakOpen disclaims all liability for damages, losses, consequences, claims, disputes, incorrect decisions, reputational harm, professional harm, economic harm, legal harm, or any other harm arising directly or indirectly from the publication, consultation, interpretation, dissemination, citation, application, or misuse of content published by authors. Acceptance and online publication of an article on GateBreakOpen do not transfer to the platform any legal, scientific, ethical, methodological, or professional responsibility for the content. Such responsibility remains entirely with the author or authors.</w:t>
-      </w:r>
-    </w:p>
-    <w:p>
-      <w:pPr>
-        <w:jc w:val="both"/>
-      </w:pPr>
-      <w:r>
-        <w:t>• No APC, No Manipulation, and No Favoritism: GateBreakOpen is a totally independent project, without economic, financial, structural, institutional, commercial, corporate, political, religious, or organizational support from third parties. GateBreakOpen is totally free for authors and does not charge Article Processing Charges, submission fees, publication fees, editorial handling fees, formatting fees, archiving fees, or social-sharing fees. GateBreakOpen applies the Creative Commons Attribution-NonCommercial-NoDerivatives 4.0 International license where indicated as CC BY-NC-ND 4.0, allowing sharing with attribution, for non-commercial purposes, and without distributing derivative or modified versions. GateBreakOpen will never require authors to insert articles by other authors into the references, will not use publication to promote citation favoritism, and will not request ad-hoc manuscript modifications to favor third parties, institutions, authors, groups, companies, organizations, ideologies, or external interests.</w:t>
-      </w:r>
-    </w:p>
-    <w:p>
-      <w:pPr>
-        <w:jc w:val="both"/>
-      </w:pPr>
-      <w:r>
-        <w:t>• References, Tables, and Figures: GateBreakOpen may convert the author's reference list into the required standard format, but the author must provide a complete reference list and ensure that all references are already cited within the text. Tables and figures must be submitted separately from the main text file, clearly numbered, indicated in the text, and accompanied by a description of what each table or figure represents. GateBreakOpen may insert tables and figures in numerical order before the References section, but the author remains fully responsible for their accuracy, originality, legality, copyright compliance, and correct interpretation. No Manipulation means that GateBreakOpen will not impose forced references, citation manipulation, artificial visibility, or ad-hoc content changes designed to manipulate the author's work or benefit third parties. No Favoritism means that GateBreakOpen does not provide preferential treatment to authors, institutions, sponsors, funders, companies, organizations, ideologies, or external interests.</w:t>
-      </w:r>
-    </w:p>
-    <w:p>
-      <w:pPr>
-        <w:jc w:val="both"/>
-      </w:pPr>
-      <w:r>
-        <w:t>• No Peer Review: GateBreakOpen does not perform peer review. GateBreakOpen may perform checklist-based quality assurance related to form, format, language, references, editorial guidelines, declarations, tables, figures, file organization, and basic consistency. These checks do not constitute scientific validation, methodological approval, academic certification, expert endorsement, peer-review reports, reviewer recommendations, or judgment on the author's independent ideas, interpretations, conclusions, theoretical position, or intellectual perspective.</w:t>
-      </w:r>
-    </w:p>
-    <w:p>
-      <w:pPr>
-        <w:jc w:val="both"/>
-      </w:pPr>
-      <w:r>
-        <w:t>• Support Contributors: GateBreakOpen may receive voluntary and unpaid support for reference checks, guideline checklist checks, language checks, formatting consistency, and basic editorial QA. Such support does not constitute peer review, scientific validation, methodological approval, academic certification, editorial endorsement, acceptance recommendation, rejection recommendation, or judgment on the author's independent ideas, interpretations, conclusions, theoretical position, or intellectual perspective.</w:t>
-      </w:r>
-    </w:p>
-    <w:p>
-      <w:pPr>
-        <w:pStyle w:val="Heading2"/>
-      </w:pPr>
-      <w:r>
-        <w:t>• No DOI / ARK Identifier Policy</w:t>
-      </w:r>
-    </w:p>
-    <w:p>
-      <w:pPr>
-        <w:jc w:val="both"/>
-      </w:pPr>
-      <w:r>
-        <w:t>GateBreakOpen does not assign DOI identifiers. GateBreakOpen assigns ARK identifiers to eligible publications, using a stable, chronological, and non-reusable identifier structure. ARK identifiers are used to support persistence without implying peer review, scientific validation, academic certification, or DOI-based journal status.</w:t>
-      </w:r>
-    </w:p>
-    <w:p>
-      <w:pPr>
-        <w:pStyle w:val="Heading2"/>
-      </w:pPr>
-      <w:r>
-        <w:t>• Corrections, Retractions, Takedown, Copyright Complaints, and Legal Notices</w:t>
-      </w:r>
-    </w:p>
-    <w:p>
-      <w:pPr>
-        <w:jc w:val="both"/>
-      </w:pPr>
-      <w:r>
-        <w:t>• Correction Policy: GateBreakOpen may correct formal, typographical, metadata, formatting, link, reference-format, or presentation errors after publication. Corrections may be made directly on the online page or through a visible correction note when the correction affects interpretation, attribution, author information, references, declarations, or other relevant publication details.</w:t>
-      </w:r>
-    </w:p>
-    <w:p>
-      <w:pPr>
-        <w:jc w:val="both"/>
-      </w:pPr>
-      <w:r>
-        <w:t>• Retraction and Withdrawal Policy: GateBreakOpen may mark, withdraw, remove, restrict, or retract published material when the platform becomes aware of serious concerns, including but not limited to plagiarism, fabricated or unverifiable content, false statements, copyright infringement, unlawful material, defamatory content, unauthorized personal or sensitive data, ethical violations, prohibited primary human or animal research, hate speech, extremist content, incitement to violence, terrorism-related content, proselytism, or any other material that may violate GateBreakOpen policies or applicable law.</w:t>
-      </w:r>
-    </w:p>
-    <w:p>
-      <w:pPr>
-        <w:jc w:val="both"/>
-      </w:pPr>
-      <w:r>
-        <w:t>• Takedown Policy: Any person, author, institution, rights holder, or concerned party may contact GateBreakOpen to request review, correction, restriction, withdrawal, or removal of published content. Requests should clearly identify the article, the contested material, the reason for the request, supporting documentation where available, and contact information for follow-up. GateBreakOpen may temporarily restrict access to disputed material while the request is reviewed.</w:t>
-      </w:r>
-    </w:p>
-    <w:p>
-      <w:pPr>
-        <w:jc w:val="both"/>
-      </w:pPr>
-      <w:r>
-        <w:t>• Copyright Complaint Policy: Copyright owners or authorized representatives may request review or removal of content that allegedly infringes copyright, licenses, trademarks, database rights, image rights, or other intellectual-property rights. The request should identify the protected work, the allegedly infringing material, the location of the material on GateBreakOpen, proof of ownership or authorization where available, and a good-faith statement explaining the complaint. GateBreakOpen may remove, restrict, or request replacement of disputed material at its discretion.</w:t>
-      </w:r>
-    </w:p>
-    <w:p>
-      <w:pPr>
-        <w:jc w:val="both"/>
-      </w:pPr>
-      <w:r>
-        <w:t>• Complaints and Appeals: Authors or third parties may submit a reasoned complaint or appeal regarding rejection, correction, withdrawal, restriction, takedown, or publication-related decisions. GateBreakOpen may review such requests but is not obliged to reverse prior decisions. No complaint, appeal, or correspondence creates a right to publication, restoration, indexing, promotion, or continued online availability.</w:t>
-      </w:r>
-    </w:p>
-    <w:p>
-      <w:pPr>
-        <w:jc w:val="both"/>
-      </w:pPr>
-      <w:r>
-        <w:t>• Versioning Policy: GateBreakOpen may update metadata, formatting, links, references, declarations, author information, layout, or publication notes when needed. Substantive changes may be indicated through version notes, correction notes, updated files, or replacement files. Authors remain responsible for the accuracy and integrity of any revised or replaced content.</w:t>
-      </w:r>
-    </w:p>
-    <w:p>
-      <w:pPr>
-        <w:jc w:val="both"/>
-      </w:pPr>
-      <w:r>
-        <w:t>• Archiving and Removal Policy: GateBreakOpen may keep, archive, withdraw, replace, restrict, or remove content according to editorial, ethical, legal, technical, preservation, safety, or policy-related needs. Publication on GateBreakOpen does not create a permanent or unconditional right to remain online. Withdrawn or removed content may be retained internally when necessary for documentation, legal protection, abuse prevention, record keeping, or compliance purposes.</w:t>
-      </w:r>
-    </w:p>
-    <w:p>
-      <w:pPr>
-        <w:jc w:val="both"/>
-      </w:pPr>
-      <w:r>
-        <w:t>• Privacy and Data Protection Notice: GateBreakOpen processes only the personal data reasonably necessary for submission handling, correspondence, author identification, publication management, policy documentation, signed forms, and online dissemination of published works. Such data may include author names, email addresses, affiliation information, ORCID where provided, declarations, signatures, submission materials, correspondence, and publication metadata. Authors must not submit personal, sensitive, confidential, clinical, legal, financial, biometric, genetic, psychological, educational, or otherwise identifiable information unless they have the legal right and documented authorization to do so.</w:t>
-      </w:r>
-    </w:p>
-    <w:p>
-      <w:pPr>
-        <w:jc w:val="both"/>
-      </w:pPr>
-      <w:r>
-        <w:t>• Data Retention: GateBreakOpen may retain submission records, signed forms, declarations, correspondence, publication metadata, and internal documentation for as long as reasonably necessary for editorial administration, legal protection, authorship traceability, dispute management, policy compliance, and platform continuity. Authors may contact GateBreakOpen to request information about their personal data, but deletion or modification may be limited where retention is necessary for legal, archival, authorship, dispute, or documentation purposes.</w:t>
-      </w:r>
-    </w:p>
-    <w:p>
-      <w:pPr>
-        <w:jc w:val="both"/>
-      </w:pPr>
-      <w:r>
-        <w:t>• Medical, Legal, Financial, Clinical, and Professional Disclaimer: Content published on GateBreakOpen is provided for informational, cultural, scholarly, educational, professional, or discussion purposes only. It must not be used as a substitute for medical advice, legal advice, financial advice, psychological advice, clinical judgment, technical certification, institutional approval, professional supervision, diagnosis, treatment, or decision-making by qualified professionals. Readers remain responsible for independently verifying content and seeking appropriate professional advice where needed.</w:t>
-      </w:r>
-    </w:p>
-    <w:p>
-      <w:pPr>
-        <w:jc w:val="both"/>
-      </w:pPr>
-      <w:r>
-        <w:t>• Author Indemnification and Hold-Harmless Commitment: By submitting content to GateBreakOpen, authors accept full responsibility for their work and agree, to the maximum extent permitted by applicable law, to hold GateBreakOpen, its founder, collaborators, technical contributors, support contributors, and related workflow systems harmless from claims, disputes, damages, losses, complaints, legal requests, takedown requests, reputational harm, economic harm, professional harm, or any other consequence arising from the author’s submitted or published content, declarations, omissions, copyright status, sources, data, images, tables, figures, references, AI use, ethical conduct, or later reuse of the work.</w:t>
-      </w:r>
-    </w:p>
-    <w:p>
-      <w:pPr>
-        <w:jc w:val="both"/>
-      </w:pPr>
-      <w:r>
-        <w:t>• External Publisher Policies and Later Publication: Authors remain the owners and managers of their own content. GateBreakOpen does not claim exclusive rights over works published on the platform. Authors may subsequently submit, reuse, adapt, republish, or publish their content in other peer-reviewed or non-peer-reviewed journals, platforms, books, repositories, or editorial contexts without mandatory formal permission from GateBreakOpen. However, authors remain responsible for verifying the editorial, copyright, preprint, prior-publication, licensing, and submission policies of any third-party journal, publisher, repository, or platform.</w:t>
-      </w:r>
-    </w:p>
-    <w:p>
-      <w:pPr>
-        <w:jc w:val="both"/>
-      </w:pPr>
-      <w:r>
-        <w:t>• Governing Law and Jurisdiction: Unless otherwise required by mandatory applicable law, GateBreakOpen is conceived, managed, and operated as an independent online project from Italy. Any dispute, request, complaint, or legal matter concerning GateBreakOpen, its policies, published content, author submissions, platform operation, or related documentation should be interpreted, where applicable, in accordance with Italian law and the competent Italian jurisdiction.</w:t>
-      </w:r>
-    </w:p>
-    <w:p>
-      <w:pPr>
-        <w:jc w:val="both"/>
-      </w:pPr>
-      <w:r>
-        <w:t>• No Legal Guarantee: These policies are intended to clarify GateBreakOpen’s publication model, author responsibility, platform limitations, and procedural safeguards. They do not constitute legal advice and do not eliminate all legal, ethical, editorial, technical, reputational, or operational risks. GateBreakOpen may update these policies when needed to improve clarity, safety, compliance, or platform protection.</w:t>
-      </w:r>
-    </w:p>
-    <w:p>
-      <w:pPr>
-        <w:pStyle w:val="Heading2"/>
-      </w:pPr>
-      <w:r>
-        <w:t>• Additional Platform Protection Clauses</w:t>
-      </w:r>
-    </w:p>
-    <w:p>
-      <w:pPr>
-        <w:jc w:val="both"/>
-      </w:pPr>
-      <w:r>
-        <w:t>• Eligibility of Authors: By submitting content to GateBreakOpen, authors confirm that they have the legal capacity, authority, and responsibility to submit, authorize, and publish the work. When a submission involves multiple authors, the corresponding author confirms that all listed authors have approved the submission, the authorship order, the declarations, the publication model, and the GateBreakOpen policies.</w:t>
-      </w:r>
-    </w:p>
-    <w:p>
-      <w:pPr>
-        <w:jc w:val="both"/>
-      </w:pPr>
-      <w:r>
-        <w:t>• Submission Warranty: By submitting a manuscript, authors warrant that the content is lawful, original or properly attributed, non-defamatory, non-fraudulent, non-misleading, non-plagiarized, and does not infringe copyright, privacy rights, confidentiality obligations, contractual obligations, database rights, trademarks, image rights, moral rights, or any other rights of third parties. Authors also warrant that all statements, sources, citations, figures, tables, images, declarations, permissions, and acknowledgments are accurate and legally usable.</w:t>
-      </w:r>
-    </w:p>
-    <w:p>
-      <w:pPr>
-        <w:jc w:val="both"/>
-      </w:pPr>
-      <w:r>
-        <w:t>• Right to Refuse, Delay, Suspend, Restrict, or Remove: GateBreakOpen reserves the right to refuse, delay, suspend, withdraw, restrict, or remove any submission or published content at its sole discretion, without any obligation to publish, maintain online availability, provide indexing, guarantee visibility, or provide detailed justification for editorial, legal, ethical, technical, safety-related, reputational, operational, or policy-related decisions.</w:t>
-      </w:r>
-    </w:p>
-    <w:p>
-      <w:pPr>
-        <w:jc w:val="both"/>
-      </w:pPr>
-      <w:r>
-        <w:t>• No Editorial Duty to Monitor All Content: GateBreakOpen may perform formal, editorial, language, reference, checklist, policy, metadata, and basic consistency checks, including AI-assisted or chatbot-workflow-assisted checks. However, GateBreakOpen has no duty or practical ability to detect every possible error, omission, hidden infringement, fabricated source, false statement, legal violation, ethical issue, or undisclosed risk contained in an author-submitted work. The final responsibility remains with the author or authors.</w:t>
-      </w:r>
-    </w:p>
-    <w:p>
-      <w:pPr>
-        <w:jc w:val="both"/>
-      </w:pPr>
-      <w:r>
-        <w:t>• Misuse of GateBreakOpen Name: Authors, readers, institutions, or third parties must not present publication on GateBreakOpen as peer review, scientific certification, academic validation, institutional endorsement, professional approval, clinical validation, legal authorization, journal indexing, impact-factor status, or official recognition by GateBreakOpen beyond the fact of online publication on the platform.</w:t>
-      </w:r>
-    </w:p>
-    <w:p>
-      <w:pPr>
-        <w:jc w:val="both"/>
-      </w:pPr>
-      <w:r>
-        <w:t>• Indexing, Visibility, and Discoverability Disclaimer: GateBreakOpen does not guarantee indexing, ranking, discoverability, citation, search-engine visibility, Google indexing, Google Scholar indexing, database inclusion, repository inclusion, DOI assignment, PubMed inclusion, Scopus inclusion, Web of Science inclusion, bibliometric recognition, academic ranking, or any form of third-party visibility or recognition. Search engines, repositories, databases, and third-party services operate according to their own independent policies and technical systems.</w:t>
-      </w:r>
-    </w:p>
-    <w:p>
-      <w:pPr>
-        <w:jc w:val="both"/>
-      </w:pPr>
-      <w:r>
-        <w:t>• Third-Party Links and External Resources: GateBreakOpen may include links, references, metadata, identifiers, external pages, repositories, datasets, documents, social networks, or third-party resources. GateBreakOpen is not responsible for the availability, accuracy, safety, legality, stability, content changes, privacy practices, or technical behavior of third-party websites, platforms, services, or external resources.</w:t>
-      </w:r>
-    </w:p>
-    <w:p>
-      <w:pPr>
-        <w:jc w:val="both"/>
-      </w:pPr>
-      <w:r>
-        <w:t>• Evidence Preservation Clause: When content is reported, disputed, withdrawn, restricted, removed, or suspected of violating policy or law, GateBreakOpen may preserve copies, metadata, communications, signed forms, submission materials, internal notes, logs, and related documentation for legal protection, abuse prevention, dispute management, record keeping, compliance, and possible communication with competent authorities where necessary.</w:t>
-      </w:r>
-    </w:p>
-    <w:p>
-      <w:pPr>
-        <w:jc w:val="both"/>
-      </w:pPr>
-      <w:r>
-        <w:t>• Repeated Misconduct and Author Exclusion: GateBreakOpen may refuse future submissions, suspend correspondence, remove access to publication opportunities, or decline collaboration with authors or contributors who repeatedly violate policies, submit prohibited content, provide false declarations, misuse the platform, engage in abusive communication, attempt manipulation, or create legal, ethical, reputational, operational, or safety risks.</w:t>
-      </w:r>
-    </w:p>
-    <w:p>
-      <w:pPr>
-        <w:jc w:val="both"/>
-      </w:pPr>
-      <w:r>
-        <w:t>• Policy Updates Without Prior Notice: GateBreakOpen may update, revise, expand, clarify, reorganize, or replace its policies, submission rules, publication model, editorial procedures, disclaimers, privacy notices, and platform conditions at any time without prior notice, when needed for clarity, compliance, operational safety, legal protection, ethical safeguards, technical maintenance, or platform development.</w:t>
-      </w:r>
-    </w:p>
-    <w:p>
-      <w:pPr>
-        <w:jc w:val="both"/>
-      </w:pPr>
-      <w:r>
-        <w:t>• Severability: If any part of these policies is found to be invalid, unenforceable, unclear, or inapplicable under a specific legal context, the remaining parts shall continue to apply to the maximum extent permitted by applicable law. The invalid or unenforceable part may be interpreted, limited, or replaced in a manner that best preserves the protective purpose of the policy.</w:t>
-      </w:r>
-    </w:p>
-    <w:p>
-      <w:pPr>
-        <w:jc w:val="both"/>
-      </w:pPr>
-      <w:r>
-        <w:t>• No Waiver: Failure by GateBreakOpen to enforce any policy, condition, right, restriction, or protection in a specific case does not constitute a waiver of that policy, condition, right, restriction, or protection in the same or future cases.</w:t>
-      </w:r>
-    </w:p>
-    <w:p>
-      <w:pPr>
-        <w:pStyle w:val="Heading2"/>
-      </w:pPr>
-      <w:r>
-        <w:t>• Operational Safeguards and Abuse Prevention</w:t>
-      </w:r>
-    </w:p>
-    <w:p>
-      <w:pPr>
-        <w:jc w:val="both"/>
-      </w:pPr>
-      <w:r>
-        <w:t>• Official Communication Channel: The official contact channel for submissions, complaints, takedown requests, correction requests, copyright complaints, privacy requests, and policy-related communications is submission@gatebreakopen.org , unless GateBreakOpen later publishes a different official contact address. Communications sent to other addresses or informal channels may not be considered valid or actionable.</w:t>
-      </w:r>
-    </w:p>
-    <w:p>
-      <w:pPr>
-        <w:jc w:val="both"/>
-      </w:pPr>
-      <w:r>
-        <w:t>• Author Identity and Contact Accuracy: Authors are responsible for providing accurate names, contact details, affiliations where declared, authorship information, and corresponding-author information. GateBreakOpen may refuse, delay, suspend, or remove submissions when identity, authorship, authorization, contact information, or institutional representation appears unclear, false, unverifiable, misleading, or disputed.</w:t>
-      </w:r>
-    </w:p>
-    <w:p>
-      <w:pPr>
-        <w:jc w:val="both"/>
-      </w:pPr>
-      <w:r>
-        <w:t>• File Safety and Technical Integrity: Authors must not submit files containing malware, spyware, malicious code, hidden tracking systems, corrupted content, deceptive links, unsafe macros, password-protected material that prevents inspection, or any technical element that may compromise platform safety, devices, users, contributors, or third-party systems. GateBreakOpen may reject or delete unsafe files without review.</w:t>
-      </w:r>
-    </w:p>
-    <w:p>
-      <w:pPr>
-        <w:jc w:val="both"/>
-      </w:pPr>
-      <w:r>
-        <w:t>• Prohibited Exploitative, Sexual, or Harmful Material: GateBreakOpen does not accept sexual exploitation material, child sexual abuse material, grooming-related content, non-consensual intimate content, instructions for self-harm, instructions for violence, dangerous illegal conduct, or content that may facilitate abuse, exploitation, coercion, harassment, or harm. Suspected illegal material may be preserved as evidence and reported to competent authorities where appropriate.</w:t>
-      </w:r>
-    </w:p>
-    <w:p>
-      <w:pPr>
-        <w:jc w:val="both"/>
-      </w:pPr>
-      <w:r>
-        <w:t>• Dangerous Instructions and High-Risk Content: GateBreakOpen may reject, restrict, or remove content that provides operational instructions for unlawful activity, weapons misuse, terrorism, cyber abuse, evasion of law enforcement, fraud, biological or chemical harm, unsafe medical practices, or other high-risk conduct. Scholarly discussion of sensitive topics may be considered only when it is lawful, non-operational, non-inciting, non-promotional, and presented with appropriate safeguards.</w:t>
-      </w:r>
-    </w:p>
-    <w:p>
-      <w:pPr>
-        <w:jc w:val="both"/>
-      </w:pPr>
-      <w:r>
-        <w:t>• Use of the Platform for Spam, Fraud, or Misrepresentation: GateBreakOpen must not be used for spam, deceptive promotion, fake credentials, impersonation, fraudulent authorship, false affiliation, citation schemes, artificial reputation building, academic misconduct, misleading advertising, or any attempt to create a false appearance of peer review, institutional approval, journal ranking, or scientific certification.</w:t>
-      </w:r>
-    </w:p>
-    <w:p>
-      <w:pPr>
-        <w:jc w:val="both"/>
-      </w:pPr>
-      <w:r>
-        <w:t>• No Duty to Host or Preserve Abusive Submissions: GateBreakOpen is not required to store, return, archive, publish, explain, negotiate, or preserve submissions that are abusive, unsafe, unlawful, technically harmful, incomplete, misleading, outside scope, repeatedly non-compliant, or submitted in bad faith. GateBreakOpen may delete or restrict such materials when necessary for safety, legal protection, or operational continuity.</w:t>
-      </w:r>
-    </w:p>
-    <w:p>
-      <w:pPr>
-        <w:jc w:val="both"/>
-      </w:pPr>
-      <w:r>
-        <w:t>• Emergency or Authority Requests: GateBreakOpen may cooperate with competent authorities, hosting providers, domain providers, email providers, legal representatives, or technical service providers when required or reasonably necessary in relation to unlawful content, security risks, abuse reports, copyright complaints, privacy issues, threats, or other serious safety or legal concerns.</w:t>
-      </w:r>
-    </w:p>
-    <w:p>
-      <w:pPr>
-        <w:jc w:val="both"/>
-      </w:pPr>
-      <w:r>
-        <w:t>• No Partnership, Employment, Agency, or Representation: Submission to, publication on, or collaboration with GateBreakOpen does not create employment, partnership, agency, representation, institutional affiliation, editorial board membership, reviewer status, legal representation, professional endorsement, or any authority to act on behalf of GateBreakOpen.</w:t>
-      </w:r>
-    </w:p>
-    <w:p>
-      <w:pPr>
-        <w:jc w:val="both"/>
-      </w:pPr>
-      <w:r>
-        <w:t>• English-Language Publication Policy: GateBreakOpen currently publishes only English-language content. Authors are responsible for providing an English-language manuscript or an English version suitable for publication. GateBreakOpen may refuse, delay, or request revision of submissions that are not provided in English or that require language clarification before publication can be considered.</w:t>
-      </w:r>
-    </w:p>
-    <w:p>
-      <w:pPr>
-        <w:jc w:val="both"/>
-      </w:pPr>
-      <w:r>
-        <w:t>• Policy Interpretation: These policies should be interpreted together and in a manner that best protects transparency, author responsibility, reader safety, lawful publication, platform independence, and GateBreakOpen’s zero-cost, online-only, AI-assisted, not peer-reviewed model. Section titles are for readability and do not limit the meaning or scope of the policy text.</w:t>
-      </w:r>
-    </w:p>
-    <w:p>
-      <w:pPr>
-        <w:pStyle w:val="Heading2"/>
-      </w:pPr>
-      <w:r>
-        <w:t>• Specific Copyright and AI Verification Safeguards</w:t>
-      </w:r>
-    </w:p>
-    <w:p>
-      <w:pPr>
-        <w:jc w:val="both"/>
-      </w:pPr>
-      <w:r>
-        <w:t>• Copyright and Third-Party Material Declaration: Authors must ensure that all text, tables, figures, images, graphs, screenshots, diagrams, translations, adapted materials, datasets, appendices, and supplementary materials included in a submission are original, lawfully reused, licensed, in the public domain, properly cited, or used with documented permission. Authors must be able to provide permission, license, source information, or proof of lawful use for any third-party material if requested by GateBreakOpen.</w:t>
-      </w:r>
-    </w:p>
-    <w:p>
-      <w:pPr>
-        <w:jc w:val="both"/>
-      </w:pPr>
-      <w:r>
-        <w:t>• Unclear Copyright Status: GateBreakOpen may reject, delay, suspend, restrict, remove, or request replacement of any material when copyright ownership, license status, image rights, translation rights, adaptation rights, quotation limits, reuse permissions, or lawful-use conditions are unclear, disputed, undocumented, or potentially incompatible with online publication.</w:t>
-      </w:r>
-    </w:p>
-    <w:p>
-      <w:pPr>
-        <w:jc w:val="both"/>
-      </w:pPr>
-      <w:r>
-        <w:t>• Full Author Responsibility for Third-Party Rights: Authors accept full responsibility for any copyright claim, licensing dispute, image-rights dispute, quotation dispute, translation dispute, database-rights dispute, trademark dispute, confidentiality dispute, or third-party rights complaint arising from their submitted or published content.</w:t>
-      </w:r>
-    </w:p>
-    <w:p>
-      <w:pPr>
-        <w:jc w:val="both"/>
-      </w:pPr>
-      <w:r>
-        <w:t>• AI-Generated or AI-Assisted Content Verification Declaration: Authors must personally review, verify, and approve all AI-generated, AI-assisted, AI-edited, AI-translated, AI-summarized, AI-coded, AI-formatted, or AI-reformulated content before submission. Use of AI tools does not reduce author responsibility and does not transfer responsibility to GateBreakOpen.</w:t>
-      </w:r>
-    </w:p>
-    <w:p>
-      <w:pPr>
-        <w:jc w:val="both"/>
-      </w:pPr>
-      <w:r>
-        <w:t>• No Fabricated AI Content: Authors must not knowingly include fabricated references, fabricated DOI, fabricated PMID, fabricated URLs, fabricated authors, fabricated journals, fabricated quotations, fabricated data, fabricated findings, fabricated legal sources, fabricated clinical claims, or misleading AI-generated statements. Every reference cited in the manuscript must be checked by the author for existence, relevance, accuracy, and consistency with the statement it supports.</w:t>
-      </w:r>
-    </w:p>
-    <w:p>
-      <w:pPr>
-        <w:jc w:val="both"/>
-      </w:pPr>
-      <w:r>
-        <w:t>• AI Error and Hallucination Response: GateBreakOpen may reject, delay, correct, suspend, restrict, withdraw, remove, or add notices to content if AI-generated errors, hallucinated references, unverifiable claims, false bibliographic details, fabricated data, misleading summaries, or inaccurate AI-assisted material are detected or reported before or after publication.</w:t>
-      </w:r>
-    </w:p>
-    <w:p>
-      <w:pPr>
-        <w:pStyle w:val="Heading2"/>
-      </w:pPr>
-      <w:r>
-        <w:t>• Author Responsibility and GateBreakOpen Non-Liability</w:t>
-      </w:r>
-    </w:p>
-    <w:p>
-      <w:pPr>
-        <w:jc w:val="both"/>
-      </w:pPr>
-      <w:r>
-        <w:t>Each author remains solely and fully responsible for the submitted and published content, including its accuracy, originality, legality, ethical compliance, references, declarations, images, tables, figures, data, permissions, and any possible consequences arising from publication.</w:t>
-      </w:r>
-    </w:p>
-    <w:p>
-      <w:pPr>
-        <w:jc w:val="both"/>
-      </w:pPr>
-      <w:r>
-        <w:t>GateBreakOpen does not endorse, certify, validate, verify, approve, recommend, or assume responsibility for the scientific, legal, ethical, medical, technical, methodological, professional, or factual content of published works. Publication on GateBreakOpen does not imply legal validation, ethical approval, academic certification, medical validation, institutional support, or endorsement by GateBreakOpen.</w:t>
-      </w:r>
-    </w:p>
-    <w:p>
-      <w:pPr>
-        <w:jc w:val="both"/>
-      </w:pPr>
-      <w:r>
-        <w:t>GateBreakOpen may perform only formal, language, reference, guideline, policy, layout, metadata, and basic consistency checks. These checks do not constitute peer review, scientific validation, factual certification, legal review, ethical review, clinical review, methodological approval, or transfer of responsibility from the author to GateBreakOpen.</w:t>
-      </w:r>
-    </w:p>
-    <w:p>
-      <w:pPr>
-        <w:jc w:val="both"/>
-      </w:pPr>
-      <w:r>
-        <w:t>By submitting and signing the required GateBreakOpen form, the author accepts full responsibility for the work and agrees, to the maximum extent permitted by applicable law, to hold GateBreakOpen harmless from claims, disputes, damages, complaints, requests, or liabilities arising from the content submitted or published by the author.</w:t>
-      </w:r>
-    </w:p>
-    <w:p>
-      <w:r>
-        <w:br w:type="page"/>
-      </w:r>
-    </w:p>
-    <w:p>
-      <w:pPr>
-        <w:pStyle w:val="Heading1"/>
-      </w:pPr>
-      <w:r>
-        <w:t>PART K - AUTHOR FINAL ACCEPTANCE AFTER COMPLETE POLICY TEXT</w:t>
-      </w:r>
-    </w:p>
-    <w:p>
-      <w:r>
-        <w:t>The following checkboxes and signature appear after the complete policy text. By signing below, the author confirms that the complete policy text above has been read and accepted.</w:t>
-      </w:r>
-    </w:p>
-    <w:p>
-      <w:pPr>
-        <w:ind w:left="173"/>
-      </w:pPr>
-      <w:r>
-        <w:rPr>
-          <w:b/>
-        </w:rPr>
-        <w:t xml:space="preserve">☐ </w:t>
-      </w:r>
-      <w:r>
-        <w:t>I have read and understood the complete GateBreakOpen policy included in Part J of this form.</w:t>
-      </w:r>
-    </w:p>
-    <w:p>
-      <w:pPr>
-        <w:ind w:left="173"/>
-      </w:pPr>
-      <w:r>
-        <w:rPr>
-          <w:b/>
-        </w:rPr>
-        <w:t xml:space="preserve">☐ </w:t>
-      </w:r>
-      <w:r>
-        <w:t>I accept GateBreakOpen's online-only, zero-cost, AI-assisted, not peer-reviewed publication model.</w:t>
-      </w:r>
-    </w:p>
-    <w:p>
-      <w:pPr>
-        <w:ind w:left="173"/>
-      </w:pPr>
-      <w:r>
-        <w:rPr>
-          <w:b/>
-        </w:rPr>
-        <w:t xml:space="preserve">☐ </w:t>
-      </w:r>
-      <w:r>
-        <w:t>I accept GateBreakOpen's No APC policy.</w:t>
-      </w:r>
-    </w:p>
-    <w:p>
-      <w:pPr>
-        <w:ind w:left="173"/>
-      </w:pPr>
-      <w:r>
-        <w:rPr>
-          <w:b/>
-        </w:rPr>
-        <w:t xml:space="preserve">☐ </w:t>
-      </w:r>
-      <w:r>
-        <w:t>I accept GateBreakOpen's No Manipulation policy.</w:t>
-      </w:r>
-    </w:p>
-    <w:p>
-      <w:pPr>
-        <w:ind w:left="173"/>
-      </w:pPr>
-      <w:r>
-        <w:rPr>
-          <w:b/>
-        </w:rPr>
-        <w:t xml:space="preserve">☐ </w:t>
-      </w:r>
-      <w:r>
-        <w:t>I accept GateBreakOpen's No Favoritism policy.</w:t>
-      </w:r>
-    </w:p>
-    <w:p>
-      <w:pPr>
-        <w:ind w:left="173"/>
-      </w:pPr>
-      <w:r>
-        <w:rPr>
-          <w:b/>
-        </w:rPr>
-        <w:t xml:space="preserve">☐ </w:t>
-      </w:r>
-      <w:r>
-        <w:t>I understand and accept that GateBreakOpen does not perform peer review.</w:t>
-      </w:r>
-    </w:p>
-    <w:p>
-      <w:pPr>
-        <w:ind w:left="173"/>
-      </w:pPr>
-      <w:r>
-        <w:rPr>
-          <w:b/>
-        </w:rPr>
-        <w:t xml:space="preserve">☐ </w:t>
-      </w:r>
-      <w:r>
-        <w:t>I understand and accept that GateBreakOpen may perform only formal, language, reference, guideline, policy, metadata, layout, and format QA.</w:t>
-      </w:r>
-    </w:p>
-    <w:p>
-      <w:pPr>
-        <w:ind w:left="173"/>
-      </w:pPr>
-      <w:r>
-        <w:rPr>
-          <w:b/>
-        </w:rPr>
-        <w:t xml:space="preserve">☐ </w:t>
-      </w:r>
-      <w:r>
-        <w:t>I accept GateBreakOpen's author responsibility and non-liability rules.</w:t>
-      </w:r>
-    </w:p>
-    <w:p>
-      <w:pPr>
-        <w:ind w:left="173"/>
-      </w:pPr>
-      <w:r>
-        <w:rPr>
-          <w:b/>
-        </w:rPr>
-        <w:t xml:space="preserve">☐ </w:t>
-      </w:r>
-      <w:r>
-        <w:t>I accept GateBreakOpen's privacy and personal data processing conditions.</w:t>
-      </w:r>
-    </w:p>
-    <w:p>
-      <w:pPr>
-        <w:ind w:left="173"/>
-      </w:pPr>
-      <w:r>
-        <w:rPr>
-          <w:b/>
-        </w:rPr>
-        <w:t xml:space="preserve">☐ </w:t>
-      </w:r>
-      <w:r>
-        <w:t>I accept GateBreakOpen's copyright, third-party materials, and AI verification rules.</w:t>
-      </w:r>
-    </w:p>
-    <w:p>
-      <w:pPr>
-        <w:ind w:left="173"/>
-      </w:pPr>
-      <w:r>
-        <w:rPr>
-          <w:b/>
-        </w:rPr>
-        <w:t xml:space="preserve">☐ </w:t>
-      </w:r>
-      <w:r>
-        <w:t>I accept GateBreakOpen's prohibited content and operational safeguards.</w:t>
-      </w:r>
-    </w:p>
-    <w:p>
-      <w:pPr>
-        <w:ind w:left="173"/>
-      </w:pPr>
-      <w:r>
-        <w:rPr>
-          <w:b/>
-        </w:rPr>
-        <w:t xml:space="preserve">☐ </w:t>
-      </w:r>
-      <w:r>
-        <w:t>I accept GateBreakOpen's reporting, correction, retraction, takedown, copyright complaint, suspension, and removal policy.</w:t>
-      </w:r>
-    </w:p>
-    <w:p>
-      <w:pPr>
-        <w:ind w:left="173"/>
-      </w:pPr>
-      <w:r>
-        <w:rPr>
-          <w:b/>
-        </w:rPr>
-        <w:t xml:space="preserve">☐ </w:t>
-      </w:r>
-      <w:r>
-        <w:t>I accept GateBreakOpen's No DOI / ARK or internal identifier policy.</w:t>
-      </w:r>
-    </w:p>
-    <w:p>
-      <w:pPr>
-        <w:ind w:left="173"/>
-      </w:pPr>
-      <w:r>
-        <w:rPr>
-          <w:b/>
-        </w:rPr>
-        <w:t xml:space="preserve">☐ </w:t>
-      </w:r>
-      <w:r>
-        <w:t>I accept the author indemnification and hold-harmless commitment to the maximum extent permitted by applicable law.</w:t>
-      </w:r>
-    </w:p>
-    <w:p>
-      <w:pPr>
-        <w:ind w:left="173"/>
-      </w:pPr>
-      <w:r>
-        <w:rPr>
-          <w:b/>
-        </w:rPr>
-        <w:t xml:space="preserve">☐ </w:t>
-      </w:r>
-      <w:r>
-        <w:t>I accept the governing law and jurisdiction clause stated in the complete policy.</w:t>
-      </w:r>
-    </w:p>
-    <w:p>
-      <w:pPr>
-        <w:ind w:left="173"/>
-      </w:pPr>
-      <w:r>
-        <w:rPr>
-          <w:b/>
-        </w:rPr>
-        <w:t xml:space="preserve">☐ </w:t>
-      </w:r>
-      <w:r>
-        <w:t>I confirm that all information provided in this form is true and complete to the best of my knowledge.</w:t>
-      </w:r>
-    </w:p>
-    <w:p>
-      <w:pPr>
-        <w:pStyle w:val="Heading2"/>
-      </w:pPr>
-      <w:r>
-        <w:t>AUTHOR SIGNATURE FOR PUBLICATION, PRIVACY, AND FULL POLICY ACCEPTANCE</w:t>
-      </w:r>
+      <w:r/>
     </w:p>
     <w:tbl>
       <w:tblPr>
@@ -2462,31 +687,41 @@
         <w:tblLook w:firstColumn="1" w:firstRow="1" w:lastColumn="0" w:lastRow="0" w:noHBand="0" w:noVBand="1" w:val="04A0"/>
       </w:tblPr>
       <w:tblGrid>
-        <w:gridCol w:w="5184"/>
-        <w:gridCol w:w="5184"/>
+        <w:gridCol w:w="5083"/>
+        <w:gridCol w:w="5083"/>
       </w:tblGrid>
       <w:tr>
         <w:tc>
           <w:tcPr>
-            <w:tcW w:type="dxa" w:w="5184"/>
-            <w:shd w:fill="FFF2E0"/>
+            <w:tcW w:type="dxa" w:w="5083"/>
+            <w:vAlign w:val="center"/>
+            <w:shd w:fill="F2F2F2"/>
           </w:tcPr>
           <w:p>
+            <w:r/>
             <w:r>
               <w:rPr>
+                <w:rFonts w:ascii="Arial" w:hAnsi="Arial"/>
                 <w:b/>
+                <w:sz w:val="18"/>
               </w:rPr>
-              <w:t>Author full name</w:t>
+              <w:t>Co-author 2 - Full Name</w:t>
             </w:r>
           </w:p>
         </w:tc>
         <w:tc>
           <w:tcPr>
-            <w:tcW w:type="dxa" w:w="5184"/>
+            <w:tcW w:type="dxa" w:w="5083"/>
+            <w:vAlign w:val="center"/>
           </w:tcPr>
           <w:p>
+            <w:r/>
             <w:r>
-              <w:br/>
+              <w:rPr>
+                <w:rFonts w:ascii="Arial" w:hAnsi="Arial"/>
+                <w:b w:val="0"/>
+                <w:sz w:val="18"/>
+              </w:rPr>
             </w:r>
           </w:p>
         </w:tc>
@@ -2494,25 +729,35 @@
       <w:tr>
         <w:tc>
           <w:tcPr>
-            <w:tcW w:type="dxa" w:w="5184"/>
-            <w:shd w:fill="FFF2E0"/>
+            <w:tcW w:type="dxa" w:w="5083"/>
+            <w:vAlign w:val="center"/>
+            <w:shd w:fill="F2F2F2"/>
           </w:tcPr>
           <w:p>
+            <w:r/>
             <w:r>
               <w:rPr>
+                <w:rFonts w:ascii="Arial" w:hAnsi="Arial"/>
                 <w:b/>
+                <w:sz w:val="18"/>
               </w:rPr>
-              <w:t>Article title</w:t>
+              <w:t>Co-author 2 - Email</w:t>
             </w:r>
           </w:p>
         </w:tc>
         <w:tc>
           <w:tcPr>
-            <w:tcW w:type="dxa" w:w="5184"/>
+            <w:tcW w:type="dxa" w:w="5083"/>
+            <w:vAlign w:val="center"/>
           </w:tcPr>
           <w:p>
+            <w:r/>
             <w:r>
-              <w:br/>
+              <w:rPr>
+                <w:rFonts w:ascii="Arial" w:hAnsi="Arial"/>
+                <w:b w:val="0"/>
+                <w:sz w:val="18"/>
+              </w:rPr>
             </w:r>
           </w:p>
         </w:tc>
@@ -2520,25 +765,35 @@
       <w:tr>
         <w:tc>
           <w:tcPr>
-            <w:tcW w:type="dxa" w:w="5184"/>
-            <w:shd w:fill="FFF2E0"/>
+            <w:tcW w:type="dxa" w:w="5083"/>
+            <w:vAlign w:val="center"/>
+            <w:shd w:fill="F2F2F2"/>
           </w:tcPr>
           <w:p>
+            <w:r/>
             <w:r>
               <w:rPr>
+                <w:rFonts w:ascii="Arial" w:hAnsi="Arial"/>
                 <w:b/>
+                <w:sz w:val="18"/>
               </w:rPr>
-              <w:t>Place and date</w:t>
+              <w:t>Co-author 2 - ORCID, if available</w:t>
             </w:r>
           </w:p>
         </w:tc>
         <w:tc>
           <w:tcPr>
-            <w:tcW w:type="dxa" w:w="5184"/>
+            <w:tcW w:type="dxa" w:w="5083"/>
+            <w:vAlign w:val="center"/>
           </w:tcPr>
           <w:p>
+            <w:r/>
             <w:r>
-              <w:br/>
+              <w:rPr>
+                <w:rFonts w:ascii="Arial" w:hAnsi="Arial"/>
+                <w:b w:val="0"/>
+                <w:sz w:val="18"/>
+              </w:rPr>
             </w:r>
           </w:p>
         </w:tc>
@@ -2546,93 +801,42 @@
       <w:tr>
         <w:tc>
           <w:tcPr>
-            <w:tcW w:type="dxa" w:w="5184"/>
-            <w:shd w:fill="FFF2E0"/>
+            <w:tcW w:type="dxa" w:w="5083"/>
+            <w:vAlign w:val="center"/>
+            <w:shd w:fill="F2F2F2"/>
           </w:tcPr>
           <w:p>
+            <w:r/>
             <w:r>
               <w:rPr>
+                <w:rFonts w:ascii="Arial" w:hAnsi="Arial"/>
                 <w:b/>
+                <w:sz w:val="18"/>
               </w:rPr>
-              <w:t>Signature</w:t>
+              <w:t>Co-author 2 - Affiliation or Independent</w:t>
             </w:r>
           </w:p>
         </w:tc>
         <w:tc>
           <w:tcPr>
-            <w:tcW w:type="dxa" w:w="5184"/>
+            <w:tcW w:type="dxa" w:w="5083"/>
+            <w:vAlign w:val="center"/>
           </w:tcPr>
           <w:p>
+            <w:r/>
             <w:r>
-              <w:br/>
+              <w:rPr>
+                <w:rFonts w:ascii="Arial" w:hAnsi="Arial"/>
+                <w:b w:val="0"/>
+                <w:sz w:val="18"/>
+              </w:rPr>
             </w:r>
           </w:p>
         </w:tc>
       </w:tr>
     </w:tbl>
-    <w:p/>
     <w:p>
-      <w:pPr>
-        <w:pStyle w:val="Heading1"/>
-      </w:pPr>
-      <w:r>
-        <w:t>PART L - FINAL POLICY SIGNATURE</w:t>
-      </w:r>
-    </w:p>
-    <w:p>
-      <w:r>
-        <w:t>This second signature confirms that the author specifically accepts the complete policy text contained in Part J of this form before signing. This signature is intentionally placed after the complete policy section.</w:t>
-      </w:r>
-    </w:p>
-    <w:p>
-      <w:pPr>
-        <w:ind w:left="173"/>
-      </w:pPr>
-      <w:r>
-        <w:rPr>
-          <w:b/>
-        </w:rPr>
-        <w:t xml:space="preserve">☐ </w:t>
-      </w:r>
-      <w:r>
-        <w:t>I specifically accept the complete GateBreakOpen policy text contained in Part J.</w:t>
-      </w:r>
-    </w:p>
-    <w:p>
-      <w:pPr>
-        <w:ind w:left="173"/>
-      </w:pPr>
-      <w:r>
-        <w:rPr>
-          <w:b/>
-        </w:rPr>
-        <w:t xml:space="preserve">☐ </w:t>
-      </w:r>
-      <w:r>
-        <w:t>I understand that GateBreakOpen publication is not peer-reviewed, not scientifically validated, and not an endorsement of the work.</w:t>
-      </w:r>
-    </w:p>
-    <w:p>
-      <w:pPr>
-        <w:ind w:left="173"/>
-      </w:pPr>
-      <w:r>
-        <w:rPr>
-          <w:b/>
-        </w:rPr>
-        <w:t xml:space="preserve">☐ </w:t>
-      </w:r>
-      <w:r>
-        <w:t>I understand that GateBreakOpen may reject, correct, suspend, restrict, withdraw, remove, or add notices to content according to the complete policies above.</w:t>
-      </w:r>
-    </w:p>
-    <w:p>
-      <w:pPr>
-        <w:pStyle w:val="Heading2"/>
-      </w:pPr>
-      <w:r>
-        <w:t>FINAL POLICY SIGNATURE</w:t>
-      </w:r>
+      <w:r/>
     </w:p>
     <w:tbl>
       <w:tblPr>
@@ -2642,31 +846,41 @@
         <w:tblLook w:firstColumn="1" w:firstRow="1" w:lastColumn="0" w:lastRow="0" w:noHBand="0" w:noVBand="1" w:val="04A0"/>
       </w:tblPr>
       <w:tblGrid>
-        <w:gridCol w:w="5184"/>
-        <w:gridCol w:w="5184"/>
+        <w:gridCol w:w="5083"/>
+        <w:gridCol w:w="5083"/>
       </w:tblGrid>
       <w:tr>
         <w:tc>
           <w:tcPr>
-            <w:tcW w:type="dxa" w:w="5184"/>
-            <w:shd w:fill="FFF2E0"/>
+            <w:tcW w:type="dxa" w:w="5083"/>
+            <w:vAlign w:val="center"/>
+            <w:shd w:fill="F2F2F2"/>
           </w:tcPr>
           <w:p>
+            <w:r/>
             <w:r>
               <w:rPr>
+                <w:rFonts w:ascii="Arial" w:hAnsi="Arial"/>
                 <w:b/>
+                <w:sz w:val="18"/>
               </w:rPr>
-              <w:t>Final policy signature - author full name</w:t>
+              <w:t>Co-author 3 - Full Name</w:t>
             </w:r>
           </w:p>
         </w:tc>
         <w:tc>
           <w:tcPr>
-            <w:tcW w:type="dxa" w:w="5184"/>
+            <w:tcW w:type="dxa" w:w="5083"/>
+            <w:vAlign w:val="center"/>
           </w:tcPr>
           <w:p>
+            <w:r/>
             <w:r>
-              <w:br/>
+              <w:rPr>
+                <w:rFonts w:ascii="Arial" w:hAnsi="Arial"/>
+                <w:b w:val="0"/>
+                <w:sz w:val="18"/>
+              </w:rPr>
             </w:r>
           </w:p>
         </w:tc>
@@ -2674,25 +888,35 @@
       <w:tr>
         <w:tc>
           <w:tcPr>
-            <w:tcW w:type="dxa" w:w="5184"/>
-            <w:shd w:fill="FFF2E0"/>
+            <w:tcW w:type="dxa" w:w="5083"/>
+            <w:vAlign w:val="center"/>
+            <w:shd w:fill="F2F2F2"/>
           </w:tcPr>
           <w:p>
+            <w:r/>
             <w:r>
               <w:rPr>
+                <w:rFonts w:ascii="Arial" w:hAnsi="Arial"/>
                 <w:b/>
+                <w:sz w:val="18"/>
               </w:rPr>
-              <w:t>Place and date</w:t>
+              <w:t>Co-author 3 - Email</w:t>
             </w:r>
           </w:p>
         </w:tc>
         <w:tc>
           <w:tcPr>
-            <w:tcW w:type="dxa" w:w="5184"/>
+            <w:tcW w:type="dxa" w:w="5083"/>
+            <w:vAlign w:val="center"/>
           </w:tcPr>
           <w:p>
+            <w:r/>
             <w:r>
-              <w:br/>
+              <w:rPr>
+                <w:rFonts w:ascii="Arial" w:hAnsi="Arial"/>
+                <w:b w:val="0"/>
+                <w:sz w:val="18"/>
+              </w:rPr>
             </w:r>
           </w:p>
         </w:tc>
@@ -2700,135 +924,78 @@
       <w:tr>
         <w:tc>
           <w:tcPr>
-            <w:tcW w:type="dxa" w:w="5184"/>
-            <w:shd w:fill="FFF2E0"/>
+            <w:tcW w:type="dxa" w:w="5083"/>
+            <w:vAlign w:val="center"/>
+            <w:shd w:fill="F2F2F2"/>
           </w:tcPr>
           <w:p>
+            <w:r/>
             <w:r>
               <w:rPr>
+                <w:rFonts w:ascii="Arial" w:hAnsi="Arial"/>
                 <w:b/>
+                <w:sz w:val="18"/>
               </w:rPr>
-              <w:t>Signature</w:t>
+              <w:t>Co-author 3 - ORCID, if available</w:t>
             </w:r>
           </w:p>
         </w:tc>
         <w:tc>
           <w:tcPr>
-            <w:tcW w:type="dxa" w:w="5184"/>
+            <w:tcW w:type="dxa" w:w="5083"/>
+            <w:vAlign w:val="center"/>
           </w:tcPr>
           <w:p>
+            <w:r/>
             <w:r>
-              <w:br/>
+              <w:rPr>
+                <w:rFonts w:ascii="Arial" w:hAnsi="Arial"/>
+                <w:b w:val="0"/>
+                <w:sz w:val="18"/>
+              </w:rPr>
+            </w:r>
+          </w:p>
+        </w:tc>
+      </w:tr>
+      <w:tr>
+        <w:tc>
+          <w:tcPr>
+            <w:tcW w:type="dxa" w:w="5083"/>
+            <w:vAlign w:val="center"/>
+            <w:shd w:fill="F2F2F2"/>
+          </w:tcPr>
+          <w:p>
+            <w:r/>
+            <w:r>
+              <w:rPr>
+                <w:rFonts w:ascii="Arial" w:hAnsi="Arial"/>
+                <w:b/>
+                <w:sz w:val="18"/>
+              </w:rPr>
+              <w:t>Co-author 3 - Affiliation or Independent</w:t>
+            </w:r>
+          </w:p>
+        </w:tc>
+        <w:tc>
+          <w:tcPr>
+            <w:tcW w:type="dxa" w:w="5083"/>
+            <w:vAlign w:val="center"/>
+          </w:tcPr>
+          <w:p>
+            <w:r/>
+            <w:r>
+              <w:rPr>
+                <w:rFonts w:ascii="Arial" w:hAnsi="Arial"/>
+                <w:b w:val="0"/>
+                <w:sz w:val="18"/>
+              </w:rPr>
             </w:r>
           </w:p>
         </w:tc>
       </w:tr>
     </w:tbl>
-    <w:p/>
     <w:p>
-      <w:pPr>
-        <w:pStyle w:val="Heading1"/>
-      </w:pPr>
-      <w:r>
-        <w:t>PART M - SPECIFIC AUTHOR RESPONSIBILITY AND GATEBREAKOPEN NON-LIABILITY SIGNATURE</w:t>
-      </w:r>
-    </w:p>
-    <w:p>
-      <w:r>
-        <w:t>This section is a specific, separate, dated and signed acceptance point. By signing below, the author confirms that responsibility for the submitted and published content remains with the author and is not transferred to GateBreakOpen.</w:t>
-      </w:r>
-    </w:p>
-    <w:p>
-      <w:pPr>
-        <w:ind w:left="173"/>
-      </w:pPr>
-      <w:r>
-        <w:rPr>
-          <w:b/>
-        </w:rPr>
-        <w:t xml:space="preserve">☐ </w:t>
-      </w:r>
-      <w:r>
-        <w:t>I declare that I am solely and fully responsible for the submitted and published content, including its accuracy, originality, legality, ethical compliance, references, declarations, images, tables, figures, data, permissions, and any possible consequences arising from publication.</w:t>
-      </w:r>
-    </w:p>
-    <w:p>
-      <w:pPr>
-        <w:ind w:left="173"/>
-      </w:pPr>
-      <w:r>
-        <w:rPr>
-          <w:b/>
-        </w:rPr>
-        <w:t xml:space="preserve">☐ </w:t>
-      </w:r>
-      <w:r>
-        <w:t>I understand and accept that GateBreakOpen is an online-only, zero-cost, AI-assisted, non-peer-reviewed publishing platform.</w:t>
-      </w:r>
-    </w:p>
-    <w:p>
-      <w:pPr>
-        <w:ind w:left="173"/>
-      </w:pPr>
-      <w:r>
-        <w:rPr>
-          <w:b/>
-        </w:rPr>
-        <w:t xml:space="preserve">☐ </w:t>
-      </w:r>
-      <w:r>
-        <w:t>I understand that GateBreakOpen does not perform peer review, does not provide scientific validation, does not certify the truthfulness or correctness of the content, and does not assume responsibility for the author’s statements, interpretations, conclusions, opinions, data, references, or materials.</w:t>
-      </w:r>
-    </w:p>
-    <w:p>
-      <w:pPr>
-        <w:ind w:left="173"/>
-      </w:pPr>
-      <w:r>
-        <w:rPr>
-          <w:b/>
-        </w:rPr>
-        <w:t xml:space="preserve">☐ </w:t>
-      </w:r>
-      <w:r>
-        <w:t>I understand that publication on GateBreakOpen does not imply endorsement, approval, recommendation, legal validation, ethical approval, academic certification, medical validation, professional validation, institutional support, or guarantee by GateBreakOpen.</w:t>
-      </w:r>
-    </w:p>
-    <w:p>
-      <w:pPr>
-        <w:ind w:left="173"/>
-      </w:pPr>
-      <w:r>
-        <w:rPr>
-          <w:b/>
-        </w:rPr>
-        <w:t xml:space="preserve">☐ </w:t>
-      </w:r>
-      <w:r>
-        <w:t>I accept that GateBreakOpen may perform only formal, language, reference, guideline, policy, layout, metadata, and basic consistency checks, and that these checks do not transfer any responsibility from the author to GateBreakOpen.</w:t>
-      </w:r>
-    </w:p>
-    <w:p>
-      <w:pPr>
-        <w:ind w:left="173"/>
-      </w:pPr>
-      <w:r>
-        <w:rPr>
-          <w:b/>
-        </w:rPr>
-        <w:t xml:space="preserve">☐ </w:t>
-      </w:r>
-      <w:r>
-        <w:t>I agree to hold GateBreakOpen harmless, to the maximum extent permitted by applicable law, from claims, disputes, damages, requests, complaints, or liabilities arising from the content I submit or publish.</w:t>
-      </w:r>
-    </w:p>
-    <w:p>
-      <w:pPr>
-        <w:pStyle w:val="Heading2"/>
-      </w:pPr>
-      <w:r>
-        <w:t>SPECIFIC SIGNATURE FOR AUTHOR RESPONSIBILITY AND GATEBREAKOPEN NON-LIABILITY</w:t>
-      </w:r>
+      <w:r/>
     </w:p>
     <w:tbl>
       <w:tblPr>
@@ -2838,31 +1005,41 @@
         <w:tblLook w:firstColumn="1" w:firstRow="1" w:lastColumn="0" w:lastRow="0" w:noHBand="0" w:noVBand="1" w:val="04A0"/>
       </w:tblPr>
       <w:tblGrid>
-        <w:gridCol w:w="5184"/>
-        <w:gridCol w:w="5184"/>
+        <w:gridCol w:w="5083"/>
+        <w:gridCol w:w="5083"/>
       </w:tblGrid>
       <w:tr>
         <w:tc>
           <w:tcPr>
-            <w:tcW w:type="dxa" w:w="5184"/>
-            <w:shd w:fill="FFF2E0"/>
+            <w:tcW w:type="dxa" w:w="5083"/>
+            <w:vAlign w:val="center"/>
+            <w:shd w:fill="F2F2F2"/>
           </w:tcPr>
           <w:p>
+            <w:r/>
             <w:r>
               <w:rPr>
+                <w:rFonts w:ascii="Arial" w:hAnsi="Arial"/>
                 <w:b/>
+                <w:sz w:val="18"/>
               </w:rPr>
-              <w:t>Author full name</w:t>
+              <w:t>Co-author 4 - Full Name</w:t>
             </w:r>
           </w:p>
         </w:tc>
         <w:tc>
           <w:tcPr>
-            <w:tcW w:type="dxa" w:w="5184"/>
+            <w:tcW w:type="dxa" w:w="5083"/>
+            <w:vAlign w:val="center"/>
           </w:tcPr>
           <w:p>
+            <w:r/>
             <w:r>
-              <w:br/>
+              <w:rPr>
+                <w:rFonts w:ascii="Arial" w:hAnsi="Arial"/>
+                <w:b w:val="0"/>
+                <w:sz w:val="18"/>
+              </w:rPr>
             </w:r>
           </w:p>
         </w:tc>
@@ -2870,25 +1047,35 @@
       <w:tr>
         <w:tc>
           <w:tcPr>
-            <w:tcW w:type="dxa" w:w="5184"/>
-            <w:shd w:fill="FFF2E0"/>
+            <w:tcW w:type="dxa" w:w="5083"/>
+            <w:vAlign w:val="center"/>
+            <w:shd w:fill="F2F2F2"/>
           </w:tcPr>
           <w:p>
+            <w:r/>
             <w:r>
               <w:rPr>
+                <w:rFonts w:ascii="Arial" w:hAnsi="Arial"/>
                 <w:b/>
+                <w:sz w:val="18"/>
               </w:rPr>
-              <w:t>Article title</w:t>
+              <w:t>Co-author 4 - Email</w:t>
             </w:r>
           </w:p>
         </w:tc>
         <w:tc>
           <w:tcPr>
-            <w:tcW w:type="dxa" w:w="5184"/>
+            <w:tcW w:type="dxa" w:w="5083"/>
+            <w:vAlign w:val="center"/>
           </w:tcPr>
           <w:p>
+            <w:r/>
             <w:r>
-              <w:br/>
+              <w:rPr>
+                <w:rFonts w:ascii="Arial" w:hAnsi="Arial"/>
+                <w:b w:val="0"/>
+                <w:sz w:val="18"/>
+              </w:rPr>
             </w:r>
           </w:p>
         </w:tc>
@@ -2896,25 +1083,35 @@
       <w:tr>
         <w:tc>
           <w:tcPr>
-            <w:tcW w:type="dxa" w:w="5184"/>
-            <w:shd w:fill="FFF2E0"/>
+            <w:tcW w:type="dxa" w:w="5083"/>
+            <w:vAlign w:val="center"/>
+            <w:shd w:fill="F2F2F2"/>
           </w:tcPr>
           <w:p>
+            <w:r/>
             <w:r>
               <w:rPr>
+                <w:rFonts w:ascii="Arial" w:hAnsi="Arial"/>
                 <w:b/>
+                <w:sz w:val="18"/>
               </w:rPr>
-              <w:t>Place and date</w:t>
+              <w:t>Co-author 4 - ORCID, if available</w:t>
             </w:r>
           </w:p>
         </w:tc>
         <w:tc>
           <w:tcPr>
-            <w:tcW w:type="dxa" w:w="5184"/>
+            <w:tcW w:type="dxa" w:w="5083"/>
+            <w:vAlign w:val="center"/>
           </w:tcPr>
           <w:p>
+            <w:r/>
             <w:r>
-              <w:br/>
+              <w:rPr>
+                <w:rFonts w:ascii="Arial" w:hAnsi="Arial"/>
+                <w:b w:val="0"/>
+                <w:sz w:val="18"/>
+              </w:rPr>
             </w:r>
           </w:p>
         </w:tc>
@@ -2922,13 +1119,2963 @@
       <w:tr>
         <w:tc>
           <w:tcPr>
-            <w:tcW w:type="dxa" w:w="5184"/>
-            <w:shd w:fill="FFF2E0"/>
+            <w:tcW w:type="dxa" w:w="5083"/>
+            <w:vAlign w:val="center"/>
+            <w:shd w:fill="F2F2F2"/>
           </w:tcPr>
           <w:p>
+            <w:r/>
             <w:r>
               <w:rPr>
+                <w:rFonts w:ascii="Arial" w:hAnsi="Arial"/>
                 <w:b/>
+                <w:sz w:val="18"/>
+              </w:rPr>
+              <w:t>Co-author 4 - Affiliation or Independent</w:t>
+            </w:r>
+          </w:p>
+        </w:tc>
+        <w:tc>
+          <w:tcPr>
+            <w:tcW w:type="dxa" w:w="5083"/>
+            <w:vAlign w:val="center"/>
+          </w:tcPr>
+          <w:p>
+            <w:r/>
+            <w:r>
+              <w:rPr>
+                <w:rFonts w:ascii="Arial" w:hAnsi="Arial"/>
+                <w:b w:val="0"/>
+                <w:sz w:val="18"/>
+              </w:rPr>
+            </w:r>
+          </w:p>
+        </w:tc>
+      </w:tr>
+    </w:tbl>
+    <w:p>
+      <w:r/>
+    </w:p>
+    <w:tbl>
+      <w:tblPr>
+        <w:tblStyle w:val="TableGrid"/>
+        <w:tblW w:type="auto" w:w="0"/>
+        <w:jc w:val="center"/>
+        <w:tblLook w:firstColumn="1" w:firstRow="1" w:lastColumn="0" w:lastRow="0" w:noHBand="0" w:noVBand="1" w:val="04A0"/>
+      </w:tblPr>
+      <w:tblGrid>
+        <w:gridCol w:w="5083"/>
+        <w:gridCol w:w="5083"/>
+      </w:tblGrid>
+      <w:tr>
+        <w:tc>
+          <w:tcPr>
+            <w:tcW w:type="dxa" w:w="5083"/>
+            <w:vAlign w:val="center"/>
+            <w:shd w:fill="F2F2F2"/>
+          </w:tcPr>
+          <w:p>
+            <w:r/>
+            <w:r>
+              <w:rPr>
+                <w:rFonts w:ascii="Arial" w:hAnsi="Arial"/>
+                <w:b/>
+                <w:sz w:val="18"/>
+              </w:rPr>
+              <w:t>Co-author 5 - Full Name</w:t>
+            </w:r>
+          </w:p>
+        </w:tc>
+        <w:tc>
+          <w:tcPr>
+            <w:tcW w:type="dxa" w:w="5083"/>
+            <w:vAlign w:val="center"/>
+          </w:tcPr>
+          <w:p>
+            <w:r/>
+            <w:r>
+              <w:rPr>
+                <w:rFonts w:ascii="Arial" w:hAnsi="Arial"/>
+                <w:b w:val="0"/>
+                <w:sz w:val="18"/>
+              </w:rPr>
+            </w:r>
+          </w:p>
+        </w:tc>
+      </w:tr>
+      <w:tr>
+        <w:tc>
+          <w:tcPr>
+            <w:tcW w:type="dxa" w:w="5083"/>
+            <w:vAlign w:val="center"/>
+            <w:shd w:fill="F2F2F2"/>
+          </w:tcPr>
+          <w:p>
+            <w:r/>
+            <w:r>
+              <w:rPr>
+                <w:rFonts w:ascii="Arial" w:hAnsi="Arial"/>
+                <w:b/>
+                <w:sz w:val="18"/>
+              </w:rPr>
+              <w:t>Co-author 5 - Email</w:t>
+            </w:r>
+          </w:p>
+        </w:tc>
+        <w:tc>
+          <w:tcPr>
+            <w:tcW w:type="dxa" w:w="5083"/>
+            <w:vAlign w:val="center"/>
+          </w:tcPr>
+          <w:p>
+            <w:r/>
+            <w:r>
+              <w:rPr>
+                <w:rFonts w:ascii="Arial" w:hAnsi="Arial"/>
+                <w:b w:val="0"/>
+                <w:sz w:val="18"/>
+              </w:rPr>
+            </w:r>
+          </w:p>
+        </w:tc>
+      </w:tr>
+      <w:tr>
+        <w:tc>
+          <w:tcPr>
+            <w:tcW w:type="dxa" w:w="5083"/>
+            <w:vAlign w:val="center"/>
+            <w:shd w:fill="F2F2F2"/>
+          </w:tcPr>
+          <w:p>
+            <w:r/>
+            <w:r>
+              <w:rPr>
+                <w:rFonts w:ascii="Arial" w:hAnsi="Arial"/>
+                <w:b/>
+                <w:sz w:val="18"/>
+              </w:rPr>
+              <w:t>Co-author 5 - ORCID, if available</w:t>
+            </w:r>
+          </w:p>
+        </w:tc>
+        <w:tc>
+          <w:tcPr>
+            <w:tcW w:type="dxa" w:w="5083"/>
+            <w:vAlign w:val="center"/>
+          </w:tcPr>
+          <w:p>
+            <w:r/>
+            <w:r>
+              <w:rPr>
+                <w:rFonts w:ascii="Arial" w:hAnsi="Arial"/>
+                <w:b w:val="0"/>
+                <w:sz w:val="18"/>
+              </w:rPr>
+            </w:r>
+          </w:p>
+        </w:tc>
+      </w:tr>
+      <w:tr>
+        <w:tc>
+          <w:tcPr>
+            <w:tcW w:type="dxa" w:w="5083"/>
+            <w:vAlign w:val="center"/>
+            <w:shd w:fill="F2F2F2"/>
+          </w:tcPr>
+          <w:p>
+            <w:r/>
+            <w:r>
+              <w:rPr>
+                <w:rFonts w:ascii="Arial" w:hAnsi="Arial"/>
+                <w:b/>
+                <w:sz w:val="18"/>
+              </w:rPr>
+              <w:t>Co-author 5 - Affiliation or Independent</w:t>
+            </w:r>
+          </w:p>
+        </w:tc>
+        <w:tc>
+          <w:tcPr>
+            <w:tcW w:type="dxa" w:w="5083"/>
+            <w:vAlign w:val="center"/>
+          </w:tcPr>
+          <w:p>
+            <w:r/>
+            <w:r>
+              <w:rPr>
+                <w:rFonts w:ascii="Arial" w:hAnsi="Arial"/>
+                <w:b w:val="0"/>
+                <w:sz w:val="18"/>
+              </w:rPr>
+            </w:r>
+          </w:p>
+        </w:tc>
+      </w:tr>
+    </w:tbl>
+    <w:p>
+      <w:r/>
+    </w:p>
+    <w:tbl>
+      <w:tblPr>
+        <w:tblStyle w:val="TableGrid"/>
+        <w:tblW w:type="auto" w:w="0"/>
+        <w:jc w:val="center"/>
+        <w:tblLook w:firstColumn="1" w:firstRow="1" w:lastColumn="0" w:lastRow="0" w:noHBand="0" w:noVBand="1" w:val="04A0"/>
+      </w:tblPr>
+      <w:tblGrid>
+        <w:gridCol w:w="5083"/>
+        <w:gridCol w:w="5083"/>
+      </w:tblGrid>
+      <w:tr>
+        <w:tc>
+          <w:tcPr>
+            <w:tcW w:type="dxa" w:w="5083"/>
+            <w:vAlign w:val="center"/>
+            <w:shd w:fill="F2F2F2"/>
+          </w:tcPr>
+          <w:p>
+            <w:r/>
+            <w:r>
+              <w:rPr>
+                <w:rFonts w:ascii="Arial" w:hAnsi="Arial"/>
+                <w:b/>
+                <w:sz w:val="18"/>
+              </w:rPr>
+              <w:t>Co-author 6 - Full Name</w:t>
+            </w:r>
+          </w:p>
+        </w:tc>
+        <w:tc>
+          <w:tcPr>
+            <w:tcW w:type="dxa" w:w="5083"/>
+            <w:vAlign w:val="center"/>
+          </w:tcPr>
+          <w:p>
+            <w:r/>
+            <w:r>
+              <w:rPr>
+                <w:rFonts w:ascii="Arial" w:hAnsi="Arial"/>
+                <w:b w:val="0"/>
+                <w:sz w:val="18"/>
+              </w:rPr>
+            </w:r>
+          </w:p>
+        </w:tc>
+      </w:tr>
+      <w:tr>
+        <w:tc>
+          <w:tcPr>
+            <w:tcW w:type="dxa" w:w="5083"/>
+            <w:vAlign w:val="center"/>
+            <w:shd w:fill="F2F2F2"/>
+          </w:tcPr>
+          <w:p>
+            <w:r/>
+            <w:r>
+              <w:rPr>
+                <w:rFonts w:ascii="Arial" w:hAnsi="Arial"/>
+                <w:b/>
+                <w:sz w:val="18"/>
+              </w:rPr>
+              <w:t>Co-author 6 - Email</w:t>
+            </w:r>
+          </w:p>
+        </w:tc>
+        <w:tc>
+          <w:tcPr>
+            <w:tcW w:type="dxa" w:w="5083"/>
+            <w:vAlign w:val="center"/>
+          </w:tcPr>
+          <w:p>
+            <w:r/>
+            <w:r>
+              <w:rPr>
+                <w:rFonts w:ascii="Arial" w:hAnsi="Arial"/>
+                <w:b w:val="0"/>
+                <w:sz w:val="18"/>
+              </w:rPr>
+            </w:r>
+          </w:p>
+        </w:tc>
+      </w:tr>
+      <w:tr>
+        <w:tc>
+          <w:tcPr>
+            <w:tcW w:type="dxa" w:w="5083"/>
+            <w:vAlign w:val="center"/>
+            <w:shd w:fill="F2F2F2"/>
+          </w:tcPr>
+          <w:p>
+            <w:r/>
+            <w:r>
+              <w:rPr>
+                <w:rFonts w:ascii="Arial" w:hAnsi="Arial"/>
+                <w:b/>
+                <w:sz w:val="18"/>
+              </w:rPr>
+              <w:t>Co-author 6 - ORCID, if available</w:t>
+            </w:r>
+          </w:p>
+        </w:tc>
+        <w:tc>
+          <w:tcPr>
+            <w:tcW w:type="dxa" w:w="5083"/>
+            <w:vAlign w:val="center"/>
+          </w:tcPr>
+          <w:p>
+            <w:r/>
+            <w:r>
+              <w:rPr>
+                <w:rFonts w:ascii="Arial" w:hAnsi="Arial"/>
+                <w:b w:val="0"/>
+                <w:sz w:val="18"/>
+              </w:rPr>
+            </w:r>
+          </w:p>
+        </w:tc>
+      </w:tr>
+      <w:tr>
+        <w:tc>
+          <w:tcPr>
+            <w:tcW w:type="dxa" w:w="5083"/>
+            <w:vAlign w:val="center"/>
+            <w:shd w:fill="F2F2F2"/>
+          </w:tcPr>
+          <w:p>
+            <w:r/>
+            <w:r>
+              <w:rPr>
+                <w:rFonts w:ascii="Arial" w:hAnsi="Arial"/>
+                <w:b/>
+                <w:sz w:val="18"/>
+              </w:rPr>
+              <w:t>Co-author 6 - Affiliation or Independent</w:t>
+            </w:r>
+          </w:p>
+        </w:tc>
+        <w:tc>
+          <w:tcPr>
+            <w:tcW w:type="dxa" w:w="5083"/>
+            <w:vAlign w:val="center"/>
+          </w:tcPr>
+          <w:p>
+            <w:r/>
+            <w:r>
+              <w:rPr>
+                <w:rFonts w:ascii="Arial" w:hAnsi="Arial"/>
+                <w:b w:val="0"/>
+                <w:sz w:val="18"/>
+              </w:rPr>
+            </w:r>
+          </w:p>
+        </w:tc>
+      </w:tr>
+    </w:tbl>
+    <w:p>
+      <w:r/>
+    </w:p>
+    <w:p>
+      <w:pPr>
+        <w:pStyle w:val="Heading2"/>
+      </w:pPr>
+      <w:r>
+        <w:rPr>
+          <w:color w:val="232323"/>
+        </w:rPr>
+        <w:t>A3. Article or Work Metadata</w:t>
+      </w:r>
+    </w:p>
+    <w:tbl>
+      <w:tblPr>
+        <w:tblStyle w:val="TableGrid"/>
+        <w:tblW w:type="auto" w:w="0"/>
+        <w:jc w:val="center"/>
+        <w:tblLook w:firstColumn="1" w:firstRow="1" w:lastColumn="0" w:lastRow="0" w:noHBand="0" w:noVBand="1" w:val="04A0"/>
+      </w:tblPr>
+      <w:tblGrid>
+        <w:gridCol w:w="5083"/>
+        <w:gridCol w:w="5083"/>
+      </w:tblGrid>
+      <w:tr>
+        <w:tc>
+          <w:tcPr>
+            <w:tcW w:type="dxa" w:w="5083"/>
+            <w:vAlign w:val="center"/>
+            <w:shd w:fill="F2F2F2"/>
+          </w:tcPr>
+          <w:p>
+            <w:r/>
+            <w:r>
+              <w:rPr>
+                <w:rFonts w:ascii="Arial" w:hAnsi="Arial"/>
+                <w:b/>
+                <w:sz w:val="18"/>
+              </w:rPr>
+              <w:t>Article / Work Title</w:t>
+            </w:r>
+          </w:p>
+        </w:tc>
+        <w:tc>
+          <w:tcPr>
+            <w:tcW w:type="dxa" w:w="5083"/>
+            <w:vAlign w:val="center"/>
+          </w:tcPr>
+          <w:p>
+            <w:r/>
+            <w:r>
+              <w:rPr>
+                <w:rFonts w:ascii="Arial" w:hAnsi="Arial"/>
+                <w:b w:val="0"/>
+                <w:sz w:val="18"/>
+              </w:rPr>
+            </w:r>
+          </w:p>
+        </w:tc>
+      </w:tr>
+      <w:tr>
+        <w:tc>
+          <w:tcPr>
+            <w:tcW w:type="dxa" w:w="5083"/>
+            <w:vAlign w:val="center"/>
+            <w:shd w:fill="F2F2F2"/>
+          </w:tcPr>
+          <w:p>
+            <w:r/>
+            <w:r>
+              <w:rPr>
+                <w:rFonts w:ascii="Arial" w:hAnsi="Arial"/>
+                <w:b/>
+                <w:sz w:val="18"/>
+              </w:rPr>
+              <w:t>Subtitle, if any</w:t>
+            </w:r>
+          </w:p>
+        </w:tc>
+        <w:tc>
+          <w:tcPr>
+            <w:tcW w:type="dxa" w:w="5083"/>
+            <w:vAlign w:val="center"/>
+          </w:tcPr>
+          <w:p>
+            <w:r/>
+            <w:r>
+              <w:rPr>
+                <w:rFonts w:ascii="Arial" w:hAnsi="Arial"/>
+                <w:b w:val="0"/>
+                <w:sz w:val="18"/>
+              </w:rPr>
+            </w:r>
+          </w:p>
+        </w:tc>
+      </w:tr>
+      <w:tr>
+        <w:tc>
+          <w:tcPr>
+            <w:tcW w:type="dxa" w:w="5083"/>
+            <w:vAlign w:val="center"/>
+            <w:shd w:fill="F2F2F2"/>
+          </w:tcPr>
+          <w:p>
+            <w:r/>
+            <w:r>
+              <w:rPr>
+                <w:rFonts w:ascii="Arial" w:hAnsi="Arial"/>
+                <w:b/>
+                <w:sz w:val="18"/>
+              </w:rPr>
+              <w:t>Type of contribution</w:t>
+            </w:r>
+          </w:p>
+        </w:tc>
+        <w:tc>
+          <w:tcPr>
+            <w:tcW w:type="dxa" w:w="5083"/>
+            <w:vAlign w:val="center"/>
+          </w:tcPr>
+          <w:p>
+            <w:r/>
+            <w:r>
+              <w:rPr>
+                <w:rFonts w:ascii="Arial" w:hAnsi="Arial"/>
+                <w:b w:val="0"/>
+                <w:sz w:val="18"/>
+              </w:rPr>
+            </w:r>
+          </w:p>
+        </w:tc>
+      </w:tr>
+      <w:tr>
+        <w:tc>
+          <w:tcPr>
+            <w:tcW w:type="dxa" w:w="5083"/>
+            <w:vAlign w:val="center"/>
+            <w:shd w:fill="F2F2F2"/>
+          </w:tcPr>
+          <w:p>
+            <w:r/>
+            <w:r>
+              <w:rPr>
+                <w:rFonts w:ascii="Arial" w:hAnsi="Arial"/>
+                <w:b/>
+                <w:sz w:val="18"/>
+              </w:rPr>
+              <w:t>Area</w:t>
+            </w:r>
+          </w:p>
+        </w:tc>
+        <w:tc>
+          <w:tcPr>
+            <w:tcW w:type="dxa" w:w="5083"/>
+            <w:vAlign w:val="center"/>
+          </w:tcPr>
+          <w:p>
+            <w:r/>
+            <w:r>
+              <w:rPr>
+                <w:rFonts w:ascii="Arial" w:hAnsi="Arial"/>
+                <w:b w:val="0"/>
+                <w:sz w:val="18"/>
+              </w:rPr>
+            </w:r>
+          </w:p>
+        </w:tc>
+      </w:tr>
+      <w:tr>
+        <w:tc>
+          <w:tcPr>
+            <w:tcW w:type="dxa" w:w="5083"/>
+            <w:vAlign w:val="center"/>
+            <w:shd w:fill="F2F2F2"/>
+          </w:tcPr>
+          <w:p>
+            <w:r/>
+            <w:r>
+              <w:rPr>
+                <w:rFonts w:ascii="Arial" w:hAnsi="Arial"/>
+                <w:b/>
+                <w:sz w:val="18"/>
+              </w:rPr>
+              <w:t>Keywords, maximum 6</w:t>
+            </w:r>
+          </w:p>
+        </w:tc>
+        <w:tc>
+          <w:tcPr>
+            <w:tcW w:type="dxa" w:w="5083"/>
+            <w:vAlign w:val="center"/>
+          </w:tcPr>
+          <w:p>
+            <w:r/>
+            <w:r>
+              <w:rPr>
+                <w:rFonts w:ascii="Arial" w:hAnsi="Arial"/>
+                <w:b w:val="0"/>
+                <w:sz w:val="18"/>
+              </w:rPr>
+            </w:r>
+          </w:p>
+        </w:tc>
+      </w:tr>
+      <w:tr>
+        <w:tc>
+          <w:tcPr>
+            <w:tcW w:type="dxa" w:w="5083"/>
+            <w:vAlign w:val="center"/>
+            <w:shd w:fill="F2F2F2"/>
+          </w:tcPr>
+          <w:p>
+            <w:r/>
+            <w:r>
+              <w:rPr>
+                <w:rFonts w:ascii="Arial" w:hAnsi="Arial"/>
+                <w:b/>
+                <w:sz w:val="18"/>
+              </w:rPr>
+              <w:t>Abstract, maximum 300 words</w:t>
+            </w:r>
+          </w:p>
+        </w:tc>
+        <w:tc>
+          <w:tcPr>
+            <w:tcW w:type="dxa" w:w="5083"/>
+            <w:vAlign w:val="center"/>
+          </w:tcPr>
+          <w:p>
+            <w:r/>
+            <w:r>
+              <w:rPr>
+                <w:rFonts w:ascii="Arial" w:hAnsi="Arial"/>
+                <w:b w:val="0"/>
+                <w:sz w:val="18"/>
+              </w:rPr>
+            </w:r>
+          </w:p>
+        </w:tc>
+      </w:tr>
+      <w:tr>
+        <w:tc>
+          <w:tcPr>
+            <w:tcW w:type="dxa" w:w="5083"/>
+            <w:vAlign w:val="center"/>
+            <w:shd w:fill="F2F2F2"/>
+          </w:tcPr>
+          <w:p>
+            <w:r/>
+            <w:r>
+              <w:rPr>
+                <w:rFonts w:ascii="Arial" w:hAnsi="Arial"/>
+                <w:b/>
+                <w:sz w:val="18"/>
+              </w:rPr>
+              <w:t>Language of submission</w:t>
+            </w:r>
+          </w:p>
+        </w:tc>
+        <w:tc>
+          <w:tcPr>
+            <w:tcW w:type="dxa" w:w="5083"/>
+            <w:vAlign w:val="center"/>
+          </w:tcPr>
+          <w:p>
+            <w:r/>
+            <w:r>
+              <w:rPr>
+                <w:rFonts w:ascii="Arial" w:hAnsi="Arial"/>
+                <w:b w:val="0"/>
+                <w:sz w:val="18"/>
+              </w:rPr>
+            </w:r>
+          </w:p>
+        </w:tc>
+      </w:tr>
+      <w:tr>
+        <w:tc>
+          <w:tcPr>
+            <w:tcW w:type="dxa" w:w="5083"/>
+            <w:vAlign w:val="center"/>
+            <w:shd w:fill="F2F2F2"/>
+          </w:tcPr>
+          <w:p>
+            <w:r/>
+            <w:r>
+              <w:rPr>
+                <w:rFonts w:ascii="Arial" w:hAnsi="Arial"/>
+                <w:b/>
+                <w:sz w:val="18"/>
+              </w:rPr>
+              <w:t>Expected files submitted</w:t>
+            </w:r>
+          </w:p>
+        </w:tc>
+        <w:tc>
+          <w:tcPr>
+            <w:tcW w:type="dxa" w:w="5083"/>
+            <w:vAlign w:val="center"/>
+          </w:tcPr>
+          <w:p>
+            <w:r/>
+            <w:r>
+              <w:rPr>
+                <w:rFonts w:ascii="Arial" w:hAnsi="Arial"/>
+                <w:b w:val="0"/>
+                <w:sz w:val="18"/>
+              </w:rPr>
+              <w:t>Main manuscript; signed form; tables/figures if any; appendices if any</w:t>
+            </w:r>
+          </w:p>
+        </w:tc>
+      </w:tr>
+      <w:tr>
+        <w:tc>
+          <w:tcPr>
+            <w:tcW w:type="dxa" w:w="5083"/>
+          </w:tcPr>
+          <w:p>
+            <w:r/>
+            <w:r>
+              <w:rPr>
+                <w:sz w:val="18"/>
+              </w:rPr>
+              <w:t>Data Availability Statement option (mandatory)</w:t>
+            </w:r>
+          </w:p>
+        </w:tc>
+        <w:tc>
+          <w:tcPr>
+            <w:tcW w:type="dxa" w:w="5083"/>
+          </w:tcPr>
+          <w:p>
+            <w:r/>
+            <w:r>
+              <w:rPr>
+                <w:sz w:val="18"/>
+              </w:rPr>
+              <w:t>Publicly available data / Data available on request / Data included in the article / Data not shareable due to restrictions / Not applicable</w:t>
+            </w:r>
+          </w:p>
+        </w:tc>
+      </w:tr>
+      <w:tr>
+        <w:tc>
+          <w:tcPr>
+            <w:tcW w:type="dxa" w:w="5083"/>
+          </w:tcPr>
+          <w:p>
+            <w:r/>
+            <w:r>
+              <w:rPr>
+                <w:sz w:val="18"/>
+              </w:rPr>
+              <w:t>Data link, request contact, restriction reason, or N/A explanation</w:t>
+            </w:r>
+          </w:p>
+        </w:tc>
+        <w:tc>
+          <w:tcPr>
+            <w:tcW w:type="dxa" w:w="5083"/>
+          </w:tcPr>
+          <w:p>
+            <w:r/>
+            <w:r>
+              <w:rPr>
+                <w:sz w:val="18"/>
+              </w:rPr>
+              <w:t>Insert repository or public link, request contact information, restriction reason, or Not applicable explanation, according to the selected option.</w:t>
+            </w:r>
+          </w:p>
+        </w:tc>
+      </w:tr>
+    </w:tbl>
+    <w:p>
+      <w:r/>
+    </w:p>
+    <w:p>
+      <w:pPr>
+        <w:pStyle w:val="Heading2"/>
+      </w:pPr>
+      <w:r>
+        <w:rPr>
+          <w:color w:val="232323"/>
+        </w:rPr>
+        <w:t>A4. Author Checklist Before Submission</w:t>
+      </w:r>
+    </w:p>
+    <w:p>
+      <w:pPr>
+        <w:spacing w:after="60"/>
+        <w:ind w:left="173"/>
+      </w:pPr>
+      <w:r>
+        <w:rPr>
+          <w:b/>
+        </w:rPr>
+        <w:t xml:space="preserve">☐ </w:t>
+      </w:r>
+      <w:r>
+        <w:t>The article file is included.</w:t>
+      </w:r>
+    </w:p>
+    <w:p>
+      <w:pPr>
+        <w:spacing w:after="60"/>
+        <w:ind w:left="173"/>
+      </w:pPr>
+      <w:r>
+        <w:rPr>
+          <w:b/>
+        </w:rPr>
+        <w:t xml:space="preserve">☐ </w:t>
+      </w:r>
+      <w:r>
+        <w:t>This complete form is completed, dated, and signed.</w:t>
+      </w:r>
+    </w:p>
+    <w:p>
+      <w:pPr>
+        <w:spacing w:after="60"/>
+        <w:ind w:left="173"/>
+      </w:pPr>
+      <w:r>
+        <w:rPr>
+          <w:b/>
+        </w:rPr>
+        <w:t xml:space="preserve">☐ </w:t>
+      </w:r>
+      <w:r>
+        <w:t>All required personal data are included.</w:t>
+      </w:r>
+    </w:p>
+    <w:p>
+      <w:pPr>
+        <w:spacing w:after="60"/>
+        <w:ind w:left="173"/>
+      </w:pPr>
+      <w:r>
+        <w:rPr>
+          <w:b/>
+        </w:rPr>
+        <w:t xml:space="preserve">☐ </w:t>
+      </w:r>
+      <w:r>
+        <w:t>The abstract is included.</w:t>
+      </w:r>
+    </w:p>
+    <w:p>
+      <w:pPr>
+        <w:spacing w:after="60"/>
+        <w:ind w:left="173"/>
+      </w:pPr>
+      <w:r>
+        <w:rPr>
+          <w:b/>
+        </w:rPr>
+        <w:t xml:space="preserve">☐ </w:t>
+      </w:r>
+      <w:r>
+        <w:t>The area is selected.</w:t>
+      </w:r>
+    </w:p>
+    <w:p>
+      <w:pPr>
+        <w:spacing w:after="60"/>
+        <w:ind w:left="173"/>
+      </w:pPr>
+      <w:r>
+        <w:rPr>
+          <w:b/>
+        </w:rPr>
+        <w:t xml:space="preserve">☐ </w:t>
+      </w:r>
+      <w:r>
+        <w:t>The type of contribution is selected.</w:t>
+      </w:r>
+    </w:p>
+    <w:p>
+      <w:pPr>
+        <w:spacing w:after="60"/>
+        <w:ind w:left="173"/>
+      </w:pPr>
+      <w:r>
+        <w:rPr>
+          <w:b/>
+        </w:rPr>
+        <w:t xml:space="preserve">☐ </w:t>
+      </w:r>
+      <w:r>
+        <w:t>References are listed at the end of the paper.</w:t>
+      </w:r>
+    </w:p>
+    <w:p>
+      <w:pPr>
+        <w:spacing w:after="60"/>
+        <w:ind w:left="173"/>
+      </w:pPr>
+      <w:r>
+        <w:rPr>
+          <w:b/>
+        </w:rPr>
+        <w:t xml:space="preserve">☐ </w:t>
+      </w:r>
+      <w:r>
+        <w:t>References are cited within the text.</w:t>
+      </w:r>
+    </w:p>
+    <w:p>
+      <w:pPr>
+        <w:spacing w:after="60"/>
+        <w:ind w:left="173"/>
+      </w:pPr>
+      <w:r>
+        <w:rPr>
+          <w:b/>
+        </w:rPr>
+        <w:t xml:space="preserve">☐ </w:t>
+      </w:r>
+      <w:r>
+        <w:t>Tables and figures, if present, are submitted as separate files.</w:t>
+      </w:r>
+    </w:p>
+    <w:p>
+      <w:pPr>
+        <w:spacing w:after="60"/>
+        <w:ind w:left="173"/>
+      </w:pPr>
+      <w:r>
+        <w:rPr>
+          <w:b/>
+        </w:rPr>
+        <w:t xml:space="preserve">☐ </w:t>
+      </w:r>
+      <w:r>
+        <w:t>Tables and figures, if present, are numbered and indicated in the text.</w:t>
+      </w:r>
+    </w:p>
+    <w:p>
+      <w:pPr>
+        <w:spacing w:after="60"/>
+        <w:ind w:left="173"/>
+      </w:pPr>
+      <w:r>
+        <w:rPr>
+          <w:b/>
+        </w:rPr>
+        <w:t xml:space="preserve">☐ </w:t>
+      </w:r>
+      <w:r>
+        <w:t>All required declarations are included in the manuscript or in this form.</w:t>
+      </w:r>
+    </w:p>
+    <w:p>
+      <w:pPr/>
+      <w:r>
+        <w:t>☐ The mandatory Data Availability Statement is included in the manuscript and/or declared in this form.</w:t>
+      </w:r>
+    </w:p>
+    <w:p>
+      <w:pPr>
+        <w:spacing w:after="60"/>
+        <w:ind w:left="173"/>
+      </w:pPr>
+      <w:r>
+        <w:rPr>
+          <w:b/>
+        </w:rPr>
+        <w:t xml:space="preserve">☐ </w:t>
+      </w:r>
+      <w:r>
+        <w:t>The work is not primary human research and is not primary animal research.</w:t>
+      </w:r>
+    </w:p>
+    <w:p>
+      <w:pPr>
+        <w:pStyle w:val="Heading1"/>
+      </w:pPr>
+      <w:r>
+        <w:rPr>
+          <w:color w:val="FF8C00"/>
+        </w:rPr>
+        <w:t>PART B - PUBLICATION AUTHORIZATION</w:t>
+      </w:r>
+    </w:p>
+    <w:p>
+      <w:pPr>
+        <w:spacing w:after="80"/>
+      </w:pPr>
+      <w:r>
+        <w:t>By signing this form, the author authorizes GateBreakOpen to consider the submitted work for online publication according to GateBreakOpen policies. This authorization does not oblige GateBreakOpen to publish the work. GateBreakOpen may reject, suspend, remove, request correction, or decline materials that are outside scope, incomplete, unlawful, unsafe, inconsistent with policy, or unsuitable for the platform.</w:t>
+      </w:r>
+    </w:p>
+    <w:p>
+      <w:pPr>
+        <w:spacing w:after="60"/>
+        <w:ind w:left="173"/>
+      </w:pPr>
+      <w:r>
+        <w:rPr>
+          <w:b/>
+        </w:rPr>
+        <w:t xml:space="preserve">☐ </w:t>
+      </w:r>
+      <w:r>
+        <w:t>I authorize GateBreakOpen to process the submitted work for editorial, formal, technical, and policy-compliance purposes.</w:t>
+      </w:r>
+    </w:p>
+    <w:p>
+      <w:pPr>
+        <w:spacing w:after="60"/>
+        <w:ind w:left="173"/>
+      </w:pPr>
+      <w:r>
+        <w:rPr>
+          <w:b/>
+        </w:rPr>
+        <w:t xml:space="preserve">☐ </w:t>
+      </w:r>
+      <w:r>
+        <w:t>I authorize GateBreakOpen to publish the submitted work online if it is considered eligible under GateBreakOpen policies.</w:t>
+      </w:r>
+    </w:p>
+    <w:p>
+      <w:pPr>
+        <w:spacing w:after="60"/>
+        <w:ind w:left="173"/>
+      </w:pPr>
+      <w:r>
+        <w:rPr>
+          <w:b/>
+        </w:rPr>
+        <w:t xml:space="preserve">☐ </w:t>
+      </w:r>
+      <w:r>
+        <w:t>I authorize GateBreakOpen to display the article title, author name(s), affiliation or independent status, ORCID if provided, abstract, keywords, area, type of contribution, publication date, and GateBreakOpen ID.</w:t>
+      </w:r>
+    </w:p>
+    <w:p>
+      <w:pPr>
+        <w:spacing w:after="60"/>
+        <w:ind w:left="173"/>
+      </w:pPr>
+      <w:r>
+        <w:rPr>
+          <w:b/>
+        </w:rPr>
+        <w:t xml:space="preserve">☐ </w:t>
+      </w:r>
+      <w:r>
+        <w:t>I authorize GateBreakOpen to share the article link and article-related metadata on GateBreakOpen pages and social network channels for visibility and dissemination.</w:t>
+      </w:r>
+    </w:p>
+    <w:p>
+      <w:pPr>
+        <w:spacing w:after="60"/>
+        <w:ind w:left="173"/>
+      </w:pPr>
+      <w:r>
+        <w:rPr>
+          <w:b/>
+        </w:rPr>
+        <w:t xml:space="preserve">☐ </w:t>
+      </w:r>
+      <w:r>
+        <w:t>I understand that GateBreakOpen is online-only and does not provide print publication.</w:t>
+      </w:r>
+    </w:p>
+    <w:p>
+      <w:pPr>
+        <w:spacing w:after="60"/>
+        <w:ind w:left="173"/>
+      </w:pPr>
+      <w:r>
+        <w:rPr>
+          <w:b/>
+        </w:rPr>
+        <w:t xml:space="preserve">☐ </w:t>
+      </w:r>
+      <w:r>
+        <w:t>I understand that publication on GateBreakOpen does not mean scientific validation, peer review, academic certification, or endorsement.</w:t>
+      </w:r>
+    </w:p>
+    <w:p>
+      <w:pPr>
+        <w:pStyle w:val="Heading1"/>
+      </w:pPr>
+      <w:r>
+        <w:rPr>
+          <w:color w:val="FF8C00"/>
+        </w:rPr>
+        <w:t>PART C - PRIVACY AND PERSONAL DATA AUTHORIZATION</w:t>
+      </w:r>
+    </w:p>
+    <w:p>
+      <w:pPr>
+        <w:pStyle w:val="Heading2"/>
+      </w:pPr>
+      <w:r>
+        <w:rPr>
+          <w:color w:val="232323"/>
+        </w:rPr>
+        <w:t>C1. Personal Data Processed</w:t>
+      </w:r>
+    </w:p>
+    <w:p>
+      <w:pPr>
+        <w:spacing w:after="80"/>
+      </w:pPr>
+      <w:r>
+        <w:t>GateBreakOpen may process the personal data necessary for submission, correspondence, publication, documentation, policy compliance, and archival purposes. These data may include:</w:t>
+      </w:r>
+    </w:p>
+    <w:p>
+      <w:pPr>
+        <w:spacing w:after="40"/>
+        <w:ind w:left="317" w:hanging="173"/>
+      </w:pPr>
+      <w:r>
+        <w:rPr>
+          <w:b/>
+        </w:rPr>
+        <w:t xml:space="preserve">• </w:t>
+      </w:r>
+      <w:r>
+        <w:t>author name and surname;</w:t>
+      </w:r>
+    </w:p>
+    <w:p>
+      <w:pPr>
+        <w:spacing w:after="40"/>
+        <w:ind w:left="317" w:hanging="173"/>
+      </w:pPr>
+      <w:r>
+        <w:rPr>
+          <w:b/>
+        </w:rPr>
+        <w:t xml:space="preserve">• </w:t>
+      </w:r>
+      <w:r>
+        <w:t>co-author names and surnames;</w:t>
+      </w:r>
+    </w:p>
+    <w:p>
+      <w:pPr>
+        <w:spacing w:after="40"/>
+        <w:ind w:left="317" w:hanging="173"/>
+      </w:pPr>
+      <w:r>
+        <w:rPr>
+          <w:b/>
+        </w:rPr>
+        <w:t xml:space="preserve">• </w:t>
+      </w:r>
+      <w:r>
+        <w:t>email addresses;</w:t>
+      </w:r>
+    </w:p>
+    <w:p>
+      <w:pPr>
+        <w:spacing w:after="40"/>
+        <w:ind w:left="317" w:hanging="173"/>
+      </w:pPr>
+      <w:r>
+        <w:rPr>
+          <w:b/>
+        </w:rPr>
+        <w:t xml:space="preserve">• </w:t>
+      </w:r>
+      <w:r>
+        <w:t>affiliation or independent status;</w:t>
+      </w:r>
+    </w:p>
+    <w:p>
+      <w:pPr>
+        <w:spacing w:after="40"/>
+        <w:ind w:left="317" w:hanging="173"/>
+      </w:pPr>
+      <w:r>
+        <w:rPr>
+          <w:b/>
+        </w:rPr>
+        <w:t xml:space="preserve">• </w:t>
+      </w:r>
+      <w:r>
+        <w:t>ORCID, if provided;</w:t>
+      </w:r>
+    </w:p>
+    <w:p>
+      <w:pPr>
+        <w:spacing w:after="40"/>
+        <w:ind w:left="317" w:hanging="173"/>
+      </w:pPr>
+      <w:r>
+        <w:rPr>
+          <w:b/>
+        </w:rPr>
+        <w:t xml:space="preserve">• </w:t>
+      </w:r>
+      <w:r>
+        <w:t>last academic qualification and certifying institution;</w:t>
+      </w:r>
+    </w:p>
+    <w:p>
+      <w:pPr>
+        <w:spacing w:after="40"/>
+        <w:ind w:left="317" w:hanging="173"/>
+      </w:pPr>
+      <w:r>
+        <w:rPr>
+          <w:b/>
+        </w:rPr>
+        <w:t xml:space="preserve">• </w:t>
+      </w:r>
+      <w:r>
+        <w:t>article title, subtitle, abstract, keywords, area, and type of contribution;</w:t>
+      </w:r>
+    </w:p>
+    <w:p>
+      <w:pPr>
+        <w:spacing w:after="40"/>
+        <w:ind w:left="317" w:hanging="173"/>
+      </w:pPr>
+      <w:r>
+        <w:rPr>
+          <w:b/>
+        </w:rPr>
+        <w:t xml:space="preserve">• </w:t>
+      </w:r>
+      <w:r>
+        <w:t>declarations, signed forms, and correspondence;</w:t>
+      </w:r>
+    </w:p>
+    <w:p>
+      <w:pPr>
+        <w:spacing w:after="40"/>
+        <w:ind w:left="317" w:hanging="173"/>
+      </w:pPr>
+      <w:r>
+        <w:rPr>
+          <w:b/>
+        </w:rPr>
+        <w:t xml:space="preserve">• </w:t>
+      </w:r>
+      <w:r>
+        <w:t>publication metadata and GateBreakOpen internal identifiers.</w:t>
+      </w:r>
+    </w:p>
+    <w:p>
+      <w:pPr>
+        <w:pStyle w:val="Heading2"/>
+      </w:pPr>
+      <w:r>
+        <w:rPr>
+          <w:color w:val="232323"/>
+        </w:rPr>
+        <w:t>C2. Purposes of Processing</w:t>
+      </w:r>
+    </w:p>
+    <w:p>
+      <w:pPr>
+        <w:spacing w:after="80"/>
+      </w:pPr>
+      <w:r>
+        <w:t>GateBreakOpen may process personal data for the following purposes:</w:t>
+      </w:r>
+    </w:p>
+    <w:p>
+      <w:pPr>
+        <w:spacing w:after="40"/>
+        <w:ind w:left="317" w:hanging="173"/>
+      </w:pPr>
+      <w:r>
+        <w:rPr>
+          <w:b/>
+        </w:rPr>
+        <w:t xml:space="preserve">• </w:t>
+      </w:r>
+      <w:r>
+        <w:t>submission management;</w:t>
+      </w:r>
+    </w:p>
+    <w:p>
+      <w:pPr>
+        <w:spacing w:after="40"/>
+        <w:ind w:left="317" w:hanging="173"/>
+      </w:pPr>
+      <w:r>
+        <w:rPr>
+          <w:b/>
+        </w:rPr>
+        <w:t xml:space="preserve">• </w:t>
+      </w:r>
+      <w:r>
+        <w:t>author identification and correspondence;</w:t>
+      </w:r>
+    </w:p>
+    <w:p>
+      <w:pPr>
+        <w:spacing w:after="40"/>
+        <w:ind w:left="317" w:hanging="173"/>
+      </w:pPr>
+      <w:r>
+        <w:rPr>
+          <w:b/>
+        </w:rPr>
+        <w:t xml:space="preserve">• </w:t>
+      </w:r>
+      <w:r>
+        <w:t>publication management;</w:t>
+      </w:r>
+    </w:p>
+    <w:p>
+      <w:pPr>
+        <w:spacing w:after="40"/>
+        <w:ind w:left="317" w:hanging="173"/>
+      </w:pPr>
+      <w:r>
+        <w:rPr>
+          <w:b/>
+        </w:rPr>
+        <w:t xml:space="preserve">• </w:t>
+      </w:r>
+      <w:r>
+        <w:t>policy acceptance documentation;</w:t>
+      </w:r>
+    </w:p>
+    <w:p>
+      <w:pPr>
+        <w:spacing w:after="40"/>
+        <w:ind w:left="317" w:hanging="173"/>
+      </w:pPr>
+      <w:r>
+        <w:rPr>
+          <w:b/>
+        </w:rPr>
+        <w:t xml:space="preserve">• </w:t>
+      </w:r>
+      <w:r>
+        <w:t>privacy and authorization documentation;</w:t>
+      </w:r>
+    </w:p>
+    <w:p>
+      <w:pPr>
+        <w:spacing w:after="40"/>
+        <w:ind w:left="317" w:hanging="173"/>
+      </w:pPr>
+      <w:r>
+        <w:rPr>
+          <w:b/>
+        </w:rPr>
+        <w:t xml:space="preserve">• </w:t>
+      </w:r>
+      <w:r>
+        <w:t>basic editorial, formal, language, guideline, and reference QA;</w:t>
+      </w:r>
+    </w:p>
+    <w:p>
+      <w:pPr>
+        <w:spacing w:after="40"/>
+        <w:ind w:left="317" w:hanging="173"/>
+      </w:pPr>
+      <w:r>
+        <w:rPr>
+          <w:b/>
+        </w:rPr>
+        <w:t xml:space="preserve">• </w:t>
+      </w:r>
+      <w:r>
+        <w:t>publication page creation;</w:t>
+      </w:r>
+    </w:p>
+    <w:p>
+      <w:pPr>
+        <w:spacing w:after="40"/>
+        <w:ind w:left="317" w:hanging="173"/>
+      </w:pPr>
+      <w:r>
+        <w:rPr>
+          <w:b/>
+        </w:rPr>
+        <w:t xml:space="preserve">• </w:t>
+      </w:r>
+      <w:r>
+        <w:t>reporting, correction, removal, or dispute management;</w:t>
+      </w:r>
+    </w:p>
+    <w:p>
+      <w:pPr>
+        <w:spacing w:after="40"/>
+        <w:ind w:left="317" w:hanging="173"/>
+      </w:pPr>
+      <w:r>
+        <w:rPr>
+          <w:b/>
+        </w:rPr>
+        <w:t xml:space="preserve">• </w:t>
+      </w:r>
+      <w:r>
+        <w:t>platform documentation and archive management.</w:t>
+      </w:r>
+    </w:p>
+    <w:p>
+      <w:pPr>
+        <w:pStyle w:val="Heading2"/>
+      </w:pPr>
+      <w:r>
+        <w:rPr>
+          <w:color w:val="232323"/>
+        </w:rPr>
+        <w:t>C3. Published Data</w:t>
+      </w:r>
+    </w:p>
+    <w:p>
+      <w:pPr>
+        <w:spacing w:after="80"/>
+      </w:pPr>
+      <w:r>
+        <w:t>The author understands that some data may be published together with the article, including author name(s), affiliation or independent status, ORCID if provided, corresponding email if provided for publication, abstract, keywords, area, type of contribution, publication date, and GateBreakOpen ID.</w:t>
+      </w:r>
+    </w:p>
+    <w:p>
+      <w:pPr>
+        <w:spacing w:after="60"/>
+        <w:ind w:left="173"/>
+      </w:pPr>
+      <w:r>
+        <w:rPr>
+          <w:b/>
+        </w:rPr>
+        <w:t xml:space="preserve">☐ </w:t>
+      </w:r>
+      <w:r>
+        <w:t>I authorize GateBreakOpen to process my personal data for the purposes described above.</w:t>
+      </w:r>
+    </w:p>
+    <w:p>
+      <w:pPr>
+        <w:spacing w:after="60"/>
+        <w:ind w:left="173"/>
+      </w:pPr>
+      <w:r>
+        <w:rPr>
+          <w:b/>
+        </w:rPr>
+        <w:t xml:space="preserve">☐ </w:t>
+      </w:r>
+      <w:r>
+        <w:t>I authorize GateBreakOpen to publish author and article metadata necessary for online publication.</w:t>
+      </w:r>
+    </w:p>
+    <w:p>
+      <w:pPr>
+        <w:spacing w:after="60"/>
+        <w:ind w:left="173"/>
+      </w:pPr>
+      <w:r>
+        <w:rPr>
+          <w:b/>
+        </w:rPr>
+        <w:t xml:space="preserve">☐ </w:t>
+      </w:r>
+      <w:r>
+        <w:t>I understand that I may contact GateBreakOpen at submission@gatebreakopen.org for privacy-related requests.</w:t>
+      </w:r>
+    </w:p>
+    <w:p>
+      <w:pPr>
+        <w:spacing w:after="60"/>
+        <w:ind w:left="173"/>
+      </w:pPr>
+      <w:r>
+        <w:rPr>
+          <w:b/>
+        </w:rPr>
+        <w:t xml:space="preserve">☐ </w:t>
+      </w:r>
+      <w:r>
+        <w:t>I understand that removal or modification requests may require evaluation and may not always result in immediate deletion of all archived or legally relevant documentation.</w:t>
+      </w:r>
+    </w:p>
+    <w:p>
+      <w:pPr>
+        <w:pStyle w:val="Heading1"/>
+      </w:pPr>
+      <w:r>
+        <w:rPr>
+          <w:color w:val="FF8C00"/>
+        </w:rPr>
+        <w:t>PART D - AUTHOR RESPONSIBILITY DECLARATION</w:t>
+      </w:r>
+    </w:p>
+    <w:p>
+      <w:pPr>
+        <w:spacing w:after="80"/>
+      </w:pPr>
+      <w:r>
+        <w:t>The author remains fully responsible for the submitted work. GateBreakOpen does not assume responsibility for the accuracy, truthfulness, originality, legality, interpretation, citations, references, figures, tables, data, claims, opinions, or conclusions expressed by the author.</w:t>
+      </w:r>
+    </w:p>
+    <w:p>
+      <w:pPr>
+        <w:spacing w:after="60"/>
+        <w:ind w:left="173"/>
+      </w:pPr>
+      <w:r>
+        <w:rPr>
+          <w:b/>
+        </w:rPr>
+        <w:t xml:space="preserve">☐ </w:t>
+      </w:r>
+      <w:r>
+        <w:t>I confirm that the submitted work is original or lawfully reusable.</w:t>
+      </w:r>
+    </w:p>
+    <w:p>
+      <w:pPr>
+        <w:spacing w:after="60"/>
+        <w:ind w:left="173"/>
+      </w:pPr>
+      <w:r>
+        <w:rPr>
+          <w:b/>
+        </w:rPr>
+        <w:t xml:space="preserve">☐ </w:t>
+      </w:r>
+      <w:r>
+        <w:t>I confirm that I have the right to submit the work to GateBreakOpen.</w:t>
+      </w:r>
+    </w:p>
+    <w:p>
+      <w:pPr>
+        <w:spacing w:after="60"/>
+        <w:ind w:left="173"/>
+      </w:pPr>
+      <w:r>
+        <w:rPr>
+          <w:b/>
+        </w:rPr>
+        <w:t xml:space="preserve">☐ </w:t>
+      </w:r>
+      <w:r>
+        <w:t>I confirm that all co-authors, if any, have approved the submission.</w:t>
+      </w:r>
+    </w:p>
+    <w:p>
+      <w:pPr>
+        <w:spacing w:after="60"/>
+        <w:ind w:left="173"/>
+      </w:pPr>
+      <w:r>
+        <w:rPr>
+          <w:b/>
+        </w:rPr>
+        <w:t xml:space="preserve">☐ </w:t>
+      </w:r>
+      <w:r>
+        <w:t>I confirm that all references, citations, quotations, figures, tables, images, screenshots, diagrams, graphs, and external materials are used lawfully and responsibly.</w:t>
+      </w:r>
+    </w:p>
+    <w:p>
+      <w:pPr>
+        <w:spacing w:after="60"/>
+        <w:ind w:left="173"/>
+      </w:pPr>
+      <w:r>
+        <w:rPr>
+          <w:b/>
+        </w:rPr>
+        <w:t xml:space="preserve">☐ </w:t>
+      </w:r>
+      <w:r>
+        <w:t>I confirm that I am responsible for the accuracy, relevance, existence, interpretation, and proper use of all references.</w:t>
+      </w:r>
+    </w:p>
+    <w:p>
+      <w:pPr>
+        <w:spacing w:after="60"/>
+        <w:ind w:left="173"/>
+      </w:pPr>
+      <w:r>
+        <w:rPr>
+          <w:b/>
+        </w:rPr>
+        <w:t xml:space="preserve">☐ </w:t>
+      </w:r>
+      <w:r>
+        <w:t>I confirm that the submitted work does not violate copyright, privacy, confidentiality, contractual, institutional, ethical, or legal obligations.</w:t>
+      </w:r>
+    </w:p>
+    <w:p>
+      <w:pPr>
+        <w:spacing w:after="60"/>
+        <w:ind w:left="173"/>
+      </w:pPr>
+      <w:r>
+        <w:rPr>
+          <w:b/>
+        </w:rPr>
+        <w:t xml:space="preserve">☐ </w:t>
+      </w:r>
+      <w:r>
+        <w:t>I understand that GateBreakOpen may reject or remove the work if serious issues are detected or reported.</w:t>
+      </w:r>
+    </w:p>
+    <w:p>
+      <w:pPr>
+        <w:pStyle w:val="Heading1"/>
+      </w:pPr>
+      <w:r>
+        <w:rPr>
+          <w:color w:val="FF8C00"/>
+        </w:rPr>
+        <w:t>PART E - NO PRIMARY HUMAN OR ANIMAL RESEARCH</w:t>
+      </w:r>
+    </w:p>
+    <w:p>
+      <w:pPr>
+        <w:spacing w:after="80"/>
+      </w:pPr>
+      <w:r>
+        <w:t>GateBreakOpen does not accept primary research involving humans or animals. GateBreakOpen accepts secondary, conceptual, theoretical, methodological, educational, reflective, literature-based, non-interventional, and eligible public/anonymized non-sensitive data contributions.</w:t>
+      </w:r>
+    </w:p>
+    <w:p>
+      <w:pPr>
+        <w:spacing w:after="60"/>
+        <w:ind w:left="173"/>
+      </w:pPr>
+      <w:r>
+        <w:rPr>
+          <w:b/>
+        </w:rPr>
+        <w:t xml:space="preserve">☐ </w:t>
+      </w:r>
+      <w:r>
+        <w:t>I declare that the submitted work is not primary human research.</w:t>
+      </w:r>
+    </w:p>
+    <w:p>
+      <w:pPr>
+        <w:spacing w:after="60"/>
+        <w:ind w:left="173"/>
+      </w:pPr>
+      <w:r>
+        <w:rPr>
+          <w:b/>
+        </w:rPr>
+        <w:t xml:space="preserve">☐ </w:t>
+      </w:r>
+      <w:r>
+        <w:t>I declare that the submitted work is not primary animal research.</w:t>
+      </w:r>
+    </w:p>
+    <w:p>
+      <w:pPr>
+        <w:spacing w:after="60"/>
+        <w:ind w:left="173"/>
+      </w:pPr>
+      <w:r>
+        <w:rPr>
+          <w:b/>
+        </w:rPr>
+        <w:t xml:space="preserve">☐ </w:t>
+      </w:r>
+      <w:r>
+        <w:t>I declare that the submitted work does not involve active recruitment, intervention, experimentation, clinical trial activity, human subject data collection, animal experimentation, or identifiable sensitive personal data collection.</w:t>
+      </w:r>
+    </w:p>
+    <w:p>
+      <w:pPr>
+        <w:spacing w:after="60"/>
+        <w:ind w:left="173"/>
+      </w:pPr>
+      <w:r>
+        <w:rPr>
+          <w:b/>
+        </w:rPr>
+        <w:t xml:space="preserve">☐ </w:t>
+      </w:r>
+      <w:r>
+        <w:t>If the work discusses published studies, public data, or literature, I confirm that it is used only in a secondary, non-interventional, and lawful way.</w:t>
+      </w:r>
+    </w:p>
+    <w:p>
+      <w:pPr>
+        <w:pStyle w:val="Heading1"/>
+      </w:pPr>
+      <w:r>
+        <w:rPr>
+          <w:color w:val="FF8C00"/>
+        </w:rPr>
+        <w:t>PART F - AI USE DECLARATION</w:t>
+      </w:r>
+    </w:p>
+    <w:p>
+      <w:pPr>
+        <w:spacing w:after="80"/>
+      </w:pPr>
+      <w:r>
+        <w:t>Authors must declare whether artificial intelligence tools, chatbots, chatbot-workflows, grammar tools, translation tools, summarization tools, or automated formatting tools were used in preparing the manuscript.</w:t>
+      </w:r>
+    </w:p>
+    <w:p>
+      <w:pPr>
+        <w:spacing w:after="60"/>
+        <w:ind w:left="173"/>
+      </w:pPr>
+      <w:r>
+        <w:rPr>
+          <w:b/>
+        </w:rPr>
+        <w:t xml:space="preserve">☐ </w:t>
+      </w:r>
+      <w:r>
+        <w:t>No AI tool was used.</w:t>
+      </w:r>
+    </w:p>
+    <w:p>
+      <w:pPr>
+        <w:spacing w:after="60"/>
+        <w:ind w:left="173"/>
+      </w:pPr>
+      <w:r>
+        <w:rPr>
+          <w:b/>
+        </w:rPr>
+        <w:t xml:space="preserve">☐ </w:t>
+      </w:r>
+      <w:r>
+        <w:t>AI tools were used for language improvement only.</w:t>
+      </w:r>
+    </w:p>
+    <w:p>
+      <w:pPr>
+        <w:spacing w:after="60"/>
+        <w:ind w:left="173"/>
+      </w:pPr>
+      <w:r>
+        <w:rPr>
+          <w:b/>
+        </w:rPr>
+        <w:t xml:space="preserve">☐ </w:t>
+      </w:r>
+      <w:r>
+        <w:t>AI tools were used for translation support.</w:t>
+      </w:r>
+    </w:p>
+    <w:p>
+      <w:pPr>
+        <w:spacing w:after="60"/>
+        <w:ind w:left="173"/>
+      </w:pPr>
+      <w:r>
+        <w:rPr>
+          <w:b/>
+        </w:rPr>
+        <w:t xml:space="preserve">☐ </w:t>
+      </w:r>
+      <w:r>
+        <w:t>AI tools were used for structure, formatting, summarization, or editorial assistance.</w:t>
+      </w:r>
+    </w:p>
+    <w:p>
+      <w:pPr>
+        <w:spacing w:after="60"/>
+        <w:ind w:left="173"/>
+      </w:pPr>
+      <w:r>
+        <w:rPr>
+          <w:b/>
+        </w:rPr>
+        <w:t xml:space="preserve">☐ </w:t>
+      </w:r>
+      <w:r>
+        <w:t>AI tools were used in another way described below.</w:t>
+      </w:r>
+    </w:p>
+    <w:p>
+      <w:pPr>
+        <w:spacing w:after="80"/>
+      </w:pPr>
+      <w:r>
+        <w:t>Description of AI use, if applicable:</w:t>
+      </w:r>
+    </w:p>
+    <w:p>
+      <w:pPr>
+        <w:spacing w:after="80"/>
+      </w:pPr>
+      <w:r>
+        <w:t>____________________________________________________________________________________________________________</w:t>
+      </w:r>
+    </w:p>
+    <w:p>
+      <w:pPr>
+        <w:spacing w:after="80"/>
+      </w:pPr>
+      <w:r>
+        <w:t>____________________________________________________________________________________________________________</w:t>
+      </w:r>
+    </w:p>
+    <w:p>
+      <w:pPr>
+        <w:spacing w:after="80"/>
+      </w:pPr>
+      <w:r>
+        <w:t>____________________________________________________________________________________________________________</w:t>
+      </w:r>
+    </w:p>
+    <w:p>
+      <w:pPr>
+        <w:spacing w:after="80"/>
+      </w:pPr>
+      <w:r>
+        <w:t>The author remains responsible for all final content, including AI-assisted text, citations, references, statements, interpretations, and conclusions.</w:t>
+      </w:r>
+    </w:p>
+    <w:p>
+      <w:pPr>
+        <w:pStyle w:val="Heading1"/>
+      </w:pPr>
+      <w:r>
+        <w:rPr>
+          <w:color w:val="FF8C00"/>
+        </w:rPr>
+        <w:t>PART G - REFERENCES, TABLES, FIGURES, AND VISUAL MATERIALS</w:t>
+      </w:r>
+    </w:p>
+    <w:p>
+      <w:pPr>
+        <w:pStyle w:val="Heading2"/>
+      </w:pPr>
+      <w:r>
+        <w:rPr>
+          <w:color w:val="232323"/>
+        </w:rPr>
+        <w:t>G1. References</w:t>
+      </w:r>
+    </w:p>
+    <w:p>
+      <w:pPr>
+        <w:spacing w:after="80"/>
+      </w:pPr>
+      <w:r>
+        <w:t>References must be listed at the end of the paper and must also be cited within the text. GateBreakOpen may manage conversion of the reference list into the required standard format. However, the author must provide a complete reference list and must ensure that all references are already cited in the text before submission.</w:t>
+      </w:r>
+    </w:p>
+    <w:p>
+      <w:pPr>
+        <w:spacing w:after="60"/>
+        <w:ind w:left="173"/>
+      </w:pPr>
+      <w:r>
+        <w:rPr>
+          <w:b/>
+        </w:rPr>
+        <w:t xml:space="preserve">☐ </w:t>
+      </w:r>
+      <w:r>
+        <w:t>I confirm that references are listed at the end of the paper.</w:t>
+      </w:r>
+    </w:p>
+    <w:p>
+      <w:pPr>
+        <w:spacing w:after="60"/>
+        <w:ind w:left="173"/>
+      </w:pPr>
+      <w:r>
+        <w:rPr>
+          <w:b/>
+        </w:rPr>
+        <w:t xml:space="preserve">☐ </w:t>
+      </w:r>
+      <w:r>
+        <w:t>I confirm that references are cited within the text.</w:t>
+      </w:r>
+    </w:p>
+    <w:p>
+      <w:pPr>
+        <w:spacing w:after="60"/>
+        <w:ind w:left="173"/>
+      </w:pPr>
+      <w:r>
+        <w:rPr>
+          <w:b/>
+        </w:rPr>
+        <w:t xml:space="preserve">☐ </w:t>
+      </w:r>
+      <w:r>
+        <w:t>I understand that GateBreakOpen may correct or standardize reference format but does not replace my responsibility for the existence, accuracy, relevance, correctness, and proper in-text use of each source.</w:t>
+      </w:r>
+    </w:p>
+    <w:p>
+      <w:pPr>
+        <w:spacing w:after="60"/>
+        <w:ind w:left="173"/>
+      </w:pPr>
+      <w:r>
+        <w:rPr>
+          <w:b/>
+        </w:rPr>
+        <w:t xml:space="preserve">☐ </w:t>
+      </w:r>
+      <w:r>
+        <w:t>I understand that GateBreakOpen does not guarantee that every reference is real, correctly interpreted, sufficient, or scientifically decisive.</w:t>
+      </w:r>
+    </w:p>
+    <w:p>
+      <w:pPr>
+        <w:pStyle w:val="Heading2"/>
+      </w:pPr>
+      <w:r>
+        <w:rPr>
+          <w:color w:val="232323"/>
+        </w:rPr>
+        <w:t>G2. Tables and Figures</w:t>
+      </w:r>
+    </w:p>
+    <w:p>
+      <w:pPr>
+        <w:spacing w:after="80"/>
+      </w:pPr>
+      <w:r>
+        <w:t>Tables and figures must be submitted as separate files from the main text file. GateBreakOpen will insert tables and figures in numerical order before the References section, according to the numbering and indications provided by the author.</w:t>
+      </w:r>
+    </w:p>
+    <w:p>
+      <w:pPr>
+        <w:spacing w:after="60"/>
+        <w:ind w:left="173"/>
+      </w:pPr>
+      <w:r>
+        <w:rPr>
+          <w:b/>
+        </w:rPr>
+        <w:t xml:space="preserve">☐ </w:t>
+      </w:r>
+      <w:r>
+        <w:t>I confirm that tables and figures, if present, are submitted as separate files.</w:t>
+      </w:r>
+    </w:p>
+    <w:p>
+      <w:pPr>
+        <w:spacing w:after="60"/>
+        <w:ind w:left="173"/>
+      </w:pPr>
+      <w:r>
+        <w:rPr>
+          <w:b/>
+        </w:rPr>
+        <w:t xml:space="preserve">☐ </w:t>
+      </w:r>
+      <w:r>
+        <w:t>I confirm that each table and figure is numbered clearly.</w:t>
+      </w:r>
+    </w:p>
+    <w:p>
+      <w:pPr>
+        <w:spacing w:after="60"/>
+        <w:ind w:left="173"/>
+      </w:pPr>
+      <w:r>
+        <w:rPr>
+          <w:b/>
+        </w:rPr>
+        <w:t xml:space="preserve">☐ </w:t>
+      </w:r>
+      <w:r>
+        <w:t>I confirm that the manuscript indicates where each table or figure should be placed.</w:t>
+      </w:r>
+    </w:p>
+    <w:p>
+      <w:pPr>
+        <w:spacing w:after="60"/>
+        <w:ind w:left="173"/>
+      </w:pPr>
+      <w:r>
+        <w:rPr>
+          <w:b/>
+        </w:rPr>
+        <w:t xml:space="preserve">☐ </w:t>
+      </w:r>
+      <w:r>
+        <w:t>I confirm that each table or figure has a short description explaining what it represents.</w:t>
+      </w:r>
+    </w:p>
+    <w:p>
+      <w:pPr>
+        <w:spacing w:after="60"/>
+        <w:ind w:left="173"/>
+      </w:pPr>
+      <w:r>
+        <w:rPr>
+          <w:b/>
+        </w:rPr>
+        <w:t xml:space="preserve">☐ </w:t>
+      </w:r>
+      <w:r>
+        <w:t>I confirm that I am responsible for the accuracy, originality, legality, copyright compliance, and interpretation of all tables, figures, images, graphs, diagrams, screenshots, and visual materials.</w:t>
+      </w:r>
+    </w:p>
+    <w:p>
+      <w:pPr>
+        <w:pStyle w:val="Heading1"/>
+      </w:pPr>
+      <w:r>
+        <w:t>PART H - CONFLICTS, FUNDING, DATA AVAILABILITY, ETHICS, AND CONSENT</w:t>
+      </w:r>
+    </w:p>
+    <w:p>
+      <w:pPr>
+        <w:spacing w:after="60"/>
+        <w:ind w:left="173"/>
+      </w:pPr>
+      <w:r>
+        <w:rPr>
+          <w:b/>
+        </w:rPr>
+        <w:t xml:space="preserve">☐ </w:t>
+      </w:r>
+      <w:r>
+        <w:t>I have declared all conflicts of interest, or I declare that no conflict of interest exists.</w:t>
+      </w:r>
+    </w:p>
+    <w:p>
+      <w:pPr>
+        <w:spacing w:after="60"/>
+        <w:ind w:left="173"/>
+      </w:pPr>
+      <w:r>
+        <w:rPr>
+          <w:b/>
+        </w:rPr>
+        <w:t xml:space="preserve">☐ </w:t>
+      </w:r>
+      <w:r>
+        <w:t>I have declared all funding, or I declare that no funding was received.</w:t>
+      </w:r>
+    </w:p>
+    <w:p>
+      <w:pPr>
+        <w:spacing w:after="60"/>
+        <w:ind w:left="173"/>
+      </w:pPr>
+      <w:r>
+        <w:t>☐ I have included a mandatory Data Availability Statement selecting one of the accepted GateBreakOpen options.</w:t>
+      </w:r>
+    </w:p>
+    <w:p>
+      <w:pPr/>
+      <w:r>
+        <w:t>H1. Data Availability Statement Requirement</w:t>
+      </w:r>
+    </w:p>
+    <w:p>
+      <w:pPr/>
+      <w:r>
+        <w:t>Every submission must include a clear Data Availability Statement. The author must declare whether the work uses public data, published data, secondary sources, aggregate datasets, tables, figures, supplementary material, unpublished evidence, or no underlying dataset.</w:t>
+      </w:r>
+    </w:p>
+    <w:p>
+      <w:pPr/>
+      <w:r>
+        <w:t>Select one option:</w:t>
+      </w:r>
+    </w:p>
+    <w:p>
+      <w:pPr/>
+      <w:r>
+        <w:t>☐ Publicly available data: the data supporting this work are publicly available in an open repository or lawful public source at the following link: ________________________________.</w:t>
+      </w:r>
+    </w:p>
+    <w:p>
+      <w:pPr/>
+      <w:r>
+        <w:t>☐ Data available on request: the data are not publicly deposited but may be requested from the author, where lawful and appropriate, through the author’s ORCID profile, email address, or declared contact information.</w:t>
+      </w:r>
+    </w:p>
+    <w:p>
+      <w:pPr/>
+      <w:r>
+        <w:t>☐ Data included in the article: all data generated, analyzed, summarized, or discussed in this work are included within the article, tables, figures, appendices, supplementary materials, or cited public sources.</w:t>
+      </w:r>
+    </w:p>
+    <w:p>
+      <w:pPr/>
+      <w:r>
+        <w:t>☐ Data not shareable due to restrictions: data cannot be publicly shared because of legal, privacy, confidentiality, contractual, ethical, institutional, copyright, third-party, security, or other legitimate restrictions. Reason: ________________________________.</w:t>
+      </w:r>
+    </w:p>
+    <w:p>
+      <w:pPr/>
+      <w:r>
+        <w:t>☐ Not applicable: this work does not use datasets, raw data, statistical analyses, empirical materials, unpublished evidence, or data-based claims.</w:t>
+      </w:r>
+    </w:p>
+    <w:p>
+      <w:pPr/>
+      <w:r>
+        <w:t>I understand that GateBreakOpen does not verify, validate, certify, audit, or guarantee the declared data. The purpose of this declaration is transparency and author responsibility.</w:t>
+      </w:r>
+    </w:p>
+    <w:p>
+      <w:pPr>
+        <w:spacing w:after="60"/>
+        <w:ind w:left="173"/>
+      </w:pPr>
+      <w:r>
+        <w:rPr>
+          <w:b/>
+        </w:rPr>
+        <w:t xml:space="preserve">☐ </w:t>
+      </w:r>
+      <w:r>
+        <w:t>I have included ethics and consent statements where applicable.</w:t>
+      </w:r>
+    </w:p>
+    <w:p>
+      <w:pPr>
+        <w:spacing w:after="60"/>
+        <w:ind w:left="173"/>
+      </w:pPr>
+      <w:r>
+        <w:rPr>
+          <w:b/>
+        </w:rPr>
+        <w:t xml:space="preserve">☐ </w:t>
+      </w:r>
+      <w:r>
+        <w:t>I declare that ethics approval and consent are not applicable when the work is secondary, literature-based, conceptual, theoretical, methodological, educational, reflective, or otherwise non-interventional and does not involve primary human or animal research.</w:t>
+      </w:r>
+    </w:p>
+    <w:p>
+      <w:pPr>
+        <w:pStyle w:val="Heading1"/>
+      </w:pPr>
+      <w:r>
+        <w:rPr>
+          <w:color w:val="FF8C00"/>
+        </w:rPr>
+        <w:t>PART I - PROHIBITED CONTENT AND LEGAL/ETHICAL CONDUCT</w:t>
+      </w:r>
+    </w:p>
+    <w:p>
+      <w:pPr>
+        <w:spacing w:after="80"/>
+      </w:pPr>
+      <w:r>
+        <w:t>GateBreakOpen does not accept unlawful, discriminatory, defamatory, extremist, violent, exploitative, abusive, or unsafe content. GateBreakOpen may reject, remove, preserve evidence of, or report serious prohibited content to competent authorities when appropriate.</w:t>
+      </w:r>
+    </w:p>
+    <w:p>
+      <w:pPr>
+        <w:spacing w:after="80"/>
+      </w:pPr>
+      <w:r>
+        <w:t>Prohibited or unacceptable content includes, without limitation:</w:t>
+      </w:r>
+    </w:p>
+    <w:p>
+      <w:pPr>
+        <w:spacing w:after="40"/>
+        <w:ind w:left="317" w:hanging="173"/>
+      </w:pPr>
+      <w:r>
+        <w:rPr>
+          <w:b/>
+        </w:rPr>
+        <w:t xml:space="preserve">• </w:t>
+      </w:r>
+      <w:r>
+        <w:t>racism, racial hatred, or racial denigration;</w:t>
+      </w:r>
+    </w:p>
+    <w:p>
+      <w:pPr>
+        <w:spacing w:after="40"/>
+        <w:ind w:left="317" w:hanging="173"/>
+      </w:pPr>
+      <w:r>
+        <w:rPr>
+          <w:b/>
+        </w:rPr>
+        <w:t xml:space="preserve">• </w:t>
+      </w:r>
+      <w:r>
+        <w:t>discrimination, hate speech, or dehumanizing content;</w:t>
+      </w:r>
+    </w:p>
+    <w:p>
+      <w:pPr>
+        <w:spacing w:after="40"/>
+        <w:ind w:left="317" w:hanging="173"/>
+      </w:pPr>
+      <w:r>
+        <w:rPr>
+          <w:b/>
+        </w:rPr>
+        <w:t xml:space="preserve">• </w:t>
+      </w:r>
+      <w:r>
+        <w:t>defamation, targeted harassment, or unlawful reputational harm;</w:t>
+      </w:r>
+    </w:p>
+    <w:p>
+      <w:pPr>
+        <w:spacing w:after="40"/>
+        <w:ind w:left="317" w:hanging="173"/>
+      </w:pPr>
+      <w:r>
+        <w:rPr>
+          <w:b/>
+        </w:rPr>
+        <w:t xml:space="preserve">• </w:t>
+      </w:r>
+      <w:r>
+        <w:t>religious proselytism or extremist ideological propaganda;</w:t>
+      </w:r>
+    </w:p>
+    <w:p>
+      <w:pPr>
+        <w:spacing w:after="40"/>
+        <w:ind w:left="317" w:hanging="173"/>
+      </w:pPr>
+      <w:r>
+        <w:rPr>
+          <w:b/>
+        </w:rPr>
+        <w:t xml:space="preserve">• </w:t>
+      </w:r>
+      <w:r>
+        <w:t>pedophilia, child sexual abuse material, or content that sexualizes minors;</w:t>
+      </w:r>
+    </w:p>
+    <w:p>
+      <w:pPr>
+        <w:spacing w:after="40"/>
+        <w:ind w:left="317" w:hanging="173"/>
+      </w:pPr>
+      <w:r>
+        <w:rPr>
+          <w:b/>
+        </w:rPr>
+        <w:t xml:space="preserve">• </w:t>
+      </w:r>
+      <w:r>
+        <w:t>terrorism-related content, support for terrorism, incitement to violence, or extremist propaganda;</w:t>
+      </w:r>
+    </w:p>
+    <w:p>
+      <w:pPr>
+        <w:spacing w:after="40"/>
+        <w:ind w:left="317" w:hanging="173"/>
+      </w:pPr>
+      <w:r>
+        <w:rPr>
+          <w:b/>
+        </w:rPr>
+        <w:t xml:space="preserve">• </w:t>
+      </w:r>
+      <w:r>
+        <w:t>instructions for unlawful violence, abuse, exploitation, or serious harm;</w:t>
+      </w:r>
+    </w:p>
+    <w:p>
+      <w:pPr>
+        <w:spacing w:after="40"/>
+        <w:ind w:left="317" w:hanging="173"/>
+      </w:pPr>
+      <w:r>
+        <w:rPr>
+          <w:b/>
+        </w:rPr>
+        <w:t xml:space="preserve">• </w:t>
+      </w:r>
+      <w:r>
+        <w:t>privacy violations, doxxing, or unauthorized identifiable sensitive personal data;</w:t>
+      </w:r>
+    </w:p>
+    <w:p>
+      <w:pPr>
+        <w:spacing w:after="40"/>
+        <w:ind w:left="317" w:hanging="173"/>
+      </w:pPr>
+      <w:r>
+        <w:rPr>
+          <w:b/>
+        </w:rPr>
+        <w:t xml:space="preserve">• </w:t>
+      </w:r>
+      <w:r>
+        <w:t>copyright-infringing or unlawfully reused material;</w:t>
+      </w:r>
+    </w:p>
+    <w:p>
+      <w:pPr>
+        <w:spacing w:after="40"/>
+        <w:ind w:left="317" w:hanging="173"/>
+      </w:pPr>
+      <w:r>
+        <w:rPr>
+          <w:b/>
+        </w:rPr>
+        <w:t xml:space="preserve">• </w:t>
+      </w:r>
+      <w:r>
+        <w:t>fabricated identity, fraudulent claims, or intentionally deceptive submission materials.</w:t>
+      </w:r>
+    </w:p>
+    <w:p>
+      <w:pPr>
+        <w:spacing w:after="60"/>
+        <w:ind w:left="173"/>
+      </w:pPr>
+      <w:r>
+        <w:rPr>
+          <w:b/>
+        </w:rPr>
+        <w:t xml:space="preserve">☐ </w:t>
+      </w:r>
+      <w:r>
+        <w:t>I confirm that the submitted work does not contain prohibited or unlawful content.</w:t>
+      </w:r>
+    </w:p>
+    <w:p>
+      <w:pPr>
+        <w:spacing w:after="60"/>
+        <w:ind w:left="173"/>
+      </w:pPr>
+      <w:r>
+        <w:rPr>
+          <w:b/>
+        </w:rPr>
+        <w:t xml:space="preserve">☐ </w:t>
+      </w:r>
+      <w:r>
+        <w:t>I understand that racism, discrimination, denigration, religious proselytism, pedophilia, child sexual abuse material, terrorism-related content, incitement to violence, extremist propaganda, and unlawful content may be rejected, removed, preserved as evidence, and reported to competent authorities.</w:t>
+      </w:r>
+    </w:p>
+    <w:p>
+      <w:pPr>
+        <w:spacing w:after="60"/>
+        <w:ind w:left="173"/>
+      </w:pPr>
+      <w:r>
+        <w:rPr>
+          <w:b/>
+        </w:rPr>
+        <w:t xml:space="preserve">☐ </w:t>
+      </w:r>
+      <w:r>
+        <w:t>I understand that GateBreakOpen may reject or remove content even after publication if serious issues are identified.</w:t>
+      </w:r>
+    </w:p>
+    <w:p>
+      <w:pPr>
+        <w:pStyle w:val="Heading1"/>
+      </w:pPr>
+      <w:r>
+        <w:rPr>
+          <w:color w:val="FF8C00"/>
+        </w:rPr>
+        <w:t>PART J - COMPLETE GATEBREAK POLICY</w:t>
+      </w:r>
+    </w:p>
+    <w:p>
+      <w:pPr>
+        <w:pStyle w:val="Heading2"/>
+      </w:pPr>
+      <w:r>
+        <w:rPr>
+          <w:color w:val="232323"/>
+        </w:rPr>
+        <w:t>J1. Nature of GateBreakOpen</w:t>
+      </w:r>
+    </w:p>
+    <w:p>
+      <w:pPr>
+        <w:spacing w:after="80"/>
+      </w:pPr>
+      <w:r>
+        <w:t>GateBreakOpen is an independent, zero-cost, online-only publishing platform for secondary, conceptual, methodological, educational, reflective, literature-based, theoretical, and non-interventional scholarly or scholarly-style works. GateBreakOpen is not a traditional peer-reviewed journal. GateBreakOpen is not a scientific validation body, university, accreditation agency, ethics committee, institutional review board, or certifying authority.</w:t>
+      </w:r>
+    </w:p>
+    <w:p>
+      <w:pPr>
+        <w:pStyle w:val="Heading2"/>
+      </w:pPr>
+      <w:r>
+        <w:rPr>
+          <w:color w:val="232323"/>
+        </w:rPr>
+        <w:t>J2. Scope of Accepted Contributions</w:t>
+      </w:r>
+    </w:p>
+    <w:p>
+      <w:pPr>
+        <w:spacing w:after="80"/>
+      </w:pPr>
+      <w:r>
+        <w:t>GateBreakOpen may consider eligible contributions such as articles, reviews, scoping reviews, narrative reviews, systematic reviews based on published literature, conceptual papers, theoretical papers, methodological papers, educational articles, commentaries, essays, open letters, notes, professional reflections, policy analyses, historical analyses, philosophical analyses, monographs, books, book chapters, thesis/dissertation-based contributions, and secondary analyses of public, anonymized, non-sensitive datasets.</w:t>
+      </w:r>
+    </w:p>
+    <w:p>
+      <w:pPr>
+        <w:spacing w:after="80"/>
+      </w:pPr>
+      <w:r>
+        <w:t>GateBreakOpen does not accept primary human research, primary animal research, active clinical research, active experimental research on human or animal subjects, identifiable sensitive data collection, or interventional studies.</w:t>
+      </w:r>
+    </w:p>
+    <w:p>
+      <w:pPr/>
+      <w:r>
+        <w:t>J2-BIS. Mandatory Data Availability Statement</w:t>
+      </w:r>
+    </w:p>
+    <w:p>
+      <w:pPr/>
+      <w:r>
+        <w:t>Every submission to GateBreakOpen must include a clear Data Availability Statement. The author must explain whether the work uses public data, published data, secondary sources, aggregate datasets, tables, figures, supplementary material, unpublished evidence, or no underlying dataset. The statement is mandatory even when no dataset exists or when data cannot be shared.</w:t>
+      </w:r>
+    </w:p>
+    <w:p>
+      <w:pPr/>
+      <w:r>
+        <w:t>Accepted options are: publicly available data; data available on request; data included in the article; data not shareable due to legal, privacy, confidentiality, contractual, ethical, institutional, copyright, third-party, security, or other legitimate restrictions; or not applicable when the work does not use datasets, raw data, statistical analyses, empirical materials, unpublished evidence, or data-based claims.</w:t>
+      </w:r>
+    </w:p>
+    <w:p>
+      <w:pPr/>
+      <w:r>
+        <w:t>The Data Availability Statement does not mean that GateBreakOpen verifies, validates, certifies, audits, or guarantees the data. Its purpose is to make the data status visible to readers and to require authors to declare whether their claims are supported by public, requestable, included, restricted, or non-applicable data. GateBreakOpen may refuse, delay, request revision, restrict, or remove submissions when the data statement is missing, inconsistent, misleading, unverifiable, incompatible with the manuscript, or used to conceal fabricated, unsafe, pseudoscientific, fringe, or materially unsupported claims.</w:t>
+      </w:r>
+    </w:p>
+    <w:p>
+      <w:pPr>
+        <w:pStyle w:val="Heading2"/>
+      </w:pPr>
+      <w:r>
+        <w:rPr>
+          <w:color w:val="232323"/>
+        </w:rPr>
+        <w:t>J3. No APC</w:t>
+      </w:r>
+    </w:p>
+    <w:p>
+      <w:pPr>
+        <w:spacing w:after="80"/>
+      </w:pPr>
+      <w:r>
+        <w:t>GateBreakOpen does not charge Article Processing Charges. Authors do not pay to submit, be considered, receive basic editorial handling, or publish eligible content on the platform. GateBreakOpen does not charge submission fees, publication fees, review fees, editorial handling fees, formatting fees, archiving fees, social-sharing fees, priority fees, fast-track fees, or visibility fees.</w:t>
+      </w:r>
+    </w:p>
+    <w:p>
+      <w:pPr>
+        <w:spacing w:after="80"/>
+      </w:pPr>
+      <w:r>
+        <w:t>GateBreakOpen does not apply APC because its purpose is to reduce economic barriers for authors and provide an independent online space for eligible secondary and non-interventional scholarly or scholarly-style work. Since publication is free, there is no paid acceptance, paid priority, paid promotion, paid review, or paid editorial advantage.</w:t>
+      </w:r>
+    </w:p>
+    <w:p>
+      <w:pPr>
+        <w:pStyle w:val="Heading2"/>
+      </w:pPr>
+      <w:r>
+        <w:rPr>
+          <w:color w:val="232323"/>
+        </w:rPr>
+        <w:t>J4. No Manipulation</w:t>
+      </w:r>
+    </w:p>
+    <w:p>
+      <w:pPr>
+        <w:spacing w:after="80"/>
+      </w:pPr>
+      <w:r>
+        <w:t>GateBreakOpen does not use publication, editorial handling, reference checks, formatting, or visibility as tools to manipulate manuscripts, citations, authors, readers, or third parties. GateBreakOpen does not create citation networks, inflate bibliographic visibility, promote preferred authors through reference pressure, or use publication to manipulate the visibility of specific authors, groups, organizations, institutions, or external interests.</w:t>
+      </w:r>
+    </w:p>
+    <w:p>
+      <w:pPr>
+        <w:spacing w:after="80"/>
+      </w:pPr>
+      <w:r>
+        <w:t>GateBreakOpen will never require authors to insert articles by other authors into the references as a condition for submission, acceptance, publication, visibility, or editorial support. References must be chosen by the author according to relevance, accuracy, truthfulness, and scholarly usefulness.</w:t>
+      </w:r>
+    </w:p>
+    <w:p>
+      <w:pPr>
+        <w:pStyle w:val="Heading2"/>
+      </w:pPr>
+      <w:r>
+        <w:rPr>
+          <w:color w:val="232323"/>
+        </w:rPr>
+        <w:t>J5. No Favoritism</w:t>
+      </w:r>
+    </w:p>
+    <w:p>
+      <w:pPr>
+        <w:spacing w:after="80"/>
+      </w:pPr>
+      <w:r>
+        <w:t>GateBreakOpen does not provide preferential treatment to authors, institutions, organizations, companies, groups, sponsors, funders, ideologies, movements, or external third parties. No external entity may use money, sponsorship, infrastructure, influence, status, organizational support, ideology, or personal relationship to obtain preferential treatment, publication priority, citation advantage, or visibility advantage.</w:t>
+      </w:r>
+    </w:p>
+    <w:p>
+      <w:pPr>
+        <w:spacing w:after="80"/>
+      </w:pPr>
+      <w:r>
+        <w:t>GateBreakOpen may request corrections only for formal, editorial, legal, ethical, bibliographic, technical, or policy-compliance reasons. GateBreakOpen does not request ad-hoc changes to favor third parties.</w:t>
+      </w:r>
+    </w:p>
+    <w:p>
+      <w:pPr>
+        <w:pStyle w:val="Heading2"/>
+      </w:pPr>
+      <w:r>
+        <w:rPr>
+          <w:color w:val="232323"/>
+        </w:rPr>
+        <w:t>J6. NO PEER REVIEW</w:t>
+      </w:r>
+    </w:p>
+    <w:p>
+      <w:pPr>
+        <w:spacing w:after="80"/>
+      </w:pPr>
+      <w:r>
+        <w:t>Peer review is a scholarly evaluation process in which external experts, usually from the same or a related field, assess a manuscript before publication. Traditional peer review may evaluate scientific validity, methodological strength, originality, interpretation, relevance, disciplinary contribution, and whether the work should be accepted, revised, or rejected.</w:t>
+      </w:r>
+    </w:p>
+    <w:p>
+      <w:pPr>
+        <w:spacing w:after="80"/>
+      </w:pPr>
+      <w:r>
+        <w:t>GateBreakOpen does not perform peer review. This choice is intentional. GateBreakOpen does not want to influence, redirect, weaken, strengthen, approve, reject, or reshape the author's independent ideas, interpretations, theoretical position, conclusions, or intellectual perspective through external evaluative pressure.</w:t>
+      </w:r>
+    </w:p>
+    <w:p>
+      <w:pPr>
+        <w:spacing w:after="80"/>
+      </w:pPr>
+      <w:r>
+        <w:t>GateBreakOpen may perform checklist-based quality assurance related to form, format, language, references, editorial guidelines, declarations, tables, figures, file organization, and basic consistency. These checks do not constitute peer review, scientific validation, methodological approval, academic certification, editorial endorsement, acceptance recommendation, rejection recommendation, or judgment on the author's ideas.</w:t>
+      </w:r>
+    </w:p>
+    <w:p>
+      <w:pPr>
+        <w:pStyle w:val="Heading2"/>
+      </w:pPr>
+      <w:r>
+        <w:rPr>
+          <w:color w:val="232323"/>
+        </w:rPr>
+        <w:t>J7. Editorial QA</w:t>
+      </w:r>
+    </w:p>
+    <w:p>
+      <w:pPr>
+        <w:spacing w:after="80"/>
+      </w:pPr>
+      <w:r>
+        <w:t>GateBreakOpen editorial QA concerns form and format: structure, layout, headings, reference formatting, table and figure numbering, declarations, file preparation, language clarity, and basic consistency. QA does not concern approval, rejection, endorsement, or validation of the author's free content.</w:t>
+      </w:r>
+    </w:p>
+    <w:p>
+      <w:pPr>
+        <w:spacing w:after="80"/>
+      </w:pPr>
+      <w:r>
+        <w:t>GateBreakOpen may ask authors to correct missing sections, incomplete author data, missing declarations, unclear references, missing in-text citations, incomplete figure/table descriptions, formatting issues, or language problems. These requests do not mean scientific review or endorsement.</w:t>
+      </w:r>
+    </w:p>
+    <w:p>
+      <w:pPr>
+        <w:pStyle w:val="Heading2"/>
+      </w:pPr>
+      <w:r>
+        <w:rPr>
+          <w:color w:val="232323"/>
+        </w:rPr>
+        <w:t>J8. Support Contributors</w:t>
+      </w:r>
+    </w:p>
+    <w:p>
+      <w:pPr>
+        <w:spacing w:after="80"/>
+      </w:pPr>
+      <w:r>
+        <w:t>GateBreakOpen may receive voluntary and unpaid support for reference checks, guideline checklist checks, language checks, formatting consistency, and basic editorial QA. Such support does not constitute peer review, scientific validation, methodological approval, academic certification, editorial endorsement, acceptance recommendation, rejection recommendation, or judgment on the author's independent ideas, interpretations, conclusions, theoretical position, or intellectual perspective.</w:t>
+      </w:r>
+    </w:p>
+    <w:p>
+      <w:pPr>
+        <w:spacing w:after="80"/>
+      </w:pPr>
+      <w:r>
+        <w:t>Support contributors are not peer reviewers. They do not approve, reject, validate, certify, or endorse manuscripts. Their role is limited to formal and editorial support.</w:t>
+      </w:r>
+    </w:p>
+    <w:p>
+      <w:pPr>
+        <w:pStyle w:val="Heading2"/>
+      </w:pPr>
+      <w:r>
+        <w:rPr>
+          <w:color w:val="232323"/>
+        </w:rPr>
+        <w:t>J9. Author Rights and License</w:t>
+      </w:r>
+    </w:p>
+    <w:p>
+      <w:pPr>
+        <w:spacing w:after="80"/>
+      </w:pPr>
+      <w:r>
+        <w:t>Unless otherwise stated, GateBreakOpen uses the Creative Commons Attribution-NonCommercial-NoDerivatives 4.0 International license where indicated as CC BY-NC-ND 4.0. This means that the published work may be shared with proper attribution, only for non-commercial purposes, and without distributing modified or derivative versions of the work.</w:t>
+      </w:r>
+    </w:p>
+    <w:p>
+      <w:pPr>
+        <w:spacing w:after="80"/>
+      </w:pPr>
+      <w:r>
+        <w:t>Authors retain responsibility for their work and must ensure that all materials can lawfully be published under the indicated conditions. The author must not submit materials that conflict with third-party rights, contractual obligations, institutional restrictions, confidentiality, privacy, or copyright obligations.</w:t>
+      </w:r>
+    </w:p>
+    <w:p>
+      <w:pPr>
+        <w:pStyle w:val="Heading2"/>
+      </w:pPr>
+      <w:r>
+        <w:rPr>
+          <w:color w:val="232323"/>
+        </w:rPr>
+        <w:t>J10. Publication, Correction, Suspension, and Removal</w:t>
+      </w:r>
+    </w:p>
+    <w:p>
+      <w:pPr>
+        <w:spacing w:after="80"/>
+      </w:pPr>
+      <w:r>
+        <w:t>GateBreakOpen may publish eligible content after submission checks. GateBreakOpen may also request correction, suspend access, remove content, add notices, reject content, or decline publication if the material is incomplete, unlawful, unsafe, outside scope, policy-inconsistent, misleading, abusive, or subject to credible complaint.</w:t>
+      </w:r>
+    </w:p>
+    <w:p>
+      <w:pPr>
+        <w:spacing w:after="80"/>
+      </w:pPr>
+      <w:r>
+        <w:t>GateBreakOpen may receive reports concerning copyright infringement, privacy, plagiarism, fabricated or manipulated data, defamatory content, racist or discriminatory content, hate speech, terrorism-related content, incitement to violence, extremist propaganda, proselytism, unlawful content, or other serious issues.</w:t>
+      </w:r>
+    </w:p>
+    <w:p>
+      <w:pPr>
+        <w:pStyle w:val="Heading2"/>
+      </w:pPr>
+      <w:r>
+        <w:rPr>
+          <w:color w:val="232323"/>
+        </w:rPr>
+        <w:t>J11. Reports and Removal Requests</w:t>
+      </w:r>
+    </w:p>
+    <w:p>
+      <w:pPr>
+        <w:spacing w:after="80"/>
+      </w:pPr>
+      <w:r>
+        <w:t>Reports and removal requests should be sent to submission@gatebreakopen.org with the subject line GateBreakOpen Report / Removal Request. Reports should include article title or link, explanation, contact email, evidence where available, and requested action.</w:t>
+      </w:r>
+    </w:p>
+    <w:p>
+      <w:pPr>
+        <w:spacing w:after="80"/>
+      </w:pPr>
+      <w:r>
+        <w:t>GateBreakOpen may review the report, contact the author, request clarification, temporarily suspend access, add a notice, request correction, remove content, or reject reports that are abusive, unfounded, bad-faith, or insufficiently documented.</w:t>
+      </w:r>
+    </w:p>
+    <w:p>
+      <w:pPr>
+        <w:pStyle w:val="Heading2"/>
+      </w:pPr>
+      <w:r>
+        <w:rPr>
+          <w:color w:val="232323"/>
+        </w:rPr>
+        <w:t>J12. Limitations and No Warranty</w:t>
+      </w:r>
+    </w:p>
+    <w:p>
+      <w:pPr>
+        <w:spacing w:after="80"/>
+      </w:pPr>
+      <w:r>
+        <w:t>GateBreakOpen provides an independent online publishing space but does not guarantee indexing, citation, academic recognition, career recognition, institutional acceptance, scientific impact, legal outcome, permanent availability, or absence of future correction/removal requests. GateBreakOpen does not provide legal, medical, clinical, financial, professional, academic, or scientific advice.</w:t>
+      </w:r>
+    </w:p>
+    <w:p>
+      <w:pPr>
+        <w:spacing w:after="80"/>
+      </w:pPr>
+      <w:r>
+        <w:t>Publication on GateBreakOpen must not be presented as peer-reviewed publication, scientific validation, official certification, institutional endorsement, or formal academic approval.</w:t>
+      </w:r>
+    </w:p>
+    <w:p>
+      <w:pPr>
+        <w:pStyle w:val="Heading1"/>
+      </w:pPr>
+      <w:r>
+        <w:rPr>
+          <w:color w:val="FF8C00"/>
+        </w:rPr>
+        <w:t>PART K - AUTHOR FINAL ACCEPTANCE</w:t>
+      </w:r>
+    </w:p>
+    <w:p>
+      <w:pPr>
+        <w:spacing w:after="60"/>
+        <w:ind w:left="173"/>
+      </w:pPr>
+      <w:r>
+        <w:rPr>
+          <w:b/>
+        </w:rPr>
+        <w:t xml:space="preserve">☐ </w:t>
+      </w:r>
+      <w:r>
+        <w:t>I have read and understood the complete GateBreakOpen policy included in this form.</w:t>
+      </w:r>
+    </w:p>
+    <w:p>
+      <w:pPr>
+        <w:spacing w:after="60"/>
+        <w:ind w:left="173"/>
+      </w:pPr>
+      <w:r>
+        <w:rPr>
+          <w:b/>
+        </w:rPr>
+        <w:t xml:space="preserve">☐ </w:t>
+      </w:r>
+      <w:r>
+        <w:t>I accept GateBreakOpen's No APC policy.</w:t>
+      </w:r>
+    </w:p>
+    <w:p>
+      <w:pPr>
+        <w:spacing w:after="60"/>
+        <w:ind w:left="173"/>
+      </w:pPr>
+      <w:r>
+        <w:rPr>
+          <w:b/>
+        </w:rPr>
+        <w:t xml:space="preserve">☐ </w:t>
+      </w:r>
+      <w:r>
+        <w:t>I accept GateBreakOpen's No Manipulation policy.</w:t>
+      </w:r>
+    </w:p>
+    <w:p>
+      <w:pPr>
+        <w:spacing w:after="60"/>
+        <w:ind w:left="173"/>
+      </w:pPr>
+      <w:r>
+        <w:rPr>
+          <w:b/>
+        </w:rPr>
+        <w:t xml:space="preserve">☐ </w:t>
+      </w:r>
+      <w:r>
+        <w:t>I accept GateBreakOpen's No Favoritism policy.</w:t>
+      </w:r>
+    </w:p>
+    <w:p>
+      <w:pPr>
+        <w:spacing w:after="60"/>
+        <w:ind w:left="173"/>
+      </w:pPr>
+      <w:r>
+        <w:rPr>
+          <w:b/>
+        </w:rPr>
+        <w:t xml:space="preserve">☐ </w:t>
+      </w:r>
+      <w:r>
+        <w:t>I understand and accept that GateBreakOpen does not perform peer review.</w:t>
+      </w:r>
+    </w:p>
+    <w:p>
+      <w:pPr>
+        <w:spacing w:after="60"/>
+        <w:ind w:left="173"/>
+      </w:pPr>
+      <w:r>
+        <w:rPr>
+          <w:b/>
+        </w:rPr>
+        <w:t xml:space="preserve">☐ </w:t>
+      </w:r>
+      <w:r>
+        <w:t>I understand and accept that GateBreakOpen may perform only formal, language, reference, guideline, and format QA.</w:t>
+      </w:r>
+    </w:p>
+    <w:p>
+      <w:pPr>
+        <w:spacing w:after="60"/>
+        <w:ind w:left="173"/>
+      </w:pPr>
+      <w:r>
+        <w:rPr>
+          <w:b/>
+        </w:rPr>
+        <w:t xml:space="preserve">☐ </w:t>
+      </w:r>
+      <w:r>
+        <w:t>I accept GateBreakOpen's author responsibility rules.</w:t>
+      </w:r>
+    </w:p>
+    <w:p>
+      <w:pPr>
+        <w:spacing w:after="60"/>
+        <w:ind w:left="173"/>
+      </w:pPr>
+      <w:r>
+        <w:rPr>
+          <w:b/>
+        </w:rPr>
+        <w:t xml:space="preserve">☐ </w:t>
+      </w:r>
+      <w:r>
+        <w:t>I accept GateBreakOpen's privacy and personal data processing conditions.</w:t>
+      </w:r>
+    </w:p>
+    <w:p>
+      <w:pPr>
+        <w:spacing w:after="60"/>
+        <w:ind w:left="173"/>
+      </w:pPr>
+      <w:r>
+        <w:rPr>
+          <w:b/>
+        </w:rPr>
+        <w:t xml:space="preserve">☐ </w:t>
+      </w:r>
+      <w:r>
+        <w:t>I accept GateBreakOpen's prohibited content rules.</w:t>
+      </w:r>
+    </w:p>
+    <w:p>
+      <w:pPr>
+        <w:spacing w:after="60"/>
+        <w:ind w:left="173"/>
+      </w:pPr>
+      <w:r>
+        <w:rPr>
+          <w:b/>
+        </w:rPr>
+        <w:t xml:space="preserve">☐ </w:t>
+      </w:r>
+      <w:r>
+        <w:t>I accept GateBreakOpen's reporting, correction, suspension, and removal policy.</w:t>
+      </w:r>
+    </w:p>
+    <w:p>
+      <w:pPr>
+        <w:spacing w:after="60"/>
+        <w:ind w:left="173"/>
+      </w:pPr>
+      <w:r>
+        <w:rPr>
+          <w:b/>
+        </w:rPr>
+        <w:t xml:space="preserve">☐ </w:t>
+      </w:r>
+      <w:r>
+        <w:t>I confirm that all information provided in this form is true and complete to the best of my knowledge.</w:t>
+      </w:r>
+    </w:p>
+    <w:p>
+      <w:pPr/>
+      <w:r>
+        <w:t>☐ I confirm that the Data Availability Statement is true, complete, and compatible with the submitted work.</w:t>
+      </w:r>
+    </w:p>
+    <w:p>
+      <w:pPr>
+        <w:pStyle w:val="Heading2"/>
+      </w:pPr>
+      <w:r>
+        <w:rPr>
+          <w:color w:val="232323"/>
+        </w:rPr>
+        <w:t>Author Signature for Publication, Privacy, and Full Policy Acceptance</w:t>
+      </w:r>
+    </w:p>
+    <w:tbl>
+      <w:tblPr>
+        <w:tblStyle w:val="TableGrid"/>
+        <w:tblW w:type="auto" w:w="0"/>
+        <w:jc w:val="center"/>
+        <w:tblLook w:firstColumn="1" w:firstRow="1" w:lastColumn="0" w:lastRow="0" w:noHBand="0" w:noVBand="1" w:val="04A0"/>
+      </w:tblPr>
+      <w:tblGrid>
+        <w:gridCol w:w="5083"/>
+        <w:gridCol w:w="5083"/>
+      </w:tblGrid>
+      <w:tr>
+        <w:tc>
+          <w:tcPr>
+            <w:tcW w:type="dxa" w:w="5083"/>
+            <w:vAlign w:val="center"/>
+            <w:shd w:fill="F2F2F2"/>
+          </w:tcPr>
+          <w:p>
+            <w:r/>
+            <w:r>
+              <w:rPr>
+                <w:rFonts w:ascii="Arial" w:hAnsi="Arial"/>
+                <w:b/>
+                <w:sz w:val="18"/>
+              </w:rPr>
+              <w:t>Full Name</w:t>
+            </w:r>
+          </w:p>
+        </w:tc>
+        <w:tc>
+          <w:tcPr>
+            <w:tcW w:type="dxa" w:w="5083"/>
+            <w:vAlign w:val="center"/>
+          </w:tcPr>
+          <w:p>
+            <w:r/>
+            <w:r>
+              <w:rPr>
+                <w:rFonts w:ascii="Arial" w:hAnsi="Arial"/>
+                <w:b w:val="0"/>
+                <w:sz w:val="18"/>
+              </w:rPr>
+            </w:r>
+          </w:p>
+        </w:tc>
+      </w:tr>
+      <w:tr>
+        <w:tc>
+          <w:tcPr>
+            <w:tcW w:type="dxa" w:w="5083"/>
+            <w:vAlign w:val="center"/>
+            <w:shd w:fill="F2F2F2"/>
+          </w:tcPr>
+          <w:p>
+            <w:r/>
+            <w:r>
+              <w:rPr>
+                <w:rFonts w:ascii="Arial" w:hAnsi="Arial"/>
+                <w:b/>
+                <w:sz w:val="18"/>
+              </w:rPr>
+              <w:t>Date</w:t>
+            </w:r>
+          </w:p>
+        </w:tc>
+        <w:tc>
+          <w:tcPr>
+            <w:tcW w:type="dxa" w:w="5083"/>
+            <w:vAlign w:val="center"/>
+          </w:tcPr>
+          <w:p>
+            <w:r/>
+            <w:r>
+              <w:rPr>
+                <w:rFonts w:ascii="Arial" w:hAnsi="Arial"/>
+                <w:b w:val="0"/>
+                <w:sz w:val="18"/>
+              </w:rPr>
+            </w:r>
+          </w:p>
+        </w:tc>
+      </w:tr>
+      <w:tr>
+        <w:tc>
+          <w:tcPr>
+            <w:tcW w:type="dxa" w:w="5083"/>
+            <w:vAlign w:val="center"/>
+            <w:shd w:fill="F2F2F2"/>
+          </w:tcPr>
+          <w:p>
+            <w:r/>
+            <w:r>
+              <w:rPr>
+                <w:rFonts w:ascii="Arial" w:hAnsi="Arial"/>
+                <w:b/>
+                <w:sz w:val="18"/>
               </w:rPr>
               <w:t>Signature</w:t>
             </w:r>
@@ -2936,63 +4083,201 @@
         </w:tc>
         <w:tc>
           <w:tcPr>
-            <w:tcW w:type="dxa" w:w="5184"/>
+            <w:tcW w:type="dxa" w:w="5083"/>
+            <w:vAlign w:val="center"/>
           </w:tcPr>
           <w:p>
+            <w:r/>
             <w:r>
-              <w:br/>
+              <w:rPr>
+                <w:rFonts w:ascii="Arial" w:hAnsi="Arial"/>
+                <w:b w:val="0"/>
+                <w:sz w:val="18"/>
+              </w:rPr>
             </w:r>
           </w:p>
         </w:tc>
       </w:tr>
     </w:tbl>
-    <w:p/>
+    <w:p>
+      <w:r/>
+    </w:p>
+    <w:p>
+      <w:pPr>
+        <w:pStyle w:val="Heading1"/>
+      </w:pPr>
+      <w:r>
+        <w:rPr>
+          <w:color w:val="FF8C00"/>
+        </w:rPr>
+        <w:t>PART L - FINAL POLICY SIGNATURE</w:t>
+      </w:r>
+    </w:p>
+    <w:p>
+      <w:pPr>
+        <w:spacing w:after="80"/>
+      </w:pPr>
+      <w:r>
+        <w:t>This second signature confirms that the author specifically accepts the complete policy text contained in Part J of this document.</w:t>
+      </w:r>
+    </w:p>
+    <w:p>
+      <w:pPr>
+        <w:spacing w:after="60"/>
+        <w:ind w:left="173"/>
+      </w:pPr>
+      <w:r>
+        <w:rPr>
+          <w:b/>
+        </w:rPr>
+        <w:t xml:space="preserve">☐ </w:t>
+      </w:r>
+      <w:r>
+        <w:t>I specifically accept the complete GateBreakOpen policy text contained in Part J.</w:t>
+      </w:r>
+    </w:p>
+    <w:p>
+      <w:pPr>
+        <w:pStyle w:val="Heading2"/>
+      </w:pPr>
+      <w:r>
+        <w:rPr>
+          <w:color w:val="232323"/>
+        </w:rPr>
+        <w:t>Final Policy Signature</w:t>
+      </w:r>
+    </w:p>
+    <w:tbl>
+      <w:tblPr>
+        <w:tblStyle w:val="TableGrid"/>
+        <w:tblW w:type="auto" w:w="0"/>
+        <w:jc w:val="center"/>
+        <w:tblLook w:firstColumn="1" w:firstRow="1" w:lastColumn="0" w:lastRow="0" w:noHBand="0" w:noVBand="1" w:val="04A0"/>
+      </w:tblPr>
+      <w:tblGrid>
+        <w:gridCol w:w="5083"/>
+        <w:gridCol w:w="5083"/>
+      </w:tblGrid>
+      <w:tr>
+        <w:tc>
+          <w:tcPr>
+            <w:tcW w:type="dxa" w:w="5083"/>
+            <w:vAlign w:val="center"/>
+            <w:shd w:fill="F2F2F2"/>
+          </w:tcPr>
+          <w:p>
+            <w:r/>
+            <w:r>
+              <w:rPr>
+                <w:rFonts w:ascii="Arial" w:hAnsi="Arial"/>
+                <w:b/>
+                <w:sz w:val="18"/>
+              </w:rPr>
+              <w:t>Full Name</w:t>
+            </w:r>
+          </w:p>
+        </w:tc>
+        <w:tc>
+          <w:tcPr>
+            <w:tcW w:type="dxa" w:w="5083"/>
+            <w:vAlign w:val="center"/>
+          </w:tcPr>
+          <w:p>
+            <w:r/>
+            <w:r>
+              <w:rPr>
+                <w:rFonts w:ascii="Arial" w:hAnsi="Arial"/>
+                <w:b w:val="0"/>
+                <w:sz w:val="18"/>
+              </w:rPr>
+            </w:r>
+          </w:p>
+        </w:tc>
+      </w:tr>
+      <w:tr>
+        <w:tc>
+          <w:tcPr>
+            <w:tcW w:type="dxa" w:w="5083"/>
+            <w:vAlign w:val="center"/>
+            <w:shd w:fill="F2F2F2"/>
+          </w:tcPr>
+          <w:p>
+            <w:r/>
+            <w:r>
+              <w:rPr>
+                <w:rFonts w:ascii="Arial" w:hAnsi="Arial"/>
+                <w:b/>
+                <w:sz w:val="18"/>
+              </w:rPr>
+              <w:t>Date</w:t>
+            </w:r>
+          </w:p>
+        </w:tc>
+        <w:tc>
+          <w:tcPr>
+            <w:tcW w:type="dxa" w:w="5083"/>
+            <w:vAlign w:val="center"/>
+          </w:tcPr>
+          <w:p>
+            <w:r/>
+            <w:r>
+              <w:rPr>
+                <w:rFonts w:ascii="Arial" w:hAnsi="Arial"/>
+                <w:b w:val="0"/>
+                <w:sz w:val="18"/>
+              </w:rPr>
+            </w:r>
+          </w:p>
+        </w:tc>
+      </w:tr>
+      <w:tr>
+        <w:tc>
+          <w:tcPr>
+            <w:tcW w:type="dxa" w:w="5083"/>
+            <w:vAlign w:val="center"/>
+            <w:shd w:fill="F2F2F2"/>
+          </w:tcPr>
+          <w:p>
+            <w:r/>
+            <w:r>
+              <w:rPr>
+                <w:rFonts w:ascii="Arial" w:hAnsi="Arial"/>
+                <w:b/>
+                <w:sz w:val="18"/>
+              </w:rPr>
+              <w:t>Signature</w:t>
+            </w:r>
+          </w:p>
+        </w:tc>
+        <w:tc>
+          <w:tcPr>
+            <w:tcW w:type="dxa" w:w="5083"/>
+            <w:vAlign w:val="center"/>
+          </w:tcPr>
+          <w:p>
+            <w:r/>
+            <w:r>
+              <w:rPr>
+                <w:rFonts w:ascii="Arial" w:hAnsi="Arial"/>
+                <w:b w:val="0"/>
+                <w:sz w:val="18"/>
+              </w:rPr>
+            </w:r>
+          </w:p>
+        </w:tc>
+      </w:tr>
+    </w:tbl>
+    <w:p>
+      <w:r/>
+    </w:p>
     <w:sectPr>
-      <w:headerReference w:type="default" r:id="rId9"/>
-      <w:footerReference w:type="default" r:id="rId10"/>
       <w:pgSz w:w="12240" w:h="15840"/>
-      <w:pgMar w:top="792" w:right="936" w:bottom="792" w:left="936" w:header="720" w:footer="720" w:gutter="0"/>
+      <w:pgMar w:top="893" w:right="1037" w:bottom="893" w:left="1037" w:header="720" w:footer="720" w:gutter="0"/>
       <w:cols w:space="720"/>
       <w:docGrid w:linePitch="360"/>
     </w:sectPr>
   </w:body>
 </w:document>
-</file>
-
-<file path=word/footer1.xml><?xml version="1.0" encoding="utf-8"?>
-<w:ftr xmlns:m="http://schemas.openxmlformats.org/officeDocument/2006/math" xmlns:mc="http://schemas.openxmlformats.org/markup-compatibility/2006" xmlns:mo="http://schemas.microsoft.com/office/mac/office/2008/main" xmlns:mv="urn:schemas-microsoft-com:mac:vml" xmlns:o="urn:schemas-microsoft-com:office:office" xmlns:r="http://schemas.openxmlformats.org/officeDocument/2006/relationships" xmlns:v="urn:schemas-microsoft-com:vml" xmlns:w10="urn:schemas-microsoft-com:office:word" xmlns:w14="http://schemas.microsoft.com/office/word/2010/wordml" xmlns:w="http://schemas.openxmlformats.org/wordprocessingml/2006/main" xmlns:wne="http://schemas.microsoft.com/office/word/2006/wordml" xmlns:wp14="http://schemas.microsoft.com/office/word/2010/wordprocessingDrawing" xmlns:wp="http://schemas.openxmlformats.org/drawingml/2006/wordprocessingDrawing" xmlns:wpc="http://schemas.microsoft.com/office/word/2010/wordprocessingCanvas" xmlns:wpg="http://schemas.microsoft.com/office/word/2010/wordprocessingGroup" xmlns:wpi="http://schemas.microsoft.com/office/word/2010/wordprocessingInk" xmlns:wps="http://schemas.microsoft.com/office/word/2010/wordprocessingShape" mc:Ignorable="w14 wp14">
-  <w:p>
-    <w:pPr>
-      <w:pStyle w:val="Footer"/>
-      <w:jc w:val="center"/>
-    </w:pPr>
-    <w:r>
-      <w:rPr>
-        <w:color w:val="646464"/>
-        <w:sz w:val="16"/>
-      </w:rPr>
-      <w:t>Complete form to be completed, dated, signed, and returned to submission@gatebreakopen.org</w:t>
-    </w:r>
-  </w:p>
-</w:ftr>
-</file>
-
-<file path=word/header1.xml><?xml version="1.0" encoding="utf-8"?>
-<w:hdr xmlns:m="http://schemas.openxmlformats.org/officeDocument/2006/math" xmlns:mc="http://schemas.openxmlformats.org/markup-compatibility/2006" xmlns:mo="http://schemas.microsoft.com/office/mac/office/2008/main" xmlns:mv="urn:schemas-microsoft-com:mac:vml" xmlns:o="urn:schemas-microsoft-com:office:office" xmlns:r="http://schemas.openxmlformats.org/officeDocument/2006/relationships" xmlns:v="urn:schemas-microsoft-com:vml" xmlns:w10="urn:schemas-microsoft-com:office:word" xmlns:w14="http://schemas.microsoft.com/office/word/2010/wordml" xmlns:w="http://schemas.openxmlformats.org/wordprocessingml/2006/main" xmlns:wne="http://schemas.microsoft.com/office/word/2006/wordml" xmlns:wp14="http://schemas.microsoft.com/office/word/2010/wordprocessingDrawing" xmlns:wp="http://schemas.openxmlformats.org/drawingml/2006/wordprocessingDrawing" xmlns:wpc="http://schemas.microsoft.com/office/word/2010/wordprocessingCanvas" xmlns:wpg="http://schemas.microsoft.com/office/word/2010/wordprocessingGroup" xmlns:wpi="http://schemas.microsoft.com/office/word/2010/wordprocessingInk" xmlns:wps="http://schemas.microsoft.com/office/word/2010/wordprocessingShape" mc:Ignorable="w14 wp14">
-  <w:p>
-    <w:pPr>
-      <w:pStyle w:val="Header"/>
-      <w:jc w:val="center"/>
-    </w:pPr>
-    <w:r>
-      <w:rPr>
-        <w:color w:val="646464"/>
-        <w:sz w:val="16"/>
-      </w:rPr>
-      <w:t>GateBreakOpen - Free Minds, Open Pages | Complete Publication, Privacy, and Full Policy Acceptance Form</w:t>
-    </w:r>
-  </w:p>
-</w:hdr>
 </file>
 
 <file path=word/numbering.xml><?xml version="1.0" encoding="utf-8"?>
@@ -3358,11 +4643,8 @@
     <w:name w:val="Normal"/>
     <w:qFormat/>
     <w:rsid w:val="00FC693F"/>
-    <w:pPr>
-      <w:spacing w:after="80" w:line="252" w:lineRule="auto"/>
-    </w:pPr>
     <w:rPr>
-      <w:rFonts w:ascii="Arial" w:hAnsi="Arial" w:eastAsia="Arial"/>
+      <w:rFonts w:ascii="Arial" w:hAnsi="Arial"/>
       <w:sz w:val="18"/>
     </w:rPr>
   </w:style>
@@ -3425,11 +4707,11 @@
       <w:outlineLvl w:val="0"/>
     </w:pPr>
     <w:rPr>
-      <w:rFonts w:asciiTheme="majorHAnsi" w:eastAsiaTheme="majorEastAsia" w:hAnsiTheme="majorHAnsi" w:cstheme="majorBidi" w:ascii="Arial" w:hAnsi="Arial" w:eastAsia="Arial"/>
+      <w:rFonts w:asciiTheme="majorHAnsi" w:eastAsiaTheme="majorEastAsia" w:hAnsiTheme="majorHAnsi" w:cstheme="majorBidi" w:ascii="Arial" w:hAnsi="Arial"/>
       <w:b/>
       <w:bCs/>
-      <w:color w:val="C96A00"/>
-      <w:sz w:val="26"/>
+      <w:color w:val="365F91" w:themeColor="accent1" w:themeShade="BF"/>
+      <w:sz w:val="28"/>
       <w:szCs w:val="28"/>
     </w:rPr>
   </w:style>
@@ -3449,11 +4731,11 @@
       <w:outlineLvl w:val="1"/>
     </w:pPr>
     <w:rPr>
-      <w:rFonts w:asciiTheme="majorHAnsi" w:eastAsiaTheme="majorEastAsia" w:hAnsiTheme="majorHAnsi" w:cstheme="majorBidi" w:ascii="Arial" w:hAnsi="Arial" w:eastAsia="Arial"/>
+      <w:rFonts w:asciiTheme="majorHAnsi" w:eastAsiaTheme="majorEastAsia" w:hAnsiTheme="majorHAnsi" w:cstheme="majorBidi" w:ascii="Arial" w:hAnsi="Arial"/>
       <w:b/>
       <w:bCs/>
-      <w:color w:val="C96A00"/>
-      <w:sz w:val="22"/>
+      <w:color w:val="4F81BD" w:themeColor="accent1"/>
+      <w:sz w:val="23"/>
       <w:szCs w:val="26"/>
     </w:rPr>
   </w:style>
@@ -3473,11 +4755,11 @@
       <w:outlineLvl w:val="2"/>
     </w:pPr>
     <w:rPr>
-      <w:rFonts w:asciiTheme="majorHAnsi" w:eastAsiaTheme="majorEastAsia" w:hAnsiTheme="majorHAnsi" w:cstheme="majorBidi" w:ascii="Arial" w:hAnsi="Arial" w:eastAsia="Arial"/>
+      <w:rFonts w:asciiTheme="majorHAnsi" w:eastAsiaTheme="majorEastAsia" w:hAnsiTheme="majorHAnsi" w:cstheme="majorBidi" w:ascii="Arial" w:hAnsi="Arial"/>
       <w:b/>
       <w:bCs/>
-      <w:color w:val="C96A00"/>
-      <w:sz w:val="20"/>
+      <w:color w:val="4F81BD" w:themeColor="accent1"/>
+      <w:sz w:val="21"/>
     </w:rPr>
   </w:style>
   <w:style w:type="paragraph" w:styleId="Heading4">
@@ -3715,12 +4997,11 @@
       <w:contextualSpacing/>
     </w:pPr>
     <w:rPr>
-      <w:rFonts w:asciiTheme="majorHAnsi" w:eastAsiaTheme="majorEastAsia" w:hAnsiTheme="majorHAnsi" w:cstheme="majorBidi" w:ascii="Arial" w:hAnsi="Arial" w:eastAsia="Arial"/>
-      <w:b/>
-      <w:color w:val="C96A00"/>
+      <w:rFonts w:asciiTheme="majorHAnsi" w:eastAsiaTheme="majorEastAsia" w:hAnsiTheme="majorHAnsi" w:cstheme="majorBidi" w:ascii="Arial" w:hAnsi="Arial"/>
+      <w:color w:val="17365D" w:themeColor="text2" w:themeShade="BF"/>
       <w:spacing w:val="5"/>
       <w:kern w:val="28"/>
-      <w:sz w:val="36"/>
+      <w:sz w:val="52"/>
       <w:szCs w:val="52"/>
     </w:rPr>
   </w:style>
